--- a/Documentacion Panel CS/Documentacion Panel CS.docx
+++ b/Documentacion Panel CS/Documentacion Panel CS.docx
@@ -5652,7 +5652,25 @@
           <w:sz w:val="24"/>
           <w:szCs w:val="24"/>
         </w:rPr>
-        <w:t xml:space="preserve"> Mejorar la arquitectura de procesamiento en segundo plano para manejar colas de destinatarios de forma asíncrona, controlando la tasa de peticiones (throttling) para evitar bloqueos por parte de los servidores de Meta durante las campañas masivas.</w:t>
+        <w:t xml:space="preserve"> Mejorar la arquitectura de procesamiento en segundo plano para manejar colas de destinatarios de forma asíncrona, controlando la tasa de peticiones (</w:t>
+      </w:r>
+      <w:proofErr w:type="spellStart"/>
+      <w:r>
+        <w:rPr>
+          <w:rFonts w:cstheme="minorHAnsi"/>
+          <w:sz w:val="24"/>
+          <w:szCs w:val="24"/>
+        </w:rPr>
+        <w:t>throttling</w:t>
+      </w:r>
+      <w:proofErr w:type="spellEnd"/>
+      <w:r>
+        <w:rPr>
+          <w:rFonts w:cstheme="minorHAnsi"/>
+          <w:sz w:val="24"/>
+          <w:szCs w:val="24"/>
+        </w:rPr>
+        <w:t>) para evitar bloqueos por parte de los servidores de Meta durante las campañas masivas.</w:t>
       </w:r>
     </w:p>
     <w:p>
@@ -5685,7 +5703,25 @@
           <w:sz w:val="24"/>
           <w:szCs w:val="24"/>
         </w:rPr>
-        <w:t xml:space="preserve"> Implementar un sistema de sincronización automática de plantillas aprobadas por Meta y la inyección de variables dinámicas (como nombres o enlaces) para hiper-personalizar la comunicación masiva.</w:t>
+        <w:t xml:space="preserve"> Implementar un sistema de sincronización automática de plantillas aprobadas por Meta y la inyección de variables dinámicas (como nombres o enlaces) para </w:t>
+      </w:r>
+      <w:proofErr w:type="spellStart"/>
+      <w:r>
+        <w:rPr>
+          <w:rFonts w:cstheme="minorHAnsi"/>
+          <w:sz w:val="24"/>
+          <w:szCs w:val="24"/>
+        </w:rPr>
+        <w:t>hiper-personalizar</w:t>
+      </w:r>
+      <w:proofErr w:type="spellEnd"/>
+      <w:r>
+        <w:rPr>
+          <w:rFonts w:cstheme="minorHAnsi"/>
+          <w:sz w:val="24"/>
+          <w:szCs w:val="24"/>
+        </w:rPr>
+        <w:t xml:space="preserve"> la comunicación masiva.</w:t>
       </w:r>
     </w:p>
     <w:p>
@@ -5836,7 +5872,47 @@
           <w:szCs w:val="24"/>
           <w:lang w:eastAsia="es-MX"/>
         </w:rPr>
-        <w:t>El desarrollo se enfoca exclusivamente en el ecosistema web, compuesto por un panel de control interactivo en el frontend (interfaz de usuario) y un motor de procesamiento ligero en el backend (servidor).</w:t>
+        <w:t xml:space="preserve">El desarrollo se enfoca exclusivamente en el ecosistema web, compuesto por un panel de control interactivo en el </w:t>
+      </w:r>
+      <w:proofErr w:type="spellStart"/>
+      <w:r>
+        <w:rPr>
+          <w:rFonts w:eastAsia="Times New Roman" w:cstheme="minorHAnsi"/>
+          <w:sz w:val="24"/>
+          <w:szCs w:val="24"/>
+          <w:lang w:eastAsia="es-MX"/>
+        </w:rPr>
+        <w:t>frontend</w:t>
+      </w:r>
+      <w:proofErr w:type="spellEnd"/>
+      <w:r>
+        <w:rPr>
+          <w:rFonts w:eastAsia="Times New Roman" w:cstheme="minorHAnsi"/>
+          <w:sz w:val="24"/>
+          <w:szCs w:val="24"/>
+          <w:lang w:eastAsia="es-MX"/>
+        </w:rPr>
+        <w:t xml:space="preserve"> (interfaz de usuario) y un motor de procesamiento ligero en el </w:t>
+      </w:r>
+      <w:proofErr w:type="spellStart"/>
+      <w:r>
+        <w:rPr>
+          <w:rFonts w:eastAsia="Times New Roman" w:cstheme="minorHAnsi"/>
+          <w:sz w:val="24"/>
+          <w:szCs w:val="24"/>
+          <w:lang w:eastAsia="es-MX"/>
+        </w:rPr>
+        <w:t>backend</w:t>
+      </w:r>
+      <w:proofErr w:type="spellEnd"/>
+      <w:r>
+        <w:rPr>
+          <w:rFonts w:eastAsia="Times New Roman" w:cstheme="minorHAnsi"/>
+          <w:sz w:val="24"/>
+          <w:szCs w:val="24"/>
+          <w:lang w:eastAsia="es-MX"/>
+        </w:rPr>
+        <w:t xml:space="preserve"> (servidor).</w:t>
       </w:r>
     </w:p>
     <w:p>
@@ -5958,7 +6034,27 @@
           <w:szCs w:val="24"/>
           <w:lang w:eastAsia="es-MX"/>
         </w:rPr>
-        <w:t xml:space="preserve"> Interfaz dedicada para el envío de mensajes uno a uno. Permitirá adjuntar documentos (PDF, archivos comprimidos ZIP o imágenes), seleccionar al destinatario desde la base de datos, e inyectar variables automáticas (como el nombre del cliente o enlaces) dentro de plantillas pre-aprobadas.</w:t>
+        <w:t xml:space="preserve"> Interfaz dedicada para el envío de mensajes uno a uno. Permitirá adjuntar documentos (PDF, archivos comprimidos ZIP o imágenes), seleccionar al destinatario desde la base de datos, e inyectar variables automáticas (como el nombre del cliente o enlaces) dentro de plantillas </w:t>
+      </w:r>
+      <w:proofErr w:type="spellStart"/>
+      <w:r>
+        <w:rPr>
+          <w:rFonts w:eastAsia="Times New Roman" w:cstheme="minorHAnsi"/>
+          <w:sz w:val="24"/>
+          <w:szCs w:val="24"/>
+          <w:lang w:eastAsia="es-MX"/>
+        </w:rPr>
+        <w:t>pre-aprobadas</w:t>
+      </w:r>
+      <w:proofErr w:type="spellEnd"/>
+      <w:r>
+        <w:rPr>
+          <w:rFonts w:eastAsia="Times New Roman" w:cstheme="minorHAnsi"/>
+          <w:sz w:val="24"/>
+          <w:szCs w:val="24"/>
+          <w:lang w:eastAsia="es-MX"/>
+        </w:rPr>
+        <w:t>.</w:t>
       </w:r>
     </w:p>
     <w:p>
@@ -5994,7 +6090,47 @@
           <w:szCs w:val="24"/>
           <w:lang w:eastAsia="es-MX"/>
         </w:rPr>
-        <w:t xml:space="preserve"> Herramienta para la orquestación de envíos por lotes. Incluirá la capacidad de adjuntar un arte visual (imagen), construir una lista de difusión mixta (selección manual más importación masiva) y ejecutar envíos iterativos con control de velocidad (throttling) para asegurar la entregabilidad de los mensajes.</w:t>
+        <w:t xml:space="preserve"> Herramienta para la orquestación de envíos por lotes. Incluirá la capacidad de adjuntar un arte visual (imagen), construir una lista de difusión mixta (selección manual más importación masiva) y ejecutar envíos iterativos con control de velocidad (</w:t>
+      </w:r>
+      <w:proofErr w:type="spellStart"/>
+      <w:r>
+        <w:rPr>
+          <w:rFonts w:eastAsia="Times New Roman" w:cstheme="minorHAnsi"/>
+          <w:sz w:val="24"/>
+          <w:szCs w:val="24"/>
+          <w:lang w:eastAsia="es-MX"/>
+        </w:rPr>
+        <w:t>throttling</w:t>
+      </w:r>
+      <w:proofErr w:type="spellEnd"/>
+      <w:r>
+        <w:rPr>
+          <w:rFonts w:eastAsia="Times New Roman" w:cstheme="minorHAnsi"/>
+          <w:sz w:val="24"/>
+          <w:szCs w:val="24"/>
+          <w:lang w:eastAsia="es-MX"/>
+        </w:rPr>
+        <w:t xml:space="preserve">) para asegurar la </w:t>
+      </w:r>
+      <w:proofErr w:type="spellStart"/>
+      <w:r>
+        <w:rPr>
+          <w:rFonts w:eastAsia="Times New Roman" w:cstheme="minorHAnsi"/>
+          <w:sz w:val="24"/>
+          <w:szCs w:val="24"/>
+          <w:lang w:eastAsia="es-MX"/>
+        </w:rPr>
+        <w:t>entregabilidad</w:t>
+      </w:r>
+      <w:proofErr w:type="spellEnd"/>
+      <w:r>
+        <w:rPr>
+          <w:rFonts w:eastAsia="Times New Roman" w:cstheme="minorHAnsi"/>
+          <w:sz w:val="24"/>
+          <w:szCs w:val="24"/>
+          <w:lang w:eastAsia="es-MX"/>
+        </w:rPr>
+        <w:t xml:space="preserve"> de los mensajes.</w:t>
       </w:r>
     </w:p>
     <w:p>
@@ -6144,6 +6280,7 @@
           <w:lang w:eastAsia="es-MX"/>
         </w:rPr>
       </w:pPr>
+      <w:proofErr w:type="spellStart"/>
       <w:r>
         <w:rPr>
           <w:rFonts w:eastAsia="Times New Roman" w:cstheme="minorHAnsi"/>
@@ -6153,16 +6290,68 @@
           <w:szCs w:val="24"/>
           <w:lang w:eastAsia="es-MX"/>
         </w:rPr>
-        <w:t>Frontend (Interfaz de Usuario):</w:t>
-      </w:r>
+        <w:t>Frontend</w:t>
+      </w:r>
+      <w:proofErr w:type="spellEnd"/>
       <w:r>
         <w:rPr>
           <w:rFonts w:eastAsia="Times New Roman" w:cstheme="minorHAnsi"/>
+          <w:b/>
+          <w:bCs/>
           <w:sz w:val="24"/>
           <w:szCs w:val="24"/>
           <w:lang w:eastAsia="es-MX"/>
         </w:rPr>
-        <w:t xml:space="preserve"> Desarrollo basado en HTML5, JavaScript moderno y el framework Tailwind CSS para garantizar una interfaz de una sola página (SPA) fluida, responsiva y sin recargas.</w:t>
+        <w:t xml:space="preserve"> (Interfaz de Usuario):</w:t>
+      </w:r>
+      <w:r>
+        <w:rPr>
+          <w:rFonts w:eastAsia="Times New Roman" w:cstheme="minorHAnsi"/>
+          <w:sz w:val="24"/>
+          <w:szCs w:val="24"/>
+          <w:lang w:eastAsia="es-MX"/>
+        </w:rPr>
+        <w:t xml:space="preserve"> Desarrollo basado en HTML5, JavaScript moderno y el </w:t>
+      </w:r>
+      <w:proofErr w:type="spellStart"/>
+      <w:r>
+        <w:rPr>
+          <w:rFonts w:eastAsia="Times New Roman" w:cstheme="minorHAnsi"/>
+          <w:sz w:val="24"/>
+          <w:szCs w:val="24"/>
+          <w:lang w:eastAsia="es-MX"/>
+        </w:rPr>
+        <w:t>framework</w:t>
+      </w:r>
+      <w:proofErr w:type="spellEnd"/>
+      <w:r>
+        <w:rPr>
+          <w:rFonts w:eastAsia="Times New Roman" w:cstheme="minorHAnsi"/>
+          <w:sz w:val="24"/>
+          <w:szCs w:val="24"/>
+          <w:lang w:eastAsia="es-MX"/>
+        </w:rPr>
+        <w:t xml:space="preserve"> </w:t>
+      </w:r>
+      <w:proofErr w:type="spellStart"/>
+      <w:r>
+        <w:rPr>
+          <w:rFonts w:eastAsia="Times New Roman" w:cstheme="minorHAnsi"/>
+          <w:sz w:val="24"/>
+          <w:szCs w:val="24"/>
+          <w:lang w:eastAsia="es-MX"/>
+        </w:rPr>
+        <w:t>Tailwind</w:t>
+      </w:r>
+      <w:proofErr w:type="spellEnd"/>
+      <w:r>
+        <w:rPr>
+          <w:rFonts w:eastAsia="Times New Roman" w:cstheme="minorHAnsi"/>
+          <w:sz w:val="24"/>
+          <w:szCs w:val="24"/>
+          <w:lang w:eastAsia="es-MX"/>
+        </w:rPr>
+        <w:t xml:space="preserve"> CSS para garantizar una interfaz de una sola página (SPA) fluida, responsiva y sin recargas.</w:t>
       </w:r>
     </w:p>
     <w:p>
@@ -6175,6 +6364,7 @@
           <w:lang w:eastAsia="es-MX"/>
         </w:rPr>
       </w:pPr>
+      <w:proofErr w:type="spellStart"/>
       <w:r>
         <w:rPr>
           <w:rFonts w:eastAsia="Times New Roman" w:cstheme="minorHAnsi"/>
@@ -6184,16 +6374,68 @@
           <w:szCs w:val="24"/>
           <w:lang w:eastAsia="es-MX"/>
         </w:rPr>
-        <w:t>Backend (Lógica de Servidor):</w:t>
-      </w:r>
+        <w:t>Backend</w:t>
+      </w:r>
+      <w:proofErr w:type="spellEnd"/>
       <w:r>
         <w:rPr>
           <w:rFonts w:eastAsia="Times New Roman" w:cstheme="minorHAnsi"/>
+          <w:b/>
+          <w:bCs/>
           <w:sz w:val="24"/>
           <w:szCs w:val="24"/>
           <w:lang w:eastAsia="es-MX"/>
         </w:rPr>
-        <w:t xml:space="preserve"> Construido en PHP puro, operando bajo una arquitectura de API RESTful que se comunicará mediante peticiones asíncronas (AJAX/Fetch) con el panel visual.</w:t>
+        <w:t xml:space="preserve"> (Lógica de Servidor):</w:t>
+      </w:r>
+      <w:r>
+        <w:rPr>
+          <w:rFonts w:eastAsia="Times New Roman" w:cstheme="minorHAnsi"/>
+          <w:sz w:val="24"/>
+          <w:szCs w:val="24"/>
+          <w:lang w:eastAsia="es-MX"/>
+        </w:rPr>
+        <w:t xml:space="preserve"> Construido en PHP puro, operando bajo una arquitectura de API </w:t>
+      </w:r>
+      <w:proofErr w:type="spellStart"/>
+      <w:r>
+        <w:rPr>
+          <w:rFonts w:eastAsia="Times New Roman" w:cstheme="minorHAnsi"/>
+          <w:sz w:val="24"/>
+          <w:szCs w:val="24"/>
+          <w:lang w:eastAsia="es-MX"/>
+        </w:rPr>
+        <w:t>RESTful</w:t>
+      </w:r>
+      <w:proofErr w:type="spellEnd"/>
+      <w:r>
+        <w:rPr>
+          <w:rFonts w:eastAsia="Times New Roman" w:cstheme="minorHAnsi"/>
+          <w:sz w:val="24"/>
+          <w:szCs w:val="24"/>
+          <w:lang w:eastAsia="es-MX"/>
+        </w:rPr>
+        <w:t xml:space="preserve"> que se comunicará mediante peticiones asíncronas (AJAX/</w:t>
+      </w:r>
+      <w:proofErr w:type="spellStart"/>
+      <w:r>
+        <w:rPr>
+          <w:rFonts w:eastAsia="Times New Roman" w:cstheme="minorHAnsi"/>
+          <w:sz w:val="24"/>
+          <w:szCs w:val="24"/>
+          <w:lang w:eastAsia="es-MX"/>
+        </w:rPr>
+        <w:t>Fetch</w:t>
+      </w:r>
+      <w:proofErr w:type="spellEnd"/>
+      <w:r>
+        <w:rPr>
+          <w:rFonts w:eastAsia="Times New Roman" w:cstheme="minorHAnsi"/>
+          <w:sz w:val="24"/>
+          <w:szCs w:val="24"/>
+          <w:lang w:eastAsia="es-MX"/>
+        </w:rPr>
+        <w:t>) con el panel visual.</w:t>
       </w:r>
     </w:p>
     <w:p>
@@ -6301,7 +6543,27 @@
           <w:szCs w:val="24"/>
           <w:lang w:eastAsia="es-MX"/>
         </w:rPr>
-        <w:t xml:space="preserve">Comunicación Bidireccional: El sistema es estrictamente una herramienta de salida (Outbound). No incluye capacidades de bandeja de entrada, lectura de respuestas de los clientes, ni flujos </w:t>
+        <w:t>Comunicación Bidireccional: El sistema es estrictamente una herramienta de salida (</w:t>
+      </w:r>
+      <w:proofErr w:type="spellStart"/>
+      <w:r>
+        <w:rPr>
+          <w:rFonts w:eastAsia="Times New Roman" w:cstheme="minorHAnsi"/>
+          <w:sz w:val="24"/>
+          <w:szCs w:val="24"/>
+          <w:lang w:eastAsia="es-MX"/>
+        </w:rPr>
+        <w:t>Outbound</w:t>
+      </w:r>
+      <w:proofErr w:type="spellEnd"/>
+      <w:r>
+        <w:rPr>
+          <w:rFonts w:eastAsia="Times New Roman" w:cstheme="minorHAnsi"/>
+          <w:sz w:val="24"/>
+          <w:szCs w:val="24"/>
+          <w:lang w:eastAsia="es-MX"/>
+        </w:rPr>
+        <w:t xml:space="preserve">). No incluye capacidades de bandeja de entrada, lectura de respuestas de los clientes, ni flujos </w:t>
       </w:r>
       <w:r>
         <w:rPr>
@@ -6457,6 +6719,7 @@
                 <w:lang w:eastAsia="es-MX"/>
               </w:rPr>
             </w:pPr>
+            <w:proofErr w:type="spellStart"/>
             <w:r>
               <w:rPr>
                 <w:rFonts w:eastAsia="Times New Roman" w:cstheme="minorHAnsi"/>
@@ -6467,6 +6730,7 @@
               </w:rPr>
               <w:t>Brandom</w:t>
             </w:r>
+            <w:proofErr w:type="spellEnd"/>
           </w:p>
         </w:tc>
       </w:tr>
@@ -6545,7 +6809,29 @@
                 <w:szCs w:val="24"/>
                 <w:lang w:eastAsia="es-MX"/>
               </w:rPr>
-              <w:t>Desarrollador Backend y Arquitecto de Software </w:t>
+              <w:t xml:space="preserve">Desarrollador </w:t>
+            </w:r>
+            <w:proofErr w:type="spellStart"/>
+            <w:r>
+              <w:rPr>
+                <w:rFonts w:eastAsia="Times New Roman" w:cstheme="minorHAnsi"/>
+                <w:color w:val="000000"/>
+                <w:sz w:val="24"/>
+                <w:szCs w:val="24"/>
+                <w:lang w:eastAsia="es-MX"/>
+              </w:rPr>
+              <w:t>Backend</w:t>
+            </w:r>
+            <w:proofErr w:type="spellEnd"/>
+            <w:r>
+              <w:rPr>
+                <w:rFonts w:eastAsia="Times New Roman" w:cstheme="minorHAnsi"/>
+                <w:color w:val="000000"/>
+                <w:sz w:val="24"/>
+                <w:szCs w:val="24"/>
+                <w:lang w:eastAsia="es-MX"/>
+              </w:rPr>
+              <w:t xml:space="preserve"> y Arquitecto de Software </w:t>
             </w:r>
           </w:p>
         </w:tc>
@@ -6625,7 +6911,29 @@
                 <w:szCs w:val="24"/>
                 <w:lang w:eastAsia="es-MX"/>
               </w:rPr>
-              <w:t>Desarrollo Backend, Bases de Datos y Arquitectura de Software </w:t>
+              <w:t xml:space="preserve">Desarrollo </w:t>
+            </w:r>
+            <w:proofErr w:type="spellStart"/>
+            <w:r>
+              <w:rPr>
+                <w:rFonts w:eastAsia="Times New Roman" w:cstheme="minorHAnsi"/>
+                <w:color w:val="000000"/>
+                <w:sz w:val="24"/>
+                <w:szCs w:val="24"/>
+                <w:lang w:eastAsia="es-MX"/>
+              </w:rPr>
+              <w:t>Backend</w:t>
+            </w:r>
+            <w:proofErr w:type="spellEnd"/>
+            <w:r>
+              <w:rPr>
+                <w:rFonts w:eastAsia="Times New Roman" w:cstheme="minorHAnsi"/>
+                <w:color w:val="000000"/>
+                <w:sz w:val="24"/>
+                <w:szCs w:val="24"/>
+                <w:lang w:eastAsia="es-MX"/>
+              </w:rPr>
+              <w:t>, Bases de Datos y Arquitectura de Software </w:t>
             </w:r>
           </w:p>
         </w:tc>
@@ -7597,8 +7905,20 @@
           <w:sz w:val="24"/>
           <w:szCs w:val="24"/>
         </w:rPr>
-        <w:t>Single Page Application</w:t>
-      </w:r>
+        <w:t xml:space="preserve">Single Page </w:t>
+      </w:r>
+      <w:proofErr w:type="spellStart"/>
+      <w:r>
+        <w:rPr>
+          <w:rFonts w:cstheme="minorHAnsi"/>
+          <w:i/>
+          <w:iCs/>
+          <w:sz w:val="24"/>
+          <w:szCs w:val="24"/>
+        </w:rPr>
+        <w:t>Application</w:t>
+      </w:r>
+      <w:proofErr w:type="spellEnd"/>
       <w:r>
         <w:rPr>
           <w:rFonts w:cstheme="minorHAnsi"/>
@@ -7623,7 +7943,43 @@
           <w:sz w:val="24"/>
           <w:szCs w:val="24"/>
         </w:rPr>
-        <w:t>La interfaz está estilizada con el framework Tailwind CSS para garantizar que sea visualmente moderna, limpia y adaptable (responsive), aunque su uso principal está pensado para pantallas de escritorio dentro de las oficinas de la empresa.</w:t>
+        <w:t xml:space="preserve">La interfaz está estilizada con el </w:t>
+      </w:r>
+      <w:proofErr w:type="spellStart"/>
+      <w:r>
+        <w:rPr>
+          <w:rFonts w:cstheme="minorHAnsi"/>
+          <w:sz w:val="24"/>
+          <w:szCs w:val="24"/>
+        </w:rPr>
+        <w:t>framework</w:t>
+      </w:r>
+      <w:proofErr w:type="spellEnd"/>
+      <w:r>
+        <w:rPr>
+          <w:rFonts w:cstheme="minorHAnsi"/>
+          <w:sz w:val="24"/>
+          <w:szCs w:val="24"/>
+        </w:rPr>
+        <w:t xml:space="preserve"> </w:t>
+      </w:r>
+      <w:proofErr w:type="spellStart"/>
+      <w:r>
+        <w:rPr>
+          <w:rFonts w:cstheme="minorHAnsi"/>
+          <w:sz w:val="24"/>
+          <w:szCs w:val="24"/>
+        </w:rPr>
+        <w:t>Tailwind</w:t>
+      </w:r>
+      <w:proofErr w:type="spellEnd"/>
+      <w:r>
+        <w:rPr>
+          <w:rFonts w:cstheme="minorHAnsi"/>
+          <w:sz w:val="24"/>
+          <w:szCs w:val="24"/>
+        </w:rPr>
+        <w:t xml:space="preserve"> CSS para garantizar que sea visualmente moderna, limpia y adaptable (responsive), aunque su uso principal está pensado para pantallas de escritorio dentro de las oficinas de la empresa.</w:t>
       </w:r>
     </w:p>
     <w:p>
@@ -7704,7 +8060,25 @@
           <w:sz w:val="24"/>
           <w:szCs w:val="24"/>
         </w:rPr>
-        <w:t>API de Meta (WhatsApp Business): Es la dependencia externa más crítica. El sistema se comunica directamente con la Graph API de Meta (v18.0) para dos funciones vitales: descargar la lista de plantillas de mensajes aprobadas (</w:t>
+        <w:t xml:space="preserve">API de Meta (WhatsApp Business): Es la dependencia externa más crítica. El sistema se comunica directamente con la </w:t>
+      </w:r>
+      <w:proofErr w:type="spellStart"/>
+      <w:r>
+        <w:rPr>
+          <w:rFonts w:cstheme="minorHAnsi"/>
+          <w:sz w:val="24"/>
+          <w:szCs w:val="24"/>
+        </w:rPr>
+        <w:t>Graph</w:t>
+      </w:r>
+      <w:proofErr w:type="spellEnd"/>
+      <w:r>
+        <w:rPr>
+          <w:rFonts w:cstheme="minorHAnsi"/>
+          <w:sz w:val="24"/>
+          <w:szCs w:val="24"/>
+        </w:rPr>
+        <w:t xml:space="preserve"> API de Meta (v18.0) para dos funciones vitales: descargar la lista de plantillas de mensajes aprobadas (</w:t>
       </w:r>
       <w:r>
         <w:rPr>
@@ -7713,16 +8087,9 @@
           <w:sz w:val="24"/>
           <w:szCs w:val="24"/>
         </w:rPr>
-        <w:t>/message_templates</w:t>
-      </w:r>
-      <w:r>
-        <w:rPr>
-          <w:rFonts w:cstheme="minorHAnsi"/>
-          <w:sz w:val="24"/>
-          <w:szCs w:val="24"/>
-        </w:rPr>
-        <w:t>) y despachar los mensajes multimedia o de texto a los clientes (</w:t>
-      </w:r>
+        <w:t>/</w:t>
+      </w:r>
+      <w:proofErr w:type="spellStart"/>
       <w:r>
         <w:rPr>
           <w:rStyle w:val="CdigoHTML"/>
@@ -7730,8 +8097,37 @@
           <w:sz w:val="24"/>
           <w:szCs w:val="24"/>
         </w:rPr>
-        <w:t>/messages</w:t>
-      </w:r>
+        <w:t>message_templates</w:t>
+      </w:r>
+      <w:proofErr w:type="spellEnd"/>
+      <w:r>
+        <w:rPr>
+          <w:rFonts w:cstheme="minorHAnsi"/>
+          <w:sz w:val="24"/>
+          <w:szCs w:val="24"/>
+        </w:rPr>
+        <w:t>) y despachar los mensajes multimedia o de texto a los clientes (</w:t>
+      </w:r>
+      <w:r>
+        <w:rPr>
+          <w:rStyle w:val="CdigoHTML"/>
+          <w:rFonts w:asciiTheme="minorHAnsi" w:eastAsiaTheme="minorHAnsi" w:hAnsiTheme="minorHAnsi" w:cstheme="minorHAnsi"/>
+          <w:sz w:val="24"/>
+          <w:szCs w:val="24"/>
+        </w:rPr>
+        <w:t>/</w:t>
+      </w:r>
+      <w:proofErr w:type="spellStart"/>
+      <w:r>
+        <w:rPr>
+          <w:rStyle w:val="CdigoHTML"/>
+          <w:rFonts w:asciiTheme="minorHAnsi" w:eastAsiaTheme="minorHAnsi" w:hAnsiTheme="minorHAnsi" w:cstheme="minorHAnsi"/>
+          <w:sz w:val="24"/>
+          <w:szCs w:val="24"/>
+        </w:rPr>
+        <w:t>messages</w:t>
+      </w:r>
+      <w:proofErr w:type="spellEnd"/>
       <w:r>
         <w:rPr>
           <w:rFonts w:cstheme="minorHAnsi"/>
@@ -7772,8 +8168,27 @@
           <w:sz w:val="24"/>
           <w:szCs w:val="24"/>
         </w:rPr>
-        <w:t xml:space="preserve"> El backend en PHP no utiliza un motor de base de datos relacional (como MySQL), sino que interactúa directamente con el sistema de archivos del servidor web para leer y escribir datos en formato JSON (</w:t>
-      </w:r>
+        <w:t xml:space="preserve"> El </w:t>
+      </w:r>
+      <w:proofErr w:type="spellStart"/>
+      <w:r>
+        <w:rPr>
+          <w:rFonts w:cstheme="minorHAnsi"/>
+          <w:sz w:val="24"/>
+          <w:szCs w:val="24"/>
+        </w:rPr>
+        <w:t>backend</w:t>
+      </w:r>
+      <w:proofErr w:type="spellEnd"/>
+      <w:r>
+        <w:rPr>
+          <w:rFonts w:cstheme="minorHAnsi"/>
+          <w:sz w:val="24"/>
+          <w:szCs w:val="24"/>
+        </w:rPr>
+        <w:t xml:space="preserve"> en PHP no utiliza un motor de base de datos relacional (como MySQL), sino que interactúa directamente con el sistema de archivos del servidor web para leer y escribir datos en formato JSON (</w:t>
+      </w:r>
+      <w:proofErr w:type="spellStart"/>
       <w:r>
         <w:rPr>
           <w:rStyle w:val="CdigoHTML"/>
@@ -7781,16 +8196,9 @@
           <w:sz w:val="24"/>
           <w:szCs w:val="24"/>
         </w:rPr>
-        <w:t>config_api.json</w:t>
-      </w:r>
-      <w:r>
-        <w:rPr>
-          <w:rFonts w:cstheme="minorHAnsi"/>
-          <w:sz w:val="24"/>
-          <w:szCs w:val="24"/>
-        </w:rPr>
-        <w:t xml:space="preserve">, </w:t>
-      </w:r>
+        <w:t>config_</w:t>
+      </w:r>
+      <w:proofErr w:type="gramStart"/>
       <w:r>
         <w:rPr>
           <w:rStyle w:val="CdigoHTML"/>
@@ -7798,8 +8206,10 @@
           <w:sz w:val="24"/>
           <w:szCs w:val="24"/>
         </w:rPr>
-        <w:t>clientes_favoritos.json</w:t>
-      </w:r>
+        <w:t>api.json</w:t>
+      </w:r>
+      <w:proofErr w:type="spellEnd"/>
+      <w:proofErr w:type="gramEnd"/>
       <w:r>
         <w:rPr>
           <w:rFonts w:cstheme="minorHAnsi"/>
@@ -7808,6 +8218,7 @@
         </w:rPr>
         <w:t xml:space="preserve">, </w:t>
       </w:r>
+      <w:proofErr w:type="spellStart"/>
       <w:r>
         <w:rPr>
           <w:rStyle w:val="CdigoHTML"/>
@@ -7815,8 +8226,9 @@
           <w:sz w:val="24"/>
           <w:szCs w:val="24"/>
         </w:rPr>
-        <w:t>historial_envios.json</w:t>
-      </w:r>
+        <w:t>clientes_favoritos.json</w:t>
+      </w:r>
+      <w:proofErr w:type="spellEnd"/>
       <w:r>
         <w:rPr>
           <w:rFonts w:cstheme="minorHAnsi"/>
@@ -7825,6 +8237,7 @@
         </w:rPr>
         <w:t xml:space="preserve">, </w:t>
       </w:r>
+      <w:proofErr w:type="spellStart"/>
       <w:r>
         <w:rPr>
           <w:rStyle w:val="CdigoHTML"/>
@@ -7832,8 +8245,28 @@
           <w:sz w:val="24"/>
           <w:szCs w:val="24"/>
         </w:rPr>
+        <w:t>historial_envios.json</w:t>
+      </w:r>
+      <w:proofErr w:type="spellEnd"/>
+      <w:r>
+        <w:rPr>
+          <w:rFonts w:cstheme="minorHAnsi"/>
+          <w:sz w:val="24"/>
+          <w:szCs w:val="24"/>
+        </w:rPr>
+        <w:t xml:space="preserve">, </w:t>
+      </w:r>
+      <w:proofErr w:type="spellStart"/>
+      <w:r>
+        <w:rPr>
+          <w:rStyle w:val="CdigoHTML"/>
+          <w:rFonts w:asciiTheme="minorHAnsi" w:eastAsiaTheme="minorHAnsi" w:hAnsiTheme="minorHAnsi" w:cstheme="minorHAnsi"/>
+          <w:sz w:val="24"/>
+          <w:szCs w:val="24"/>
+        </w:rPr>
         <w:t>templates_cache.json</w:t>
       </w:r>
+      <w:proofErr w:type="spellEnd"/>
       <w:r>
         <w:rPr>
           <w:rFonts w:cstheme="minorHAnsi"/>
@@ -7858,8 +8291,27 @@
           <w:sz w:val="24"/>
           <w:szCs w:val="24"/>
         </w:rPr>
-        <w:t xml:space="preserve">Librerías de Terceros (Frontend): Utiliza la librería externa </w:t>
-      </w:r>
+        <w:t>Librerías de Terceros (</w:t>
+      </w:r>
+      <w:proofErr w:type="spellStart"/>
+      <w:r>
+        <w:rPr>
+          <w:rFonts w:cstheme="minorHAnsi"/>
+          <w:sz w:val="24"/>
+          <w:szCs w:val="24"/>
+        </w:rPr>
+        <w:t>Frontend</w:t>
+      </w:r>
+      <w:proofErr w:type="spellEnd"/>
+      <w:r>
+        <w:rPr>
+          <w:rFonts w:cstheme="minorHAnsi"/>
+          <w:sz w:val="24"/>
+          <w:szCs w:val="24"/>
+        </w:rPr>
+        <w:t xml:space="preserve">): Utiliza la librería externa </w:t>
+      </w:r>
+      <w:proofErr w:type="spellStart"/>
       <w:r>
         <w:rPr>
           <w:rFonts w:cstheme="minorHAnsi"/>
@@ -7870,6 +8322,7 @@
         </w:rPr>
         <w:t>SheetJS</w:t>
       </w:r>
+      <w:proofErr w:type="spellEnd"/>
       <w:r>
         <w:rPr>
           <w:rFonts w:cstheme="minorHAnsi"/>
@@ -7989,8 +8442,81 @@
           <w:sz w:val="24"/>
           <w:szCs w:val="24"/>
         </w:rPr>
-        <w:t>Comunicación Cliente-Servidor (Interna): El frontend (navegador) y el backend (servidor) se comunican utilizando peticiones HTTP asíncronas (Fetch API). El backend expone un punto de enlace único (</w:t>
-      </w:r>
+        <w:t xml:space="preserve">Comunicación Cliente-Servidor (Interna): El </w:t>
+      </w:r>
+      <w:proofErr w:type="spellStart"/>
+      <w:r>
+        <w:rPr>
+          <w:rFonts w:cstheme="minorHAnsi"/>
+          <w:sz w:val="24"/>
+          <w:szCs w:val="24"/>
+        </w:rPr>
+        <w:t>frontend</w:t>
+      </w:r>
+      <w:proofErr w:type="spellEnd"/>
+      <w:r>
+        <w:rPr>
+          <w:rFonts w:cstheme="minorHAnsi"/>
+          <w:sz w:val="24"/>
+          <w:szCs w:val="24"/>
+        </w:rPr>
+        <w:t xml:space="preserve"> (navegador) y el </w:t>
+      </w:r>
+      <w:proofErr w:type="spellStart"/>
+      <w:r>
+        <w:rPr>
+          <w:rFonts w:cstheme="minorHAnsi"/>
+          <w:sz w:val="24"/>
+          <w:szCs w:val="24"/>
+        </w:rPr>
+        <w:t>backend</w:t>
+      </w:r>
+      <w:proofErr w:type="spellEnd"/>
+      <w:r>
+        <w:rPr>
+          <w:rFonts w:cstheme="minorHAnsi"/>
+          <w:sz w:val="24"/>
+          <w:szCs w:val="24"/>
+        </w:rPr>
+        <w:t xml:space="preserve"> (servidor) se comunican utilizando peticiones HTTP asíncronas (</w:t>
+      </w:r>
+      <w:proofErr w:type="spellStart"/>
+      <w:r>
+        <w:rPr>
+          <w:rFonts w:cstheme="minorHAnsi"/>
+          <w:sz w:val="24"/>
+          <w:szCs w:val="24"/>
+        </w:rPr>
+        <w:t>Fetch</w:t>
+      </w:r>
+      <w:proofErr w:type="spellEnd"/>
+      <w:r>
+        <w:rPr>
+          <w:rFonts w:cstheme="minorHAnsi"/>
+          <w:sz w:val="24"/>
+          <w:szCs w:val="24"/>
+        </w:rPr>
+        <w:t xml:space="preserve"> API). El </w:t>
+      </w:r>
+      <w:proofErr w:type="spellStart"/>
+      <w:r>
+        <w:rPr>
+          <w:rFonts w:cstheme="minorHAnsi"/>
+          <w:sz w:val="24"/>
+          <w:szCs w:val="24"/>
+        </w:rPr>
+        <w:t>backend</w:t>
+      </w:r>
+      <w:proofErr w:type="spellEnd"/>
+      <w:r>
+        <w:rPr>
+          <w:rFonts w:cstheme="minorHAnsi"/>
+          <w:sz w:val="24"/>
+          <w:szCs w:val="24"/>
+        </w:rPr>
+        <w:t xml:space="preserve"> expone un punto de enlace único (</w:t>
+      </w:r>
+      <w:proofErr w:type="spellStart"/>
       <w:r>
         <w:rPr>
           <w:rStyle w:val="CdigoHTML"/>
@@ -8000,6 +8526,7 @@
         </w:rPr>
         <w:t>api.php</w:t>
       </w:r>
+      <w:proofErr w:type="spellEnd"/>
       <w:r>
         <w:rPr>
           <w:rFonts w:cstheme="minorHAnsi"/>
@@ -8008,6 +8535,7 @@
         </w:rPr>
         <w:t xml:space="preserve">) que enruta las operaciones según el parámetro GET </w:t>
       </w:r>
+      <w:proofErr w:type="spellStart"/>
       <w:r>
         <w:rPr>
           <w:rStyle w:val="CdigoHTML"/>
@@ -8017,6 +8545,7 @@
         </w:rPr>
         <w:t>action</w:t>
       </w:r>
+      <w:proofErr w:type="spellEnd"/>
       <w:r>
         <w:rPr>
           <w:rFonts w:cstheme="minorHAnsi"/>
@@ -8058,7 +8587,61 @@
           <w:sz w:val="24"/>
           <w:szCs w:val="24"/>
         </w:rPr>
-        <w:t xml:space="preserve"> utilizando cURL. Estas peticiones incluyen cabeceras de autorización HTTP portando un Token Bearer permanente y cargas útiles (payloads) formateadas en JSON para el despacho de mensajes.</w:t>
+        <w:t xml:space="preserve"> utilizando </w:t>
+      </w:r>
+      <w:proofErr w:type="spellStart"/>
+      <w:r>
+        <w:rPr>
+          <w:rFonts w:cstheme="minorHAnsi"/>
+          <w:sz w:val="24"/>
+          <w:szCs w:val="24"/>
+        </w:rPr>
+        <w:t>cURL</w:t>
+      </w:r>
+      <w:proofErr w:type="spellEnd"/>
+      <w:r>
+        <w:rPr>
+          <w:rFonts w:cstheme="minorHAnsi"/>
+          <w:sz w:val="24"/>
+          <w:szCs w:val="24"/>
+        </w:rPr>
+        <w:t xml:space="preserve">. Estas peticiones incluyen cabeceras de autorización HTTP portando un Token </w:t>
+      </w:r>
+      <w:proofErr w:type="spellStart"/>
+      <w:r>
+        <w:rPr>
+          <w:rFonts w:cstheme="minorHAnsi"/>
+          <w:sz w:val="24"/>
+          <w:szCs w:val="24"/>
+        </w:rPr>
+        <w:t>Bearer</w:t>
+      </w:r>
+      <w:proofErr w:type="spellEnd"/>
+      <w:r>
+        <w:rPr>
+          <w:rFonts w:cstheme="minorHAnsi"/>
+          <w:sz w:val="24"/>
+          <w:szCs w:val="24"/>
+        </w:rPr>
+        <w:t xml:space="preserve"> permanente y cargas útiles (</w:t>
+      </w:r>
+      <w:proofErr w:type="spellStart"/>
+      <w:r>
+        <w:rPr>
+          <w:rFonts w:cstheme="minorHAnsi"/>
+          <w:sz w:val="24"/>
+          <w:szCs w:val="24"/>
+        </w:rPr>
+        <w:t>payloads</w:t>
+      </w:r>
+      <w:proofErr w:type="spellEnd"/>
+      <w:r>
+        <w:rPr>
+          <w:rFonts w:cstheme="minorHAnsi"/>
+          <w:sz w:val="24"/>
+          <w:szCs w:val="24"/>
+        </w:rPr>
+        <w:t>) formateadas en JSON para el despacho de mensajes.</w:t>
       </w:r>
     </w:p>
     <w:p>
@@ -8118,8 +8701,19 @@
           <w:sz w:val="24"/>
           <w:szCs w:val="24"/>
         </w:rPr>
-        <w:t>/uploads</w:t>
-      </w:r>
+        <w:t>/</w:t>
+      </w:r>
+      <w:proofErr w:type="spellStart"/>
+      <w:r>
+        <w:rPr>
+          <w:rStyle w:val="CdigoHTML"/>
+          <w:rFonts w:asciiTheme="minorHAnsi" w:eastAsiaTheme="minorHAnsi" w:hAnsiTheme="minorHAnsi" w:cstheme="minorHAnsi"/>
+          <w:sz w:val="24"/>
+          <w:szCs w:val="24"/>
+        </w:rPr>
+        <w:t>uploads</w:t>
+      </w:r>
+      <w:proofErr w:type="spellEnd"/>
       <w:r>
         <w:rPr>
           <w:rFonts w:cstheme="minorHAnsi"/>
@@ -8144,8 +8738,45 @@
           <w:sz w:val="24"/>
           <w:szCs w:val="24"/>
         </w:rPr>
-        <w:t xml:space="preserve">Recolección de Basura (Garbage Collection): Para evitar la saturación del disco duro del servidor a lo largo del tiempo, el sistema incorpora una rutina de limpieza automática que audita la fecha de modificación de los archivos en la carpeta de subidas y elimina (mediante la función </w:t>
-      </w:r>
+        <w:t>Recolección de Basura (</w:t>
+      </w:r>
+      <w:proofErr w:type="spellStart"/>
+      <w:r>
+        <w:rPr>
+          <w:rFonts w:cstheme="minorHAnsi"/>
+          <w:sz w:val="24"/>
+          <w:szCs w:val="24"/>
+        </w:rPr>
+        <w:t>Garbage</w:t>
+      </w:r>
+      <w:proofErr w:type="spellEnd"/>
+      <w:r>
+        <w:rPr>
+          <w:rFonts w:cstheme="minorHAnsi"/>
+          <w:sz w:val="24"/>
+          <w:szCs w:val="24"/>
+        </w:rPr>
+        <w:t xml:space="preserve"> </w:t>
+      </w:r>
+      <w:proofErr w:type="spellStart"/>
+      <w:r>
+        <w:rPr>
+          <w:rFonts w:cstheme="minorHAnsi"/>
+          <w:sz w:val="24"/>
+          <w:szCs w:val="24"/>
+        </w:rPr>
+        <w:t>Collection</w:t>
+      </w:r>
+      <w:proofErr w:type="spellEnd"/>
+      <w:r>
+        <w:rPr>
+          <w:rFonts w:cstheme="minorHAnsi"/>
+          <w:sz w:val="24"/>
+          <w:szCs w:val="24"/>
+        </w:rPr>
+        <w:t xml:space="preserve">): Para evitar la saturación del disco duro del servidor a lo largo del tiempo, el sistema incorpora una rutina de limpieza automática que audita la fecha de modificación de los archivos en la carpeta de subidas y elimina (mediante la función </w:t>
+      </w:r>
+      <w:proofErr w:type="spellStart"/>
       <w:r>
         <w:rPr>
           <w:rStyle w:val="CdigoHTML"/>
@@ -8155,6 +8786,7 @@
         </w:rPr>
         <w:t>unlink</w:t>
       </w:r>
+      <w:proofErr w:type="spellEnd"/>
       <w:r>
         <w:rPr>
           <w:rFonts w:cstheme="minorHAnsi"/>
@@ -8513,7 +9145,25 @@
           <w:sz w:val="24"/>
           <w:szCs w:val="24"/>
         </w:rPr>
-        <w:t>El usuario debe poder construir una lista de destinatarios buscando clientes manualmente o importando un archivo excel (.xlsx)</w:t>
+        <w:t xml:space="preserve">El usuario debe poder construir una lista de destinatarios buscando clientes manualmente o importando un archivo </w:t>
+      </w:r>
+      <w:proofErr w:type="spellStart"/>
+      <w:r>
+        <w:rPr>
+          <w:rFonts w:cstheme="minorHAnsi"/>
+          <w:sz w:val="24"/>
+          <w:szCs w:val="24"/>
+        </w:rPr>
+        <w:t>excel</w:t>
+      </w:r>
+      <w:proofErr w:type="spellEnd"/>
+      <w:r>
+        <w:rPr>
+          <w:rFonts w:cstheme="minorHAnsi"/>
+          <w:sz w:val="24"/>
+          <w:szCs w:val="24"/>
+        </w:rPr>
+        <w:t xml:space="preserve"> (.xlsx)</w:t>
       </w:r>
     </w:p>
     <w:p>
@@ -8683,7 +9333,25 @@
           <w:sz w:val="24"/>
           <w:szCs w:val="24"/>
         </w:rPr>
-        <w:t>El sistema debe de registrar cada intento de envio (exitoso o fallido) detallando la fecha, cliente, teléfono, archivo utilizado y plantilla</w:t>
+        <w:t xml:space="preserve">El sistema debe de registrar cada intento de </w:t>
+      </w:r>
+      <w:proofErr w:type="spellStart"/>
+      <w:r>
+        <w:rPr>
+          <w:rFonts w:cstheme="minorHAnsi"/>
+          <w:sz w:val="24"/>
+          <w:szCs w:val="24"/>
+        </w:rPr>
+        <w:t>envio</w:t>
+      </w:r>
+      <w:proofErr w:type="spellEnd"/>
+      <w:r>
+        <w:rPr>
+          <w:rFonts w:cstheme="minorHAnsi"/>
+          <w:sz w:val="24"/>
+          <w:szCs w:val="24"/>
+        </w:rPr>
+        <w:t xml:space="preserve"> (exitoso o fallido) detallando la fecha, cliente, teléfono, archivo utilizado y plantilla</w:t>
       </w:r>
     </w:p>
     <w:p>
@@ -9290,7 +9958,27 @@
           <w:szCs w:val="24"/>
           <w:lang w:eastAsia="es-MX"/>
         </w:rPr>
-        <w:t xml:space="preserve"> La base de datos del historial de envíos está rígidamente limitada a un máximo de 1000 registros para evitar el desbordamiento de memoria al procesar el archivo JSON local. Si se supera este límite, el sistema elimina automáticamente el registro más antiguo (array_pop).</w:t>
+        <w:t xml:space="preserve"> La base de datos del historial de envíos está rígidamente limitada a un máximo de 1000 registros para evitar el desbordamiento de memoria al procesar el archivo JSON local. Si se supera este límite, el sistema elimina automáticamente el registro más antiguo (</w:t>
+      </w:r>
+      <w:proofErr w:type="spellStart"/>
+      <w:r>
+        <w:rPr>
+          <w:rFonts w:eastAsia="Times New Roman" w:cstheme="minorHAnsi"/>
+          <w:sz w:val="24"/>
+          <w:szCs w:val="24"/>
+          <w:lang w:eastAsia="es-MX"/>
+        </w:rPr>
+        <w:t>array_pop</w:t>
+      </w:r>
+      <w:proofErr w:type="spellEnd"/>
+      <w:r>
+        <w:rPr>
+          <w:rFonts w:eastAsia="Times New Roman" w:cstheme="minorHAnsi"/>
+          <w:sz w:val="24"/>
+          <w:szCs w:val="24"/>
+          <w:lang w:eastAsia="es-MX"/>
+        </w:rPr>
+        <w:t>).</w:t>
       </w:r>
     </w:p>
     <w:p>
@@ -9362,7 +10050,58 @@
           <w:szCs w:val="24"/>
           <w:lang w:eastAsia="es-MX"/>
         </w:rPr>
-        <w:t xml:space="preserve"> El sistema está restringido a operar mediante la lectura y escritura de archivos planos en formato JSON (clientes_favoritos.json, historial_envios.json, etc.), lo que limita su capacidad para ejecutar consultas o reportes relacionales complejos.</w:t>
+        <w:t xml:space="preserve"> El sistema está restringido a operar mediante la lectura y escritura de archivos planos en formato JSON (</w:t>
+      </w:r>
+      <w:proofErr w:type="spellStart"/>
+      <w:r>
+        <w:rPr>
+          <w:rFonts w:eastAsia="Times New Roman" w:cstheme="minorHAnsi"/>
+          <w:sz w:val="24"/>
+          <w:szCs w:val="24"/>
+          <w:lang w:eastAsia="es-MX"/>
+        </w:rPr>
+        <w:t>clientes_</w:t>
+      </w:r>
+      <w:proofErr w:type="gramStart"/>
+      <w:r>
+        <w:rPr>
+          <w:rFonts w:eastAsia="Times New Roman" w:cstheme="minorHAnsi"/>
+          <w:sz w:val="24"/>
+          <w:szCs w:val="24"/>
+          <w:lang w:eastAsia="es-MX"/>
+        </w:rPr>
+        <w:t>favoritos.json</w:t>
+      </w:r>
+      <w:proofErr w:type="spellEnd"/>
+      <w:proofErr w:type="gramEnd"/>
+      <w:r>
+        <w:rPr>
+          <w:rFonts w:eastAsia="Times New Roman" w:cstheme="minorHAnsi"/>
+          <w:sz w:val="24"/>
+          <w:szCs w:val="24"/>
+          <w:lang w:eastAsia="es-MX"/>
+        </w:rPr>
+        <w:t xml:space="preserve">, </w:t>
+      </w:r>
+      <w:proofErr w:type="spellStart"/>
+      <w:r>
+        <w:rPr>
+          <w:rFonts w:eastAsia="Times New Roman" w:cstheme="minorHAnsi"/>
+          <w:sz w:val="24"/>
+          <w:szCs w:val="24"/>
+          <w:lang w:eastAsia="es-MX"/>
+        </w:rPr>
+        <w:t>historial_envios.json</w:t>
+      </w:r>
+      <w:proofErr w:type="spellEnd"/>
+      <w:r>
+        <w:rPr>
+          <w:rFonts w:eastAsia="Times New Roman" w:cstheme="minorHAnsi"/>
+          <w:sz w:val="24"/>
+          <w:szCs w:val="24"/>
+          <w:lang w:eastAsia="es-MX"/>
+        </w:rPr>
+        <w:t>, etc.), lo que limita su capacidad para ejecutar consultas o reportes relacionales complejos.</w:t>
       </w:r>
     </w:p>
     <w:p>
@@ -9428,7 +10167,58 @@
           <w:szCs w:val="24"/>
           <w:lang w:eastAsia="es-MX"/>
         </w:rPr>
-        <w:t xml:space="preserve"> El motor de campañas tiene un cuello de botella inducido intencionalmente (throttling) de 200 milisegundos de pausa obligatoria entre cada mensaje enviado (usleep(200000)). Esta restricción evita bloqueos por parte de los servidores de Meta, pero limita la velocidad máxima teórica a 5 mensajes por segundo.</w:t>
+        <w:t xml:space="preserve"> El motor de campañas tiene un cuello de botella inducido intencionalmente (</w:t>
+      </w:r>
+      <w:proofErr w:type="spellStart"/>
+      <w:r>
+        <w:rPr>
+          <w:rFonts w:eastAsia="Times New Roman" w:cstheme="minorHAnsi"/>
+          <w:sz w:val="24"/>
+          <w:szCs w:val="24"/>
+          <w:lang w:eastAsia="es-MX"/>
+        </w:rPr>
+        <w:t>throttling</w:t>
+      </w:r>
+      <w:proofErr w:type="spellEnd"/>
+      <w:r>
+        <w:rPr>
+          <w:rFonts w:eastAsia="Times New Roman" w:cstheme="minorHAnsi"/>
+          <w:sz w:val="24"/>
+          <w:szCs w:val="24"/>
+          <w:lang w:eastAsia="es-MX"/>
+        </w:rPr>
+        <w:t>) de 200 milisegundos de pausa obligatoria entre cada mensaje enviado (</w:t>
+      </w:r>
+      <w:proofErr w:type="spellStart"/>
+      <w:proofErr w:type="gramStart"/>
+      <w:r>
+        <w:rPr>
+          <w:rFonts w:eastAsia="Times New Roman" w:cstheme="minorHAnsi"/>
+          <w:sz w:val="24"/>
+          <w:szCs w:val="24"/>
+          <w:lang w:eastAsia="es-MX"/>
+        </w:rPr>
+        <w:t>usleep</w:t>
+      </w:r>
+      <w:proofErr w:type="spellEnd"/>
+      <w:r>
+        <w:rPr>
+          <w:rFonts w:eastAsia="Times New Roman" w:cstheme="minorHAnsi"/>
+          <w:sz w:val="24"/>
+          <w:szCs w:val="24"/>
+          <w:lang w:eastAsia="es-MX"/>
+        </w:rPr>
+        <w:t>(</w:t>
+      </w:r>
+      <w:proofErr w:type="gramEnd"/>
+      <w:r>
+        <w:rPr>
+          <w:rFonts w:eastAsia="Times New Roman" w:cstheme="minorHAnsi"/>
+          <w:sz w:val="24"/>
+          <w:szCs w:val="24"/>
+          <w:lang w:eastAsia="es-MX"/>
+        </w:rPr>
+        <w:t>200000)). Esta restricción evita bloqueos por parte de los servidores de Meta, pero limita la velocidad máxima teórica a 5 mensajes por segundo.</w:t>
       </w:r>
     </w:p>
     <w:p>
@@ -9464,7 +10254,87 @@
           <w:szCs w:val="24"/>
           <w:lang w:eastAsia="es-MX"/>
         </w:rPr>
-        <w:t xml:space="preserve"> El sistema restringe las subidas a formatos específicos: documentos (.pdf), archivos comprimidos (.zip) e imágenes (.jpg, .jpeg, .png, .gif). En el backend principal, esta restricción se refuerza validando el tipo MIME real del archivo (FILEINFO_MIME_TYPE), rechazando archivos disfrazados.</w:t>
+        <w:t xml:space="preserve"> El sistema restringe las subidas a formatos específicos: documentos (.</w:t>
+      </w:r>
+      <w:proofErr w:type="spellStart"/>
+      <w:r>
+        <w:rPr>
+          <w:rFonts w:eastAsia="Times New Roman" w:cstheme="minorHAnsi"/>
+          <w:sz w:val="24"/>
+          <w:szCs w:val="24"/>
+          <w:lang w:eastAsia="es-MX"/>
+        </w:rPr>
+        <w:t>pdf</w:t>
+      </w:r>
+      <w:proofErr w:type="spellEnd"/>
+      <w:r>
+        <w:rPr>
+          <w:rFonts w:eastAsia="Times New Roman" w:cstheme="minorHAnsi"/>
+          <w:sz w:val="24"/>
+          <w:szCs w:val="24"/>
+          <w:lang w:eastAsia="es-MX"/>
+        </w:rPr>
+        <w:t>), archivos comprimidos (.zip) e imágenes (.</w:t>
+      </w:r>
+      <w:proofErr w:type="spellStart"/>
+      <w:r>
+        <w:rPr>
+          <w:rFonts w:eastAsia="Times New Roman" w:cstheme="minorHAnsi"/>
+          <w:sz w:val="24"/>
+          <w:szCs w:val="24"/>
+          <w:lang w:eastAsia="es-MX"/>
+        </w:rPr>
+        <w:t>jpg</w:t>
+      </w:r>
+      <w:proofErr w:type="spellEnd"/>
+      <w:r>
+        <w:rPr>
+          <w:rFonts w:eastAsia="Times New Roman" w:cstheme="minorHAnsi"/>
+          <w:sz w:val="24"/>
+          <w:szCs w:val="24"/>
+          <w:lang w:eastAsia="es-MX"/>
+        </w:rPr>
+        <w:t>, .</w:t>
+      </w:r>
+      <w:proofErr w:type="spellStart"/>
+      <w:r>
+        <w:rPr>
+          <w:rFonts w:eastAsia="Times New Roman" w:cstheme="minorHAnsi"/>
+          <w:sz w:val="24"/>
+          <w:szCs w:val="24"/>
+          <w:lang w:eastAsia="es-MX"/>
+        </w:rPr>
+        <w:t>jpeg</w:t>
+      </w:r>
+      <w:proofErr w:type="spellEnd"/>
+      <w:r>
+        <w:rPr>
+          <w:rFonts w:eastAsia="Times New Roman" w:cstheme="minorHAnsi"/>
+          <w:sz w:val="24"/>
+          <w:szCs w:val="24"/>
+          <w:lang w:eastAsia="es-MX"/>
+        </w:rPr>
+        <w:t xml:space="preserve">, .png, .gif). En el </w:t>
+      </w:r>
+      <w:proofErr w:type="spellStart"/>
+      <w:r>
+        <w:rPr>
+          <w:rFonts w:eastAsia="Times New Roman" w:cstheme="minorHAnsi"/>
+          <w:sz w:val="24"/>
+          <w:szCs w:val="24"/>
+          <w:lang w:eastAsia="es-MX"/>
+        </w:rPr>
+        <w:t>backend</w:t>
+      </w:r>
+      <w:proofErr w:type="spellEnd"/>
+      <w:r>
+        <w:rPr>
+          <w:rFonts w:eastAsia="Times New Roman" w:cstheme="minorHAnsi"/>
+          <w:sz w:val="24"/>
+          <w:szCs w:val="24"/>
+          <w:lang w:eastAsia="es-MX"/>
+        </w:rPr>
+        <w:t xml:space="preserve"> principal, esta restricción se refuerza validando el tipo MIME real del archivo (FILEINFO_MIME_TYPE), rechazando archivos disfrazados.</w:t>
       </w:r>
     </w:p>
     <w:p>
@@ -9522,7 +10392,55 @@
           <w:szCs w:val="24"/>
           <w:lang w:eastAsia="es-MX"/>
         </w:rPr>
-        <w:t>Bloqueo por Límite de Intentos (Rate Limit):</w:t>
+        <w:t>Bloqueo por Límite de Intentos (</w:t>
+      </w:r>
+      <w:proofErr w:type="spellStart"/>
+      <w:r>
+        <w:rPr>
+          <w:rFonts w:eastAsia="Times New Roman" w:cstheme="minorHAnsi"/>
+          <w:b/>
+          <w:bCs/>
+          <w:sz w:val="24"/>
+          <w:szCs w:val="24"/>
+          <w:lang w:eastAsia="es-MX"/>
+        </w:rPr>
+        <w:t>Rate</w:t>
+      </w:r>
+      <w:proofErr w:type="spellEnd"/>
+      <w:r>
+        <w:rPr>
+          <w:rFonts w:eastAsia="Times New Roman" w:cstheme="minorHAnsi"/>
+          <w:b/>
+          <w:bCs/>
+          <w:sz w:val="24"/>
+          <w:szCs w:val="24"/>
+          <w:lang w:eastAsia="es-MX"/>
+        </w:rPr>
+        <w:t xml:space="preserve"> </w:t>
+      </w:r>
+      <w:proofErr w:type="spellStart"/>
+      <w:r>
+        <w:rPr>
+          <w:rFonts w:eastAsia="Times New Roman" w:cstheme="minorHAnsi"/>
+          <w:b/>
+          <w:bCs/>
+          <w:sz w:val="24"/>
+          <w:szCs w:val="24"/>
+          <w:lang w:eastAsia="es-MX"/>
+        </w:rPr>
+        <w:t>Limit</w:t>
+      </w:r>
+      <w:proofErr w:type="spellEnd"/>
+      <w:r>
+        <w:rPr>
+          <w:rFonts w:eastAsia="Times New Roman" w:cstheme="minorHAnsi"/>
+          <w:b/>
+          <w:bCs/>
+          <w:sz w:val="24"/>
+          <w:szCs w:val="24"/>
+          <w:lang w:eastAsia="es-MX"/>
+        </w:rPr>
+        <w:t>):</w:t>
       </w:r>
       <w:r>
         <w:rPr>
@@ -9567,7 +10485,47 @@
           <w:szCs w:val="24"/>
           <w:lang w:eastAsia="es-MX"/>
         </w:rPr>
-        <w:t xml:space="preserve"> Las sesiones de usuario no son persistentes de forma indefinida; el token criptográfico generado tiene una caducidad absoluta (Hard Timeout) de 12 horas (43,200 segundos), tras lo cual se requiere volver a autenticarse.</w:t>
+        <w:t xml:space="preserve"> Las sesiones de usuario no son persistentes de forma indefinida; el token criptográfico generado tiene una caducidad absoluta (</w:t>
+      </w:r>
+      <w:proofErr w:type="spellStart"/>
+      <w:r>
+        <w:rPr>
+          <w:rFonts w:eastAsia="Times New Roman" w:cstheme="minorHAnsi"/>
+          <w:sz w:val="24"/>
+          <w:szCs w:val="24"/>
+          <w:lang w:eastAsia="es-MX"/>
+        </w:rPr>
+        <w:t>Hard</w:t>
+      </w:r>
+      <w:proofErr w:type="spellEnd"/>
+      <w:r>
+        <w:rPr>
+          <w:rFonts w:eastAsia="Times New Roman" w:cstheme="minorHAnsi"/>
+          <w:sz w:val="24"/>
+          <w:szCs w:val="24"/>
+          <w:lang w:eastAsia="es-MX"/>
+        </w:rPr>
+        <w:t xml:space="preserve"> </w:t>
+      </w:r>
+      <w:proofErr w:type="spellStart"/>
+      <w:r>
+        <w:rPr>
+          <w:rFonts w:eastAsia="Times New Roman" w:cstheme="minorHAnsi"/>
+          <w:sz w:val="24"/>
+          <w:szCs w:val="24"/>
+          <w:lang w:eastAsia="es-MX"/>
+        </w:rPr>
+        <w:t>Timeout</w:t>
+      </w:r>
+      <w:proofErr w:type="spellEnd"/>
+      <w:r>
+        <w:rPr>
+          <w:rFonts w:eastAsia="Times New Roman" w:cstheme="minorHAnsi"/>
+          <w:sz w:val="24"/>
+          <w:szCs w:val="24"/>
+          <w:lang w:eastAsia="es-MX"/>
+        </w:rPr>
+        <w:t>) de 12 horas (43,200 segundos), tras lo cual se requiere volver a autenticarse.</w:t>
       </w:r>
     </w:p>
     <w:p>
@@ -9690,7 +10648,27 @@
           <w:szCs w:val="24"/>
           <w:lang w:eastAsia="es-MX"/>
         </w:rPr>
-        <w:t xml:space="preserve"> El sistema carece de un motor de envíos nativo; depende al 100% de la disponibilidad y los tiempos de respuesta de la Graph API de Meta (v18.0). Si los servidores de Facebook experimentan caídas, el sistema queda inhabilitado para realizar envíos.</w:t>
+        <w:t xml:space="preserve"> El sistema carece de un motor de envíos nativo; depende al 100% de la disponibilidad y los tiempos de respuesta de la </w:t>
+      </w:r>
+      <w:proofErr w:type="spellStart"/>
+      <w:r>
+        <w:rPr>
+          <w:rFonts w:eastAsia="Times New Roman" w:cstheme="minorHAnsi"/>
+          <w:sz w:val="24"/>
+          <w:szCs w:val="24"/>
+          <w:lang w:eastAsia="es-MX"/>
+        </w:rPr>
+        <w:t>Graph</w:t>
+      </w:r>
+      <w:proofErr w:type="spellEnd"/>
+      <w:r>
+        <w:rPr>
+          <w:rFonts w:eastAsia="Times New Roman" w:cstheme="minorHAnsi"/>
+          <w:sz w:val="24"/>
+          <w:szCs w:val="24"/>
+          <w:lang w:eastAsia="es-MX"/>
+        </w:rPr>
+        <w:t xml:space="preserve"> API de Meta (v18.0). Si los servidores de Facebook experimentan caídas, el sistema queda inhabilitado para realizar envíos.</w:t>
       </w:r>
     </w:p>
     <w:p>
@@ -9782,6 +10760,7 @@
                 <w:szCs w:val="24"/>
               </w:rPr>
             </w:pPr>
+            <w:proofErr w:type="spellStart"/>
             <w:r>
               <w:rPr>
                 <w:rFonts w:cstheme="minorHAnsi"/>
@@ -9790,6 +10769,7 @@
               </w:rPr>
               <w:t>Nro</w:t>
             </w:r>
+            <w:proofErr w:type="spellEnd"/>
           </w:p>
         </w:tc>
         <w:tc>
@@ -9909,7 +10889,43 @@
                 <w:sz w:val="24"/>
                 <w:szCs w:val="24"/>
               </w:rPr>
-              <w:t>$secrets['master_password']</w:t>
+              <w:t>$</w:t>
+            </w:r>
+            <w:proofErr w:type="spellStart"/>
+            <w:r>
+              <w:rPr>
+                <w:rFonts w:cstheme="minorHAnsi"/>
+                <w:sz w:val="24"/>
+                <w:szCs w:val="24"/>
+              </w:rPr>
+              <w:t>secrets</w:t>
+            </w:r>
+            <w:proofErr w:type="spellEnd"/>
+            <w:r>
+              <w:rPr>
+                <w:rFonts w:cstheme="minorHAnsi"/>
+                <w:sz w:val="24"/>
+                <w:szCs w:val="24"/>
+              </w:rPr>
+              <w:t>['</w:t>
+            </w:r>
+            <w:proofErr w:type="spellStart"/>
+            <w:r>
+              <w:rPr>
+                <w:rFonts w:cstheme="minorHAnsi"/>
+                <w:sz w:val="24"/>
+                <w:szCs w:val="24"/>
+              </w:rPr>
+              <w:t>master_password</w:t>
+            </w:r>
+            <w:proofErr w:type="spellEnd"/>
+            <w:r>
+              <w:rPr>
+                <w:rFonts w:cstheme="minorHAnsi"/>
+                <w:sz w:val="24"/>
+                <w:szCs w:val="24"/>
+              </w:rPr>
+              <w:t>']</w:t>
             </w:r>
           </w:p>
         </w:tc>
@@ -9977,6 +10993,7 @@
                 <w:szCs w:val="24"/>
               </w:rPr>
             </w:pPr>
+            <w:proofErr w:type="spellStart"/>
             <w:r>
               <w:rPr>
                 <w:rFonts w:cstheme="minorHAnsi"/>
@@ -9985,6 +11002,7 @@
               </w:rPr>
               <w:t>auth_token</w:t>
             </w:r>
+            <w:proofErr w:type="spellEnd"/>
           </w:p>
         </w:tc>
       </w:tr>
@@ -10053,6 +11071,7 @@
                 <w:szCs w:val="24"/>
               </w:rPr>
             </w:pPr>
+            <w:proofErr w:type="spellStart"/>
             <w:r>
               <w:rPr>
                 <w:rFonts w:cstheme="minorHAnsi"/>
@@ -10061,6 +11080,7 @@
               </w:rPr>
               <w:t>nombre_cliente</w:t>
             </w:r>
+            <w:proofErr w:type="spellEnd"/>
             <w:r>
               <w:rPr>
                 <w:rFonts w:cstheme="minorHAnsi"/>
@@ -10276,6 +11296,7 @@
                 <w:szCs w:val="24"/>
               </w:rPr>
             </w:pPr>
+            <w:proofErr w:type="spellStart"/>
             <w:r>
               <w:rPr>
                 <w:rFonts w:cstheme="minorHAnsi"/>
@@ -10284,6 +11305,7 @@
               </w:rPr>
               <w:t>Id_plantilla</w:t>
             </w:r>
+            <w:proofErr w:type="spellEnd"/>
           </w:p>
         </w:tc>
       </w:tr>
@@ -10350,6 +11372,7 @@
                 <w:szCs w:val="24"/>
               </w:rPr>
             </w:pPr>
+            <w:proofErr w:type="spellStart"/>
             <w:r>
               <w:rPr>
                 <w:rFonts w:cstheme="minorHAnsi"/>
@@ -10358,6 +11381,7 @@
               </w:rPr>
               <w:t>nombre_cliente</w:t>
             </w:r>
+            <w:proofErr w:type="spellEnd"/>
             <w:r>
               <w:rPr>
                 <w:rFonts w:cstheme="minorHAnsi"/>
@@ -10390,6 +11414,7 @@
               </w:rPr>
               <w:t xml:space="preserve">, </w:t>
             </w:r>
+            <w:proofErr w:type="spellStart"/>
             <w:r>
               <w:rPr>
                 <w:rFonts w:cstheme="minorHAnsi"/>
@@ -10398,6 +11423,7 @@
               </w:rPr>
               <w:t>Id_plantilla</w:t>
             </w:r>
+            <w:proofErr w:type="spellEnd"/>
           </w:p>
         </w:tc>
       </w:tr>
@@ -10487,22 +11513,70 @@
                 <w:szCs w:val="24"/>
               </w:rPr>
             </w:pPr>
-            <w:r>
-              <w:rPr>
-                <w:rFonts w:cstheme="minorHAnsi"/>
-                <w:sz w:val="24"/>
-                <w:szCs w:val="24"/>
-              </w:rPr>
-              <w:t>id_mensaje, id_destinatario, prioridad_envio</w:t>
-            </w:r>
-            <w:r>
-              <w:rPr>
-                <w:rFonts w:cstheme="minorHAnsi"/>
-                <w:sz w:val="24"/>
-                <w:szCs w:val="24"/>
-              </w:rPr>
-              <w:t>, estado_entrega</w:t>
-            </w:r>
+            <w:proofErr w:type="spellStart"/>
+            <w:r>
+              <w:rPr>
+                <w:rFonts w:cstheme="minorHAnsi"/>
+                <w:sz w:val="24"/>
+                <w:szCs w:val="24"/>
+              </w:rPr>
+              <w:t>id_mensaje</w:t>
+            </w:r>
+            <w:proofErr w:type="spellEnd"/>
+            <w:r>
+              <w:rPr>
+                <w:rFonts w:cstheme="minorHAnsi"/>
+                <w:sz w:val="24"/>
+                <w:szCs w:val="24"/>
+              </w:rPr>
+              <w:t xml:space="preserve">, </w:t>
+            </w:r>
+            <w:proofErr w:type="spellStart"/>
+            <w:r>
+              <w:rPr>
+                <w:rFonts w:cstheme="minorHAnsi"/>
+                <w:sz w:val="24"/>
+                <w:szCs w:val="24"/>
+              </w:rPr>
+              <w:t>id_destinatario</w:t>
+            </w:r>
+            <w:proofErr w:type="spellEnd"/>
+            <w:r>
+              <w:rPr>
+                <w:rFonts w:cstheme="minorHAnsi"/>
+                <w:sz w:val="24"/>
+                <w:szCs w:val="24"/>
+              </w:rPr>
+              <w:t xml:space="preserve">, </w:t>
+            </w:r>
+            <w:proofErr w:type="spellStart"/>
+            <w:r>
+              <w:rPr>
+                <w:rFonts w:cstheme="minorHAnsi"/>
+                <w:sz w:val="24"/>
+                <w:szCs w:val="24"/>
+              </w:rPr>
+              <w:t>prioridad_envio</w:t>
+            </w:r>
+            <w:proofErr w:type="spellEnd"/>
+            <w:r>
+              <w:rPr>
+                <w:rFonts w:cstheme="minorHAnsi"/>
+                <w:sz w:val="24"/>
+                <w:szCs w:val="24"/>
+              </w:rPr>
+              <w:t xml:space="preserve">, </w:t>
+            </w:r>
+            <w:proofErr w:type="spellStart"/>
+            <w:r>
+              <w:rPr>
+                <w:rFonts w:cstheme="minorHAnsi"/>
+                <w:sz w:val="24"/>
+                <w:szCs w:val="24"/>
+              </w:rPr>
+              <w:t>estado_entrega</w:t>
+            </w:r>
+            <w:proofErr w:type="spellEnd"/>
           </w:p>
         </w:tc>
       </w:tr>
@@ -10586,6 +11660,7 @@
               </w:rPr>
               <w:t xml:space="preserve">rchivo, </w:t>
             </w:r>
+            <w:proofErr w:type="spellStart"/>
             <w:r>
               <w:rPr>
                 <w:rFonts w:cstheme="minorHAnsi"/>
@@ -10594,6 +11669,7 @@
               </w:rPr>
               <w:t>nombre_cliente</w:t>
             </w:r>
+            <w:proofErr w:type="spellEnd"/>
             <w:r>
               <w:rPr>
                 <w:rFonts w:cstheme="minorHAnsi"/>
@@ -10666,7 +11742,25 @@
                 <w:sz w:val="24"/>
                 <w:szCs w:val="24"/>
               </w:rPr>
-              <w:t>El usuario debe poder construir una lista de destinatarios buscando clientes manualmente o importando un archivo excel (.xlsx)</w:t>
+              <w:t xml:space="preserve">El usuario debe poder construir una lista de destinatarios buscando clientes manualmente o importando un archivo </w:t>
+            </w:r>
+            <w:proofErr w:type="spellStart"/>
+            <w:r>
+              <w:rPr>
+                <w:rFonts w:cstheme="minorHAnsi"/>
+                <w:sz w:val="24"/>
+                <w:szCs w:val="24"/>
+              </w:rPr>
+              <w:t>excel</w:t>
+            </w:r>
+            <w:proofErr w:type="spellEnd"/>
+            <w:r>
+              <w:rPr>
+                <w:rFonts w:cstheme="minorHAnsi"/>
+                <w:sz w:val="24"/>
+                <w:szCs w:val="24"/>
+              </w:rPr>
+              <w:t xml:space="preserve"> (.xlsx)</w:t>
             </w:r>
           </w:p>
         </w:tc>
@@ -10707,6 +11801,7 @@
               </w:rPr>
               <w:t xml:space="preserve">, </w:t>
             </w:r>
+            <w:proofErr w:type="spellStart"/>
             <w:r>
               <w:rPr>
                 <w:rFonts w:cstheme="minorHAnsi"/>
@@ -10715,6 +11810,7 @@
               </w:rPr>
               <w:t>nombre_cliente</w:t>
             </w:r>
+            <w:proofErr w:type="spellEnd"/>
             <w:r>
               <w:rPr>
                 <w:rFonts w:cstheme="minorHAnsi"/>
@@ -10731,6 +11827,7 @@
               </w:rPr>
               <w:t xml:space="preserve"> </w:t>
             </w:r>
+            <w:proofErr w:type="spellStart"/>
             <w:r>
               <w:rPr>
                 <w:rFonts w:cstheme="minorHAnsi"/>
@@ -10739,13 +11836,23 @@
               </w:rPr>
               <w:t>correo_electronico</w:t>
             </w:r>
-            <w:r>
-              <w:rPr>
-                <w:rFonts w:cstheme="minorHAnsi"/>
-                <w:sz w:val="24"/>
-                <w:szCs w:val="24"/>
-              </w:rPr>
-              <w:t>, numero_tele</w:t>
+            <w:proofErr w:type="spellEnd"/>
+            <w:r>
+              <w:rPr>
+                <w:rFonts w:cstheme="minorHAnsi"/>
+                <w:sz w:val="24"/>
+                <w:szCs w:val="24"/>
+              </w:rPr>
+              <w:t xml:space="preserve">, </w:t>
+            </w:r>
+            <w:proofErr w:type="spellStart"/>
+            <w:r>
+              <w:rPr>
+                <w:rFonts w:cstheme="minorHAnsi"/>
+                <w:sz w:val="24"/>
+                <w:szCs w:val="24"/>
+              </w:rPr>
+              <w:t>numero_tele</w:t>
             </w:r>
             <w:r>
               <w:rPr>
@@ -10755,6 +11862,7 @@
               </w:rPr>
               <w:t>fono</w:t>
             </w:r>
+            <w:proofErr w:type="spellEnd"/>
           </w:p>
         </w:tc>
       </w:tr>
@@ -10821,6 +11929,7 @@
                 <w:szCs w:val="24"/>
               </w:rPr>
             </w:pPr>
+            <w:proofErr w:type="spellStart"/>
             <w:r>
               <w:rPr>
                 <w:rFonts w:cstheme="minorHAnsi"/>
@@ -10829,6 +11938,7 @@
               </w:rPr>
               <w:t>Id_plantilla</w:t>
             </w:r>
+            <w:proofErr w:type="spellEnd"/>
           </w:p>
         </w:tc>
       </w:tr>
@@ -10927,13 +12037,77 @@
                 <w:szCs w:val="24"/>
               </w:rPr>
             </w:pPr>
-            <w:r>
-              <w:rPr>
-                <w:rFonts w:cstheme="minorHAnsi"/>
-                <w:sz w:val="24"/>
-                <w:szCs w:val="24"/>
-              </w:rPr>
-              <w:t>id_mensaje, id_destinatario, prioridad_envio, estado_entrega,</w:t>
+            <w:proofErr w:type="spellStart"/>
+            <w:r>
+              <w:rPr>
+                <w:rFonts w:cstheme="minorHAnsi"/>
+                <w:sz w:val="24"/>
+                <w:szCs w:val="24"/>
+              </w:rPr>
+              <w:t>id_mensaje</w:t>
+            </w:r>
+            <w:proofErr w:type="spellEnd"/>
+            <w:r>
+              <w:rPr>
+                <w:rFonts w:cstheme="minorHAnsi"/>
+                <w:sz w:val="24"/>
+                <w:szCs w:val="24"/>
+              </w:rPr>
+              <w:t xml:space="preserve">, </w:t>
+            </w:r>
+            <w:proofErr w:type="spellStart"/>
+            <w:r>
+              <w:rPr>
+                <w:rFonts w:cstheme="minorHAnsi"/>
+                <w:sz w:val="24"/>
+                <w:szCs w:val="24"/>
+              </w:rPr>
+              <w:t>id_destinatario</w:t>
+            </w:r>
+            <w:proofErr w:type="spellEnd"/>
+            <w:r>
+              <w:rPr>
+                <w:rFonts w:cstheme="minorHAnsi"/>
+                <w:sz w:val="24"/>
+                <w:szCs w:val="24"/>
+              </w:rPr>
+              <w:t xml:space="preserve">, </w:t>
+            </w:r>
+            <w:proofErr w:type="spellStart"/>
+            <w:r>
+              <w:rPr>
+                <w:rFonts w:cstheme="minorHAnsi"/>
+                <w:sz w:val="24"/>
+                <w:szCs w:val="24"/>
+              </w:rPr>
+              <w:t>prioridad_envio</w:t>
+            </w:r>
+            <w:proofErr w:type="spellEnd"/>
+            <w:r>
+              <w:rPr>
+                <w:rFonts w:cstheme="minorHAnsi"/>
+                <w:sz w:val="24"/>
+                <w:szCs w:val="24"/>
+              </w:rPr>
+              <w:t xml:space="preserve">, </w:t>
+            </w:r>
+            <w:proofErr w:type="spellStart"/>
+            <w:r>
+              <w:rPr>
+                <w:rFonts w:cstheme="minorHAnsi"/>
+                <w:sz w:val="24"/>
+                <w:szCs w:val="24"/>
+              </w:rPr>
+              <w:t>estado_entrega</w:t>
+            </w:r>
+            <w:proofErr w:type="spellEnd"/>
+            <w:r>
+              <w:rPr>
+                <w:rFonts w:cstheme="minorHAnsi"/>
+                <w:sz w:val="24"/>
+                <w:szCs w:val="24"/>
+              </w:rPr>
+              <w:t>,</w:t>
             </w:r>
             <w:r>
               <w:rPr>
@@ -11018,6 +12192,7 @@
                 <w:szCs w:val="24"/>
               </w:rPr>
             </w:pPr>
+            <w:proofErr w:type="spellStart"/>
             <w:r>
               <w:rPr>
                 <w:rFonts w:cstheme="minorHAnsi"/>
@@ -11032,8 +12207,27 @@
                 <w:sz w:val="24"/>
                 <w:szCs w:val="24"/>
               </w:rPr>
-              <w:t>ombre_cliente, telefono</w:t>
-            </w:r>
+              <w:t>ombre_cliente</w:t>
+            </w:r>
+            <w:proofErr w:type="spellEnd"/>
+            <w:r>
+              <w:rPr>
+                <w:rFonts w:cstheme="minorHAnsi"/>
+                <w:sz w:val="24"/>
+                <w:szCs w:val="24"/>
+              </w:rPr>
+              <w:t xml:space="preserve">, </w:t>
+            </w:r>
+            <w:proofErr w:type="spellStart"/>
+            <w:r>
+              <w:rPr>
+                <w:rFonts w:cstheme="minorHAnsi"/>
+                <w:sz w:val="24"/>
+                <w:szCs w:val="24"/>
+              </w:rPr>
+              <w:t>telefono</w:t>
+            </w:r>
+            <w:proofErr w:type="spellEnd"/>
           </w:p>
         </w:tc>
       </w:tr>
@@ -11104,15 +12298,51 @@
                 <w:sz w:val="24"/>
                 <w:szCs w:val="24"/>
               </w:rPr>
-              <w:t>Archivo, nombre</w:t>
-            </w:r>
-            <w:r>
-              <w:rPr>
-                <w:rFonts w:cstheme="minorHAnsi"/>
-                <w:sz w:val="24"/>
-                <w:szCs w:val="24"/>
-              </w:rPr>
-              <w:t>_cliente, correo_electronico,</w:t>
+              <w:t xml:space="preserve">Archivo, </w:t>
+            </w:r>
+            <w:proofErr w:type="spellStart"/>
+            <w:r>
+              <w:rPr>
+                <w:rFonts w:cstheme="minorHAnsi"/>
+                <w:sz w:val="24"/>
+                <w:szCs w:val="24"/>
+              </w:rPr>
+              <w:t>nombre</w:t>
+            </w:r>
+            <w:r>
+              <w:rPr>
+                <w:rFonts w:cstheme="minorHAnsi"/>
+                <w:sz w:val="24"/>
+                <w:szCs w:val="24"/>
+              </w:rPr>
+              <w:t>_cliente</w:t>
+            </w:r>
+            <w:proofErr w:type="spellEnd"/>
+            <w:r>
+              <w:rPr>
+                <w:rFonts w:cstheme="minorHAnsi"/>
+                <w:sz w:val="24"/>
+                <w:szCs w:val="24"/>
+              </w:rPr>
+              <w:t xml:space="preserve">, </w:t>
+            </w:r>
+            <w:proofErr w:type="spellStart"/>
+            <w:r>
+              <w:rPr>
+                <w:rFonts w:cstheme="minorHAnsi"/>
+                <w:sz w:val="24"/>
+                <w:szCs w:val="24"/>
+              </w:rPr>
+              <w:t>correo_electronico</w:t>
+            </w:r>
+            <w:proofErr w:type="spellEnd"/>
+            <w:r>
+              <w:rPr>
+                <w:rFonts w:cstheme="minorHAnsi"/>
+                <w:sz w:val="24"/>
+                <w:szCs w:val="24"/>
+              </w:rPr>
+              <w:t>,</w:t>
             </w:r>
             <w:r>
               <w:rPr>
@@ -11122,6 +12352,7 @@
               </w:rPr>
               <w:t xml:space="preserve"> </w:t>
             </w:r>
+            <w:proofErr w:type="spellStart"/>
             <w:r>
               <w:rPr>
                 <w:rFonts w:cstheme="minorHAnsi"/>
@@ -11130,6 +12361,7 @@
               </w:rPr>
               <w:t>telefono</w:t>
             </w:r>
+            <w:proofErr w:type="spellEnd"/>
           </w:p>
         </w:tc>
       </w:tr>
@@ -11179,7 +12411,25 @@
                 <w:sz w:val="24"/>
                 <w:szCs w:val="24"/>
               </w:rPr>
-              <w:t>El sistema debe de registrar cada intento de envio (exitoso o fallido) detallando la fecha, cliente, teléfono, archivo utilizado y plantilla</w:t>
+              <w:t xml:space="preserve">El sistema debe de registrar cada intento de </w:t>
+            </w:r>
+            <w:proofErr w:type="spellStart"/>
+            <w:r>
+              <w:rPr>
+                <w:rFonts w:cstheme="minorHAnsi"/>
+                <w:sz w:val="24"/>
+                <w:szCs w:val="24"/>
+              </w:rPr>
+              <w:t>envio</w:t>
+            </w:r>
+            <w:proofErr w:type="spellEnd"/>
+            <w:r>
+              <w:rPr>
+                <w:rFonts w:cstheme="minorHAnsi"/>
+                <w:sz w:val="24"/>
+                <w:szCs w:val="24"/>
+              </w:rPr>
+              <w:t xml:space="preserve"> (exitoso o fallido) detallando la fecha, cliente, teléfono, archivo utilizado y plantilla</w:t>
             </w:r>
             <w:bookmarkEnd w:id="32"/>
           </w:p>
@@ -11203,8 +12453,27 @@
                 <w:sz w:val="24"/>
                 <w:szCs w:val="24"/>
               </w:rPr>
-              <w:t xml:space="preserve">Fecha, nombre_cliente, teléfono, archivo, </w:t>
-            </w:r>
+              <w:t xml:space="preserve">Fecha, </w:t>
+            </w:r>
+            <w:proofErr w:type="spellStart"/>
+            <w:r>
+              <w:rPr>
+                <w:rFonts w:cstheme="minorHAnsi"/>
+                <w:sz w:val="24"/>
+                <w:szCs w:val="24"/>
+              </w:rPr>
+              <w:t>nombre_cliente</w:t>
+            </w:r>
+            <w:proofErr w:type="spellEnd"/>
+            <w:r>
+              <w:rPr>
+                <w:rFonts w:cstheme="minorHAnsi"/>
+                <w:sz w:val="24"/>
+                <w:szCs w:val="24"/>
+              </w:rPr>
+              <w:t xml:space="preserve">, teléfono, archivo, </w:t>
+            </w:r>
+            <w:proofErr w:type="spellStart"/>
             <w:r>
               <w:rPr>
                 <w:rFonts w:cstheme="minorHAnsi"/>
@@ -11213,6 +12482,7 @@
               </w:rPr>
               <w:t>Id_plantilla</w:t>
             </w:r>
+            <w:proofErr w:type="spellEnd"/>
           </w:p>
         </w:tc>
       </w:tr>
@@ -11305,22 +12575,96 @@
                 <w:szCs w:val="24"/>
               </w:rPr>
             </w:pPr>
-            <w:r>
-              <w:rPr>
-                <w:rFonts w:cstheme="minorHAnsi"/>
-                <w:sz w:val="24"/>
-                <w:szCs w:val="24"/>
-              </w:rPr>
-              <w:t>id_mensaje, id_destinatario, prioridad_envio, estado_entrega, %carga</w:t>
-            </w:r>
-            <w:r>
-              <w:rPr>
-                <w:rFonts w:cstheme="minorHAnsi"/>
-                <w:sz w:val="24"/>
-                <w:szCs w:val="24"/>
-              </w:rPr>
-              <w:t>, id_registro</w:t>
-            </w:r>
+            <w:proofErr w:type="spellStart"/>
+            <w:r>
+              <w:rPr>
+                <w:rFonts w:cstheme="minorHAnsi"/>
+                <w:sz w:val="24"/>
+                <w:szCs w:val="24"/>
+              </w:rPr>
+              <w:t>id_mensaje</w:t>
+            </w:r>
+            <w:proofErr w:type="spellEnd"/>
+            <w:r>
+              <w:rPr>
+                <w:rFonts w:cstheme="minorHAnsi"/>
+                <w:sz w:val="24"/>
+                <w:szCs w:val="24"/>
+              </w:rPr>
+              <w:t xml:space="preserve">, </w:t>
+            </w:r>
+            <w:proofErr w:type="spellStart"/>
+            <w:r>
+              <w:rPr>
+                <w:rFonts w:cstheme="minorHAnsi"/>
+                <w:sz w:val="24"/>
+                <w:szCs w:val="24"/>
+              </w:rPr>
+              <w:t>id_destinatario</w:t>
+            </w:r>
+            <w:proofErr w:type="spellEnd"/>
+            <w:r>
+              <w:rPr>
+                <w:rFonts w:cstheme="minorHAnsi"/>
+                <w:sz w:val="24"/>
+                <w:szCs w:val="24"/>
+              </w:rPr>
+              <w:t xml:space="preserve">, </w:t>
+            </w:r>
+            <w:proofErr w:type="spellStart"/>
+            <w:r>
+              <w:rPr>
+                <w:rFonts w:cstheme="minorHAnsi"/>
+                <w:sz w:val="24"/>
+                <w:szCs w:val="24"/>
+              </w:rPr>
+              <w:t>prioridad_envio</w:t>
+            </w:r>
+            <w:proofErr w:type="spellEnd"/>
+            <w:r>
+              <w:rPr>
+                <w:rFonts w:cstheme="minorHAnsi"/>
+                <w:sz w:val="24"/>
+                <w:szCs w:val="24"/>
+              </w:rPr>
+              <w:t xml:space="preserve">, </w:t>
+            </w:r>
+            <w:proofErr w:type="spellStart"/>
+            <w:r>
+              <w:rPr>
+                <w:rFonts w:cstheme="minorHAnsi"/>
+                <w:sz w:val="24"/>
+                <w:szCs w:val="24"/>
+              </w:rPr>
+              <w:t>estado_entrega</w:t>
+            </w:r>
+            <w:proofErr w:type="spellEnd"/>
+            <w:r>
+              <w:rPr>
+                <w:rFonts w:cstheme="minorHAnsi"/>
+                <w:sz w:val="24"/>
+                <w:szCs w:val="24"/>
+              </w:rPr>
+              <w:t>, %carga</w:t>
+            </w:r>
+            <w:r>
+              <w:rPr>
+                <w:rFonts w:cstheme="minorHAnsi"/>
+                <w:sz w:val="24"/>
+                <w:szCs w:val="24"/>
+              </w:rPr>
+              <w:t xml:space="preserve">, </w:t>
+            </w:r>
+            <w:proofErr w:type="spellStart"/>
+            <w:r>
+              <w:rPr>
+                <w:rFonts w:cstheme="minorHAnsi"/>
+                <w:sz w:val="24"/>
+                <w:szCs w:val="24"/>
+              </w:rPr>
+              <w:t>id_registro</w:t>
+            </w:r>
+            <w:proofErr w:type="spellEnd"/>
           </w:p>
         </w:tc>
       </w:tr>
@@ -11386,6 +12730,7 @@
                 <w:szCs w:val="24"/>
               </w:rPr>
             </w:pPr>
+            <w:proofErr w:type="spellStart"/>
             <w:r>
               <w:rPr>
                 <w:rFonts w:cstheme="minorHAnsi"/>
@@ -11394,6 +12739,7 @@
               </w:rPr>
               <w:t>Id_registro</w:t>
             </w:r>
+            <w:proofErr w:type="spellEnd"/>
           </w:p>
         </w:tc>
       </w:tr>
@@ -11460,14 +12806,34 @@
                 <w:szCs w:val="24"/>
               </w:rPr>
             </w:pPr>
-            <w:r>
-              <w:rPr>
-                <w:rFonts w:cstheme="minorHAnsi"/>
-                <w:sz w:val="24"/>
-                <w:szCs w:val="24"/>
-              </w:rPr>
-              <w:t>Id_telefono, WAVA_ID, token_permanente</w:t>
-            </w:r>
+            <w:proofErr w:type="spellStart"/>
+            <w:r>
+              <w:rPr>
+                <w:rFonts w:cstheme="minorHAnsi"/>
+                <w:sz w:val="24"/>
+                <w:szCs w:val="24"/>
+              </w:rPr>
+              <w:t>Id_telefono</w:t>
+            </w:r>
+            <w:proofErr w:type="spellEnd"/>
+            <w:r>
+              <w:rPr>
+                <w:rFonts w:cstheme="minorHAnsi"/>
+                <w:sz w:val="24"/>
+                <w:szCs w:val="24"/>
+              </w:rPr>
+              <w:t xml:space="preserve">, WAVA_ID, </w:t>
+            </w:r>
+            <w:proofErr w:type="spellStart"/>
+            <w:r>
+              <w:rPr>
+                <w:rFonts w:cstheme="minorHAnsi"/>
+                <w:sz w:val="24"/>
+                <w:szCs w:val="24"/>
+              </w:rPr>
+              <w:t>token_permanente</w:t>
+            </w:r>
+            <w:proofErr w:type="spellEnd"/>
           </w:p>
         </w:tc>
       </w:tr>
@@ -11535,14 +12901,34 @@
                 <w:szCs w:val="24"/>
               </w:rPr>
             </w:pPr>
-            <w:r>
-              <w:rPr>
-                <w:rFonts w:cstheme="minorHAnsi"/>
-                <w:sz w:val="24"/>
-                <w:szCs w:val="24"/>
-              </w:rPr>
-              <w:t>Id_telefono, WAVA_ID, token_permanente</w:t>
-            </w:r>
+            <w:proofErr w:type="spellStart"/>
+            <w:r>
+              <w:rPr>
+                <w:rFonts w:cstheme="minorHAnsi"/>
+                <w:sz w:val="24"/>
+                <w:szCs w:val="24"/>
+              </w:rPr>
+              <w:t>Id_telefono</w:t>
+            </w:r>
+            <w:proofErr w:type="spellEnd"/>
+            <w:r>
+              <w:rPr>
+                <w:rFonts w:cstheme="minorHAnsi"/>
+                <w:sz w:val="24"/>
+                <w:szCs w:val="24"/>
+              </w:rPr>
+              <w:t xml:space="preserve">, WAVA_ID, </w:t>
+            </w:r>
+            <w:proofErr w:type="spellStart"/>
+            <w:r>
+              <w:rPr>
+                <w:rFonts w:cstheme="minorHAnsi"/>
+                <w:sz w:val="24"/>
+                <w:szCs w:val="24"/>
+              </w:rPr>
+              <w:t>token_permanente</w:t>
+            </w:r>
+            <w:proofErr w:type="spellEnd"/>
           </w:p>
         </w:tc>
       </w:tr>
@@ -11624,6 +13010,7 @@
                 <w:szCs w:val="24"/>
               </w:rPr>
             </w:pPr>
+            <w:proofErr w:type="spellStart"/>
             <w:r>
               <w:rPr>
                 <w:rFonts w:cstheme="minorHAnsi"/>
@@ -11632,6 +13019,7 @@
               </w:rPr>
               <w:t>Id_plantilla</w:t>
             </w:r>
+            <w:proofErr w:type="spellEnd"/>
           </w:p>
         </w:tc>
       </w:tr>
@@ -11727,7 +13115,25 @@
                 <w:sz w:val="24"/>
                 <w:szCs w:val="24"/>
               </w:rPr>
-              <w:t>La contraseña maestra no debe estar en el código fuente de la aplicación, sino que debe cargarse a través de variables de entorno o un archivo(secrets.php)</w:t>
+              <w:t>La contraseña maestra no debe estar en el código fuente de la aplicación, sino que debe cargarse a través de variables de entorno o un archivo(</w:t>
+            </w:r>
+            <w:proofErr w:type="spellStart"/>
+            <w:r>
+              <w:rPr>
+                <w:rFonts w:cstheme="minorHAnsi"/>
+                <w:sz w:val="24"/>
+                <w:szCs w:val="24"/>
+              </w:rPr>
+              <w:t>secrets.php</w:t>
+            </w:r>
+            <w:proofErr w:type="spellEnd"/>
+            <w:r>
+              <w:rPr>
+                <w:rFonts w:cstheme="minorHAnsi"/>
+                <w:sz w:val="24"/>
+                <w:szCs w:val="24"/>
+              </w:rPr>
+              <w:t>)</w:t>
             </w:r>
           </w:p>
         </w:tc>
@@ -11744,6 +13150,7 @@
                 <w:szCs w:val="24"/>
               </w:rPr>
             </w:pPr>
+            <w:proofErr w:type="spellStart"/>
             <w:r>
               <w:rPr>
                 <w:rFonts w:cstheme="minorHAnsi"/>
@@ -11752,6 +13159,7 @@
               </w:rPr>
               <w:t>Secrets.php</w:t>
             </w:r>
+            <w:proofErr w:type="spellEnd"/>
           </w:p>
         </w:tc>
       </w:tr>
@@ -11799,7 +13207,43 @@
                 <w:sz w:val="24"/>
                 <w:szCs w:val="24"/>
               </w:rPr>
-              <w:t xml:space="preserve">El sistema debe implementar un bloqueo por límite de tasa (rate limiting) para mitigar ataques de fuerza bruta, bloqueando la IP por 15 </w:t>
+              <w:t>El sistema debe implementar un bloqueo por límite de tasa (</w:t>
+            </w:r>
+            <w:proofErr w:type="spellStart"/>
+            <w:r>
+              <w:rPr>
+                <w:rFonts w:cstheme="minorHAnsi"/>
+                <w:sz w:val="24"/>
+                <w:szCs w:val="24"/>
+              </w:rPr>
+              <w:t>rate</w:t>
+            </w:r>
+            <w:proofErr w:type="spellEnd"/>
+            <w:r>
+              <w:rPr>
+                <w:rFonts w:cstheme="minorHAnsi"/>
+                <w:sz w:val="24"/>
+                <w:szCs w:val="24"/>
+              </w:rPr>
+              <w:t xml:space="preserve"> </w:t>
+            </w:r>
+            <w:proofErr w:type="spellStart"/>
+            <w:r>
+              <w:rPr>
+                <w:rFonts w:cstheme="minorHAnsi"/>
+                <w:sz w:val="24"/>
+                <w:szCs w:val="24"/>
+              </w:rPr>
+              <w:t>limiting</w:t>
+            </w:r>
+            <w:proofErr w:type="spellEnd"/>
+            <w:r>
+              <w:rPr>
+                <w:rFonts w:cstheme="minorHAnsi"/>
+                <w:sz w:val="24"/>
+                <w:szCs w:val="24"/>
+              </w:rPr>
+              <w:t xml:space="preserve">) para mitigar ataques de fuerza bruta, bloqueando la IP por 15 </w:t>
             </w:r>
             <w:r>
               <w:rPr>
@@ -11825,6 +13269,7 @@
                 <w:szCs w:val="24"/>
               </w:rPr>
             </w:pPr>
+            <w:proofErr w:type="spellStart"/>
             <w:r>
               <w:rPr>
                 <w:rFonts w:cstheme="minorHAnsi"/>
@@ -11834,6 +13279,7 @@
               <w:lastRenderedPageBreak/>
               <w:t>N_intentos</w:t>
             </w:r>
+            <w:proofErr w:type="spellEnd"/>
           </w:p>
         </w:tc>
       </w:tr>
@@ -12089,7 +13535,35 @@
                 <w:sz w:val="24"/>
                 <w:szCs w:val="24"/>
               </w:rPr>
-              <w:t>En envíos masivos, el sistema debe incluir una pausa obligatoria de 200 milisegundos (usleep(200000)) entre cada mensaje para evitar saturar la API de Meta y prevenir bloqueos.</w:t>
+              <w:t>En envíos masivos, el sistema debe incluir una pausa obligatoria de 200 milisegundos (</w:t>
+            </w:r>
+            <w:proofErr w:type="spellStart"/>
+            <w:proofErr w:type="gramStart"/>
+            <w:r>
+              <w:rPr>
+                <w:rFonts w:cstheme="minorHAnsi"/>
+                <w:sz w:val="24"/>
+                <w:szCs w:val="24"/>
+              </w:rPr>
+              <w:t>usleep</w:t>
+            </w:r>
+            <w:proofErr w:type="spellEnd"/>
+            <w:r>
+              <w:rPr>
+                <w:rFonts w:cstheme="minorHAnsi"/>
+                <w:sz w:val="24"/>
+                <w:szCs w:val="24"/>
+              </w:rPr>
+              <w:t>(</w:t>
+            </w:r>
+            <w:proofErr w:type="gramEnd"/>
+            <w:r>
+              <w:rPr>
+                <w:rFonts w:cstheme="minorHAnsi"/>
+                <w:sz w:val="24"/>
+                <w:szCs w:val="24"/>
+              </w:rPr>
+              <w:t>200000)) entre cada mensaje para evitar saturar la API de Meta y prevenir bloqueos.</w:t>
             </w:r>
           </w:p>
         </w:tc>
@@ -12106,6 +13580,7 @@
                 <w:szCs w:val="24"/>
               </w:rPr>
             </w:pPr>
+            <w:proofErr w:type="spellStart"/>
             <w:r>
               <w:rPr>
                 <w:rFonts w:cstheme="minorHAnsi"/>
@@ -12114,6 +13589,7 @@
               </w:rPr>
               <w:t>tiempo_pausa</w:t>
             </w:r>
+            <w:proofErr w:type="spellEnd"/>
           </w:p>
         </w:tc>
       </w:tr>
@@ -12161,7 +13637,71 @@
                 <w:sz w:val="24"/>
                 <w:szCs w:val="24"/>
               </w:rPr>
-              <w:t>El sistema de almacenamiento debe basarse en archivos JSON locales (como config_api.json, clientes_favoritos.json, historial_envios.json) en lugar de un motor de bases de datos relacional.</w:t>
+              <w:t xml:space="preserve">El sistema de almacenamiento debe basarse en archivos JSON locales (como </w:t>
+            </w:r>
+            <w:proofErr w:type="spellStart"/>
+            <w:r>
+              <w:rPr>
+                <w:rFonts w:cstheme="minorHAnsi"/>
+                <w:sz w:val="24"/>
+                <w:szCs w:val="24"/>
+              </w:rPr>
+              <w:t>config_</w:t>
+            </w:r>
+            <w:proofErr w:type="gramStart"/>
+            <w:r>
+              <w:rPr>
+                <w:rFonts w:cstheme="minorHAnsi"/>
+                <w:sz w:val="24"/>
+                <w:szCs w:val="24"/>
+              </w:rPr>
+              <w:t>api.json</w:t>
+            </w:r>
+            <w:proofErr w:type="spellEnd"/>
+            <w:proofErr w:type="gramEnd"/>
+            <w:r>
+              <w:rPr>
+                <w:rFonts w:cstheme="minorHAnsi"/>
+                <w:sz w:val="24"/>
+                <w:szCs w:val="24"/>
+              </w:rPr>
+              <w:t xml:space="preserve">, </w:t>
+            </w:r>
+            <w:proofErr w:type="spellStart"/>
+            <w:r>
+              <w:rPr>
+                <w:rFonts w:cstheme="minorHAnsi"/>
+                <w:sz w:val="24"/>
+                <w:szCs w:val="24"/>
+              </w:rPr>
+              <w:t>clientes_favoritos.json</w:t>
+            </w:r>
+            <w:proofErr w:type="spellEnd"/>
+            <w:r>
+              <w:rPr>
+                <w:rFonts w:cstheme="minorHAnsi"/>
+                <w:sz w:val="24"/>
+                <w:szCs w:val="24"/>
+              </w:rPr>
+              <w:t xml:space="preserve">, </w:t>
+            </w:r>
+            <w:proofErr w:type="spellStart"/>
+            <w:r>
+              <w:rPr>
+                <w:rFonts w:cstheme="minorHAnsi"/>
+                <w:sz w:val="24"/>
+                <w:szCs w:val="24"/>
+              </w:rPr>
+              <w:t>historial_envios.json</w:t>
+            </w:r>
+            <w:proofErr w:type="spellEnd"/>
+            <w:r>
+              <w:rPr>
+                <w:rFonts w:cstheme="minorHAnsi"/>
+                <w:sz w:val="24"/>
+                <w:szCs w:val="24"/>
+              </w:rPr>
+              <w:t>) en lugar de un motor de bases de datos relacional.</w:t>
             </w:r>
           </w:p>
         </w:tc>
@@ -12178,14 +13718,54 @@
                 <w:szCs w:val="24"/>
               </w:rPr>
             </w:pPr>
-            <w:r>
-              <w:rPr>
-                <w:rFonts w:cstheme="minorHAnsi"/>
-                <w:sz w:val="24"/>
-                <w:szCs w:val="24"/>
-              </w:rPr>
-              <w:t>api.json, clientes_favoritos.json, historial_envios.json</w:t>
-            </w:r>
+            <w:proofErr w:type="spellStart"/>
+            <w:proofErr w:type="gramStart"/>
+            <w:r>
+              <w:rPr>
+                <w:rFonts w:cstheme="minorHAnsi"/>
+                <w:sz w:val="24"/>
+                <w:szCs w:val="24"/>
+              </w:rPr>
+              <w:t>api.json</w:t>
+            </w:r>
+            <w:proofErr w:type="spellEnd"/>
+            <w:proofErr w:type="gramEnd"/>
+            <w:r>
+              <w:rPr>
+                <w:rFonts w:cstheme="minorHAnsi"/>
+                <w:sz w:val="24"/>
+                <w:szCs w:val="24"/>
+              </w:rPr>
+              <w:t xml:space="preserve">, </w:t>
+            </w:r>
+            <w:proofErr w:type="spellStart"/>
+            <w:r>
+              <w:rPr>
+                <w:rFonts w:cstheme="minorHAnsi"/>
+                <w:sz w:val="24"/>
+                <w:szCs w:val="24"/>
+              </w:rPr>
+              <w:t>clientes_favoritos.json</w:t>
+            </w:r>
+            <w:proofErr w:type="spellEnd"/>
+            <w:r>
+              <w:rPr>
+                <w:rFonts w:cstheme="minorHAnsi"/>
+                <w:sz w:val="24"/>
+                <w:szCs w:val="24"/>
+              </w:rPr>
+              <w:t xml:space="preserve">, </w:t>
+            </w:r>
+            <w:proofErr w:type="spellStart"/>
+            <w:r>
+              <w:rPr>
+                <w:rFonts w:cstheme="minorHAnsi"/>
+                <w:sz w:val="24"/>
+                <w:szCs w:val="24"/>
+              </w:rPr>
+              <w:t>historial_envios.json</w:t>
+            </w:r>
+            <w:proofErr w:type="spellEnd"/>
           </w:p>
         </w:tc>
       </w:tr>
@@ -12250,6 +13830,7 @@
                 <w:szCs w:val="24"/>
               </w:rPr>
             </w:pPr>
+            <w:proofErr w:type="spellStart"/>
             <w:r>
               <w:rPr>
                 <w:rFonts w:cstheme="minorHAnsi"/>
@@ -12258,6 +13839,7 @@
               </w:rPr>
               <w:t>T_antiguedad</w:t>
             </w:r>
+            <w:proofErr w:type="spellEnd"/>
           </w:p>
         </w:tc>
       </w:tr>
@@ -12305,7 +13887,25 @@
                 <w:sz w:val="24"/>
                 <w:szCs w:val="24"/>
               </w:rPr>
-              <w:t xml:space="preserve">La interfaz de usuario debe estar construida como una aplicación de página única (SPA) utilizando Tailwind </w:t>
+              <w:t xml:space="preserve">La interfaz de usuario debe estar construida como una aplicación de página única (SPA) utilizando </w:t>
+            </w:r>
+            <w:proofErr w:type="spellStart"/>
+            <w:r>
+              <w:rPr>
+                <w:rFonts w:cstheme="minorHAnsi"/>
+                <w:sz w:val="24"/>
+                <w:szCs w:val="24"/>
+              </w:rPr>
+              <w:t>Tailwind</w:t>
+            </w:r>
+            <w:proofErr w:type="spellEnd"/>
+            <w:r>
+              <w:rPr>
+                <w:rFonts w:cstheme="minorHAnsi"/>
+                <w:sz w:val="24"/>
+                <w:szCs w:val="24"/>
+              </w:rPr>
+              <w:t xml:space="preserve"> </w:t>
             </w:r>
             <w:r>
               <w:rPr>
@@ -12331,6 +13931,7 @@
                 <w:szCs w:val="24"/>
               </w:rPr>
             </w:pPr>
+            <w:proofErr w:type="spellStart"/>
             <w:r>
               <w:rPr>
                 <w:rFonts w:cstheme="minorHAnsi"/>
@@ -12338,7 +13939,16 @@
                 <w:szCs w:val="24"/>
               </w:rPr>
               <w:lastRenderedPageBreak/>
-              <w:t>Tailwind CSS</w:t>
+              <w:t>Tailwind</w:t>
+            </w:r>
+            <w:proofErr w:type="spellEnd"/>
+            <w:r>
+              <w:rPr>
+                <w:rFonts w:cstheme="minorHAnsi"/>
+                <w:sz w:val="24"/>
+                <w:szCs w:val="24"/>
+              </w:rPr>
+              <w:t xml:space="preserve"> CSS</w:t>
             </w:r>
           </w:p>
         </w:tc>
@@ -13221,7 +14831,25 @@
                 <w:sz w:val="24"/>
                 <w:szCs w:val="24"/>
               </w:rPr>
-              <w:t>El usuario debe poder construir una lista de destinatarios buscando clientes manualmente o importando un archivo excel (.xlsx)</w:t>
+              <w:t xml:space="preserve">El usuario debe poder construir una lista de destinatarios buscando clientes manualmente o importando un archivo </w:t>
+            </w:r>
+            <w:proofErr w:type="spellStart"/>
+            <w:r>
+              <w:rPr>
+                <w:rFonts w:cstheme="minorHAnsi"/>
+                <w:sz w:val="24"/>
+                <w:szCs w:val="24"/>
+              </w:rPr>
+              <w:t>excel</w:t>
+            </w:r>
+            <w:proofErr w:type="spellEnd"/>
+            <w:r>
+              <w:rPr>
+                <w:rFonts w:cstheme="minorHAnsi"/>
+                <w:sz w:val="24"/>
+                <w:szCs w:val="24"/>
+              </w:rPr>
+              <w:t xml:space="preserve"> (.xlsx)</w:t>
             </w:r>
           </w:p>
         </w:tc>
@@ -13656,7 +15284,25 @@
                 <w:sz w:val="24"/>
                 <w:szCs w:val="24"/>
               </w:rPr>
-              <w:t>El sistema debe de registrar cada intento de envio (exitoso o fallido) detallando la fecha, cliente, teléfono, archivo utilizado y plantilla</w:t>
+              <w:t xml:space="preserve">El sistema debe de registrar cada intento de </w:t>
+            </w:r>
+            <w:proofErr w:type="spellStart"/>
+            <w:r>
+              <w:rPr>
+                <w:rFonts w:cstheme="minorHAnsi"/>
+                <w:sz w:val="24"/>
+                <w:szCs w:val="24"/>
+              </w:rPr>
+              <w:t>envio</w:t>
+            </w:r>
+            <w:proofErr w:type="spellEnd"/>
+            <w:r>
+              <w:rPr>
+                <w:rFonts w:cstheme="minorHAnsi"/>
+                <w:sz w:val="24"/>
+                <w:szCs w:val="24"/>
+              </w:rPr>
+              <w:t xml:space="preserve"> (exitoso o fallido) detallando la fecha, cliente, teléfono, archivo utilizado y plantilla</w:t>
             </w:r>
           </w:p>
         </w:tc>
@@ -14102,7 +15748,25 @@
                 <w:sz w:val="24"/>
                 <w:szCs w:val="24"/>
               </w:rPr>
-              <w:t>El sistema debe de permitir la eliminación de plantillas especificas de la cache local</w:t>
+              <w:t xml:space="preserve">El sistema debe de permitir la eliminación de plantillas </w:t>
+            </w:r>
+            <w:proofErr w:type="spellStart"/>
+            <w:r>
+              <w:rPr>
+                <w:rFonts w:cstheme="minorHAnsi"/>
+                <w:sz w:val="24"/>
+                <w:szCs w:val="24"/>
+              </w:rPr>
+              <w:t>especificas</w:t>
+            </w:r>
+            <w:proofErr w:type="spellEnd"/>
+            <w:r>
+              <w:rPr>
+                <w:rFonts w:cstheme="minorHAnsi"/>
+                <w:sz w:val="24"/>
+                <w:szCs w:val="24"/>
+              </w:rPr>
+              <w:t xml:space="preserve"> de la cache local</w:t>
             </w:r>
           </w:p>
         </w:tc>
@@ -14189,7 +15853,25 @@
                 <w:sz w:val="24"/>
                 <w:szCs w:val="24"/>
               </w:rPr>
-              <w:t>La contraseña maestra no debe estar en el código fuente de la aplicación, sino que debe cargarse a través de variables de entorno o un archivo(secrets.php)</w:t>
+              <w:t>La contraseña maestra no debe estar en el código fuente de la aplicación, sino que debe cargarse a través de variables de entorno o un archivo(</w:t>
+            </w:r>
+            <w:proofErr w:type="spellStart"/>
+            <w:r>
+              <w:rPr>
+                <w:rFonts w:cstheme="minorHAnsi"/>
+                <w:sz w:val="24"/>
+                <w:szCs w:val="24"/>
+              </w:rPr>
+              <w:t>secrets.php</w:t>
+            </w:r>
+            <w:proofErr w:type="spellEnd"/>
+            <w:r>
+              <w:rPr>
+                <w:rFonts w:cstheme="minorHAnsi"/>
+                <w:sz w:val="24"/>
+                <w:szCs w:val="24"/>
+              </w:rPr>
+              <w:t>)</w:t>
             </w:r>
           </w:p>
         </w:tc>
@@ -14276,7 +15958,43 @@
                 <w:sz w:val="24"/>
                 <w:szCs w:val="24"/>
               </w:rPr>
-              <w:t>El sistema debe implementar un bloqueo por límite de tasa (rate limiting) para mitigar ataques de fuerza bruta, bloqueando la IP por 15 minutos tras 5 intentos fallidos de inicio de sesión.</w:t>
+              <w:t>El sistema debe implementar un bloqueo por límite de tasa (</w:t>
+            </w:r>
+            <w:proofErr w:type="spellStart"/>
+            <w:r>
+              <w:rPr>
+                <w:rFonts w:cstheme="minorHAnsi"/>
+                <w:sz w:val="24"/>
+                <w:szCs w:val="24"/>
+              </w:rPr>
+              <w:t>rate</w:t>
+            </w:r>
+            <w:proofErr w:type="spellEnd"/>
+            <w:r>
+              <w:rPr>
+                <w:rFonts w:cstheme="minorHAnsi"/>
+                <w:sz w:val="24"/>
+                <w:szCs w:val="24"/>
+              </w:rPr>
+              <w:t xml:space="preserve"> </w:t>
+            </w:r>
+            <w:proofErr w:type="spellStart"/>
+            <w:r>
+              <w:rPr>
+                <w:rFonts w:cstheme="minorHAnsi"/>
+                <w:sz w:val="24"/>
+                <w:szCs w:val="24"/>
+              </w:rPr>
+              <w:t>limiting</w:t>
+            </w:r>
+            <w:proofErr w:type="spellEnd"/>
+            <w:r>
+              <w:rPr>
+                <w:rFonts w:cstheme="minorHAnsi"/>
+                <w:sz w:val="24"/>
+                <w:szCs w:val="24"/>
+              </w:rPr>
+              <w:t>) para mitigar ataques de fuerza bruta, bloqueando la IP por 15 minutos tras 5 intentos fallidos de inicio de sesión.</w:t>
             </w:r>
           </w:p>
         </w:tc>
@@ -14624,7 +16342,35 @@
                 <w:sz w:val="24"/>
                 <w:szCs w:val="24"/>
               </w:rPr>
-              <w:t>En envíos masivos, el sistema debe incluir una pausa obligatoria de 200 milisegundos (usleep(200000)) entre cada mensaje para evitar saturar la API de Meta y prevenir bloqueos.</w:t>
+              <w:t>En envíos masivos, el sistema debe incluir una pausa obligatoria de 200 milisegundos (</w:t>
+            </w:r>
+            <w:proofErr w:type="spellStart"/>
+            <w:proofErr w:type="gramStart"/>
+            <w:r>
+              <w:rPr>
+                <w:rFonts w:cstheme="minorHAnsi"/>
+                <w:sz w:val="24"/>
+                <w:szCs w:val="24"/>
+              </w:rPr>
+              <w:t>usleep</w:t>
+            </w:r>
+            <w:proofErr w:type="spellEnd"/>
+            <w:r>
+              <w:rPr>
+                <w:rFonts w:cstheme="minorHAnsi"/>
+                <w:sz w:val="24"/>
+                <w:szCs w:val="24"/>
+              </w:rPr>
+              <w:t>(</w:t>
+            </w:r>
+            <w:proofErr w:type="gramEnd"/>
+            <w:r>
+              <w:rPr>
+                <w:rFonts w:cstheme="minorHAnsi"/>
+                <w:sz w:val="24"/>
+                <w:szCs w:val="24"/>
+              </w:rPr>
+              <w:t>200000)) entre cada mensaje para evitar saturar la API de Meta y prevenir bloqueos.</w:t>
             </w:r>
           </w:p>
         </w:tc>
@@ -14711,7 +16457,71 @@
                 <w:sz w:val="24"/>
                 <w:szCs w:val="24"/>
               </w:rPr>
-              <w:t>El sistema de almacenamiento debe basarse en archivos JSON locales (como config_api.json, clientes_favoritos.json, historial_envios.json) en lugar de un motor de bases de datos relacional.</w:t>
+              <w:t xml:space="preserve">El sistema de almacenamiento debe basarse en archivos JSON locales (como </w:t>
+            </w:r>
+            <w:proofErr w:type="spellStart"/>
+            <w:r>
+              <w:rPr>
+                <w:rFonts w:cstheme="minorHAnsi"/>
+                <w:sz w:val="24"/>
+                <w:szCs w:val="24"/>
+              </w:rPr>
+              <w:t>config_</w:t>
+            </w:r>
+            <w:proofErr w:type="gramStart"/>
+            <w:r>
+              <w:rPr>
+                <w:rFonts w:cstheme="minorHAnsi"/>
+                <w:sz w:val="24"/>
+                <w:szCs w:val="24"/>
+              </w:rPr>
+              <w:t>api.json</w:t>
+            </w:r>
+            <w:proofErr w:type="spellEnd"/>
+            <w:proofErr w:type="gramEnd"/>
+            <w:r>
+              <w:rPr>
+                <w:rFonts w:cstheme="minorHAnsi"/>
+                <w:sz w:val="24"/>
+                <w:szCs w:val="24"/>
+              </w:rPr>
+              <w:t xml:space="preserve">, </w:t>
+            </w:r>
+            <w:proofErr w:type="spellStart"/>
+            <w:r>
+              <w:rPr>
+                <w:rFonts w:cstheme="minorHAnsi"/>
+                <w:sz w:val="24"/>
+                <w:szCs w:val="24"/>
+              </w:rPr>
+              <w:t>clientes_favoritos.json</w:t>
+            </w:r>
+            <w:proofErr w:type="spellEnd"/>
+            <w:r>
+              <w:rPr>
+                <w:rFonts w:cstheme="minorHAnsi"/>
+                <w:sz w:val="24"/>
+                <w:szCs w:val="24"/>
+              </w:rPr>
+              <w:t xml:space="preserve">, </w:t>
+            </w:r>
+            <w:proofErr w:type="spellStart"/>
+            <w:r>
+              <w:rPr>
+                <w:rFonts w:cstheme="minorHAnsi"/>
+                <w:sz w:val="24"/>
+                <w:szCs w:val="24"/>
+              </w:rPr>
+              <w:t>historial_envios.json</w:t>
+            </w:r>
+            <w:proofErr w:type="spellEnd"/>
+            <w:r>
+              <w:rPr>
+                <w:rFonts w:cstheme="minorHAnsi"/>
+                <w:sz w:val="24"/>
+                <w:szCs w:val="24"/>
+              </w:rPr>
+              <w:t>) en lugar de un motor de bases de datos relacional.</w:t>
             </w:r>
           </w:p>
         </w:tc>
@@ -14886,7 +16696,25 @@
                 <w:sz w:val="24"/>
                 <w:szCs w:val="24"/>
               </w:rPr>
-              <w:t>La interfaz de usuario debe estar construida como una aplicación de página única (SPA) utilizando Tailwind CSS, con navegación sin recargas.</w:t>
+              <w:t xml:space="preserve">La interfaz de usuario debe estar construida como una aplicación de página única (SPA) utilizando </w:t>
+            </w:r>
+            <w:proofErr w:type="spellStart"/>
+            <w:r>
+              <w:rPr>
+                <w:rFonts w:cstheme="minorHAnsi"/>
+                <w:sz w:val="24"/>
+                <w:szCs w:val="24"/>
+              </w:rPr>
+              <w:t>Tailwind</w:t>
+            </w:r>
+            <w:proofErr w:type="spellEnd"/>
+            <w:r>
+              <w:rPr>
+                <w:rFonts w:cstheme="minorHAnsi"/>
+                <w:sz w:val="24"/>
+                <w:szCs w:val="24"/>
+              </w:rPr>
+              <w:t xml:space="preserve"> CSS, con navegación sin recargas.</w:t>
             </w:r>
           </w:p>
         </w:tc>
@@ -20062,8 +21890,16 @@
         <w:rPr>
           <w:rFonts w:asciiTheme="minorHAnsi" w:hAnsiTheme="minorHAnsi" w:cstheme="minorHAnsi"/>
         </w:rPr>
-        <w:t xml:space="preserve"> y documentacion</w:t>
-      </w:r>
+        <w:t xml:space="preserve"> y </w:t>
+      </w:r>
+      <w:proofErr w:type="spellStart"/>
+      <w:r>
+        <w:rPr>
+          <w:rFonts w:asciiTheme="minorHAnsi" w:hAnsiTheme="minorHAnsi" w:cstheme="minorHAnsi"/>
+        </w:rPr>
+        <w:t>documentacion</w:t>
+      </w:r>
+      <w:proofErr w:type="spellEnd"/>
     </w:p>
     <w:p>
       <w:pPr>
@@ -20377,6 +22213,7 @@
                 <w:lang w:eastAsia="es-MX"/>
               </w:rPr>
             </w:pPr>
+            <w:proofErr w:type="spellStart"/>
             <w:r>
               <w:rPr>
                 <w:rFonts w:ascii="Arial" w:eastAsia="Times New Roman" w:hAnsi="Arial" w:cs="Arial"/>
@@ -20389,6 +22226,7 @@
               </w:rPr>
               <w:t>Descripcion</w:t>
             </w:r>
+            <w:proofErr w:type="spellEnd"/>
           </w:p>
         </w:tc>
         <w:tc>
@@ -20475,6 +22313,7 @@
                 <w:lang w:eastAsia="es-MX"/>
               </w:rPr>
             </w:pPr>
+            <w:proofErr w:type="spellStart"/>
             <w:r>
               <w:rPr>
                 <w:rFonts w:ascii="Arial" w:eastAsia="Times New Roman" w:hAnsi="Arial" w:cs="Arial"/>
@@ -20487,6 +22326,7 @@
               </w:rPr>
               <w:t>Precondicion</w:t>
             </w:r>
+            <w:proofErr w:type="spellEnd"/>
           </w:p>
         </w:tc>
         <w:tc>
@@ -22244,6 +24084,7 @@
                 <w:lang w:eastAsia="es-MX"/>
               </w:rPr>
             </w:pPr>
+            <w:proofErr w:type="spellStart"/>
             <w:r>
               <w:rPr>
                 <w:rFonts w:ascii="Arial" w:eastAsia="Times New Roman" w:hAnsi="Arial" w:cs="Arial"/>
@@ -22256,6 +24097,7 @@
               </w:rPr>
               <w:t>Descripcion</w:t>
             </w:r>
+            <w:proofErr w:type="spellEnd"/>
           </w:p>
         </w:tc>
         <w:tc>
@@ -22342,6 +24184,7 @@
                 <w:lang w:eastAsia="es-MX"/>
               </w:rPr>
             </w:pPr>
+            <w:proofErr w:type="spellStart"/>
             <w:r>
               <w:rPr>
                 <w:rFonts w:ascii="Arial" w:eastAsia="Times New Roman" w:hAnsi="Arial" w:cs="Arial"/>
@@ -22354,6 +24197,7 @@
               </w:rPr>
               <w:t>Precondicion</w:t>
             </w:r>
+            <w:proofErr w:type="spellEnd"/>
           </w:p>
         </w:tc>
         <w:tc>
@@ -22536,21 +24380,7 @@
                 <w:rFonts w:ascii="Arial" w:hAnsi="Arial" w:cs="Arial"/>
                 <w:color w:val="000000"/>
               </w:rPr>
-              <w:t xml:space="preserve">El Visitante accede al módulo de </w:t>
-            </w:r>
-            <w:r>
-              <w:rPr>
-                <w:rFonts w:ascii="Arial" w:hAnsi="Arial" w:cs="Arial"/>
-                <w:color w:val="000000"/>
-              </w:rPr>
-              <w:t>Factura individual</w:t>
-            </w:r>
-            <w:r>
-              <w:rPr>
-                <w:rFonts w:ascii="Arial" w:hAnsi="Arial" w:cs="Arial"/>
-                <w:color w:val="000000"/>
-              </w:rPr>
-              <w:t> </w:t>
+              <w:t>El Visitante accede al módulo de Factura individual </w:t>
             </w:r>
           </w:p>
         </w:tc>
@@ -22654,14 +24484,7 @@
                 <w:rFonts w:ascii="Arial" w:hAnsi="Arial" w:cs="Arial"/>
                 <w:color w:val="000000"/>
               </w:rPr>
-              <w:t>Selecciona el cliente destino</w:t>
-            </w:r>
-            <w:r>
-              <w:rPr>
-                <w:rFonts w:ascii="Arial" w:hAnsi="Arial" w:cs="Arial"/>
-                <w:color w:val="000000"/>
-              </w:rPr>
-              <w:t> </w:t>
+              <w:t>Selecciona el cliente destino </w:t>
             </w:r>
           </w:p>
         </w:tc>
@@ -23319,7 +25142,23 @@
                 <w:rFonts w:ascii="Arial" w:hAnsi="Arial" w:cs="Arial"/>
                 <w:color w:val="000000"/>
               </w:rPr>
-              <w:t xml:space="preserve">no se selecciono un </w:t>
+              <w:t xml:space="preserve">no se </w:t>
+            </w:r>
+            <w:proofErr w:type="spellStart"/>
+            <w:r>
+              <w:rPr>
+                <w:rFonts w:ascii="Arial" w:hAnsi="Arial" w:cs="Arial"/>
+                <w:color w:val="000000"/>
+              </w:rPr>
+              <w:t>selecciono</w:t>
+            </w:r>
+            <w:proofErr w:type="spellEnd"/>
+            <w:r>
+              <w:rPr>
+                <w:rFonts w:ascii="Arial" w:hAnsi="Arial" w:cs="Arial"/>
+                <w:color w:val="000000"/>
+              </w:rPr>
+              <w:t xml:space="preserve"> un </w:t>
             </w:r>
             <w:r>
               <w:rPr>
@@ -24279,6 +26118,7 @@
                 <w:lang w:eastAsia="es-MX"/>
               </w:rPr>
             </w:pPr>
+            <w:proofErr w:type="spellStart"/>
             <w:r>
               <w:rPr>
                 <w:rFonts w:ascii="Arial" w:eastAsia="Times New Roman" w:hAnsi="Arial" w:cs="Arial"/>
@@ -24291,6 +26131,7 @@
               </w:rPr>
               <w:t>Descripcion</w:t>
             </w:r>
+            <w:proofErr w:type="spellEnd"/>
           </w:p>
         </w:tc>
         <w:tc>
@@ -24407,6 +26248,7 @@
                 <w:lang w:eastAsia="es-MX"/>
               </w:rPr>
             </w:pPr>
+            <w:proofErr w:type="spellStart"/>
             <w:r>
               <w:rPr>
                 <w:rFonts w:ascii="Arial" w:eastAsia="Times New Roman" w:hAnsi="Arial" w:cs="Arial"/>
@@ -24419,6 +26261,7 @@
               </w:rPr>
               <w:t>Precondicion</w:t>
             </w:r>
+            <w:proofErr w:type="spellEnd"/>
           </w:p>
         </w:tc>
         <w:tc>
@@ -24600,21 +26443,7 @@
                 <w:rFonts w:ascii="Arial" w:hAnsi="Arial" w:cs="Arial"/>
                 <w:color w:val="000000"/>
               </w:rPr>
-              <w:t xml:space="preserve">El Visitante accede al módulo de </w:t>
-            </w:r>
-            <w:r>
-              <w:rPr>
-                <w:rFonts w:ascii="Arial" w:hAnsi="Arial" w:cs="Arial"/>
-                <w:color w:val="000000"/>
-              </w:rPr>
-              <w:t>Campaña de Marketing</w:t>
-            </w:r>
-            <w:r>
-              <w:rPr>
-                <w:rFonts w:ascii="Arial" w:hAnsi="Arial" w:cs="Arial"/>
-                <w:color w:val="000000"/>
-              </w:rPr>
-              <w:t>. </w:t>
+              <w:t>El Visitante accede al módulo de Campaña de Marketing. </w:t>
             </w:r>
           </w:p>
         </w:tc>
@@ -24718,14 +26547,7 @@
                 <w:rFonts w:ascii="Arial" w:hAnsi="Arial" w:cs="Arial"/>
                 <w:color w:val="000000"/>
               </w:rPr>
-              <w:t xml:space="preserve">Selecciona el archivo a enviar </w:t>
-            </w:r>
-            <w:r>
-              <w:rPr>
-                <w:rFonts w:ascii="Arial" w:hAnsi="Arial" w:cs="Arial"/>
-                <w:color w:val="000000"/>
-              </w:rPr>
-              <w:t> </w:t>
+              <w:t>Selecciona el archivo a enviar  </w:t>
             </w:r>
           </w:p>
         </w:tc>
@@ -24829,14 +26651,7 @@
                 <w:rFonts w:ascii="Arial" w:hAnsi="Arial" w:cs="Arial"/>
                 <w:color w:val="000000"/>
               </w:rPr>
-              <w:t>Se selecciona una lista de los clientes a los que se quiere enviar el archivo</w:t>
-            </w:r>
-            <w:r>
-              <w:rPr>
-                <w:rFonts w:ascii="Arial" w:hAnsi="Arial" w:cs="Arial"/>
-                <w:color w:val="000000"/>
-              </w:rPr>
-              <w:t> </w:t>
+              <w:t>Se selecciona una lista de los clientes a los que se quiere enviar el archivo </w:t>
             </w:r>
           </w:p>
         </w:tc>
@@ -26360,6 +28175,7 @@
                 <w:lang w:eastAsia="es-MX"/>
               </w:rPr>
             </w:pPr>
+            <w:proofErr w:type="spellStart"/>
             <w:r>
               <w:rPr>
                 <w:rFonts w:ascii="Arial" w:eastAsia="Times New Roman" w:hAnsi="Arial" w:cs="Arial"/>
@@ -26373,6 +28189,7 @@
               <w:lastRenderedPageBreak/>
               <w:t>Descripcion</w:t>
             </w:r>
+            <w:proofErr w:type="spellEnd"/>
           </w:p>
         </w:tc>
         <w:tc>
@@ -26459,6 +28276,7 @@
                 <w:lang w:eastAsia="es-MX"/>
               </w:rPr>
             </w:pPr>
+            <w:proofErr w:type="spellStart"/>
             <w:r>
               <w:rPr>
                 <w:rFonts w:ascii="Arial" w:eastAsia="Times New Roman" w:hAnsi="Arial" w:cs="Arial"/>
@@ -26471,6 +28289,7 @@
               </w:rPr>
               <w:t>Precondicion</w:t>
             </w:r>
+            <w:proofErr w:type="spellEnd"/>
           </w:p>
         </w:tc>
         <w:tc>
@@ -27215,28 +29034,60 @@
                 <w:rFonts w:ascii="Arial" w:hAnsi="Arial" w:cs="Arial"/>
                 <w:color w:val="000000"/>
               </w:rPr>
-              <w:t xml:space="preserve">la base de datos esta </w:t>
-            </w:r>
+              <w:t xml:space="preserve">la base de datos </w:t>
+            </w:r>
+            <w:proofErr w:type="spellStart"/>
             <w:r>
               <w:rPr>
                 <w:rFonts w:ascii="Arial" w:hAnsi="Arial" w:cs="Arial"/>
                 <w:color w:val="000000"/>
               </w:rPr>
-              <w:t>vacía</w:t>
-            </w:r>
+              <w:t>esta</w:t>
+            </w:r>
+            <w:proofErr w:type="spellEnd"/>
             <w:r>
               <w:rPr>
                 <w:rFonts w:ascii="Arial" w:hAnsi="Arial" w:cs="Arial"/>
                 <w:color w:val="000000"/>
               </w:rPr>
-              <w:t xml:space="preserve"> o no hay acceso al sistema, </w:t>
+              <w:t xml:space="preserve"> </w:t>
             </w:r>
             <w:r>
               <w:rPr>
                 <w:rFonts w:ascii="Arial" w:hAnsi="Arial" w:cs="Arial"/>
                 <w:color w:val="000000"/>
               </w:rPr>
-              <w:t>se mostrara “cargando” en la tabla</w:t>
+              <w:t>vacía</w:t>
+            </w:r>
+            <w:r>
+              <w:rPr>
+                <w:rFonts w:ascii="Arial" w:hAnsi="Arial" w:cs="Arial"/>
+                <w:color w:val="000000"/>
+              </w:rPr>
+              <w:t xml:space="preserve"> o no hay acceso al sistema, </w:t>
+            </w:r>
+            <w:r>
+              <w:rPr>
+                <w:rFonts w:ascii="Arial" w:hAnsi="Arial" w:cs="Arial"/>
+                <w:color w:val="000000"/>
+              </w:rPr>
+              <w:t xml:space="preserve">se </w:t>
+            </w:r>
+            <w:proofErr w:type="gramStart"/>
+            <w:r>
+              <w:rPr>
+                <w:rFonts w:ascii="Arial" w:hAnsi="Arial" w:cs="Arial"/>
+                <w:color w:val="000000"/>
+              </w:rPr>
+              <w:t>mostrara</w:t>
+            </w:r>
+            <w:proofErr w:type="gramEnd"/>
+            <w:r>
+              <w:rPr>
+                <w:rFonts w:ascii="Arial" w:hAnsi="Arial" w:cs="Arial"/>
+                <w:color w:val="000000"/>
+              </w:rPr>
+              <w:t xml:space="preserve"> “cargando” en la tabla</w:t>
             </w:r>
             <w:r>
               <w:rPr>
@@ -28168,6 +30019,7 @@
                 <w:lang w:eastAsia="es-MX"/>
               </w:rPr>
             </w:pPr>
+            <w:proofErr w:type="spellStart"/>
             <w:r>
               <w:rPr>
                 <w:rFonts w:ascii="Arial" w:eastAsia="Times New Roman" w:hAnsi="Arial" w:cs="Arial"/>
@@ -28180,6 +30032,7 @@
               </w:rPr>
               <w:t>Descripcion</w:t>
             </w:r>
+            <w:proofErr w:type="spellEnd"/>
           </w:p>
         </w:tc>
         <w:tc>
@@ -28266,6 +30119,7 @@
                 <w:lang w:eastAsia="es-MX"/>
               </w:rPr>
             </w:pPr>
+            <w:proofErr w:type="spellStart"/>
             <w:r>
               <w:rPr>
                 <w:rFonts w:ascii="Arial" w:eastAsia="Times New Roman" w:hAnsi="Arial" w:cs="Arial"/>
@@ -28278,6 +30132,7 @@
               </w:rPr>
               <w:t>Precondicion</w:t>
             </w:r>
+            <w:proofErr w:type="spellEnd"/>
           </w:p>
         </w:tc>
         <w:tc>
@@ -30069,6 +31924,7 @@
                 <w:lang w:eastAsia="es-MX"/>
               </w:rPr>
             </w:pPr>
+            <w:proofErr w:type="spellStart"/>
             <w:r>
               <w:rPr>
                 <w:rFonts w:ascii="Arial" w:eastAsia="Times New Roman" w:hAnsi="Arial" w:cs="Arial"/>
@@ -30082,6 +31938,7 @@
               <w:lastRenderedPageBreak/>
               <w:t>Descripcion</w:t>
             </w:r>
+            <w:proofErr w:type="spellEnd"/>
           </w:p>
         </w:tc>
         <w:tc>
@@ -30131,8 +31988,20 @@
                 <w:szCs w:val="24"/>
                 <w:lang w:eastAsia="es-MX"/>
               </w:rPr>
-              <w:t>ingresar sus credenciales de META y sincronizar las plantillas de envios</w:t>
-            </w:r>
+              <w:t xml:space="preserve">ingresar sus credenciales de META y sincronizar las plantillas de </w:t>
+            </w:r>
+            <w:proofErr w:type="spellStart"/>
+            <w:r>
+              <w:rPr>
+                <w:rFonts w:ascii="Arial" w:eastAsia="Times New Roman" w:hAnsi="Arial" w:cs="Arial"/>
+                <w:color w:val="000000"/>
+                <w:sz w:val="24"/>
+                <w:szCs w:val="24"/>
+                <w:lang w:eastAsia="es-MX"/>
+              </w:rPr>
+              <w:t>envios</w:t>
+            </w:r>
+            <w:proofErr w:type="spellEnd"/>
           </w:p>
         </w:tc>
       </w:tr>
@@ -30168,6 +32037,7 @@
                 <w:lang w:eastAsia="es-MX"/>
               </w:rPr>
             </w:pPr>
+            <w:proofErr w:type="spellStart"/>
             <w:r>
               <w:rPr>
                 <w:rFonts w:ascii="Arial" w:eastAsia="Times New Roman" w:hAnsi="Arial" w:cs="Arial"/>
@@ -30180,6 +32050,7 @@
               </w:rPr>
               <w:t>Precondicion</w:t>
             </w:r>
+            <w:proofErr w:type="spellEnd"/>
           </w:p>
         </w:tc>
         <w:tc>
@@ -30475,14 +32346,46 @@
                 <w:rFonts w:ascii="Arial" w:hAnsi="Arial" w:cs="Arial"/>
                 <w:color w:val="000000"/>
               </w:rPr>
-              <w:t xml:space="preserve">Se agregan las credenciales de meta(id teléfono, </w:t>
-            </w:r>
+              <w:t xml:space="preserve">Se agregan las credenciales de </w:t>
+            </w:r>
+            <w:proofErr w:type="gramStart"/>
             <w:r>
               <w:rPr>
                 <w:rFonts w:ascii="Arial" w:hAnsi="Arial" w:cs="Arial"/>
                 <w:color w:val="000000"/>
               </w:rPr>
-              <w:t>token permanente y waba id)</w:t>
+              <w:t>meta(</w:t>
+            </w:r>
+            <w:proofErr w:type="gramEnd"/>
+            <w:r>
+              <w:rPr>
+                <w:rFonts w:ascii="Arial" w:hAnsi="Arial" w:cs="Arial"/>
+                <w:color w:val="000000"/>
+              </w:rPr>
+              <w:t xml:space="preserve">id teléfono, </w:t>
+            </w:r>
+            <w:r>
+              <w:rPr>
+                <w:rFonts w:ascii="Arial" w:hAnsi="Arial" w:cs="Arial"/>
+                <w:color w:val="000000"/>
+              </w:rPr>
+              <w:t xml:space="preserve">token permanente y </w:t>
+            </w:r>
+            <w:proofErr w:type="spellStart"/>
+            <w:r>
+              <w:rPr>
+                <w:rFonts w:ascii="Arial" w:hAnsi="Arial" w:cs="Arial"/>
+                <w:color w:val="000000"/>
+              </w:rPr>
+              <w:t>waba</w:t>
+            </w:r>
+            <w:proofErr w:type="spellEnd"/>
+            <w:r>
+              <w:rPr>
+                <w:rFonts w:ascii="Arial" w:hAnsi="Arial" w:cs="Arial"/>
+                <w:color w:val="000000"/>
+              </w:rPr>
+              <w:t xml:space="preserve"> id)</w:t>
             </w:r>
             <w:r>
               <w:rPr>
@@ -30595,7 +32498,23 @@
                 <w:rFonts w:ascii="Arial" w:hAnsi="Arial" w:cs="Arial"/>
                 <w:color w:val="000000"/>
               </w:rPr>
-              <w:t>Se pulsa el boton de sincronizar meta</w:t>
+              <w:t xml:space="preserve">Se pulsa el </w:t>
+            </w:r>
+            <w:proofErr w:type="spellStart"/>
+            <w:r>
+              <w:rPr>
+                <w:rFonts w:ascii="Arial" w:hAnsi="Arial" w:cs="Arial"/>
+                <w:color w:val="000000"/>
+              </w:rPr>
+              <w:t>boton</w:t>
+            </w:r>
+            <w:proofErr w:type="spellEnd"/>
+            <w:r>
+              <w:rPr>
+                <w:rFonts w:ascii="Arial" w:hAnsi="Arial" w:cs="Arial"/>
+                <w:color w:val="000000"/>
+              </w:rPr>
+              <w:t xml:space="preserve"> de sincronizar meta</w:t>
             </w:r>
           </w:p>
         </w:tc>
@@ -31044,8 +32963,17 @@
                 <w:rFonts w:ascii="Arial" w:hAnsi="Arial" w:cs="Arial"/>
                 <w:color w:val="000000"/>
               </w:rPr>
-              <w:t xml:space="preserve"> al usuario y cancela la operacion</w:t>
-            </w:r>
+              <w:t xml:space="preserve"> al usuario y cancela la </w:t>
+            </w:r>
+            <w:proofErr w:type="spellStart"/>
+            <w:r>
+              <w:rPr>
+                <w:rFonts w:ascii="Arial" w:hAnsi="Arial" w:cs="Arial"/>
+                <w:color w:val="000000"/>
+              </w:rPr>
+              <w:t>operacion</w:t>
+            </w:r>
+            <w:proofErr w:type="spellEnd"/>
           </w:p>
         </w:tc>
       </w:tr>
@@ -31862,6 +33790,424 @@
     </w:p>
     <w:p>
       <w:pPr>
+        <w:jc w:val="both"/>
+        <w:rPr>
+          <w:rFonts w:cstheme="minorHAnsi"/>
+          <w:sz w:val="24"/>
+          <w:szCs w:val="24"/>
+        </w:rPr>
+      </w:pPr>
+      <w:r>
+        <w:rPr>
+          <w:rFonts w:cstheme="minorHAnsi"/>
+          <w:noProof/>
+          <w:sz w:val="24"/>
+          <w:szCs w:val="24"/>
+        </w:rPr>
+        <w:lastRenderedPageBreak/>
+        <w:drawing>
+          <wp:inline distT="0" distB="0" distL="0" distR="0" wp14:anchorId="523E21A5" wp14:editId="0619DD3B">
+            <wp:extent cx="5608320" cy="5410200"/>
+            <wp:effectExtent l="0" t="0" r="0" b="0"/>
+            <wp:docPr id="1" name="Imagen 1"/>
+            <wp:cNvGraphicFramePr>
+              <a:graphicFrameLocks xmlns:a="http://schemas.openxmlformats.org/drawingml/2006/main" noChangeAspect="1"/>
+            </wp:cNvGraphicFramePr>
+            <a:graphic xmlns:a="http://schemas.openxmlformats.org/drawingml/2006/main">
+              <a:graphicData uri="http://schemas.openxmlformats.org/drawingml/2006/picture">
+                <pic:pic xmlns:pic="http://schemas.openxmlformats.org/drawingml/2006/picture">
+                  <pic:nvPicPr>
+                    <pic:cNvPr id="0" name="Picture 1"/>
+                    <pic:cNvPicPr>
+                      <a:picLocks noChangeAspect="1" noChangeArrowheads="1"/>
+                    </pic:cNvPicPr>
+                  </pic:nvPicPr>
+                  <pic:blipFill>
+                    <a:blip r:embed="rId11">
+                      <a:extLst>
+                        <a:ext uri="{28A0092B-C50C-407E-A947-70E740481C1C}">
+                          <a14:useLocalDpi xmlns:a14="http://schemas.microsoft.com/office/drawing/2010/main" val="0"/>
+                        </a:ext>
+                      </a:extLst>
+                    </a:blip>
+                    <a:srcRect/>
+                    <a:stretch>
+                      <a:fillRect/>
+                    </a:stretch>
+                  </pic:blipFill>
+                  <pic:spPr bwMode="auto">
+                    <a:xfrm>
+                      <a:off x="0" y="0"/>
+                      <a:ext cx="5608320" cy="5410200"/>
+                    </a:xfrm>
+                    <a:prstGeom prst="rect">
+                      <a:avLst/>
+                    </a:prstGeom>
+                    <a:noFill/>
+                    <a:ln>
+                      <a:noFill/>
+                    </a:ln>
+                  </pic:spPr>
+                </pic:pic>
+              </a:graphicData>
+            </a:graphic>
+          </wp:inline>
+        </w:drawing>
+      </w:r>
+    </w:p>
+    <w:p>
+      <w:pPr>
+        <w:jc w:val="both"/>
+        <w:rPr>
+          <w:rFonts w:cstheme="minorHAnsi"/>
+          <w:sz w:val="24"/>
+          <w:szCs w:val="24"/>
+        </w:rPr>
+      </w:pPr>
+    </w:p>
+    <w:p>
+      <w:pPr>
+        <w:jc w:val="both"/>
+        <w:rPr>
+          <w:rFonts w:cstheme="minorHAnsi"/>
+          <w:sz w:val="24"/>
+          <w:szCs w:val="24"/>
+        </w:rPr>
+      </w:pPr>
+    </w:p>
+    <w:p>
+      <w:pPr>
+        <w:jc w:val="both"/>
+        <w:rPr>
+          <w:rFonts w:cstheme="minorHAnsi"/>
+          <w:sz w:val="24"/>
+          <w:szCs w:val="24"/>
+        </w:rPr>
+      </w:pPr>
+      <w:r>
+        <w:rPr>
+          <w:rFonts w:cstheme="minorHAnsi"/>
+          <w:noProof/>
+          <w:sz w:val="24"/>
+          <w:szCs w:val="24"/>
+        </w:rPr>
+        <w:lastRenderedPageBreak/>
+        <w:drawing>
+          <wp:inline distT="0" distB="0" distL="0" distR="0" wp14:anchorId="47E7AAD7" wp14:editId="0AB04EA2">
+            <wp:extent cx="5608320" cy="5867400"/>
+            <wp:effectExtent l="0" t="0" r="0" b="0"/>
+            <wp:docPr id="5" name="Imagen 5"/>
+            <wp:cNvGraphicFramePr>
+              <a:graphicFrameLocks xmlns:a="http://schemas.openxmlformats.org/drawingml/2006/main" noChangeAspect="1"/>
+            </wp:cNvGraphicFramePr>
+            <a:graphic xmlns:a="http://schemas.openxmlformats.org/drawingml/2006/main">
+              <a:graphicData uri="http://schemas.openxmlformats.org/drawingml/2006/picture">
+                <pic:pic xmlns:pic="http://schemas.openxmlformats.org/drawingml/2006/picture">
+                  <pic:nvPicPr>
+                    <pic:cNvPr id="0" name="Picture 2"/>
+                    <pic:cNvPicPr>
+                      <a:picLocks noChangeAspect="1" noChangeArrowheads="1"/>
+                    </pic:cNvPicPr>
+                  </pic:nvPicPr>
+                  <pic:blipFill rotWithShape="1">
+                    <a:blip r:embed="rId12">
+                      <a:extLst>
+                        <a:ext uri="{28A0092B-C50C-407E-A947-70E740481C1C}">
+                          <a14:useLocalDpi xmlns:a14="http://schemas.microsoft.com/office/drawing/2010/main" val="0"/>
+                        </a:ext>
+                      </a:extLst>
+                    </a:blip>
+                    <a:srcRect b="28171"/>
+                    <a:stretch/>
+                  </pic:blipFill>
+                  <pic:spPr bwMode="auto">
+                    <a:xfrm>
+                      <a:off x="0" y="0"/>
+                      <a:ext cx="5608320" cy="5867400"/>
+                    </a:xfrm>
+                    <a:prstGeom prst="rect">
+                      <a:avLst/>
+                    </a:prstGeom>
+                    <a:noFill/>
+                    <a:ln>
+                      <a:noFill/>
+                    </a:ln>
+                    <a:extLst>
+                      <a:ext uri="{53640926-AAD7-44D8-BBD7-CCE9431645EC}">
+                        <a14:shadowObscured xmlns:a14="http://schemas.microsoft.com/office/drawing/2010/main"/>
+                      </a:ext>
+                    </a:extLst>
+                  </pic:spPr>
+                </pic:pic>
+              </a:graphicData>
+            </a:graphic>
+          </wp:inline>
+        </w:drawing>
+      </w:r>
+    </w:p>
+    <w:p>
+      <w:pPr>
+        <w:jc w:val="both"/>
+        <w:rPr>
+          <w:rFonts w:cstheme="minorHAnsi"/>
+          <w:sz w:val="24"/>
+          <w:szCs w:val="24"/>
+        </w:rPr>
+      </w:pPr>
+    </w:p>
+    <w:p>
+      <w:pPr>
+        <w:jc w:val="both"/>
+        <w:rPr>
+          <w:rFonts w:cstheme="minorHAnsi"/>
+          <w:sz w:val="24"/>
+          <w:szCs w:val="24"/>
+        </w:rPr>
+      </w:pPr>
+    </w:p>
+    <w:p>
+      <w:pPr>
+        <w:jc w:val="both"/>
+        <w:rPr>
+          <w:rFonts w:cstheme="minorHAnsi"/>
+          <w:sz w:val="24"/>
+          <w:szCs w:val="24"/>
+        </w:rPr>
+      </w:pPr>
+      <w:r>
+        <w:rPr>
+          <w:rFonts w:cstheme="minorHAnsi"/>
+          <w:noProof/>
+          <w:sz w:val="24"/>
+          <w:szCs w:val="24"/>
+        </w:rPr>
+        <w:lastRenderedPageBreak/>
+        <w:drawing>
+          <wp:inline distT="0" distB="0" distL="0" distR="0" wp14:anchorId="1E5BB33E" wp14:editId="54A7A1A2">
+            <wp:extent cx="5448300" cy="3589020"/>
+            <wp:effectExtent l="0" t="0" r="0" b="0"/>
+            <wp:docPr id="8" name="Imagen 8"/>
+            <wp:cNvGraphicFramePr>
+              <a:graphicFrameLocks xmlns:a="http://schemas.openxmlformats.org/drawingml/2006/main" noChangeAspect="1"/>
+            </wp:cNvGraphicFramePr>
+            <a:graphic xmlns:a="http://schemas.openxmlformats.org/drawingml/2006/main">
+              <a:graphicData uri="http://schemas.openxmlformats.org/drawingml/2006/picture">
+                <pic:pic xmlns:pic="http://schemas.openxmlformats.org/drawingml/2006/picture">
+                  <pic:nvPicPr>
+                    <pic:cNvPr id="0" name="Picture 5"/>
+                    <pic:cNvPicPr>
+                      <a:picLocks noChangeAspect="1" noChangeArrowheads="1"/>
+                    </pic:cNvPicPr>
+                  </pic:nvPicPr>
+                  <pic:blipFill>
+                    <a:blip r:embed="rId13">
+                      <a:extLst>
+                        <a:ext uri="{28A0092B-C50C-407E-A947-70E740481C1C}">
+                          <a14:useLocalDpi xmlns:a14="http://schemas.microsoft.com/office/drawing/2010/main" val="0"/>
+                        </a:ext>
+                      </a:extLst>
+                    </a:blip>
+                    <a:srcRect/>
+                    <a:stretch>
+                      <a:fillRect/>
+                    </a:stretch>
+                  </pic:blipFill>
+                  <pic:spPr bwMode="auto">
+                    <a:xfrm>
+                      <a:off x="0" y="0"/>
+                      <a:ext cx="5448300" cy="3589020"/>
+                    </a:xfrm>
+                    <a:prstGeom prst="rect">
+                      <a:avLst/>
+                    </a:prstGeom>
+                    <a:noFill/>
+                    <a:ln>
+                      <a:noFill/>
+                    </a:ln>
+                  </pic:spPr>
+                </pic:pic>
+              </a:graphicData>
+            </a:graphic>
+          </wp:inline>
+        </w:drawing>
+      </w:r>
+    </w:p>
+    <w:p>
+      <w:pPr>
+        <w:jc w:val="both"/>
+        <w:rPr>
+          <w:rFonts w:cstheme="minorHAnsi"/>
+          <w:sz w:val="24"/>
+          <w:szCs w:val="24"/>
+        </w:rPr>
+      </w:pPr>
+    </w:p>
+    <w:p>
+      <w:pPr>
+        <w:jc w:val="both"/>
+        <w:rPr>
+          <w:rFonts w:cstheme="minorHAnsi"/>
+          <w:sz w:val="24"/>
+          <w:szCs w:val="24"/>
+        </w:rPr>
+      </w:pPr>
+    </w:p>
+    <w:p>
+      <w:pPr>
+        <w:jc w:val="both"/>
+        <w:rPr>
+          <w:rFonts w:cstheme="minorHAnsi"/>
+          <w:sz w:val="24"/>
+          <w:szCs w:val="24"/>
+        </w:rPr>
+      </w:pPr>
+      <w:r>
+        <w:rPr>
+          <w:rFonts w:cstheme="minorHAnsi"/>
+          <w:noProof/>
+          <w:sz w:val="24"/>
+          <w:szCs w:val="24"/>
+        </w:rPr>
+        <w:lastRenderedPageBreak/>
+        <w:drawing>
+          <wp:inline distT="0" distB="0" distL="0" distR="0" wp14:anchorId="5CD344E9" wp14:editId="30078586">
+            <wp:extent cx="5448300" cy="5166360"/>
+            <wp:effectExtent l="0" t="0" r="0" b="0"/>
+            <wp:docPr id="6" name="Imagen 6"/>
+            <wp:cNvGraphicFramePr>
+              <a:graphicFrameLocks xmlns:a="http://schemas.openxmlformats.org/drawingml/2006/main" noChangeAspect="1"/>
+            </wp:cNvGraphicFramePr>
+            <a:graphic xmlns:a="http://schemas.openxmlformats.org/drawingml/2006/main">
+              <a:graphicData uri="http://schemas.openxmlformats.org/drawingml/2006/picture">
+                <pic:pic xmlns:pic="http://schemas.openxmlformats.org/drawingml/2006/picture">
+                  <pic:nvPicPr>
+                    <pic:cNvPr id="0" name="Picture 3"/>
+                    <pic:cNvPicPr>
+                      <a:picLocks noChangeAspect="1" noChangeArrowheads="1"/>
+                    </pic:cNvPicPr>
+                  </pic:nvPicPr>
+                  <pic:blipFill>
+                    <a:blip r:embed="rId14">
+                      <a:extLst>
+                        <a:ext uri="{28A0092B-C50C-407E-A947-70E740481C1C}">
+                          <a14:useLocalDpi xmlns:a14="http://schemas.microsoft.com/office/drawing/2010/main" val="0"/>
+                        </a:ext>
+                      </a:extLst>
+                    </a:blip>
+                    <a:srcRect/>
+                    <a:stretch>
+                      <a:fillRect/>
+                    </a:stretch>
+                  </pic:blipFill>
+                  <pic:spPr bwMode="auto">
+                    <a:xfrm>
+                      <a:off x="0" y="0"/>
+                      <a:ext cx="5448300" cy="5166360"/>
+                    </a:xfrm>
+                    <a:prstGeom prst="rect">
+                      <a:avLst/>
+                    </a:prstGeom>
+                    <a:noFill/>
+                    <a:ln>
+                      <a:noFill/>
+                    </a:ln>
+                  </pic:spPr>
+                </pic:pic>
+              </a:graphicData>
+            </a:graphic>
+          </wp:inline>
+        </w:drawing>
+      </w:r>
+    </w:p>
+    <w:p>
+      <w:pPr>
+        <w:jc w:val="both"/>
+        <w:rPr>
+          <w:rFonts w:cstheme="minorHAnsi"/>
+          <w:sz w:val="24"/>
+          <w:szCs w:val="24"/>
+        </w:rPr>
+      </w:pPr>
+    </w:p>
+    <w:p>
+      <w:pPr>
+        <w:jc w:val="both"/>
+        <w:rPr>
+          <w:rFonts w:cstheme="minorHAnsi"/>
+          <w:sz w:val="24"/>
+          <w:szCs w:val="24"/>
+        </w:rPr>
+      </w:pPr>
+    </w:p>
+    <w:p>
+      <w:pPr>
+        <w:jc w:val="both"/>
+        <w:rPr>
+          <w:rFonts w:cstheme="minorHAnsi"/>
+          <w:sz w:val="24"/>
+          <w:szCs w:val="24"/>
+        </w:rPr>
+      </w:pPr>
+      <w:r>
+        <w:rPr>
+          <w:rFonts w:cstheme="minorHAnsi"/>
+          <w:noProof/>
+          <w:sz w:val="24"/>
+          <w:szCs w:val="24"/>
+        </w:rPr>
+        <w:lastRenderedPageBreak/>
+        <w:drawing>
+          <wp:inline distT="0" distB="0" distL="0" distR="0" wp14:anchorId="3DC76C8D" wp14:editId="64A39843">
+            <wp:extent cx="5608320" cy="5082540"/>
+            <wp:effectExtent l="0" t="0" r="0" b="3810"/>
+            <wp:docPr id="7" name="Imagen 7"/>
+            <wp:cNvGraphicFramePr>
+              <a:graphicFrameLocks xmlns:a="http://schemas.openxmlformats.org/drawingml/2006/main" noChangeAspect="1"/>
+            </wp:cNvGraphicFramePr>
+            <a:graphic xmlns:a="http://schemas.openxmlformats.org/drawingml/2006/main">
+              <a:graphicData uri="http://schemas.openxmlformats.org/drawingml/2006/picture">
+                <pic:pic xmlns:pic="http://schemas.openxmlformats.org/drawingml/2006/picture">
+                  <pic:nvPicPr>
+                    <pic:cNvPr id="0" name="Picture 4"/>
+                    <pic:cNvPicPr>
+                      <a:picLocks noChangeAspect="1" noChangeArrowheads="1"/>
+                    </pic:cNvPicPr>
+                  </pic:nvPicPr>
+                  <pic:blipFill>
+                    <a:blip r:embed="rId15">
+                      <a:extLst>
+                        <a:ext uri="{28A0092B-C50C-407E-A947-70E740481C1C}">
+                          <a14:useLocalDpi xmlns:a14="http://schemas.microsoft.com/office/drawing/2010/main" val="0"/>
+                        </a:ext>
+                      </a:extLst>
+                    </a:blip>
+                    <a:srcRect/>
+                    <a:stretch>
+                      <a:fillRect/>
+                    </a:stretch>
+                  </pic:blipFill>
+                  <pic:spPr bwMode="auto">
+                    <a:xfrm>
+                      <a:off x="0" y="0"/>
+                      <a:ext cx="5608320" cy="5082540"/>
+                    </a:xfrm>
+                    <a:prstGeom prst="rect">
+                      <a:avLst/>
+                    </a:prstGeom>
+                    <a:noFill/>
+                    <a:ln>
+                      <a:noFill/>
+                    </a:ln>
+                  </pic:spPr>
+                </pic:pic>
+              </a:graphicData>
+            </a:graphic>
+          </wp:inline>
+        </w:drawing>
+      </w:r>
+    </w:p>
+    <w:p>
+      <w:pPr>
         <w:pStyle w:val="Ttulo1"/>
         <w:jc w:val="both"/>
         <w:rPr>
@@ -31912,7 +34258,7 @@
                     </pic:cNvPicPr>
                   </pic:nvPicPr>
                   <pic:blipFill rotWithShape="1">
-                    <a:blip r:embed="rId11" cstate="print">
+                    <a:blip r:embed="rId16" cstate="print">
                       <a:extLst>
                         <a:ext uri="{28A0092B-C50C-407E-A947-70E740481C1C}">
                           <a14:useLocalDpi xmlns:a14="http://schemas.microsoft.com/office/drawing/2010/main" val="0"/>
@@ -32049,7 +34395,43 @@
           <w:sz w:val="24"/>
           <w:szCs w:val="24"/>
         </w:rPr>
-        <w:t>Las variables almacenan información temporal durante la ejecución de los procesos en frontend y backend.</w:t>
+        <w:t xml:space="preserve">Las variables almacenan información temporal durante la ejecución de los procesos en </w:t>
+      </w:r>
+      <w:proofErr w:type="spellStart"/>
+      <w:r>
+        <w:rPr>
+          <w:rFonts w:cstheme="minorHAnsi"/>
+          <w:sz w:val="24"/>
+          <w:szCs w:val="24"/>
+        </w:rPr>
+        <w:t>frontend</w:t>
+      </w:r>
+      <w:proofErr w:type="spellEnd"/>
+      <w:r>
+        <w:rPr>
+          <w:rFonts w:cstheme="minorHAnsi"/>
+          <w:sz w:val="24"/>
+          <w:szCs w:val="24"/>
+        </w:rPr>
+        <w:t xml:space="preserve"> y </w:t>
+      </w:r>
+      <w:proofErr w:type="spellStart"/>
+      <w:r>
+        <w:rPr>
+          <w:rFonts w:cstheme="minorHAnsi"/>
+          <w:sz w:val="24"/>
+          <w:szCs w:val="24"/>
+        </w:rPr>
+        <w:t>backend</w:t>
+      </w:r>
+      <w:proofErr w:type="spellEnd"/>
+      <w:r>
+        <w:rPr>
+          <w:rFonts w:cstheme="minorHAnsi"/>
+          <w:sz w:val="24"/>
+          <w:szCs w:val="24"/>
+        </w:rPr>
+        <w:t>.</w:t>
       </w:r>
     </w:p>
     <w:p>
@@ -32096,6 +34478,7 @@
         </w:rPr>
         <w:t xml:space="preserve">Las variables de flujo, funciones y parámetros (tanto en PHP como en JavaScript) deben declararse utilizando la convención </w:t>
       </w:r>
+      <w:proofErr w:type="spellStart"/>
       <w:r>
         <w:rPr>
           <w:rStyle w:val="CdigoHTML"/>
@@ -32105,6 +34488,7 @@
         </w:rPr>
         <w:t>camelCase</w:t>
       </w:r>
+      <w:proofErr w:type="spellEnd"/>
       <w:r>
         <w:rPr>
           <w:rFonts w:cstheme="minorHAnsi"/>
@@ -32120,16 +34504,9 @@
           <w:sz w:val="24"/>
           <w:szCs w:val="24"/>
         </w:rPr>
-        <w:t>$requestOrigin</w:t>
-      </w:r>
-      <w:r>
-        <w:rPr>
-          <w:rFonts w:cstheme="minorHAnsi"/>
-          <w:sz w:val="24"/>
-          <w:szCs w:val="24"/>
-        </w:rPr>
-        <w:t xml:space="preserve">, </w:t>
-      </w:r>
+        <w:t>$</w:t>
+      </w:r>
+      <w:proofErr w:type="spellStart"/>
       <w:r>
         <w:rPr>
           <w:rStyle w:val="CdigoHTML"/>
@@ -32137,8 +34514,9 @@
           <w:sz w:val="24"/>
           <w:szCs w:val="24"/>
         </w:rPr>
-        <w:t>$auth_token</w:t>
-      </w:r>
+        <w:t>requestOrigin</w:t>
+      </w:r>
+      <w:proofErr w:type="spellEnd"/>
       <w:r>
         <w:rPr>
           <w:rFonts w:cstheme="minorHAnsi"/>
@@ -32154,8 +34532,38 @@
           <w:sz w:val="24"/>
           <w:szCs w:val="24"/>
         </w:rPr>
+        <w:t>$</w:t>
+      </w:r>
+      <w:proofErr w:type="spellStart"/>
+      <w:r>
+        <w:rPr>
+          <w:rStyle w:val="CdigoHTML"/>
+          <w:rFonts w:asciiTheme="minorHAnsi" w:eastAsiaTheme="minorHAnsi" w:hAnsiTheme="minorHAnsi" w:cstheme="minorHAnsi"/>
+          <w:sz w:val="24"/>
+          <w:szCs w:val="24"/>
+        </w:rPr>
+        <w:t>auth_token</w:t>
+      </w:r>
+      <w:proofErr w:type="spellEnd"/>
+      <w:r>
+        <w:rPr>
+          <w:rFonts w:cstheme="minorHAnsi"/>
+          <w:sz w:val="24"/>
+          <w:szCs w:val="24"/>
+        </w:rPr>
+        <w:t xml:space="preserve">, </w:t>
+      </w:r>
+      <w:proofErr w:type="spellStart"/>
+      <w:r>
+        <w:rPr>
+          <w:rStyle w:val="CdigoHTML"/>
+          <w:rFonts w:asciiTheme="minorHAnsi" w:eastAsiaTheme="minorHAnsi" w:hAnsiTheme="minorHAnsi" w:cstheme="minorHAnsi"/>
+          <w:sz w:val="24"/>
+          <w:szCs w:val="24"/>
+        </w:rPr>
         <w:t>selectedClient</w:t>
       </w:r>
+      <w:proofErr w:type="spellEnd"/>
       <w:r>
         <w:rPr>
           <w:rFonts w:cstheme="minorHAnsi"/>
@@ -32324,6 +34732,7 @@
         </w:rPr>
         <w:t xml:space="preserve">Todos los archivos del sistema (código PHP, vistas HTML, bases de datos JSON) deben nombrarse exclusivamente en minúsculas, utilizando </w:t>
       </w:r>
+      <w:proofErr w:type="spellStart"/>
       <w:r>
         <w:rPr>
           <w:rStyle w:val="CdigoHTML"/>
@@ -32333,6 +34742,7 @@
         </w:rPr>
         <w:t>snake_case</w:t>
       </w:r>
+      <w:proofErr w:type="spellEnd"/>
       <w:r>
         <w:rPr>
           <w:rFonts w:cstheme="minorHAnsi"/>
@@ -32358,6 +34768,7 @@
         </w:rPr>
         <w:t xml:space="preserve">, </w:t>
       </w:r>
+      <w:proofErr w:type="spellStart"/>
       <w:r>
         <w:rPr>
           <w:rStyle w:val="CdigoHTML"/>
@@ -32365,8 +34776,20 @@
           <w:sz w:val="24"/>
           <w:szCs w:val="24"/>
         </w:rPr>
-        <w:t>config_api.json</w:t>
-      </w:r>
+        <w:t>config_</w:t>
+      </w:r>
+      <w:proofErr w:type="gramStart"/>
+      <w:r>
+        <w:rPr>
+          <w:rStyle w:val="CdigoHTML"/>
+          <w:rFonts w:asciiTheme="minorHAnsi" w:eastAsiaTheme="minorHAnsi" w:hAnsiTheme="minorHAnsi" w:cstheme="minorHAnsi"/>
+          <w:sz w:val="24"/>
+          <w:szCs w:val="24"/>
+        </w:rPr>
+        <w:t>api.json</w:t>
+      </w:r>
+      <w:proofErr w:type="spellEnd"/>
+      <w:proofErr w:type="gramEnd"/>
       <w:r>
         <w:rPr>
           <w:rFonts w:cstheme="minorHAnsi"/>
@@ -32480,8 +34903,45 @@
           <w:sz w:val="24"/>
           <w:szCs w:val="24"/>
         </w:rPr>
-        <w:t xml:space="preserve">Los nombres de funciones y métodos en backend y frontend deben utilizar </w:t>
-      </w:r>
+        <w:t xml:space="preserve">Los nombres de funciones y métodos en </w:t>
+      </w:r>
+      <w:proofErr w:type="spellStart"/>
+      <w:r>
+        <w:rPr>
+          <w:rFonts w:cstheme="minorHAnsi"/>
+          <w:sz w:val="24"/>
+          <w:szCs w:val="24"/>
+        </w:rPr>
+        <w:t>backend</w:t>
+      </w:r>
+      <w:proofErr w:type="spellEnd"/>
+      <w:r>
+        <w:rPr>
+          <w:rFonts w:cstheme="minorHAnsi"/>
+          <w:sz w:val="24"/>
+          <w:szCs w:val="24"/>
+        </w:rPr>
+        <w:t xml:space="preserve"> y </w:t>
+      </w:r>
+      <w:proofErr w:type="spellStart"/>
+      <w:r>
+        <w:rPr>
+          <w:rFonts w:cstheme="minorHAnsi"/>
+          <w:sz w:val="24"/>
+          <w:szCs w:val="24"/>
+        </w:rPr>
+        <w:t>frontend</w:t>
+      </w:r>
+      <w:proofErr w:type="spellEnd"/>
+      <w:r>
+        <w:rPr>
+          <w:rFonts w:cstheme="minorHAnsi"/>
+          <w:sz w:val="24"/>
+          <w:szCs w:val="24"/>
+        </w:rPr>
+        <w:t xml:space="preserve"> deben utilizar </w:t>
+      </w:r>
+      <w:proofErr w:type="spellStart"/>
       <w:r>
         <w:rPr>
           <w:rStyle w:val="CdigoHTML"/>
@@ -32491,6 +34951,7 @@
         </w:rPr>
         <w:t>camelCase</w:t>
       </w:r>
+      <w:proofErr w:type="spellEnd"/>
       <w:r>
         <w:rPr>
           <w:rFonts w:cstheme="minorHAnsi"/>
@@ -32499,6 +34960,8 @@
         </w:rPr>
         <w:t xml:space="preserve"> y estar descritos mediante verbos en forma imperativa que indiquen su acción principal (ej. </w:t>
       </w:r>
+      <w:proofErr w:type="spellStart"/>
+      <w:proofErr w:type="gramStart"/>
       <w:r>
         <w:rPr>
           <w:rStyle w:val="CdigoHTML"/>
@@ -32506,16 +34969,9 @@
           <w:sz w:val="24"/>
           <w:szCs w:val="24"/>
         </w:rPr>
-        <w:t>jsonResponse()</w:t>
-      </w:r>
-      <w:r>
-        <w:rPr>
-          <w:rFonts w:cstheme="minorHAnsi"/>
-          <w:sz w:val="24"/>
-          <w:szCs w:val="24"/>
-        </w:rPr>
-        <w:t xml:space="preserve">, </w:t>
-      </w:r>
+        <w:t>jsonResponse</w:t>
+      </w:r>
+      <w:proofErr w:type="spellEnd"/>
       <w:r>
         <w:rPr>
           <w:rStyle w:val="CdigoHTML"/>
@@ -32523,16 +34979,9 @@
           <w:sz w:val="24"/>
           <w:szCs w:val="24"/>
         </w:rPr>
-        <w:t>createSession()</w:t>
-      </w:r>
-      <w:r>
-        <w:rPr>
-          <w:rFonts w:cstheme="minorHAnsi"/>
-          <w:sz w:val="24"/>
-          <w:szCs w:val="24"/>
-        </w:rPr>
-        <w:t xml:space="preserve">, </w:t>
-      </w:r>
+        <w:t>(</w:t>
+      </w:r>
+      <w:proofErr w:type="gramEnd"/>
       <w:r>
         <w:rPr>
           <w:rStyle w:val="CdigoHTML"/>
@@ -32540,7 +34989,63 @@
           <w:sz w:val="24"/>
           <w:szCs w:val="24"/>
         </w:rPr>
-        <w:t>sendInvoice()</w:t>
+        <w:t>)</w:t>
+      </w:r>
+      <w:r>
+        <w:rPr>
+          <w:rFonts w:cstheme="minorHAnsi"/>
+          <w:sz w:val="24"/>
+          <w:szCs w:val="24"/>
+        </w:rPr>
+        <w:t xml:space="preserve">, </w:t>
+      </w:r>
+      <w:proofErr w:type="spellStart"/>
+      <w:r>
+        <w:rPr>
+          <w:rStyle w:val="CdigoHTML"/>
+          <w:rFonts w:asciiTheme="minorHAnsi" w:eastAsiaTheme="minorHAnsi" w:hAnsiTheme="minorHAnsi" w:cstheme="minorHAnsi"/>
+          <w:sz w:val="24"/>
+          <w:szCs w:val="24"/>
+        </w:rPr>
+        <w:t>createSession</w:t>
+      </w:r>
+      <w:proofErr w:type="spellEnd"/>
+      <w:r>
+        <w:rPr>
+          <w:rStyle w:val="CdigoHTML"/>
+          <w:rFonts w:asciiTheme="minorHAnsi" w:eastAsiaTheme="minorHAnsi" w:hAnsiTheme="minorHAnsi" w:cstheme="minorHAnsi"/>
+          <w:sz w:val="24"/>
+          <w:szCs w:val="24"/>
+        </w:rPr>
+        <w:t>()</w:t>
+      </w:r>
+      <w:r>
+        <w:rPr>
+          <w:rFonts w:cstheme="minorHAnsi"/>
+          <w:sz w:val="24"/>
+          <w:szCs w:val="24"/>
+        </w:rPr>
+        <w:t xml:space="preserve">, </w:t>
+      </w:r>
+      <w:proofErr w:type="spellStart"/>
+      <w:r>
+        <w:rPr>
+          <w:rStyle w:val="CdigoHTML"/>
+          <w:rFonts w:asciiTheme="minorHAnsi" w:eastAsiaTheme="minorHAnsi" w:hAnsiTheme="minorHAnsi" w:cstheme="minorHAnsi"/>
+          <w:sz w:val="24"/>
+          <w:szCs w:val="24"/>
+        </w:rPr>
+        <w:t>sendInvoice</w:t>
+      </w:r>
+      <w:proofErr w:type="spellEnd"/>
+      <w:r>
+        <w:rPr>
+          <w:rStyle w:val="CdigoHTML"/>
+          <w:rFonts w:asciiTheme="minorHAnsi" w:eastAsiaTheme="minorHAnsi" w:hAnsiTheme="minorHAnsi" w:cstheme="minorHAnsi"/>
+          <w:sz w:val="24"/>
+          <w:szCs w:val="24"/>
+        </w:rPr>
+        <w:t>()</w:t>
       </w:r>
       <w:r>
         <w:rPr>
@@ -32777,9 +35282,22 @@
           <w:szCs w:val="24"/>
           <w:u w:val="single"/>
         </w:rPr>
-        <w:t>1.5.1 Reglas para nombrar los Json</w:t>
+        <w:t xml:space="preserve">1.5.1 Reglas para nombrar los </w:t>
+      </w:r>
+      <w:proofErr w:type="spellStart"/>
+      <w:r>
+        <w:rPr>
+          <w:rFonts w:asciiTheme="minorHAnsi" w:hAnsiTheme="minorHAnsi" w:cstheme="minorHAnsi"/>
+          <w:b w:val="0"/>
+          <w:bCs w:val="0"/>
+          <w:sz w:val="24"/>
+          <w:szCs w:val="24"/>
+          <w:u w:val="single"/>
+        </w:rPr>
+        <w:t>Json</w:t>
       </w:r>
       <w:bookmarkEnd w:id="54"/>
+      <w:proofErr w:type="spellEnd"/>
     </w:p>
     <w:p>
       <w:pPr>
@@ -32798,6 +35316,7 @@
         </w:rPr>
         <w:t xml:space="preserve">Los archivos JSON que funcionan como tablas de persistencia de datos deben utilizar nombres descriptivos y pluralizados en formato </w:t>
       </w:r>
+      <w:proofErr w:type="spellStart"/>
       <w:r>
         <w:rPr>
           <w:rStyle w:val="CdigoHTML"/>
@@ -32807,6 +35326,7 @@
         </w:rPr>
         <w:t>snake_case</w:t>
       </w:r>
+      <w:proofErr w:type="spellEnd"/>
       <w:r>
         <w:rPr>
           <w:rFonts w:cstheme="minorHAnsi"/>
@@ -32815,6 +35335,7 @@
         </w:rPr>
         <w:t xml:space="preserve"> (ej. </w:t>
       </w:r>
+      <w:proofErr w:type="spellStart"/>
       <w:r>
         <w:rPr>
           <w:rStyle w:val="CdigoHTML"/>
@@ -32822,16 +35343,9 @@
           <w:sz w:val="24"/>
           <w:szCs w:val="24"/>
         </w:rPr>
-        <w:t>clientes_favoritos.json</w:t>
-      </w:r>
-      <w:r>
-        <w:rPr>
-          <w:rFonts w:cstheme="minorHAnsi"/>
-          <w:sz w:val="24"/>
-          <w:szCs w:val="24"/>
-        </w:rPr>
-        <w:t xml:space="preserve">, </w:t>
-      </w:r>
+        <w:t>clientes_</w:t>
+      </w:r>
+      <w:proofErr w:type="gramStart"/>
       <w:r>
         <w:rPr>
           <w:rStyle w:val="CdigoHTML"/>
@@ -32839,8 +35353,10 @@
           <w:sz w:val="24"/>
           <w:szCs w:val="24"/>
         </w:rPr>
-        <w:t>historial_envios.json</w:t>
-      </w:r>
+        <w:t>favoritos.json</w:t>
+      </w:r>
+      <w:proofErr w:type="spellEnd"/>
+      <w:proofErr w:type="gramEnd"/>
       <w:r>
         <w:rPr>
           <w:rFonts w:cstheme="minorHAnsi"/>
@@ -32849,6 +35365,7 @@
         </w:rPr>
         <w:t xml:space="preserve">, </w:t>
       </w:r>
+      <w:proofErr w:type="spellStart"/>
       <w:r>
         <w:rPr>
           <w:rStyle w:val="CdigoHTML"/>
@@ -32856,8 +35373,28 @@
           <w:sz w:val="24"/>
           <w:szCs w:val="24"/>
         </w:rPr>
+        <w:t>historial_envios.json</w:t>
+      </w:r>
+      <w:proofErr w:type="spellEnd"/>
+      <w:r>
+        <w:rPr>
+          <w:rFonts w:cstheme="minorHAnsi"/>
+          <w:sz w:val="24"/>
+          <w:szCs w:val="24"/>
+        </w:rPr>
+        <w:t xml:space="preserve">, </w:t>
+      </w:r>
+      <w:proofErr w:type="spellStart"/>
+      <w:r>
+        <w:rPr>
+          <w:rStyle w:val="CdigoHTML"/>
+          <w:rFonts w:asciiTheme="minorHAnsi" w:eastAsiaTheme="minorHAnsi" w:hAnsiTheme="minorHAnsi" w:cstheme="minorHAnsi"/>
+          <w:sz w:val="24"/>
+          <w:szCs w:val="24"/>
+        </w:rPr>
         <w:t>templates_cache.json</w:t>
       </w:r>
+      <w:proofErr w:type="spellEnd"/>
       <w:r>
         <w:rPr>
           <w:rFonts w:cstheme="minorHAnsi"/>
@@ -32910,8 +35447,27 @@
           <w:szCs w:val="24"/>
         </w:rPr>
         <w:lastRenderedPageBreak/>
-        <w:t xml:space="preserve">Las propiedades, llaves o atributos dentro de los payloads JSON y arreglos asociativos deben escribirse en minúsculas y usar </w:t>
-      </w:r>
+        <w:t xml:space="preserve">Las propiedades, llaves o atributos dentro de los </w:t>
+      </w:r>
+      <w:proofErr w:type="spellStart"/>
+      <w:r>
+        <w:rPr>
+          <w:rFonts w:cstheme="minorHAnsi"/>
+          <w:sz w:val="24"/>
+          <w:szCs w:val="24"/>
+        </w:rPr>
+        <w:t>payloads</w:t>
+      </w:r>
+      <w:proofErr w:type="spellEnd"/>
+      <w:r>
+        <w:rPr>
+          <w:rFonts w:cstheme="minorHAnsi"/>
+          <w:sz w:val="24"/>
+          <w:szCs w:val="24"/>
+        </w:rPr>
+        <w:t xml:space="preserve"> JSON y arreglos asociativos deben escribirse en minúsculas y usar </w:t>
+      </w:r>
+      <w:proofErr w:type="spellStart"/>
       <w:r>
         <w:rPr>
           <w:rStyle w:val="CdigoHTML"/>
@@ -32921,6 +35477,7 @@
         </w:rPr>
         <w:t>snake_case</w:t>
       </w:r>
+      <w:proofErr w:type="spellEnd"/>
       <w:r>
         <w:rPr>
           <w:rFonts w:cstheme="minorHAnsi"/>
@@ -32929,6 +35486,7 @@
         </w:rPr>
         <w:t xml:space="preserve"> para palabras compuestas (ej. </w:t>
       </w:r>
+      <w:proofErr w:type="spellStart"/>
       <w:r>
         <w:rPr>
           <w:rStyle w:val="CdigoHTML"/>
@@ -32938,6 +35496,7 @@
         </w:rPr>
         <w:t>meta_phone_id</w:t>
       </w:r>
+      <w:proofErr w:type="spellEnd"/>
       <w:r>
         <w:rPr>
           <w:rFonts w:cstheme="minorHAnsi"/>
@@ -32946,6 +35505,7 @@
         </w:rPr>
         <w:t xml:space="preserve">, </w:t>
       </w:r>
+      <w:proofErr w:type="spellStart"/>
       <w:r>
         <w:rPr>
           <w:rStyle w:val="CdigoHTML"/>
@@ -32955,6 +35515,7 @@
         </w:rPr>
         <w:t>fecha_registro</w:t>
       </w:r>
+      <w:proofErr w:type="spellEnd"/>
       <w:r>
         <w:rPr>
           <w:rFonts w:cstheme="minorHAnsi"/>
@@ -32980,6 +35541,7 @@
         </w:rPr>
         <w:t xml:space="preserve">, </w:t>
       </w:r>
+      <w:proofErr w:type="spellStart"/>
       <w:r>
         <w:rPr>
           <w:rStyle w:val="CdigoHTML"/>
@@ -32989,6 +35551,7 @@
         </w:rPr>
         <w:t>locked_until</w:t>
       </w:r>
+      <w:proofErr w:type="spellEnd"/>
       <w:r>
         <w:rPr>
           <w:rFonts w:cstheme="minorHAnsi"/>
@@ -33032,9 +35595,22 @@
           <w:szCs w:val="24"/>
           <w:u w:val="single"/>
         </w:rPr>
-        <w:t>2.1 Reglas para la indentación</w:t>
+        <w:t xml:space="preserve">2.1 Reglas para la </w:t>
+      </w:r>
+      <w:proofErr w:type="spellStart"/>
+      <w:r>
+        <w:rPr>
+          <w:rFonts w:asciiTheme="minorHAnsi" w:hAnsiTheme="minorHAnsi" w:cstheme="minorHAnsi"/>
+          <w:b w:val="0"/>
+          <w:bCs w:val="0"/>
+          <w:sz w:val="24"/>
+          <w:szCs w:val="24"/>
+          <w:u w:val="single"/>
+        </w:rPr>
+        <w:t>indentación</w:t>
       </w:r>
       <w:bookmarkEnd w:id="57"/>
+      <w:proofErr w:type="spellEnd"/>
     </w:p>
     <w:p>
       <w:pPr>
@@ -33051,7 +35627,25 @@
           <w:sz w:val="24"/>
           <w:szCs w:val="24"/>
         </w:rPr>
-        <w:t>Se utilizará una indentación estándar de 4 espacios para anidar bloques lógicos de control en PHP (condicionales, ciclos, funciones) y para jerarquizar la estructura del DOM en documentos HTML/JS.</w:t>
+        <w:t xml:space="preserve">Se utilizará una </w:t>
+      </w:r>
+      <w:proofErr w:type="spellStart"/>
+      <w:r>
+        <w:rPr>
+          <w:rFonts w:cstheme="minorHAnsi"/>
+          <w:sz w:val="24"/>
+          <w:szCs w:val="24"/>
+        </w:rPr>
+        <w:t>indentación</w:t>
+      </w:r>
+      <w:proofErr w:type="spellEnd"/>
+      <w:r>
+        <w:rPr>
+          <w:rFonts w:cstheme="minorHAnsi"/>
+          <w:sz w:val="24"/>
+          <w:szCs w:val="24"/>
+        </w:rPr>
+        <w:t xml:space="preserve"> estándar de 4 espacios para anidar bloques lógicos de control en PHP (condicionales, ciclos, funciones) y para jerarquizar la estructura del DOM en documentos HTML/JS.</w:t>
       </w:r>
     </w:p>
     <w:p>
@@ -33096,7 +35690,25 @@
           <w:sz w:val="24"/>
           <w:szCs w:val="24"/>
         </w:rPr>
-        <w:t xml:space="preserve">En el backend (PHP), se deben usar bloques de comentario </w:t>
+        <w:t xml:space="preserve">En el </w:t>
+      </w:r>
+      <w:proofErr w:type="spellStart"/>
+      <w:r>
+        <w:rPr>
+          <w:rFonts w:cstheme="minorHAnsi"/>
+          <w:sz w:val="24"/>
+          <w:szCs w:val="24"/>
+        </w:rPr>
+        <w:t>backend</w:t>
+      </w:r>
+      <w:proofErr w:type="spellEnd"/>
+      <w:r>
+        <w:rPr>
+          <w:rFonts w:cstheme="minorHAnsi"/>
+          <w:sz w:val="24"/>
+          <w:szCs w:val="24"/>
+        </w:rPr>
+        <w:t xml:space="preserve"> (PHP), se deben usar bloques de comentario </w:t>
       </w:r>
       <w:r>
         <w:rPr>
@@ -33182,8 +35794,27 @@
           <w:sz w:val="24"/>
           <w:szCs w:val="24"/>
         </w:rPr>
-        <w:t xml:space="preserve">En el frontend (HTML), se utilizarán los comentarios </w:t>
-      </w:r>
+        <w:t xml:space="preserve">En el </w:t>
+      </w:r>
+      <w:proofErr w:type="spellStart"/>
+      <w:r>
+        <w:rPr>
+          <w:rFonts w:cstheme="minorHAnsi"/>
+          <w:sz w:val="24"/>
+          <w:szCs w:val="24"/>
+        </w:rPr>
+        <w:t>frontend</w:t>
+      </w:r>
+      <w:proofErr w:type="spellEnd"/>
+      <w:r>
+        <w:rPr>
+          <w:rFonts w:cstheme="minorHAnsi"/>
+          <w:sz w:val="24"/>
+          <w:szCs w:val="24"/>
+        </w:rPr>
+        <w:t xml:space="preserve"> (HTML), se utilizarán los comentarios </w:t>
+      </w:r>
+      <w:proofErr w:type="gramStart"/>
       <w:r>
         <w:rPr>
           <w:rStyle w:val="CdigoHTML"/>
@@ -33191,7 +35822,17 @@
           <w:sz w:val="24"/>
           <w:szCs w:val="24"/>
         </w:rPr>
-        <w:t>&lt;!-- ... --&gt;</w:t>
+        <w:t>&lt;!--</w:t>
+      </w:r>
+      <w:proofErr w:type="gramEnd"/>
+      <w:r>
+        <w:rPr>
+          <w:rStyle w:val="CdigoHTML"/>
+          <w:rFonts w:asciiTheme="minorHAnsi" w:eastAsiaTheme="minorHAnsi" w:hAnsiTheme="minorHAnsi" w:cstheme="minorHAnsi"/>
+          <w:sz w:val="24"/>
+          <w:szCs w:val="24"/>
+        </w:rPr>
+        <w:t xml:space="preserve"> ... --&gt;</w:t>
       </w:r>
       <w:r>
         <w:rPr>
@@ -33263,6 +35904,7 @@
         </w:rPr>
         <w:t xml:space="preserve">Se permite concatenar y agrupar lógica o marcado HTML en líneas continuas para mantener arreglos o asignaciones cortas compactas, pero se debe aplicar saltos de línea y tabulaciones en iteraciones </w:t>
       </w:r>
+      <w:proofErr w:type="spellStart"/>
       <w:r>
         <w:rPr>
           <w:rStyle w:val="CdigoHTML"/>
@@ -33272,6 +35914,7 @@
         </w:rPr>
         <w:t>foreach</w:t>
       </w:r>
+      <w:proofErr w:type="spellEnd"/>
       <w:r>
         <w:rPr>
           <w:rFonts w:cstheme="minorHAnsi"/>
@@ -33323,7 +35966,25 @@
           <w:sz w:val="24"/>
           <w:szCs w:val="24"/>
         </w:rPr>
-        <w:t xml:space="preserve">Cualquier bloque de código crítico en el backend capaz de generar fallos fatales debe estar envuelto en un bloque </w:t>
+        <w:t xml:space="preserve">Cualquier bloque de código crítico en el </w:t>
+      </w:r>
+      <w:proofErr w:type="spellStart"/>
+      <w:r>
+        <w:rPr>
+          <w:rFonts w:cstheme="minorHAnsi"/>
+          <w:sz w:val="24"/>
+          <w:szCs w:val="24"/>
+        </w:rPr>
+        <w:t>backend</w:t>
+      </w:r>
+      <w:proofErr w:type="spellEnd"/>
+      <w:r>
+        <w:rPr>
+          <w:rFonts w:cstheme="minorHAnsi"/>
+          <w:sz w:val="24"/>
+          <w:szCs w:val="24"/>
+        </w:rPr>
+        <w:t xml:space="preserve"> capaz de generar fallos fatales debe estar envuelto en un bloque </w:t>
       </w:r>
       <w:r>
         <w:rPr>
@@ -33332,7 +35993,47 @@
           <w:sz w:val="24"/>
           <w:szCs w:val="24"/>
         </w:rPr>
-        <w:t>try { ... } catch (Exception $e) { ... }</w:t>
+        <w:t xml:space="preserve">try </w:t>
+      </w:r>
+      <w:proofErr w:type="gramStart"/>
+      <w:r>
+        <w:rPr>
+          <w:rStyle w:val="CdigoHTML"/>
+          <w:rFonts w:asciiTheme="minorHAnsi" w:eastAsiaTheme="minorHAnsi" w:hAnsiTheme="minorHAnsi" w:cstheme="minorHAnsi"/>
+          <w:sz w:val="24"/>
+          <w:szCs w:val="24"/>
+        </w:rPr>
+        <w:t>{ ...</w:t>
+      </w:r>
+      <w:proofErr w:type="gramEnd"/>
+      <w:r>
+        <w:rPr>
+          <w:rStyle w:val="CdigoHTML"/>
+          <w:rFonts w:asciiTheme="minorHAnsi" w:eastAsiaTheme="minorHAnsi" w:hAnsiTheme="minorHAnsi" w:cstheme="minorHAnsi"/>
+          <w:sz w:val="24"/>
+          <w:szCs w:val="24"/>
+        </w:rPr>
+        <w:t xml:space="preserve"> } catch (</w:t>
+      </w:r>
+      <w:proofErr w:type="spellStart"/>
+      <w:r>
+        <w:rPr>
+          <w:rStyle w:val="CdigoHTML"/>
+          <w:rFonts w:asciiTheme="minorHAnsi" w:eastAsiaTheme="minorHAnsi" w:hAnsiTheme="minorHAnsi" w:cstheme="minorHAnsi"/>
+          <w:sz w:val="24"/>
+          <w:szCs w:val="24"/>
+        </w:rPr>
+        <w:t>Exception</w:t>
+      </w:r>
+      <w:proofErr w:type="spellEnd"/>
+      <w:r>
+        <w:rPr>
+          <w:rStyle w:val="CdigoHTML"/>
+          <w:rFonts w:asciiTheme="minorHAnsi" w:eastAsiaTheme="minorHAnsi" w:hAnsiTheme="minorHAnsi" w:cstheme="minorHAnsi"/>
+          <w:sz w:val="24"/>
+          <w:szCs w:val="24"/>
+        </w:rPr>
+        <w:t xml:space="preserve"> $e) { ... }</w:t>
       </w:r>
       <w:r>
         <w:rPr>
@@ -33367,7 +36068,58 @@
           <w:sz w:val="24"/>
           <w:szCs w:val="24"/>
         </w:rPr>
-        <w:t>["success" =&gt; false, "error" =&gt; $e-&gt;getMessage()]</w:t>
+        <w:t>["</w:t>
+      </w:r>
+      <w:proofErr w:type="spellStart"/>
+      <w:r>
+        <w:rPr>
+          <w:rStyle w:val="CdigoHTML"/>
+          <w:rFonts w:asciiTheme="minorHAnsi" w:eastAsiaTheme="minorHAnsi" w:hAnsiTheme="minorHAnsi" w:cstheme="minorHAnsi"/>
+          <w:sz w:val="24"/>
+          <w:szCs w:val="24"/>
+        </w:rPr>
+        <w:t>success</w:t>
+      </w:r>
+      <w:proofErr w:type="spellEnd"/>
+      <w:r>
+        <w:rPr>
+          <w:rStyle w:val="CdigoHTML"/>
+          <w:rFonts w:asciiTheme="minorHAnsi" w:eastAsiaTheme="minorHAnsi" w:hAnsiTheme="minorHAnsi" w:cstheme="minorHAnsi"/>
+          <w:sz w:val="24"/>
+          <w:szCs w:val="24"/>
+        </w:rPr>
+        <w:t>" =&gt; false, "error" =&gt; $e-&gt;</w:t>
+      </w:r>
+      <w:proofErr w:type="spellStart"/>
+      <w:proofErr w:type="gramStart"/>
+      <w:r>
+        <w:rPr>
+          <w:rStyle w:val="CdigoHTML"/>
+          <w:rFonts w:asciiTheme="minorHAnsi" w:eastAsiaTheme="minorHAnsi" w:hAnsiTheme="minorHAnsi" w:cstheme="minorHAnsi"/>
+          <w:sz w:val="24"/>
+          <w:szCs w:val="24"/>
+        </w:rPr>
+        <w:t>getMessage</w:t>
+      </w:r>
+      <w:proofErr w:type="spellEnd"/>
+      <w:r>
+        <w:rPr>
+          <w:rStyle w:val="CdigoHTML"/>
+          <w:rFonts w:asciiTheme="minorHAnsi" w:eastAsiaTheme="minorHAnsi" w:hAnsiTheme="minorHAnsi" w:cstheme="minorHAnsi"/>
+          <w:sz w:val="24"/>
+          <w:szCs w:val="24"/>
+        </w:rPr>
+        <w:t>(</w:t>
+      </w:r>
+      <w:proofErr w:type="gramEnd"/>
+      <w:r>
+        <w:rPr>
+          <w:rStyle w:val="CdigoHTML"/>
+          <w:rFonts w:asciiTheme="minorHAnsi" w:eastAsiaTheme="minorHAnsi" w:hAnsiTheme="minorHAnsi" w:cstheme="minorHAnsi"/>
+          <w:sz w:val="24"/>
+          <w:szCs w:val="24"/>
+        </w:rPr>
+        <w:t>)]</w:t>
       </w:r>
       <w:r>
         <w:rPr>
@@ -33416,6 +36168,7 @@
         </w:rPr>
         <w:t xml:space="preserve">Los archivos que contengan información sensible, credenciales o contraseñas maestras (como </w:t>
       </w:r>
+      <w:proofErr w:type="spellStart"/>
       <w:r>
         <w:rPr>
           <w:rStyle w:val="CdigoHTML"/>
@@ -33425,6 +36178,7 @@
         </w:rPr>
         <w:t>secrets.php</w:t>
       </w:r>
+      <w:proofErr w:type="spellEnd"/>
       <w:r>
         <w:rPr>
           <w:rFonts w:cstheme="minorHAnsi"/>
@@ -33531,7 +36285,25 @@
           <w:sz w:val="24"/>
           <w:szCs w:val="24"/>
         </w:rPr>
-        <w:t>Ninguna contraseña maestra o token permanente debe estar escrito en duro (hardcoded) dentro del código fuente de la aplicación.</w:t>
+        <w:t>Ninguna contraseña maestra o token permanente debe estar escrito en duro (</w:t>
+      </w:r>
+      <w:proofErr w:type="spellStart"/>
+      <w:r>
+        <w:rPr>
+          <w:rFonts w:cstheme="minorHAnsi"/>
+          <w:sz w:val="24"/>
+          <w:szCs w:val="24"/>
+        </w:rPr>
+        <w:t>hardcoded</w:t>
+      </w:r>
+      <w:proofErr w:type="spellEnd"/>
+      <w:r>
+        <w:rPr>
+          <w:rFonts w:cstheme="minorHAnsi"/>
+          <w:sz w:val="24"/>
+          <w:szCs w:val="24"/>
+        </w:rPr>
+        <w:t>) dentro del código fuente de la aplicación.</w:t>
       </w:r>
     </w:p>
     <w:p>
@@ -33551,6 +36323,7 @@
         </w:rPr>
         <w:t xml:space="preserve">La autenticación debe resolver las contraseñas extrayéndolas desde variables de entorno del servidor (ej. </w:t>
       </w:r>
+      <w:proofErr w:type="spellStart"/>
       <w:r>
         <w:rPr>
           <w:rStyle w:val="CdigoHTML"/>
@@ -33558,7 +36331,17 @@
           <w:sz w:val="24"/>
           <w:szCs w:val="24"/>
         </w:rPr>
-        <w:t>getenv('APP_MASTER_PASSWORD')</w:t>
+        <w:t>getenv</w:t>
+      </w:r>
+      <w:proofErr w:type="spellEnd"/>
+      <w:r>
+        <w:rPr>
+          <w:rStyle w:val="CdigoHTML"/>
+          <w:rFonts w:asciiTheme="minorHAnsi" w:eastAsiaTheme="minorHAnsi" w:hAnsiTheme="minorHAnsi" w:cstheme="minorHAnsi"/>
+          <w:sz w:val="24"/>
+          <w:szCs w:val="24"/>
+        </w:rPr>
+        <w:t>('APP_MASTER_PASSWORD')</w:t>
       </w:r>
       <w:r>
         <w:rPr>
@@ -33611,7 +36394,25 @@
           <w:sz w:val="24"/>
           <w:szCs w:val="24"/>
         </w:rPr>
-        <w:t xml:space="preserve">Las sesiones de usuario deben autenticarse manejando un token criptográfico fuerte de un solo uso, generado en el backend mediante la combinación de las funciones </w:t>
+        <w:t xml:space="preserve">Las sesiones de usuario deben autenticarse manejando un token criptográfico fuerte de un solo uso, generado en el </w:t>
+      </w:r>
+      <w:proofErr w:type="spellStart"/>
+      <w:r>
+        <w:rPr>
+          <w:rFonts w:cstheme="minorHAnsi"/>
+          <w:sz w:val="24"/>
+          <w:szCs w:val="24"/>
+        </w:rPr>
+        <w:t>backend</w:t>
+      </w:r>
+      <w:proofErr w:type="spellEnd"/>
+      <w:r>
+        <w:rPr>
+          <w:rFonts w:cstheme="minorHAnsi"/>
+          <w:sz w:val="24"/>
+          <w:szCs w:val="24"/>
+        </w:rPr>
+        <w:t xml:space="preserve"> mediante la combinación de las funciones </w:t>
       </w:r>
       <w:r>
         <w:rPr>
@@ -33620,16 +36421,9 @@
           <w:sz w:val="24"/>
           <w:szCs w:val="24"/>
         </w:rPr>
-        <w:t>bin2hex()</w:t>
-      </w:r>
-      <w:r>
-        <w:rPr>
-          <w:rFonts w:cstheme="minorHAnsi"/>
-          <w:sz w:val="24"/>
-          <w:szCs w:val="24"/>
-        </w:rPr>
-        <w:t xml:space="preserve"> y </w:t>
-      </w:r>
+        <w:t>bin2</w:t>
+      </w:r>
+      <w:proofErr w:type="gramStart"/>
       <w:r>
         <w:rPr>
           <w:rStyle w:val="CdigoHTML"/>
@@ -33637,7 +36431,45 @@
           <w:sz w:val="24"/>
           <w:szCs w:val="24"/>
         </w:rPr>
-        <w:t>random_bytes(32)</w:t>
+        <w:t>hex(</w:t>
+      </w:r>
+      <w:proofErr w:type="gramEnd"/>
+      <w:r>
+        <w:rPr>
+          <w:rStyle w:val="CdigoHTML"/>
+          <w:rFonts w:asciiTheme="minorHAnsi" w:eastAsiaTheme="minorHAnsi" w:hAnsiTheme="minorHAnsi" w:cstheme="minorHAnsi"/>
+          <w:sz w:val="24"/>
+          <w:szCs w:val="24"/>
+        </w:rPr>
+        <w:t>)</w:t>
+      </w:r>
+      <w:r>
+        <w:rPr>
+          <w:rFonts w:cstheme="minorHAnsi"/>
+          <w:sz w:val="24"/>
+          <w:szCs w:val="24"/>
+        </w:rPr>
+        <w:t xml:space="preserve"> y </w:t>
+      </w:r>
+      <w:proofErr w:type="spellStart"/>
+      <w:r>
+        <w:rPr>
+          <w:rStyle w:val="CdigoHTML"/>
+          <w:rFonts w:asciiTheme="minorHAnsi" w:eastAsiaTheme="minorHAnsi" w:hAnsiTheme="minorHAnsi" w:cstheme="minorHAnsi"/>
+          <w:sz w:val="24"/>
+          <w:szCs w:val="24"/>
+        </w:rPr>
+        <w:t>random_bytes</w:t>
+      </w:r>
+      <w:proofErr w:type="spellEnd"/>
+      <w:r>
+        <w:rPr>
+          <w:rStyle w:val="CdigoHTML"/>
+          <w:rFonts w:asciiTheme="minorHAnsi" w:eastAsiaTheme="minorHAnsi" w:hAnsiTheme="minorHAnsi" w:cstheme="minorHAnsi"/>
+          <w:sz w:val="24"/>
+          <w:szCs w:val="24"/>
+        </w:rPr>
+        <w:t>(32)</w:t>
       </w:r>
       <w:r>
         <w:rPr>
@@ -33665,6 +36497,7 @@
         </w:rPr>
         <w:t xml:space="preserve">La validación y comparación de contraseñas de inicio de sesión debe realizarse utilizando la función </w:t>
       </w:r>
+      <w:proofErr w:type="spellStart"/>
       <w:r>
         <w:rPr>
           <w:rStyle w:val="CdigoHTML"/>
@@ -33672,15 +36505,63 @@
           <w:sz w:val="24"/>
           <w:szCs w:val="24"/>
         </w:rPr>
-        <w:t>hash_equals()</w:t>
-      </w:r>
-      <w:r>
-        <w:rPr>
-          <w:rFonts w:cstheme="minorHAnsi"/>
-          <w:sz w:val="24"/>
-          <w:szCs w:val="24"/>
-        </w:rPr>
-        <w:t xml:space="preserve"> en lugar de operadores de igualdad simples, para mitigar el riesgo de ataques de temporización (timing attacks).</w:t>
+        <w:t>hash_</w:t>
+      </w:r>
+      <w:proofErr w:type="gramStart"/>
+      <w:r>
+        <w:rPr>
+          <w:rStyle w:val="CdigoHTML"/>
+          <w:rFonts w:asciiTheme="minorHAnsi" w:eastAsiaTheme="minorHAnsi" w:hAnsiTheme="minorHAnsi" w:cstheme="minorHAnsi"/>
+          <w:sz w:val="24"/>
+          <w:szCs w:val="24"/>
+        </w:rPr>
+        <w:t>equals</w:t>
+      </w:r>
+      <w:proofErr w:type="spellEnd"/>
+      <w:r>
+        <w:rPr>
+          <w:rStyle w:val="CdigoHTML"/>
+          <w:rFonts w:asciiTheme="minorHAnsi" w:eastAsiaTheme="minorHAnsi" w:hAnsiTheme="minorHAnsi" w:cstheme="minorHAnsi"/>
+          <w:sz w:val="24"/>
+          <w:szCs w:val="24"/>
+        </w:rPr>
+        <w:t>(</w:t>
+      </w:r>
+      <w:proofErr w:type="gramEnd"/>
+      <w:r>
+        <w:rPr>
+          <w:rStyle w:val="CdigoHTML"/>
+          <w:rFonts w:asciiTheme="minorHAnsi" w:eastAsiaTheme="minorHAnsi" w:hAnsiTheme="minorHAnsi" w:cstheme="minorHAnsi"/>
+          <w:sz w:val="24"/>
+          <w:szCs w:val="24"/>
+        </w:rPr>
+        <w:t>)</w:t>
+      </w:r>
+      <w:r>
+        <w:rPr>
+          <w:rFonts w:cstheme="minorHAnsi"/>
+          <w:sz w:val="24"/>
+          <w:szCs w:val="24"/>
+        </w:rPr>
+        <w:t xml:space="preserve"> en lugar de operadores de igualdad simples, para mitigar el riesgo de ataques de temporización (timing </w:t>
+      </w:r>
+      <w:proofErr w:type="spellStart"/>
+      <w:r>
+        <w:rPr>
+          <w:rFonts w:cstheme="minorHAnsi"/>
+          <w:sz w:val="24"/>
+          <w:szCs w:val="24"/>
+        </w:rPr>
+        <w:t>attacks</w:t>
+      </w:r>
+      <w:proofErr w:type="spellEnd"/>
+      <w:r>
+        <w:rPr>
+          <w:rFonts w:cstheme="minorHAnsi"/>
+          <w:sz w:val="24"/>
+          <w:szCs w:val="24"/>
+        </w:rPr>
+        <w:t>).</w:t>
       </w:r>
     </w:p>
     <w:p>
@@ -33764,6 +36645,7 @@
         </w:rPr>
         <w:t xml:space="preserve">) para ejecutar funciones como </w:t>
       </w:r>
+      <w:proofErr w:type="spellStart"/>
       <w:r>
         <w:rPr>
           <w:rStyle w:val="CdigoHTML"/>
@@ -33773,6 +36655,7 @@
         </w:rPr>
         <w:t>scandir</w:t>
       </w:r>
+      <w:proofErr w:type="spellEnd"/>
       <w:r>
         <w:rPr>
           <w:rFonts w:cstheme="minorHAnsi"/>
@@ -33781,6 +36664,7 @@
         </w:rPr>
         <w:t xml:space="preserve"> o </w:t>
       </w:r>
+      <w:proofErr w:type="spellStart"/>
       <w:r>
         <w:rPr>
           <w:rStyle w:val="CdigoHTML"/>
@@ -33790,6 +36674,7 @@
         </w:rPr>
         <w:t>getcwd</w:t>
       </w:r>
+      <w:proofErr w:type="spellEnd"/>
       <w:r>
         <w:rPr>
           <w:rFonts w:cstheme="minorHAnsi"/>
@@ -33842,8 +36727,27 @@
           <w:szCs w:val="24"/>
         </w:rPr>
         <w:lastRenderedPageBreak/>
-        <w:t>El backend debe ejecutar una prueba de escritura automatizada (</w:t>
-      </w:r>
+        <w:t xml:space="preserve">El </w:t>
+      </w:r>
+      <w:proofErr w:type="spellStart"/>
+      <w:r>
+        <w:rPr>
+          <w:rFonts w:cstheme="minorHAnsi"/>
+          <w:sz w:val="24"/>
+          <w:szCs w:val="24"/>
+        </w:rPr>
+        <w:t>backend</w:t>
+      </w:r>
+      <w:proofErr w:type="spellEnd"/>
+      <w:r>
+        <w:rPr>
+          <w:rFonts w:cstheme="minorHAnsi"/>
+          <w:sz w:val="24"/>
+          <w:szCs w:val="24"/>
+        </w:rPr>
+        <w:t xml:space="preserve"> debe ejecutar una prueba de escritura automatizada (</w:t>
+      </w:r>
+      <w:proofErr w:type="spellStart"/>
       <w:r>
         <w:rPr>
           <w:rStyle w:val="CdigoHTML"/>
@@ -33853,6 +36757,7 @@
         </w:rPr>
         <w:t>file_put_contents</w:t>
       </w:r>
+      <w:proofErr w:type="spellEnd"/>
       <w:r>
         <w:rPr>
           <w:rFonts w:cstheme="minorHAnsi"/>
@@ -33876,7 +36781,25 @@
           <w:sz w:val="24"/>
           <w:szCs w:val="24"/>
         </w:rPr>
-        <w:t xml:space="preserve"> para que el frontend pueda alertar si hay problemas de permisos en la carpeta </w:t>
+        <w:t xml:space="preserve"> para que el </w:t>
+      </w:r>
+      <w:proofErr w:type="spellStart"/>
+      <w:r>
+        <w:rPr>
+          <w:rFonts w:cstheme="minorHAnsi"/>
+          <w:sz w:val="24"/>
+          <w:szCs w:val="24"/>
+        </w:rPr>
+        <w:t>frontend</w:t>
+      </w:r>
+      <w:proofErr w:type="spellEnd"/>
+      <w:r>
+        <w:rPr>
+          <w:rFonts w:cstheme="minorHAnsi"/>
+          <w:sz w:val="24"/>
+          <w:szCs w:val="24"/>
+        </w:rPr>
+        <w:t xml:space="preserve"> pueda alertar si hay problemas de permisos en la carpeta </w:t>
       </w:r>
       <w:r>
         <w:rPr>
@@ -33885,8 +36808,19 @@
           <w:sz w:val="24"/>
           <w:szCs w:val="24"/>
         </w:rPr>
-        <w:t>/uploads</w:t>
-      </w:r>
+        <w:t>/</w:t>
+      </w:r>
+      <w:proofErr w:type="spellStart"/>
+      <w:r>
+        <w:rPr>
+          <w:rStyle w:val="CdigoHTML"/>
+          <w:rFonts w:asciiTheme="minorHAnsi" w:eastAsiaTheme="minorHAnsi" w:hAnsiTheme="minorHAnsi" w:cstheme="minorHAnsi"/>
+          <w:sz w:val="24"/>
+          <w:szCs w:val="24"/>
+        </w:rPr>
+        <w:t>uploads</w:t>
+      </w:r>
+      <w:proofErr w:type="spellEnd"/>
       <w:r>
         <w:rPr>
           <w:rFonts w:cstheme="minorHAnsi"/>
@@ -33967,16 +36901,9 @@
           <w:sz w:val="24"/>
           <w:szCs w:val="24"/>
         </w:rPr>
-        <w:t>/uploads</w:t>
-      </w:r>
-      <w:r>
-        <w:rPr>
-          <w:rFonts w:cstheme="minorHAnsi"/>
-          <w:sz w:val="24"/>
-          <w:szCs w:val="24"/>
-        </w:rPr>
-        <w:t xml:space="preserve"> para alojar los documentos temporales cargados por el cliente, y un directorio </w:t>
-      </w:r>
+        <w:t>/</w:t>
+      </w:r>
+      <w:proofErr w:type="spellStart"/>
       <w:r>
         <w:rPr>
           <w:rStyle w:val="CdigoHTML"/>
@@ -33984,8 +36911,37 @@
           <w:sz w:val="24"/>
           <w:szCs w:val="24"/>
         </w:rPr>
-        <w:t>/imagenes</w:t>
-      </w:r>
+        <w:t>uploads</w:t>
+      </w:r>
+      <w:proofErr w:type="spellEnd"/>
+      <w:r>
+        <w:rPr>
+          <w:rFonts w:cstheme="minorHAnsi"/>
+          <w:sz w:val="24"/>
+          <w:szCs w:val="24"/>
+        </w:rPr>
+        <w:t xml:space="preserve"> para alojar los documentos temporales cargados por el cliente, y un directorio </w:t>
+      </w:r>
+      <w:r>
+        <w:rPr>
+          <w:rStyle w:val="CdigoHTML"/>
+          <w:rFonts w:asciiTheme="minorHAnsi" w:eastAsiaTheme="minorHAnsi" w:hAnsiTheme="minorHAnsi" w:cstheme="minorHAnsi"/>
+          <w:sz w:val="24"/>
+          <w:szCs w:val="24"/>
+        </w:rPr>
+        <w:t>/</w:t>
+      </w:r>
+      <w:proofErr w:type="spellStart"/>
+      <w:r>
+        <w:rPr>
+          <w:rStyle w:val="CdigoHTML"/>
+          <w:rFonts w:asciiTheme="minorHAnsi" w:eastAsiaTheme="minorHAnsi" w:hAnsiTheme="minorHAnsi" w:cstheme="minorHAnsi"/>
+          <w:sz w:val="24"/>
+          <w:szCs w:val="24"/>
+        </w:rPr>
+        <w:t>imagenes</w:t>
+      </w:r>
+      <w:proofErr w:type="spellEnd"/>
       <w:r>
         <w:rPr>
           <w:rFonts w:cstheme="minorHAnsi"/>
@@ -34011,7 +36967,15 @@
       </w:pPr>
       <w:bookmarkStart w:id="70" w:name="_Toc241765617"/>
       <w:r>
-        <w:t>7. Uso de Frameworks y Librerías</w:t>
+        <w:t xml:space="preserve">7. Uso de </w:t>
+      </w:r>
+      <w:proofErr w:type="spellStart"/>
+      <w:r>
+        <w:t>Frameworks</w:t>
+      </w:r>
+      <w:proofErr w:type="spellEnd"/>
+      <w:r>
+        <w:t xml:space="preserve"> y Librerías</w:t>
       </w:r>
       <w:bookmarkEnd w:id="70"/>
     </w:p>
@@ -34038,9 +37002,22 @@
           <w:szCs w:val="24"/>
           <w:u w:val="single"/>
         </w:rPr>
-        <w:t>7.1 Reglas para la Selección de Frameworks</w:t>
+        <w:t xml:space="preserve">7.1 Reglas para la Selección de </w:t>
+      </w:r>
+      <w:proofErr w:type="spellStart"/>
+      <w:r>
+        <w:rPr>
+          <w:rFonts w:asciiTheme="minorHAnsi" w:hAnsiTheme="minorHAnsi" w:cstheme="minorHAnsi"/>
+          <w:b w:val="0"/>
+          <w:bCs w:val="0"/>
+          <w:sz w:val="24"/>
+          <w:szCs w:val="24"/>
+          <w:u w:val="single"/>
+        </w:rPr>
+        <w:t>Frameworks</w:t>
       </w:r>
       <w:bookmarkEnd w:id="71"/>
+      <w:proofErr w:type="spellEnd"/>
     </w:p>
     <w:p>
       <w:pPr>
@@ -34057,7 +37034,61 @@
           <w:sz w:val="24"/>
           <w:szCs w:val="24"/>
         </w:rPr>
-        <w:t>Para el desarrollo frontend, se priorizan los marcos de trabajo orientados a clases de utilidad sin necesidad de procesos de compilación complejos (zero-build), eligiendo Tailwind CSS mediante CDN para mantener el ecosistema del servidor ligero y altamente portable.</w:t>
+        <w:t xml:space="preserve">Para el desarrollo </w:t>
+      </w:r>
+      <w:proofErr w:type="spellStart"/>
+      <w:r>
+        <w:rPr>
+          <w:rFonts w:cstheme="minorHAnsi"/>
+          <w:sz w:val="24"/>
+          <w:szCs w:val="24"/>
+        </w:rPr>
+        <w:t>frontend</w:t>
+      </w:r>
+      <w:proofErr w:type="spellEnd"/>
+      <w:r>
+        <w:rPr>
+          <w:rFonts w:cstheme="minorHAnsi"/>
+          <w:sz w:val="24"/>
+          <w:szCs w:val="24"/>
+        </w:rPr>
+        <w:t>, se priorizan los marcos de trabajo orientados a clases de utilidad sin necesidad de procesos de compilación complejos (</w:t>
+      </w:r>
+      <w:proofErr w:type="spellStart"/>
+      <w:r>
+        <w:rPr>
+          <w:rFonts w:cstheme="minorHAnsi"/>
+          <w:sz w:val="24"/>
+          <w:szCs w:val="24"/>
+        </w:rPr>
+        <w:t>zero-build</w:t>
+      </w:r>
+      <w:proofErr w:type="spellEnd"/>
+      <w:r>
+        <w:rPr>
+          <w:rFonts w:cstheme="minorHAnsi"/>
+          <w:sz w:val="24"/>
+          <w:szCs w:val="24"/>
+        </w:rPr>
+        <w:t xml:space="preserve">), eligiendo </w:t>
+      </w:r>
+      <w:proofErr w:type="spellStart"/>
+      <w:r>
+        <w:rPr>
+          <w:rFonts w:cstheme="minorHAnsi"/>
+          <w:sz w:val="24"/>
+          <w:szCs w:val="24"/>
+        </w:rPr>
+        <w:t>Tailwind</w:t>
+      </w:r>
+      <w:proofErr w:type="spellEnd"/>
+      <w:r>
+        <w:rPr>
+          <w:rFonts w:cstheme="minorHAnsi"/>
+          <w:sz w:val="24"/>
+          <w:szCs w:val="24"/>
+        </w:rPr>
+        <w:t xml:space="preserve"> CSS mediante CDN para mantener el ecosistema del servidor ligero y altamente portable.</w:t>
       </w:r>
     </w:p>
     <w:p>
@@ -34102,7 +37133,97 @@
           <w:sz w:val="24"/>
           <w:szCs w:val="24"/>
         </w:rPr>
-        <w:t>Toda dependencia de terceros (como Tailwind CSS, FontAwesome, SheetJS) debe inyectarse a la interfaz invocando Content Delivery Networks (CDNs) estables (</w:t>
+        <w:t xml:space="preserve">Toda dependencia de terceros (como </w:t>
+      </w:r>
+      <w:proofErr w:type="spellStart"/>
+      <w:r>
+        <w:rPr>
+          <w:rFonts w:cstheme="minorHAnsi"/>
+          <w:sz w:val="24"/>
+          <w:szCs w:val="24"/>
+        </w:rPr>
+        <w:t>Tailwind</w:t>
+      </w:r>
+      <w:proofErr w:type="spellEnd"/>
+      <w:r>
+        <w:rPr>
+          <w:rFonts w:cstheme="minorHAnsi"/>
+          <w:sz w:val="24"/>
+          <w:szCs w:val="24"/>
+        </w:rPr>
+        <w:t xml:space="preserve"> CSS, </w:t>
+      </w:r>
+      <w:proofErr w:type="spellStart"/>
+      <w:r>
+        <w:rPr>
+          <w:rFonts w:cstheme="minorHAnsi"/>
+          <w:sz w:val="24"/>
+          <w:szCs w:val="24"/>
+        </w:rPr>
+        <w:t>FontAwesome</w:t>
+      </w:r>
+      <w:proofErr w:type="spellEnd"/>
+      <w:r>
+        <w:rPr>
+          <w:rFonts w:cstheme="minorHAnsi"/>
+          <w:sz w:val="24"/>
+          <w:szCs w:val="24"/>
+        </w:rPr>
+        <w:t xml:space="preserve">, </w:t>
+      </w:r>
+      <w:proofErr w:type="spellStart"/>
+      <w:r>
+        <w:rPr>
+          <w:rFonts w:cstheme="minorHAnsi"/>
+          <w:sz w:val="24"/>
+          <w:szCs w:val="24"/>
+        </w:rPr>
+        <w:t>SheetJS</w:t>
+      </w:r>
+      <w:proofErr w:type="spellEnd"/>
+      <w:r>
+        <w:rPr>
+          <w:rFonts w:cstheme="minorHAnsi"/>
+          <w:sz w:val="24"/>
+          <w:szCs w:val="24"/>
+        </w:rPr>
+        <w:t xml:space="preserve">) debe inyectarse a la interfaz invocando Content </w:t>
+      </w:r>
+      <w:proofErr w:type="spellStart"/>
+      <w:r>
+        <w:rPr>
+          <w:rFonts w:cstheme="minorHAnsi"/>
+          <w:sz w:val="24"/>
+          <w:szCs w:val="24"/>
+        </w:rPr>
+        <w:t>Delivery</w:t>
+      </w:r>
+      <w:proofErr w:type="spellEnd"/>
+      <w:r>
+        <w:rPr>
+          <w:rFonts w:cstheme="minorHAnsi"/>
+          <w:sz w:val="24"/>
+          <w:szCs w:val="24"/>
+        </w:rPr>
+        <w:t xml:space="preserve"> Networks (</w:t>
+      </w:r>
+      <w:proofErr w:type="spellStart"/>
+      <w:r>
+        <w:rPr>
+          <w:rFonts w:cstheme="minorHAnsi"/>
+          <w:sz w:val="24"/>
+          <w:szCs w:val="24"/>
+        </w:rPr>
+        <w:t>CDNs</w:t>
+      </w:r>
+      <w:proofErr w:type="spellEnd"/>
+      <w:r>
+        <w:rPr>
+          <w:rFonts w:cstheme="minorHAnsi"/>
+          <w:sz w:val="24"/>
+          <w:szCs w:val="24"/>
+        </w:rPr>
+        <w:t>) estables (</w:t>
       </w:r>
       <w:r>
         <w:rPr>
@@ -34172,9 +37293,14 @@
       </w:pPr>
       <w:bookmarkStart w:id="73" w:name="_Toc241765620"/>
       <w:r>
-        <w:t>8. Estándares de Codificación en Frontend</w:t>
+        <w:t xml:space="preserve">8. Estándares de Codificación en </w:t>
+      </w:r>
+      <w:proofErr w:type="spellStart"/>
+      <w:r>
+        <w:t>Frontend</w:t>
       </w:r>
       <w:bookmarkEnd w:id="73"/>
+      <w:proofErr w:type="spellEnd"/>
     </w:p>
     <w:p>
       <w:pPr>
@@ -34227,16 +37353,9 @@
           <w:sz w:val="24"/>
           <w:szCs w:val="24"/>
         </w:rPr>
-        <w:t>.css</w:t>
-      </w:r>
-      <w:r>
-        <w:rPr>
-          <w:rFonts w:cstheme="minorHAnsi"/>
-          <w:sz w:val="24"/>
-          <w:szCs w:val="24"/>
-        </w:rPr>
-        <w:t xml:space="preserve">) externas y bloques </w:t>
-      </w:r>
+        <w:t>.</w:t>
+      </w:r>
+      <w:proofErr w:type="spellStart"/>
       <w:r>
         <w:rPr>
           <w:rStyle w:val="CdigoHTML"/>
@@ -34244,15 +37363,71 @@
           <w:sz w:val="24"/>
           <w:szCs w:val="24"/>
         </w:rPr>
-        <w:t>&lt;style&gt;</w:t>
-      </w:r>
-      <w:r>
-        <w:rPr>
-          <w:rFonts w:cstheme="minorHAnsi"/>
-          <w:sz w:val="24"/>
-          <w:szCs w:val="24"/>
-        </w:rPr>
-        <w:t xml:space="preserve"> extensos (excepto configuraciones mínimas obligatorias como el formato del scrollbar o configuraciones específicas de opacidad webkit).</w:t>
+        <w:t>css</w:t>
+      </w:r>
+      <w:proofErr w:type="spellEnd"/>
+      <w:r>
+        <w:rPr>
+          <w:rFonts w:cstheme="minorHAnsi"/>
+          <w:sz w:val="24"/>
+          <w:szCs w:val="24"/>
+        </w:rPr>
+        <w:t xml:space="preserve">) externas y bloques </w:t>
+      </w:r>
+      <w:r>
+        <w:rPr>
+          <w:rStyle w:val="CdigoHTML"/>
+          <w:rFonts w:asciiTheme="minorHAnsi" w:eastAsiaTheme="minorHAnsi" w:hAnsiTheme="minorHAnsi" w:cstheme="minorHAnsi"/>
+          <w:sz w:val="24"/>
+          <w:szCs w:val="24"/>
+        </w:rPr>
+        <w:t>&lt;</w:t>
+      </w:r>
+      <w:proofErr w:type="spellStart"/>
+      <w:r>
+        <w:rPr>
+          <w:rStyle w:val="CdigoHTML"/>
+          <w:rFonts w:asciiTheme="minorHAnsi" w:eastAsiaTheme="minorHAnsi" w:hAnsiTheme="minorHAnsi" w:cstheme="minorHAnsi"/>
+          <w:sz w:val="24"/>
+          <w:szCs w:val="24"/>
+        </w:rPr>
+        <w:t>style</w:t>
+      </w:r>
+      <w:proofErr w:type="spellEnd"/>
+      <w:r>
+        <w:rPr>
+          <w:rStyle w:val="CdigoHTML"/>
+          <w:rFonts w:asciiTheme="minorHAnsi" w:eastAsiaTheme="minorHAnsi" w:hAnsiTheme="minorHAnsi" w:cstheme="minorHAnsi"/>
+          <w:sz w:val="24"/>
+          <w:szCs w:val="24"/>
+        </w:rPr>
+        <w:t>&gt;</w:t>
+      </w:r>
+      <w:r>
+        <w:rPr>
+          <w:rFonts w:cstheme="minorHAnsi"/>
+          <w:sz w:val="24"/>
+          <w:szCs w:val="24"/>
+        </w:rPr>
+        <w:t xml:space="preserve"> extensos (excepto configuraciones mínimas obligatorias como el formato del </w:t>
+      </w:r>
+      <w:proofErr w:type="spellStart"/>
+      <w:r>
+        <w:rPr>
+          <w:rFonts w:cstheme="minorHAnsi"/>
+          <w:sz w:val="24"/>
+          <w:szCs w:val="24"/>
+        </w:rPr>
+        <w:t>scrollbar</w:t>
+      </w:r>
+      <w:proofErr w:type="spellEnd"/>
+      <w:r>
+        <w:rPr>
+          <w:rFonts w:cstheme="minorHAnsi"/>
+          <w:sz w:val="24"/>
+          <w:szCs w:val="24"/>
+        </w:rPr>
+        <w:t xml:space="preserve"> o configuraciones específicas de opacidad webkit).</w:t>
       </w:r>
     </w:p>
     <w:p>
@@ -34271,7 +37446,25 @@
           <w:szCs w:val="24"/>
         </w:rPr>
         <w:lastRenderedPageBreak/>
-        <w:t xml:space="preserve">El 100% de la construcción visual, colores, márgenes y tipografías debe componerse de manera declarativa dentro de los elementos DOM utilizando las clases de utilidad en línea de Tailwind (ej. </w:t>
+        <w:t xml:space="preserve">El 100% de la construcción visual, colores, márgenes y tipografías debe componerse de manera declarativa dentro de los elementos DOM utilizando las clases de utilidad en línea de </w:t>
+      </w:r>
+      <w:proofErr w:type="spellStart"/>
+      <w:r>
+        <w:rPr>
+          <w:rFonts w:cstheme="minorHAnsi"/>
+          <w:sz w:val="24"/>
+          <w:szCs w:val="24"/>
+        </w:rPr>
+        <w:t>Tailwind</w:t>
+      </w:r>
+      <w:proofErr w:type="spellEnd"/>
+      <w:r>
+        <w:rPr>
+          <w:rFonts w:cstheme="minorHAnsi"/>
+          <w:sz w:val="24"/>
+          <w:szCs w:val="24"/>
+        </w:rPr>
+        <w:t xml:space="preserve"> (ej. </w:t>
       </w:r>
       <w:r>
         <w:rPr>
@@ -34350,7 +37543,25 @@
           <w:sz w:val="24"/>
           <w:szCs w:val="24"/>
         </w:rPr>
-        <w:t xml:space="preserve">El frontend operará exclusivamente bajo el patrón </w:t>
+        <w:t xml:space="preserve">El </w:t>
+      </w:r>
+      <w:proofErr w:type="spellStart"/>
+      <w:r>
+        <w:rPr>
+          <w:rFonts w:cstheme="minorHAnsi"/>
+          <w:sz w:val="24"/>
+          <w:szCs w:val="24"/>
+        </w:rPr>
+        <w:t>frontend</w:t>
+      </w:r>
+      <w:proofErr w:type="spellEnd"/>
+      <w:r>
+        <w:rPr>
+          <w:rFonts w:cstheme="minorHAnsi"/>
+          <w:sz w:val="24"/>
+          <w:szCs w:val="24"/>
+        </w:rPr>
+        <w:t xml:space="preserve"> operará exclusivamente bajo el patrón </w:t>
       </w:r>
       <w:r>
         <w:rPr>
@@ -34360,8 +37571,20 @@
           <w:sz w:val="24"/>
           <w:szCs w:val="24"/>
         </w:rPr>
-        <w:t>Single Page Application</w:t>
-      </w:r>
+        <w:t xml:space="preserve">Single Page </w:t>
+      </w:r>
+      <w:proofErr w:type="spellStart"/>
+      <w:r>
+        <w:rPr>
+          <w:rFonts w:cstheme="minorHAnsi"/>
+          <w:i/>
+          <w:iCs/>
+          <w:sz w:val="24"/>
+          <w:szCs w:val="24"/>
+        </w:rPr>
+        <w:t>Application</w:t>
+      </w:r>
+      <w:proofErr w:type="spellEnd"/>
       <w:r>
         <w:rPr>
           <w:rFonts w:cstheme="minorHAnsi"/>
@@ -34377,7 +37600,27 @@
           <w:sz w:val="24"/>
           <w:szCs w:val="24"/>
         </w:rPr>
-        <w:t>id="view-[nombre]"</w:t>
+        <w:t>id="</w:t>
+      </w:r>
+      <w:proofErr w:type="spellStart"/>
+      <w:r>
+        <w:rPr>
+          <w:rStyle w:val="CdigoHTML"/>
+          <w:rFonts w:asciiTheme="minorHAnsi" w:eastAsiaTheme="minorHAnsi" w:hAnsiTheme="minorHAnsi" w:cstheme="minorHAnsi"/>
+          <w:sz w:val="24"/>
+          <w:szCs w:val="24"/>
+        </w:rPr>
+        <w:t>view</w:t>
+      </w:r>
+      <w:proofErr w:type="spellEnd"/>
+      <w:r>
+        <w:rPr>
+          <w:rStyle w:val="CdigoHTML"/>
+          <w:rFonts w:asciiTheme="minorHAnsi" w:eastAsiaTheme="minorHAnsi" w:hAnsiTheme="minorHAnsi" w:cstheme="minorHAnsi"/>
+          <w:sz w:val="24"/>
+          <w:szCs w:val="24"/>
+        </w:rPr>
+        <w:t>-[nombre]"</w:t>
       </w:r>
       <w:r>
         <w:rPr>
@@ -34405,6 +37648,7 @@
         </w:rPr>
         <w:t xml:space="preserve">La navegación se simulará manipulando la presencia de la clase CSS </w:t>
       </w:r>
+      <w:proofErr w:type="spellStart"/>
       <w:r>
         <w:rPr>
           <w:rStyle w:val="CdigoHTML"/>
@@ -34414,6 +37658,7 @@
         </w:rPr>
         <w:t>hidden</w:t>
       </w:r>
+      <w:proofErr w:type="spellEnd"/>
       <w:r>
         <w:rPr>
           <w:rFonts w:cstheme="minorHAnsi"/>
@@ -34439,9 +37684,14 @@
       </w:pPr>
       <w:bookmarkStart w:id="76" w:name="_Toc241765623"/>
       <w:r>
-        <w:t>9. Estándares de Codificación en backend</w:t>
+        <w:t xml:space="preserve">9. Estándares de Codificación en </w:t>
+      </w:r>
+      <w:proofErr w:type="spellStart"/>
+      <w:r>
+        <w:t>backend</w:t>
       </w:r>
       <w:bookmarkEnd w:id="76"/>
+      <w:proofErr w:type="spellEnd"/>
     </w:p>
     <w:p>
       <w:pPr>
@@ -34485,7 +37735,25 @@
           <w:sz w:val="24"/>
           <w:szCs w:val="24"/>
         </w:rPr>
-        <w:t xml:space="preserve">Toda la lógica de ruteo, autenticación, conexión con Meta y manejo de archivos del servidor debe converger en un único controlador (API Endpoint) nombrado como </w:t>
+        <w:t xml:space="preserve">Toda la lógica de ruteo, autenticación, conexión con Meta y manejo de archivos del servidor debe converger en un único controlador (API </w:t>
+      </w:r>
+      <w:proofErr w:type="spellStart"/>
+      <w:r>
+        <w:rPr>
+          <w:rFonts w:cstheme="minorHAnsi"/>
+          <w:sz w:val="24"/>
+          <w:szCs w:val="24"/>
+        </w:rPr>
+        <w:t>Endpoint</w:t>
+      </w:r>
+      <w:proofErr w:type="spellEnd"/>
+      <w:r>
+        <w:rPr>
+          <w:rFonts w:cstheme="minorHAnsi"/>
+          <w:sz w:val="24"/>
+          <w:szCs w:val="24"/>
+        </w:rPr>
+        <w:t xml:space="preserve">) nombrado como </w:t>
       </w:r>
       <w:r>
         <w:rPr>
@@ -34504,6 +37772,7 @@
         </w:rPr>
         <w:t xml:space="preserve"> (o </w:t>
       </w:r>
+      <w:proofErr w:type="spellStart"/>
       <w:r>
         <w:rPr>
           <w:rStyle w:val="CdigoHTML"/>
@@ -34513,6 +37782,7 @@
         </w:rPr>
         <w:t>api.php</w:t>
       </w:r>
+      <w:proofErr w:type="spellEnd"/>
       <w:r>
         <w:rPr>
           <w:rFonts w:cstheme="minorHAnsi"/>
@@ -34566,6 +37836,8 @@
         </w:rPr>
         <w:t xml:space="preserve">La arquitectura debe respetar el principio de responsabilidad única. Cada acción operativa debe abstraerse en una función independiente (ej. </w:t>
       </w:r>
+      <w:proofErr w:type="spellStart"/>
+      <w:proofErr w:type="gramStart"/>
       <w:r>
         <w:rPr>
           <w:rStyle w:val="CdigoHTML"/>
@@ -34573,16 +37845,9 @@
           <w:sz w:val="24"/>
           <w:szCs w:val="24"/>
         </w:rPr>
-        <w:t>validateUploadedFile()</w:t>
-      </w:r>
-      <w:r>
-        <w:rPr>
-          <w:rFonts w:cstheme="minorHAnsi"/>
-          <w:sz w:val="24"/>
-          <w:szCs w:val="24"/>
-        </w:rPr>
-        <w:t xml:space="preserve"> para validar archivos, </w:t>
-      </w:r>
+        <w:t>validateUploadedFile</w:t>
+      </w:r>
+      <w:proofErr w:type="spellEnd"/>
       <w:r>
         <w:rPr>
           <w:rStyle w:val="CdigoHTML"/>
@@ -34590,16 +37855,9 @@
           <w:sz w:val="24"/>
           <w:szCs w:val="24"/>
         </w:rPr>
-        <w:t>logHistory()</w:t>
-      </w:r>
-      <w:r>
-        <w:rPr>
-          <w:rFonts w:cstheme="minorHAnsi"/>
-          <w:sz w:val="24"/>
-          <w:szCs w:val="24"/>
-        </w:rPr>
-        <w:t xml:space="preserve"> para auditar, </w:t>
-      </w:r>
+        <w:t>(</w:t>
+      </w:r>
+      <w:proofErr w:type="gramEnd"/>
       <w:r>
         <w:rPr>
           <w:rStyle w:val="CdigoHTML"/>
@@ -34607,7 +37865,63 @@
           <w:sz w:val="24"/>
           <w:szCs w:val="24"/>
         </w:rPr>
-        <w:t>sendMetaMessage()</w:t>
+        <w:t>)</w:t>
+      </w:r>
+      <w:r>
+        <w:rPr>
+          <w:rFonts w:cstheme="minorHAnsi"/>
+          <w:sz w:val="24"/>
+          <w:szCs w:val="24"/>
+        </w:rPr>
+        <w:t xml:space="preserve"> para validar archivos, </w:t>
+      </w:r>
+      <w:proofErr w:type="spellStart"/>
+      <w:r>
+        <w:rPr>
+          <w:rStyle w:val="CdigoHTML"/>
+          <w:rFonts w:asciiTheme="minorHAnsi" w:eastAsiaTheme="minorHAnsi" w:hAnsiTheme="minorHAnsi" w:cstheme="minorHAnsi"/>
+          <w:sz w:val="24"/>
+          <w:szCs w:val="24"/>
+        </w:rPr>
+        <w:t>logHistory</w:t>
+      </w:r>
+      <w:proofErr w:type="spellEnd"/>
+      <w:r>
+        <w:rPr>
+          <w:rStyle w:val="CdigoHTML"/>
+          <w:rFonts w:asciiTheme="minorHAnsi" w:eastAsiaTheme="minorHAnsi" w:hAnsiTheme="minorHAnsi" w:cstheme="minorHAnsi"/>
+          <w:sz w:val="24"/>
+          <w:szCs w:val="24"/>
+        </w:rPr>
+        <w:t>()</w:t>
+      </w:r>
+      <w:r>
+        <w:rPr>
+          <w:rFonts w:cstheme="minorHAnsi"/>
+          <w:sz w:val="24"/>
+          <w:szCs w:val="24"/>
+        </w:rPr>
+        <w:t xml:space="preserve"> para auditar, </w:t>
+      </w:r>
+      <w:proofErr w:type="spellStart"/>
+      <w:r>
+        <w:rPr>
+          <w:rStyle w:val="CdigoHTML"/>
+          <w:rFonts w:asciiTheme="minorHAnsi" w:eastAsiaTheme="minorHAnsi" w:hAnsiTheme="minorHAnsi" w:cstheme="minorHAnsi"/>
+          <w:sz w:val="24"/>
+          <w:szCs w:val="24"/>
+        </w:rPr>
+        <w:t>sendMetaMessage</w:t>
+      </w:r>
+      <w:proofErr w:type="spellEnd"/>
+      <w:r>
+        <w:rPr>
+          <w:rStyle w:val="CdigoHTML"/>
+          <w:rFonts w:asciiTheme="minorHAnsi" w:eastAsiaTheme="minorHAnsi" w:hAnsiTheme="minorHAnsi" w:cstheme="minorHAnsi"/>
+          <w:sz w:val="24"/>
+          <w:szCs w:val="24"/>
+        </w:rPr>
+        <w:t>()</w:t>
       </w:r>
       <w:r>
         <w:rPr>
@@ -34682,6 +37996,8 @@
         </w:rPr>
         <w:t>Toda salida de comunicación (transacciones, envío de documentos y campañas masivas) debe registrarse obligatoriamente llamando a la función auditora (</w:t>
       </w:r>
+      <w:proofErr w:type="spellStart"/>
+      <w:proofErr w:type="gramStart"/>
       <w:r>
         <w:rPr>
           <w:rStyle w:val="CdigoHTML"/>
@@ -34689,16 +38005,9 @@
           <w:sz w:val="24"/>
           <w:szCs w:val="24"/>
         </w:rPr>
-        <w:t>logHistory()</w:t>
-      </w:r>
-      <w:r>
-        <w:rPr>
-          <w:rFonts w:cstheme="minorHAnsi"/>
-          <w:sz w:val="24"/>
-          <w:szCs w:val="24"/>
-        </w:rPr>
-        <w:t>). Esta debe almacenar: ID único, fecha, cliente, teléfono, nombre del archivo, plantilla usada, y el dictamen final (</w:t>
-      </w:r>
+        <w:t>logHistory</w:t>
+      </w:r>
+      <w:proofErr w:type="spellEnd"/>
       <w:r>
         <w:rPr>
           <w:rStyle w:val="CdigoHTML"/>
@@ -34706,8 +38015,37 @@
           <w:sz w:val="24"/>
           <w:szCs w:val="24"/>
         </w:rPr>
+        <w:t>(</w:t>
+      </w:r>
+      <w:proofErr w:type="gramEnd"/>
+      <w:r>
+        <w:rPr>
+          <w:rStyle w:val="CdigoHTML"/>
+          <w:rFonts w:asciiTheme="minorHAnsi" w:eastAsiaTheme="minorHAnsi" w:hAnsiTheme="minorHAnsi" w:cstheme="minorHAnsi"/>
+          <w:sz w:val="24"/>
+          <w:szCs w:val="24"/>
+        </w:rPr>
+        <w:t>)</w:t>
+      </w:r>
+      <w:r>
+        <w:rPr>
+          <w:rFonts w:cstheme="minorHAnsi"/>
+          <w:sz w:val="24"/>
+          <w:szCs w:val="24"/>
+        </w:rPr>
+        <w:t>). Esta debe almacenar: ID único, fecha, cliente, teléfono, nombre del archivo, plantilla usada, y el dictamen final (</w:t>
+      </w:r>
+      <w:proofErr w:type="spellStart"/>
+      <w:r>
+        <w:rPr>
+          <w:rStyle w:val="CdigoHTML"/>
+          <w:rFonts w:asciiTheme="minorHAnsi" w:eastAsiaTheme="minorHAnsi" w:hAnsiTheme="minorHAnsi" w:cstheme="minorHAnsi"/>
+          <w:sz w:val="24"/>
+          <w:szCs w:val="24"/>
+        </w:rPr>
         <w:t>success</w:t>
       </w:r>
+      <w:proofErr w:type="spellEnd"/>
       <w:r>
         <w:rPr>
           <w:rFonts w:cstheme="minorHAnsi"/>
@@ -34751,6 +38089,7 @@
         </w:rPr>
         <w:t xml:space="preserve">Para prevenir cuellos de botella en la memoria, el JSON del historial de eventos debe controlarse dinámicamente cortando cualquier exceso (mediante la función </w:t>
       </w:r>
+      <w:proofErr w:type="spellStart"/>
       <w:r>
         <w:rPr>
           <w:rStyle w:val="CdigoHTML"/>
@@ -34758,7 +38097,37 @@
           <w:sz w:val="24"/>
           <w:szCs w:val="24"/>
         </w:rPr>
-        <w:t>array_pop()</w:t>
+        <w:t>array_</w:t>
+      </w:r>
+      <w:proofErr w:type="gramStart"/>
+      <w:r>
+        <w:rPr>
+          <w:rStyle w:val="CdigoHTML"/>
+          <w:rFonts w:asciiTheme="minorHAnsi" w:eastAsiaTheme="minorHAnsi" w:hAnsiTheme="minorHAnsi" w:cstheme="minorHAnsi"/>
+          <w:sz w:val="24"/>
+          <w:szCs w:val="24"/>
+        </w:rPr>
+        <w:t>pop</w:t>
+      </w:r>
+      <w:proofErr w:type="spellEnd"/>
+      <w:r>
+        <w:rPr>
+          <w:rStyle w:val="CdigoHTML"/>
+          <w:rFonts w:asciiTheme="minorHAnsi" w:eastAsiaTheme="minorHAnsi" w:hAnsiTheme="minorHAnsi" w:cstheme="minorHAnsi"/>
+          <w:sz w:val="24"/>
+          <w:szCs w:val="24"/>
+        </w:rPr>
+        <w:t>(</w:t>
+      </w:r>
+      <w:proofErr w:type="gramEnd"/>
+      <w:r>
+        <w:rPr>
+          <w:rStyle w:val="CdigoHTML"/>
+          <w:rFonts w:asciiTheme="minorHAnsi" w:eastAsiaTheme="minorHAnsi" w:hAnsiTheme="minorHAnsi" w:cstheme="minorHAnsi"/>
+          <w:sz w:val="24"/>
+          <w:szCs w:val="24"/>
+        </w:rPr>
+        <w:t>)</w:t>
       </w:r>
       <w:r>
         <w:rPr>
@@ -34810,8 +38179,27 @@
           <w:sz w:val="24"/>
           <w:szCs w:val="24"/>
         </w:rPr>
-        <w:t xml:space="preserve">El backend tiene prohibido imprimir advertencias y errores nativos del motor PHP en la salida HTTP. Se debe utilizar la directiva </w:t>
-      </w:r>
+        <w:t xml:space="preserve">El </w:t>
+      </w:r>
+      <w:proofErr w:type="spellStart"/>
+      <w:r>
+        <w:rPr>
+          <w:rFonts w:cstheme="minorHAnsi"/>
+          <w:sz w:val="24"/>
+          <w:szCs w:val="24"/>
+        </w:rPr>
+        <w:t>backend</w:t>
+      </w:r>
+      <w:proofErr w:type="spellEnd"/>
+      <w:r>
+        <w:rPr>
+          <w:rFonts w:cstheme="minorHAnsi"/>
+          <w:sz w:val="24"/>
+          <w:szCs w:val="24"/>
+        </w:rPr>
+        <w:t xml:space="preserve"> tiene prohibido imprimir advertencias y errores nativos del motor PHP en la salida HTTP. Se debe utilizar la directiva </w:t>
+      </w:r>
+      <w:proofErr w:type="spellStart"/>
       <w:r>
         <w:rPr>
           <w:rStyle w:val="CdigoHTML"/>
@@ -34819,7 +38207,57 @@
           <w:sz w:val="24"/>
           <w:szCs w:val="24"/>
         </w:rPr>
-        <w:t>ini_set('display_errors', 0)</w:t>
+        <w:t>ini_</w:t>
+      </w:r>
+      <w:proofErr w:type="gramStart"/>
+      <w:r>
+        <w:rPr>
+          <w:rStyle w:val="CdigoHTML"/>
+          <w:rFonts w:asciiTheme="minorHAnsi" w:eastAsiaTheme="minorHAnsi" w:hAnsiTheme="minorHAnsi" w:cstheme="minorHAnsi"/>
+          <w:sz w:val="24"/>
+          <w:szCs w:val="24"/>
+        </w:rPr>
+        <w:t>set</w:t>
+      </w:r>
+      <w:proofErr w:type="spellEnd"/>
+      <w:r>
+        <w:rPr>
+          <w:rStyle w:val="CdigoHTML"/>
+          <w:rFonts w:asciiTheme="minorHAnsi" w:eastAsiaTheme="minorHAnsi" w:hAnsiTheme="minorHAnsi" w:cstheme="minorHAnsi"/>
+          <w:sz w:val="24"/>
+          <w:szCs w:val="24"/>
+        </w:rPr>
+        <w:t>(</w:t>
+      </w:r>
+      <w:proofErr w:type="gramEnd"/>
+      <w:r>
+        <w:rPr>
+          <w:rStyle w:val="CdigoHTML"/>
+          <w:rFonts w:asciiTheme="minorHAnsi" w:eastAsiaTheme="minorHAnsi" w:hAnsiTheme="minorHAnsi" w:cstheme="minorHAnsi"/>
+          <w:sz w:val="24"/>
+          <w:szCs w:val="24"/>
+        </w:rPr>
+        <w:t>'</w:t>
+      </w:r>
+      <w:proofErr w:type="spellStart"/>
+      <w:r>
+        <w:rPr>
+          <w:rStyle w:val="CdigoHTML"/>
+          <w:rFonts w:asciiTheme="minorHAnsi" w:eastAsiaTheme="minorHAnsi" w:hAnsiTheme="minorHAnsi" w:cstheme="minorHAnsi"/>
+          <w:sz w:val="24"/>
+          <w:szCs w:val="24"/>
+        </w:rPr>
+        <w:t>display_errors</w:t>
+      </w:r>
+      <w:proofErr w:type="spellEnd"/>
+      <w:r>
+        <w:rPr>
+          <w:rStyle w:val="CdigoHTML"/>
+          <w:rFonts w:asciiTheme="minorHAnsi" w:eastAsiaTheme="minorHAnsi" w:hAnsiTheme="minorHAnsi" w:cstheme="minorHAnsi"/>
+          <w:sz w:val="24"/>
+          <w:szCs w:val="24"/>
+        </w:rPr>
+        <w:t>', 0)</w:t>
       </w:r>
       <w:r>
         <w:rPr>
@@ -34864,6 +38302,7 @@
         </w:rPr>
         <w:t xml:space="preserve"> habilitando </w:t>
       </w:r>
+      <w:proofErr w:type="spellStart"/>
       <w:r>
         <w:rPr>
           <w:rStyle w:val="CdigoHTML"/>
@@ -34871,7 +38310,57 @@
           <w:sz w:val="24"/>
           <w:szCs w:val="24"/>
         </w:rPr>
-        <w:t>ini_set('log_errors', 1)</w:t>
+        <w:t>ini_</w:t>
+      </w:r>
+      <w:proofErr w:type="gramStart"/>
+      <w:r>
+        <w:rPr>
+          <w:rStyle w:val="CdigoHTML"/>
+          <w:rFonts w:asciiTheme="minorHAnsi" w:eastAsiaTheme="minorHAnsi" w:hAnsiTheme="minorHAnsi" w:cstheme="minorHAnsi"/>
+          <w:sz w:val="24"/>
+          <w:szCs w:val="24"/>
+        </w:rPr>
+        <w:t>set</w:t>
+      </w:r>
+      <w:proofErr w:type="spellEnd"/>
+      <w:r>
+        <w:rPr>
+          <w:rStyle w:val="CdigoHTML"/>
+          <w:rFonts w:asciiTheme="minorHAnsi" w:eastAsiaTheme="minorHAnsi" w:hAnsiTheme="minorHAnsi" w:cstheme="minorHAnsi"/>
+          <w:sz w:val="24"/>
+          <w:szCs w:val="24"/>
+        </w:rPr>
+        <w:t>(</w:t>
+      </w:r>
+      <w:proofErr w:type="gramEnd"/>
+      <w:r>
+        <w:rPr>
+          <w:rStyle w:val="CdigoHTML"/>
+          <w:rFonts w:asciiTheme="minorHAnsi" w:eastAsiaTheme="minorHAnsi" w:hAnsiTheme="minorHAnsi" w:cstheme="minorHAnsi"/>
+          <w:sz w:val="24"/>
+          <w:szCs w:val="24"/>
+        </w:rPr>
+        <w:t>'</w:t>
+      </w:r>
+      <w:proofErr w:type="spellStart"/>
+      <w:r>
+        <w:rPr>
+          <w:rStyle w:val="CdigoHTML"/>
+          <w:rFonts w:asciiTheme="minorHAnsi" w:eastAsiaTheme="minorHAnsi" w:hAnsiTheme="minorHAnsi" w:cstheme="minorHAnsi"/>
+          <w:sz w:val="24"/>
+          <w:szCs w:val="24"/>
+        </w:rPr>
+        <w:t>log_errors</w:t>
+      </w:r>
+      <w:proofErr w:type="spellEnd"/>
+      <w:r>
+        <w:rPr>
+          <w:rStyle w:val="CdigoHTML"/>
+          <w:rFonts w:asciiTheme="minorHAnsi" w:eastAsiaTheme="minorHAnsi" w:hAnsiTheme="minorHAnsi" w:cstheme="minorHAnsi"/>
+          <w:sz w:val="24"/>
+          <w:szCs w:val="24"/>
+        </w:rPr>
+        <w:t>', 1)</w:t>
       </w:r>
       <w:r>
         <w:rPr>
@@ -34997,7 +38486,15 @@
       </w:pPr>
       <w:bookmarkStart w:id="84" w:name="_Toc241765631"/>
       <w:r>
-        <w:t>12. Estándares para API's REST</w:t>
+        <w:t xml:space="preserve">12. Estándares para </w:t>
+      </w:r>
+      <w:proofErr w:type="spellStart"/>
+      <w:r>
+        <w:t>API's</w:t>
+      </w:r>
+      <w:proofErr w:type="spellEnd"/>
+      <w:r>
+        <w:t xml:space="preserve"> REST</w:t>
       </w:r>
       <w:bookmarkEnd w:id="84"/>
     </w:p>
@@ -35024,7 +38521,31 @@
           <w:szCs w:val="24"/>
           <w:u w:val="single"/>
         </w:rPr>
-        <w:t>12.1 Reglas para el diseño de Endpoints (Rutas)</w:t>
+        <w:t xml:space="preserve">12.1 Reglas para el diseño de </w:t>
+      </w:r>
+      <w:proofErr w:type="spellStart"/>
+      <w:r>
+        <w:rPr>
+          <w:rFonts w:asciiTheme="minorHAnsi" w:hAnsiTheme="minorHAnsi" w:cstheme="minorHAnsi"/>
+          <w:b w:val="0"/>
+          <w:bCs w:val="0"/>
+          <w:sz w:val="24"/>
+          <w:szCs w:val="24"/>
+          <w:u w:val="single"/>
+        </w:rPr>
+        <w:t>Endpoints</w:t>
+      </w:r>
+      <w:proofErr w:type="spellEnd"/>
+      <w:r>
+        <w:rPr>
+          <w:rFonts w:asciiTheme="minorHAnsi" w:hAnsiTheme="minorHAnsi" w:cstheme="minorHAnsi"/>
+          <w:b w:val="0"/>
+          <w:bCs w:val="0"/>
+          <w:sz w:val="24"/>
+          <w:szCs w:val="24"/>
+          <w:u w:val="single"/>
+        </w:rPr>
+        <w:t xml:space="preserve"> (Rutas)</w:t>
       </w:r>
       <w:bookmarkEnd w:id="85"/>
     </w:p>
@@ -35043,8 +38564,63 @@
           <w:sz w:val="24"/>
           <w:szCs w:val="24"/>
         </w:rPr>
-        <w:t xml:space="preserve">En lugar de estructurar múltiples archivos backend, el controlador único debe interceptar las solicitudes basándose en el parámetro URL (Query String) </w:t>
-      </w:r>
+        <w:t xml:space="preserve">En lugar de estructurar múltiples archivos </w:t>
+      </w:r>
+      <w:proofErr w:type="spellStart"/>
+      <w:r>
+        <w:rPr>
+          <w:rFonts w:cstheme="minorHAnsi"/>
+          <w:sz w:val="24"/>
+          <w:szCs w:val="24"/>
+        </w:rPr>
+        <w:t>backend</w:t>
+      </w:r>
+      <w:proofErr w:type="spellEnd"/>
+      <w:r>
+        <w:rPr>
+          <w:rFonts w:cstheme="minorHAnsi"/>
+          <w:sz w:val="24"/>
+          <w:szCs w:val="24"/>
+        </w:rPr>
+        <w:t>, el controlador único debe interceptar las solicitudes basándose en el parámetro URL (</w:t>
+      </w:r>
+      <w:proofErr w:type="spellStart"/>
+      <w:r>
+        <w:rPr>
+          <w:rFonts w:cstheme="minorHAnsi"/>
+          <w:sz w:val="24"/>
+          <w:szCs w:val="24"/>
+        </w:rPr>
+        <w:t>Query</w:t>
+      </w:r>
+      <w:proofErr w:type="spellEnd"/>
+      <w:r>
+        <w:rPr>
+          <w:rFonts w:cstheme="minorHAnsi"/>
+          <w:sz w:val="24"/>
+          <w:szCs w:val="24"/>
+        </w:rPr>
+        <w:t xml:space="preserve"> </w:t>
+      </w:r>
+      <w:proofErr w:type="spellStart"/>
+      <w:r>
+        <w:rPr>
+          <w:rFonts w:cstheme="minorHAnsi"/>
+          <w:sz w:val="24"/>
+          <w:szCs w:val="24"/>
+        </w:rPr>
+        <w:t>String</w:t>
+      </w:r>
+      <w:proofErr w:type="spellEnd"/>
+      <w:r>
+        <w:rPr>
+          <w:rFonts w:cstheme="minorHAnsi"/>
+          <w:sz w:val="24"/>
+          <w:szCs w:val="24"/>
+        </w:rPr>
+        <w:t xml:space="preserve">) </w:t>
+      </w:r>
+      <w:proofErr w:type="spellStart"/>
       <w:r>
         <w:rPr>
           <w:rStyle w:val="CdigoHTML"/>
@@ -35054,13 +38630,23 @@
         </w:rPr>
         <w:t>action</w:t>
       </w:r>
-      <w:r>
-        <w:rPr>
-          <w:rFonts w:cstheme="minorHAnsi"/>
-          <w:sz w:val="24"/>
-          <w:szCs w:val="24"/>
-        </w:rPr>
-        <w:t xml:space="preserve"> (ej. </w:t>
+      <w:proofErr w:type="spellEnd"/>
+      <w:r>
+        <w:rPr>
+          <w:rFonts w:cstheme="minorHAnsi"/>
+          <w:sz w:val="24"/>
+          <w:szCs w:val="24"/>
+        </w:rPr>
+        <w:t xml:space="preserve"> (</w:t>
+      </w:r>
+      <w:proofErr w:type="gramStart"/>
+      <w:r>
+        <w:rPr>
+          <w:rFonts w:cstheme="minorHAnsi"/>
+          <w:sz w:val="24"/>
+          <w:szCs w:val="24"/>
+        </w:rPr>
+        <w:t xml:space="preserve">ej. </w:t>
       </w:r>
       <w:r>
         <w:rPr>
@@ -35069,16 +38655,9 @@
           <w:sz w:val="24"/>
           <w:szCs w:val="24"/>
         </w:rPr>
-        <w:t>?action=login</w:t>
-      </w:r>
-      <w:r>
-        <w:rPr>
-          <w:rFonts w:cstheme="minorHAnsi"/>
-          <w:sz w:val="24"/>
-          <w:szCs w:val="24"/>
-        </w:rPr>
-        <w:t xml:space="preserve">, </w:t>
-      </w:r>
+        <w:t>?</w:t>
+      </w:r>
+      <w:proofErr w:type="spellStart"/>
       <w:r>
         <w:rPr>
           <w:rStyle w:val="CdigoHTML"/>
@@ -35086,8 +38665,78 @@
           <w:sz w:val="24"/>
           <w:szCs w:val="24"/>
         </w:rPr>
-        <w:t>?action=send_campaign</w:t>
-      </w:r>
+        <w:t>action</w:t>
+      </w:r>
+      <w:proofErr w:type="spellEnd"/>
+      <w:proofErr w:type="gramEnd"/>
+      <w:r>
+        <w:rPr>
+          <w:rStyle w:val="CdigoHTML"/>
+          <w:rFonts w:asciiTheme="minorHAnsi" w:eastAsiaTheme="minorHAnsi" w:hAnsiTheme="minorHAnsi" w:cstheme="minorHAnsi"/>
+          <w:sz w:val="24"/>
+          <w:szCs w:val="24"/>
+        </w:rPr>
+        <w:t>=</w:t>
+      </w:r>
+      <w:proofErr w:type="spellStart"/>
+      <w:r>
+        <w:rPr>
+          <w:rStyle w:val="CdigoHTML"/>
+          <w:rFonts w:asciiTheme="minorHAnsi" w:eastAsiaTheme="minorHAnsi" w:hAnsiTheme="minorHAnsi" w:cstheme="minorHAnsi"/>
+          <w:sz w:val="24"/>
+          <w:szCs w:val="24"/>
+        </w:rPr>
+        <w:t>login</w:t>
+      </w:r>
+      <w:proofErr w:type="spellEnd"/>
+      <w:r>
+        <w:rPr>
+          <w:rFonts w:cstheme="minorHAnsi"/>
+          <w:sz w:val="24"/>
+          <w:szCs w:val="24"/>
+        </w:rPr>
+        <w:t xml:space="preserve">, </w:t>
+      </w:r>
+      <w:r>
+        <w:rPr>
+          <w:rStyle w:val="CdigoHTML"/>
+          <w:rFonts w:asciiTheme="minorHAnsi" w:eastAsiaTheme="minorHAnsi" w:hAnsiTheme="minorHAnsi" w:cstheme="minorHAnsi"/>
+          <w:sz w:val="24"/>
+          <w:szCs w:val="24"/>
+        </w:rPr>
+        <w:t>?</w:t>
+      </w:r>
+      <w:proofErr w:type="spellStart"/>
+      <w:r>
+        <w:rPr>
+          <w:rStyle w:val="CdigoHTML"/>
+          <w:rFonts w:asciiTheme="minorHAnsi" w:eastAsiaTheme="minorHAnsi" w:hAnsiTheme="minorHAnsi" w:cstheme="minorHAnsi"/>
+          <w:sz w:val="24"/>
+          <w:szCs w:val="24"/>
+        </w:rPr>
+        <w:t>action</w:t>
+      </w:r>
+      <w:proofErr w:type="spellEnd"/>
+      <w:r>
+        <w:rPr>
+          <w:rStyle w:val="CdigoHTML"/>
+          <w:rFonts w:asciiTheme="minorHAnsi" w:eastAsiaTheme="minorHAnsi" w:hAnsiTheme="minorHAnsi" w:cstheme="minorHAnsi"/>
+          <w:sz w:val="24"/>
+          <w:szCs w:val="24"/>
+        </w:rPr>
+        <w:t>=</w:t>
+      </w:r>
+      <w:proofErr w:type="spellStart"/>
+      <w:r>
+        <w:rPr>
+          <w:rStyle w:val="CdigoHTML"/>
+          <w:rFonts w:asciiTheme="minorHAnsi" w:eastAsiaTheme="minorHAnsi" w:hAnsiTheme="minorHAnsi" w:cstheme="minorHAnsi"/>
+          <w:sz w:val="24"/>
+          <w:szCs w:val="24"/>
+        </w:rPr>
+        <w:t>send_campaign</w:t>
+      </w:r>
+      <w:proofErr w:type="spellEnd"/>
       <w:r>
         <w:rPr>
           <w:rFonts w:cstheme="minorHAnsi"/>
@@ -35191,7 +38840,25 @@
           <w:sz w:val="24"/>
           <w:szCs w:val="24"/>
         </w:rPr>
-        <w:t xml:space="preserve"> para operaciones destructivas, mutaciones de configuración, subida multipart de archivos binarios e iniciar flujos de campañas masivas.</w:t>
+        <w:t xml:space="preserve"> para operaciones destructivas, mutaciones de configuración, subida </w:t>
+      </w:r>
+      <w:proofErr w:type="spellStart"/>
+      <w:r>
+        <w:rPr>
+          <w:rFonts w:cstheme="minorHAnsi"/>
+          <w:sz w:val="24"/>
+          <w:szCs w:val="24"/>
+        </w:rPr>
+        <w:t>multipart</w:t>
+      </w:r>
+      <w:proofErr w:type="spellEnd"/>
+      <w:r>
+        <w:rPr>
+          <w:rFonts w:cstheme="minorHAnsi"/>
+          <w:sz w:val="24"/>
+          <w:szCs w:val="24"/>
+        </w:rPr>
+        <w:t xml:space="preserve"> de archivos binarios e iniciar flujos de campañas masivas.</w:t>
       </w:r>
     </w:p>
     <w:p>
@@ -35236,7 +38903,25 @@
           <w:sz w:val="24"/>
           <w:szCs w:val="24"/>
         </w:rPr>
-        <w:t xml:space="preserve">Independientemente del flujo, cualquier respuesta emitida desde el controlador backend debe contener estrictamente la cabecera </w:t>
+        <w:t xml:space="preserve">Independientemente del flujo, cualquier respuesta emitida desde el controlador </w:t>
+      </w:r>
+      <w:proofErr w:type="spellStart"/>
+      <w:r>
+        <w:rPr>
+          <w:rFonts w:cstheme="minorHAnsi"/>
+          <w:sz w:val="24"/>
+          <w:szCs w:val="24"/>
+        </w:rPr>
+        <w:t>backend</w:t>
+      </w:r>
+      <w:proofErr w:type="spellEnd"/>
+      <w:r>
+        <w:rPr>
+          <w:rFonts w:cstheme="minorHAnsi"/>
+          <w:sz w:val="24"/>
+          <w:szCs w:val="24"/>
+        </w:rPr>
+        <w:t xml:space="preserve"> debe contener estrictamente la cabecera </w:t>
       </w:r>
       <w:r>
         <w:rPr>
@@ -35245,7 +38930,87 @@
           <w:sz w:val="24"/>
           <w:szCs w:val="24"/>
         </w:rPr>
-        <w:t>Content-Type: application/json; charset=utf-8</w:t>
+        <w:t>Content-</w:t>
+      </w:r>
+      <w:proofErr w:type="spellStart"/>
+      <w:r>
+        <w:rPr>
+          <w:rStyle w:val="CdigoHTML"/>
+          <w:rFonts w:asciiTheme="minorHAnsi" w:eastAsiaTheme="minorHAnsi" w:hAnsiTheme="minorHAnsi" w:cstheme="minorHAnsi"/>
+          <w:sz w:val="24"/>
+          <w:szCs w:val="24"/>
+        </w:rPr>
+        <w:t>Type</w:t>
+      </w:r>
+      <w:proofErr w:type="spellEnd"/>
+      <w:r>
+        <w:rPr>
+          <w:rStyle w:val="CdigoHTML"/>
+          <w:rFonts w:asciiTheme="minorHAnsi" w:eastAsiaTheme="minorHAnsi" w:hAnsiTheme="minorHAnsi" w:cstheme="minorHAnsi"/>
+          <w:sz w:val="24"/>
+          <w:szCs w:val="24"/>
+        </w:rPr>
+        <w:t xml:space="preserve">: </w:t>
+      </w:r>
+      <w:proofErr w:type="spellStart"/>
+      <w:r>
+        <w:rPr>
+          <w:rStyle w:val="CdigoHTML"/>
+          <w:rFonts w:asciiTheme="minorHAnsi" w:eastAsiaTheme="minorHAnsi" w:hAnsiTheme="minorHAnsi" w:cstheme="minorHAnsi"/>
+          <w:sz w:val="24"/>
+          <w:szCs w:val="24"/>
+        </w:rPr>
+        <w:t>application</w:t>
+      </w:r>
+      <w:proofErr w:type="spellEnd"/>
+      <w:r>
+        <w:rPr>
+          <w:rStyle w:val="CdigoHTML"/>
+          <w:rFonts w:asciiTheme="minorHAnsi" w:eastAsiaTheme="minorHAnsi" w:hAnsiTheme="minorHAnsi" w:cstheme="minorHAnsi"/>
+          <w:sz w:val="24"/>
+          <w:szCs w:val="24"/>
+        </w:rPr>
+        <w:t>/</w:t>
+      </w:r>
+      <w:proofErr w:type="spellStart"/>
+      <w:r>
+        <w:rPr>
+          <w:rStyle w:val="CdigoHTML"/>
+          <w:rFonts w:asciiTheme="minorHAnsi" w:eastAsiaTheme="minorHAnsi" w:hAnsiTheme="minorHAnsi" w:cstheme="minorHAnsi"/>
+          <w:sz w:val="24"/>
+          <w:szCs w:val="24"/>
+        </w:rPr>
+        <w:t>json</w:t>
+      </w:r>
+      <w:proofErr w:type="spellEnd"/>
+      <w:r>
+        <w:rPr>
+          <w:rStyle w:val="CdigoHTML"/>
+          <w:rFonts w:asciiTheme="minorHAnsi" w:eastAsiaTheme="minorHAnsi" w:hAnsiTheme="minorHAnsi" w:cstheme="minorHAnsi"/>
+          <w:sz w:val="24"/>
+          <w:szCs w:val="24"/>
+        </w:rPr>
+        <w:t xml:space="preserve">; </w:t>
+      </w:r>
+      <w:proofErr w:type="spellStart"/>
+      <w:r>
+        <w:rPr>
+          <w:rStyle w:val="CdigoHTML"/>
+          <w:rFonts w:asciiTheme="minorHAnsi" w:eastAsiaTheme="minorHAnsi" w:hAnsiTheme="minorHAnsi" w:cstheme="minorHAnsi"/>
+          <w:sz w:val="24"/>
+          <w:szCs w:val="24"/>
+        </w:rPr>
+        <w:t>charset</w:t>
+      </w:r>
+      <w:proofErr w:type="spellEnd"/>
+      <w:r>
+        <w:rPr>
+          <w:rStyle w:val="CdigoHTML"/>
+          <w:rFonts w:asciiTheme="minorHAnsi" w:eastAsiaTheme="minorHAnsi" w:hAnsiTheme="minorHAnsi" w:cstheme="minorHAnsi"/>
+          <w:sz w:val="24"/>
+          <w:szCs w:val="24"/>
+        </w:rPr>
+        <w:t>=utf-8</w:t>
       </w:r>
       <w:r>
         <w:rPr>
@@ -35316,7 +39081,25 @@
           <w:sz w:val="24"/>
           <w:szCs w:val="24"/>
         </w:rPr>
-        <w:t xml:space="preserve">) y ser visible en los rótulos gráficos de navegación en el HTML frontend (ej. </w:t>
+        <w:t xml:space="preserve">) y ser visible en los rótulos gráficos de navegación en el HTML </w:t>
+      </w:r>
+      <w:proofErr w:type="spellStart"/>
+      <w:r>
+        <w:rPr>
+          <w:rFonts w:cstheme="minorHAnsi"/>
+          <w:sz w:val="24"/>
+          <w:szCs w:val="24"/>
+        </w:rPr>
+        <w:t>frontend</w:t>
+      </w:r>
+      <w:proofErr w:type="spellEnd"/>
+      <w:r>
+        <w:rPr>
+          <w:rFonts w:cstheme="minorHAnsi"/>
+          <w:sz w:val="24"/>
+          <w:szCs w:val="24"/>
+        </w:rPr>
+        <w:t xml:space="preserve"> (ej. </w:t>
       </w:r>
       <w:r>
         <w:rPr>
@@ -35388,7 +39171,61 @@
           <w:sz w:val="24"/>
           <w:szCs w:val="24"/>
         </w:rPr>
-        <w:t xml:space="preserve">El backend actúa con código auto-explicativo mediante nombres descriptivos de variables y respuestas de fallo exactas, instruyendo al desarrollador sobre los campos o parámetros omitidos en el payload de envío (ej. devueltos como </w:t>
+        <w:t xml:space="preserve">El </w:t>
+      </w:r>
+      <w:proofErr w:type="spellStart"/>
+      <w:r>
+        <w:rPr>
+          <w:rFonts w:cstheme="minorHAnsi"/>
+          <w:sz w:val="24"/>
+          <w:szCs w:val="24"/>
+        </w:rPr>
+        <w:t>backend</w:t>
+      </w:r>
+      <w:proofErr w:type="spellEnd"/>
+      <w:r>
+        <w:rPr>
+          <w:rFonts w:cstheme="minorHAnsi"/>
+          <w:sz w:val="24"/>
+          <w:szCs w:val="24"/>
+        </w:rPr>
+        <w:t xml:space="preserve"> actúa con código </w:t>
+      </w:r>
+      <w:proofErr w:type="spellStart"/>
+      <w:r>
+        <w:rPr>
+          <w:rFonts w:cstheme="minorHAnsi"/>
+          <w:sz w:val="24"/>
+          <w:szCs w:val="24"/>
+        </w:rPr>
+        <w:t>auto-explicativo</w:t>
+      </w:r>
+      <w:proofErr w:type="spellEnd"/>
+      <w:r>
+        <w:rPr>
+          <w:rFonts w:cstheme="minorHAnsi"/>
+          <w:sz w:val="24"/>
+          <w:szCs w:val="24"/>
+        </w:rPr>
+        <w:t xml:space="preserve"> mediante nombres descriptivos de variables y respuestas de fallo exactas, instruyendo al desarrollador sobre los campos o parámetros omitidos en el </w:t>
+      </w:r>
+      <w:proofErr w:type="spellStart"/>
+      <w:r>
+        <w:rPr>
+          <w:rFonts w:cstheme="minorHAnsi"/>
+          <w:sz w:val="24"/>
+          <w:szCs w:val="24"/>
+        </w:rPr>
+        <w:t>payload</w:t>
+      </w:r>
+      <w:proofErr w:type="spellEnd"/>
+      <w:r>
+        <w:rPr>
+          <w:rFonts w:cstheme="minorHAnsi"/>
+          <w:sz w:val="24"/>
+          <w:szCs w:val="24"/>
+        </w:rPr>
+        <w:t xml:space="preserve"> de envío (ej. devueltos como </w:t>
       </w:r>
       <w:r>
         <w:rPr>
@@ -35489,6 +39326,7 @@
         </w:rPr>
         <w:t xml:space="preserve">Para evitar respuestas malformadas provocadas por espacios en blanco accidentales en PHP, el script invocará </w:t>
       </w:r>
+      <w:proofErr w:type="spellStart"/>
       <w:r>
         <w:rPr>
           <w:rStyle w:val="CdigoHTML"/>
@@ -35496,16 +39334,9 @@
           <w:sz w:val="24"/>
           <w:szCs w:val="24"/>
         </w:rPr>
-        <w:t>ob_start()</w:t>
-      </w:r>
-      <w:r>
-        <w:rPr>
-          <w:rFonts w:cstheme="minorHAnsi"/>
-          <w:sz w:val="24"/>
-          <w:szCs w:val="24"/>
-        </w:rPr>
-        <w:t xml:space="preserve"> (Buffer de Salida) al iniciar la ejecución y usará </w:t>
-      </w:r>
+        <w:t>ob_</w:t>
+      </w:r>
+      <w:proofErr w:type="gramStart"/>
       <w:r>
         <w:rPr>
           <w:rStyle w:val="CdigoHTML"/>
@@ -35513,7 +39344,55 @@
           <w:sz w:val="24"/>
           <w:szCs w:val="24"/>
         </w:rPr>
-        <w:t>ob_clean()</w:t>
+        <w:t>start</w:t>
+      </w:r>
+      <w:proofErr w:type="spellEnd"/>
+      <w:r>
+        <w:rPr>
+          <w:rStyle w:val="CdigoHTML"/>
+          <w:rFonts w:asciiTheme="minorHAnsi" w:eastAsiaTheme="minorHAnsi" w:hAnsiTheme="minorHAnsi" w:cstheme="minorHAnsi"/>
+          <w:sz w:val="24"/>
+          <w:szCs w:val="24"/>
+        </w:rPr>
+        <w:t>(</w:t>
+      </w:r>
+      <w:proofErr w:type="gramEnd"/>
+      <w:r>
+        <w:rPr>
+          <w:rStyle w:val="CdigoHTML"/>
+          <w:rFonts w:asciiTheme="minorHAnsi" w:eastAsiaTheme="minorHAnsi" w:hAnsiTheme="minorHAnsi" w:cstheme="minorHAnsi"/>
+          <w:sz w:val="24"/>
+          <w:szCs w:val="24"/>
+        </w:rPr>
+        <w:t>)</w:t>
+      </w:r>
+      <w:r>
+        <w:rPr>
+          <w:rFonts w:cstheme="minorHAnsi"/>
+          <w:sz w:val="24"/>
+          <w:szCs w:val="24"/>
+        </w:rPr>
+        <w:t xml:space="preserve"> (Buffer de Salida) al iniciar la ejecución y usará </w:t>
+      </w:r>
+      <w:proofErr w:type="spellStart"/>
+      <w:r>
+        <w:rPr>
+          <w:rStyle w:val="CdigoHTML"/>
+          <w:rFonts w:asciiTheme="minorHAnsi" w:eastAsiaTheme="minorHAnsi" w:hAnsiTheme="minorHAnsi" w:cstheme="minorHAnsi"/>
+          <w:sz w:val="24"/>
+          <w:szCs w:val="24"/>
+        </w:rPr>
+        <w:t>ob_clean</w:t>
+      </w:r>
+      <w:proofErr w:type="spellEnd"/>
+      <w:r>
+        <w:rPr>
+          <w:rStyle w:val="CdigoHTML"/>
+          <w:rFonts w:asciiTheme="minorHAnsi" w:eastAsiaTheme="minorHAnsi" w:hAnsiTheme="minorHAnsi" w:cstheme="minorHAnsi"/>
+          <w:sz w:val="24"/>
+          <w:szCs w:val="24"/>
+        </w:rPr>
+        <w:t>()</w:t>
       </w:r>
       <w:r>
         <w:rPr>
@@ -35539,8 +39418,45 @@
           <w:sz w:val="24"/>
           <w:szCs w:val="24"/>
         </w:rPr>
-        <w:t xml:space="preserve">El backend no debe confiar exclusivamente en la extensión provista por el frontend al cargar imágenes o documentos. Debe aplicar funciones de bajo nivel como </w:t>
-      </w:r>
+        <w:t xml:space="preserve">El </w:t>
+      </w:r>
+      <w:proofErr w:type="spellStart"/>
+      <w:r>
+        <w:rPr>
+          <w:rFonts w:cstheme="minorHAnsi"/>
+          <w:sz w:val="24"/>
+          <w:szCs w:val="24"/>
+        </w:rPr>
+        <w:t>backend</w:t>
+      </w:r>
+      <w:proofErr w:type="spellEnd"/>
+      <w:r>
+        <w:rPr>
+          <w:rFonts w:cstheme="minorHAnsi"/>
+          <w:sz w:val="24"/>
+          <w:szCs w:val="24"/>
+        </w:rPr>
+        <w:t xml:space="preserve"> no debe confiar exclusivamente en la extensión provista por el </w:t>
+      </w:r>
+      <w:proofErr w:type="spellStart"/>
+      <w:r>
+        <w:rPr>
+          <w:rFonts w:cstheme="minorHAnsi"/>
+          <w:sz w:val="24"/>
+          <w:szCs w:val="24"/>
+        </w:rPr>
+        <w:t>frontend</w:t>
+      </w:r>
+      <w:proofErr w:type="spellEnd"/>
+      <w:r>
+        <w:rPr>
+          <w:rFonts w:cstheme="minorHAnsi"/>
+          <w:sz w:val="24"/>
+          <w:szCs w:val="24"/>
+        </w:rPr>
+        <w:t xml:space="preserve"> al cargar imágenes o documentos. Debe aplicar funciones de bajo nivel como </w:t>
+      </w:r>
+      <w:proofErr w:type="spellStart"/>
       <w:r>
         <w:rPr>
           <w:rStyle w:val="CdigoHTML"/>
@@ -35550,13 +39466,50 @@
         </w:rPr>
         <w:t>finfo_file</w:t>
       </w:r>
-      <w:r>
-        <w:rPr>
-          <w:rFonts w:cstheme="minorHAnsi"/>
-          <w:sz w:val="24"/>
-          <w:szCs w:val="24"/>
-        </w:rPr>
-        <w:t xml:space="preserve"> (File Information) para confirmar el MIME Type real y prevenir la ejecución de archivos maliciosos ocultos.</w:t>
+      <w:proofErr w:type="spellEnd"/>
+      <w:r>
+        <w:rPr>
+          <w:rFonts w:cstheme="minorHAnsi"/>
+          <w:sz w:val="24"/>
+          <w:szCs w:val="24"/>
+        </w:rPr>
+        <w:t xml:space="preserve"> (File </w:t>
+      </w:r>
+      <w:proofErr w:type="spellStart"/>
+      <w:r>
+        <w:rPr>
+          <w:rFonts w:cstheme="minorHAnsi"/>
+          <w:sz w:val="24"/>
+          <w:szCs w:val="24"/>
+        </w:rPr>
+        <w:t>Information</w:t>
+      </w:r>
+      <w:proofErr w:type="spellEnd"/>
+      <w:r>
+        <w:rPr>
+          <w:rFonts w:cstheme="minorHAnsi"/>
+          <w:sz w:val="24"/>
+          <w:szCs w:val="24"/>
+        </w:rPr>
+        <w:t xml:space="preserve">) para confirmar el MIME </w:t>
+      </w:r>
+      <w:proofErr w:type="spellStart"/>
+      <w:r>
+        <w:rPr>
+          <w:rFonts w:cstheme="minorHAnsi"/>
+          <w:sz w:val="24"/>
+          <w:szCs w:val="24"/>
+        </w:rPr>
+        <w:t>Type</w:t>
+      </w:r>
+      <w:proofErr w:type="spellEnd"/>
+      <w:r>
+        <w:rPr>
+          <w:rFonts w:cstheme="minorHAnsi"/>
+          <w:sz w:val="24"/>
+          <w:szCs w:val="24"/>
+        </w:rPr>
+        <w:t xml:space="preserve"> real y prevenir la ejecución de archivos maliciosos ocultos.</w:t>
       </w:r>
     </w:p>
     <w:p>
@@ -35611,8 +39564,45 @@
           <w:sz w:val="24"/>
           <w:szCs w:val="24"/>
         </w:rPr>
-        <w:t>El sistema prescindirá del uso de gestores de paquetes pesados (como NPM o Composer) para garantizar que el despliegue consista únicamente en copiar archivos planos. Toda dependencia backend o clave confidencial se manejará exigiendo el establecimiento de parámetros a nivel del sistema operativo empleando variables de entorno (</w:t>
-      </w:r>
+        <w:t xml:space="preserve">El sistema prescindirá del uso de gestores de paquetes pesados (como NPM o </w:t>
+      </w:r>
+      <w:proofErr w:type="spellStart"/>
+      <w:r>
+        <w:rPr>
+          <w:rFonts w:cstheme="minorHAnsi"/>
+          <w:sz w:val="24"/>
+          <w:szCs w:val="24"/>
+        </w:rPr>
+        <w:t>Composer</w:t>
+      </w:r>
+      <w:proofErr w:type="spellEnd"/>
+      <w:r>
+        <w:rPr>
+          <w:rFonts w:cstheme="minorHAnsi"/>
+          <w:sz w:val="24"/>
+          <w:szCs w:val="24"/>
+        </w:rPr>
+        <w:t xml:space="preserve">) para garantizar que el despliegue consista únicamente en copiar archivos planos. Toda dependencia </w:t>
+      </w:r>
+      <w:proofErr w:type="spellStart"/>
+      <w:r>
+        <w:rPr>
+          <w:rFonts w:cstheme="minorHAnsi"/>
+          <w:sz w:val="24"/>
+          <w:szCs w:val="24"/>
+        </w:rPr>
+        <w:t>backend</w:t>
+      </w:r>
+      <w:proofErr w:type="spellEnd"/>
+      <w:r>
+        <w:rPr>
+          <w:rFonts w:cstheme="minorHAnsi"/>
+          <w:sz w:val="24"/>
+          <w:szCs w:val="24"/>
+        </w:rPr>
+        <w:t xml:space="preserve"> o clave confidencial se manejará exigiendo el establecimiento de parámetros a nivel del sistema operativo empleando variables de entorno (</w:t>
+      </w:r>
+      <w:proofErr w:type="spellStart"/>
       <w:r>
         <w:rPr>
           <w:rStyle w:val="CdigoHTML"/>
@@ -35622,6 +39612,7 @@
         </w:rPr>
         <w:t>getenv</w:t>
       </w:r>
+      <w:proofErr w:type="spellEnd"/>
       <w:r>
         <w:rPr>
           <w:rFonts w:cstheme="minorHAnsi"/>

--- a/Documentacion Panel CS/Documentacion Panel CS.docx
+++ b/Documentacion Panel CS/Documentacion Panel CS.docx
@@ -70,7 +70,7 @@
           <w:pPr>
             <w:pStyle w:val="TDC1"/>
             <w:tabs>
-              <w:tab w:val="right" w:leader="dot" w:pos="12996"/>
+              <w:tab w:val="right" w:leader="dot" w:pos="8828"/>
             </w:tabs>
             <w:rPr>
               <w:rFonts w:eastAsiaTheme="minorEastAsia"/>
@@ -96,7 +96,7 @@
             </w:rPr>
             <w:fldChar w:fldCharType="separate"/>
           </w:r>
-          <w:hyperlink w:anchor="_Toc241765566" w:history="1">
+          <w:hyperlink w:anchor="_Toc242456213" w:history="1">
             <w:r>
               <w:rPr>
                 <w:rStyle w:val="Hipervnculo"/>
@@ -124,7 +124,7 @@
                 <w:noProof/>
                 <w:webHidden/>
               </w:rPr>
-              <w:instrText xml:space="preserve"> PAGEREF _Toc241765566 \h </w:instrText>
+              <w:instrText xml:space="preserve"> PAGEREF _Toc242456213 \h </w:instrText>
             </w:r>
             <w:r>
               <w:rPr>
@@ -144,7 +144,7 @@
                 <w:noProof/>
                 <w:webHidden/>
               </w:rPr>
-              <w:t>4</w:t>
+              <w:t>3</w:t>
             </w:r>
             <w:r>
               <w:rPr>
@@ -159,7 +159,7 @@
           <w:pPr>
             <w:pStyle w:val="TDC1"/>
             <w:tabs>
-              <w:tab w:val="right" w:leader="dot" w:pos="12996"/>
+              <w:tab w:val="right" w:leader="dot" w:pos="8828"/>
             </w:tabs>
             <w:rPr>
               <w:rFonts w:eastAsiaTheme="minorEastAsia"/>
@@ -167,7 +167,7 @@
               <w:lang w:eastAsia="es-MX"/>
             </w:rPr>
           </w:pPr>
-          <w:hyperlink w:anchor="_Toc241765567" w:history="1">
+          <w:hyperlink w:anchor="_Toc242456214" w:history="1">
             <w:r>
               <w:rPr>
                 <w:rStyle w:val="Hipervnculo"/>
@@ -195,7 +195,7 @@
                 <w:noProof/>
                 <w:webHidden/>
               </w:rPr>
-              <w:instrText xml:space="preserve"> PAGEREF _Toc241765567 \h </w:instrText>
+              <w:instrText xml:space="preserve"> PAGEREF _Toc242456214 \h </w:instrText>
             </w:r>
             <w:r>
               <w:rPr>
@@ -215,7 +215,7 @@
                 <w:noProof/>
                 <w:webHidden/>
               </w:rPr>
-              <w:t>5</w:t>
+              <w:t>4</w:t>
             </w:r>
             <w:r>
               <w:rPr>
@@ -230,7 +230,7 @@
           <w:pPr>
             <w:pStyle w:val="TDC1"/>
             <w:tabs>
-              <w:tab w:val="right" w:leader="dot" w:pos="12996"/>
+              <w:tab w:val="right" w:leader="dot" w:pos="8828"/>
             </w:tabs>
             <w:rPr>
               <w:rFonts w:eastAsiaTheme="minorEastAsia"/>
@@ -238,7 +238,7 @@
               <w:lang w:eastAsia="es-MX"/>
             </w:rPr>
           </w:pPr>
-          <w:hyperlink w:anchor="_Toc241765568" w:history="1">
+          <w:hyperlink w:anchor="_Toc242456215" w:history="1">
             <w:r>
               <w:rPr>
                 <w:rStyle w:val="Hipervnculo"/>
@@ -266,7 +266,7 @@
                 <w:noProof/>
                 <w:webHidden/>
               </w:rPr>
-              <w:instrText xml:space="preserve"> PAGEREF _Toc241765568 \h </w:instrText>
+              <w:instrText xml:space="preserve"> PAGEREF _Toc242456215 \h </w:instrText>
             </w:r>
             <w:r>
               <w:rPr>
@@ -286,7 +286,7 @@
                 <w:noProof/>
                 <w:webHidden/>
               </w:rPr>
-              <w:t>6</w:t>
+              <w:t>5</w:t>
             </w:r>
             <w:r>
               <w:rPr>
@@ -301,7 +301,7 @@
           <w:pPr>
             <w:pStyle w:val="TDC1"/>
             <w:tabs>
-              <w:tab w:val="right" w:leader="dot" w:pos="12996"/>
+              <w:tab w:val="right" w:leader="dot" w:pos="8828"/>
             </w:tabs>
             <w:rPr>
               <w:rFonts w:eastAsiaTheme="minorEastAsia"/>
@@ -309,7 +309,7 @@
               <w:lang w:eastAsia="es-MX"/>
             </w:rPr>
           </w:pPr>
-          <w:hyperlink w:anchor="_Toc241765569" w:history="1">
+          <w:hyperlink w:anchor="_Toc242456216" w:history="1">
             <w:r>
               <w:rPr>
                 <w:rStyle w:val="Hipervnculo"/>
@@ -338,7 +338,7 @@
                 <w:noProof/>
                 <w:webHidden/>
               </w:rPr>
-              <w:instrText xml:space="preserve"> PAGEREF _Toc241765569 \h </w:instrText>
+              <w:instrText xml:space="preserve"> PAGEREF _Toc242456216 \h </w:instrText>
             </w:r>
             <w:r>
               <w:rPr>
@@ -358,7 +358,7 @@
                 <w:noProof/>
                 <w:webHidden/>
               </w:rPr>
-              <w:t>6</w:t>
+              <w:t>5</w:t>
             </w:r>
             <w:r>
               <w:rPr>
@@ -373,7 +373,7 @@
           <w:pPr>
             <w:pStyle w:val="TDC1"/>
             <w:tabs>
-              <w:tab w:val="right" w:leader="dot" w:pos="12996"/>
+              <w:tab w:val="right" w:leader="dot" w:pos="8828"/>
             </w:tabs>
             <w:rPr>
               <w:rFonts w:eastAsiaTheme="minorEastAsia"/>
@@ -381,7 +381,7 @@
               <w:lang w:eastAsia="es-MX"/>
             </w:rPr>
           </w:pPr>
-          <w:hyperlink w:anchor="_Toc241765570" w:history="1">
+          <w:hyperlink w:anchor="_Toc242456217" w:history="1">
             <w:r>
               <w:rPr>
                 <w:rStyle w:val="Hipervnculo"/>
@@ -410,7 +410,7 @@
                 <w:noProof/>
                 <w:webHidden/>
               </w:rPr>
-              <w:instrText xml:space="preserve"> PAGEREF _Toc241765570 \h </w:instrText>
+              <w:instrText xml:space="preserve"> PAGEREF _Toc242456217 \h </w:instrText>
             </w:r>
             <w:r>
               <w:rPr>
@@ -430,7 +430,7 @@
                 <w:noProof/>
                 <w:webHidden/>
               </w:rPr>
-              <w:t>7</w:t>
+              <w:t>6</w:t>
             </w:r>
             <w:r>
               <w:rPr>
@@ -445,7 +445,7 @@
           <w:pPr>
             <w:pStyle w:val="TDC1"/>
             <w:tabs>
-              <w:tab w:val="right" w:leader="dot" w:pos="12996"/>
+              <w:tab w:val="right" w:leader="dot" w:pos="8828"/>
             </w:tabs>
             <w:rPr>
               <w:rFonts w:eastAsiaTheme="minorEastAsia"/>
@@ -453,7 +453,7 @@
               <w:lang w:eastAsia="es-MX"/>
             </w:rPr>
           </w:pPr>
-          <w:hyperlink w:anchor="_Toc241765571" w:history="1">
+          <w:hyperlink w:anchor="_Toc242456218" w:history="1">
             <w:r>
               <w:rPr>
                 <w:rStyle w:val="Hipervnculo"/>
@@ -482,7 +482,7 @@
                 <w:noProof/>
                 <w:webHidden/>
               </w:rPr>
-              <w:instrText xml:space="preserve"> PAGEREF _Toc241765571 \h </w:instrText>
+              <w:instrText xml:space="preserve"> PAGEREF _Toc242456218 \h </w:instrText>
             </w:r>
             <w:r>
               <w:rPr>
@@ -502,7 +502,7 @@
                 <w:noProof/>
                 <w:webHidden/>
               </w:rPr>
-              <w:t>7</w:t>
+              <w:t>6</w:t>
             </w:r>
             <w:r>
               <w:rPr>
@@ -517,7 +517,7 @@
           <w:pPr>
             <w:pStyle w:val="TDC1"/>
             <w:tabs>
-              <w:tab w:val="right" w:leader="dot" w:pos="12996"/>
+              <w:tab w:val="right" w:leader="dot" w:pos="8828"/>
             </w:tabs>
             <w:rPr>
               <w:rFonts w:eastAsiaTheme="minorEastAsia"/>
@@ -525,7 +525,7 @@
               <w:lang w:eastAsia="es-MX"/>
             </w:rPr>
           </w:pPr>
-          <w:hyperlink w:anchor="_Toc241765572" w:history="1">
+          <w:hyperlink w:anchor="_Toc242456219" w:history="1">
             <w:r>
               <w:rPr>
                 <w:rStyle w:val="Hipervnculo"/>
@@ -553,7 +553,7 @@
                 <w:noProof/>
                 <w:webHidden/>
               </w:rPr>
-              <w:instrText xml:space="preserve"> PAGEREF _Toc241765572 \h </w:instrText>
+              <w:instrText xml:space="preserve"> PAGEREF _Toc242456219 \h </w:instrText>
             </w:r>
             <w:r>
               <w:rPr>
@@ -573,7 +573,7 @@
                 <w:noProof/>
                 <w:webHidden/>
               </w:rPr>
-              <w:t>8</w:t>
+              <w:t>7</w:t>
             </w:r>
             <w:r>
               <w:rPr>
@@ -588,7 +588,7 @@
           <w:pPr>
             <w:pStyle w:val="TDC1"/>
             <w:tabs>
-              <w:tab w:val="right" w:leader="dot" w:pos="12996"/>
+              <w:tab w:val="right" w:leader="dot" w:pos="8828"/>
             </w:tabs>
             <w:rPr>
               <w:rFonts w:eastAsiaTheme="minorEastAsia"/>
@@ -596,7 +596,7 @@
               <w:lang w:eastAsia="es-MX"/>
             </w:rPr>
           </w:pPr>
-          <w:hyperlink w:anchor="_Toc241765573" w:history="1">
+          <w:hyperlink w:anchor="_Toc242456220" w:history="1">
             <w:r>
               <w:rPr>
                 <w:rStyle w:val="Hipervnculo"/>
@@ -624,7 +624,7 @@
                 <w:noProof/>
                 <w:webHidden/>
               </w:rPr>
-              <w:instrText xml:space="preserve"> PAGEREF _Toc241765573 \h </w:instrText>
+              <w:instrText xml:space="preserve"> PAGEREF _Toc242456220 \h </w:instrText>
             </w:r>
             <w:r>
               <w:rPr>
@@ -644,7 +644,7 @@
                 <w:noProof/>
                 <w:webHidden/>
               </w:rPr>
-              <w:t>9</w:t>
+              <w:t>7</w:t>
             </w:r>
             <w:r>
               <w:rPr>
@@ -659,7 +659,7 @@
           <w:pPr>
             <w:pStyle w:val="TDC1"/>
             <w:tabs>
-              <w:tab w:val="right" w:leader="dot" w:pos="12996"/>
+              <w:tab w:val="right" w:leader="dot" w:pos="8828"/>
             </w:tabs>
             <w:rPr>
               <w:rFonts w:eastAsiaTheme="minorEastAsia"/>
@@ -667,7 +667,7 @@
               <w:lang w:eastAsia="es-MX"/>
             </w:rPr>
           </w:pPr>
-          <w:hyperlink w:anchor="_Toc241765574" w:history="1">
+          <w:hyperlink w:anchor="_Toc242456221" w:history="1">
             <w:r>
               <w:rPr>
                 <w:rStyle w:val="Hipervnculo"/>
@@ -695,7 +695,7 @@
                 <w:noProof/>
                 <w:webHidden/>
               </w:rPr>
-              <w:instrText xml:space="preserve"> PAGEREF _Toc241765574 \h </w:instrText>
+              <w:instrText xml:space="preserve"> PAGEREF _Toc242456221 \h </w:instrText>
             </w:r>
             <w:r>
               <w:rPr>
@@ -715,7 +715,7 @@
                 <w:noProof/>
                 <w:webHidden/>
               </w:rPr>
-              <w:t>9</w:t>
+              <w:t>8</w:t>
             </w:r>
             <w:r>
               <w:rPr>
@@ -730,7 +730,7 @@
           <w:pPr>
             <w:pStyle w:val="TDC1"/>
             <w:tabs>
-              <w:tab w:val="right" w:leader="dot" w:pos="12996"/>
+              <w:tab w:val="right" w:leader="dot" w:pos="8828"/>
             </w:tabs>
             <w:rPr>
               <w:rFonts w:eastAsiaTheme="minorEastAsia"/>
@@ -738,7 +738,7 @@
               <w:lang w:eastAsia="es-MX"/>
             </w:rPr>
           </w:pPr>
-          <w:hyperlink w:anchor="_Toc241765575" w:history="1">
+          <w:hyperlink w:anchor="_Toc242456222" w:history="1">
             <w:r>
               <w:rPr>
                 <w:rStyle w:val="Hipervnculo"/>
@@ -766,7 +766,7 @@
                 <w:noProof/>
                 <w:webHidden/>
               </w:rPr>
-              <w:instrText xml:space="preserve"> PAGEREF _Toc241765575 \h </w:instrText>
+              <w:instrText xml:space="preserve"> PAGEREF _Toc242456222 \h </w:instrText>
             </w:r>
             <w:r>
               <w:rPr>
@@ -786,7 +786,7 @@
                 <w:noProof/>
                 <w:webHidden/>
               </w:rPr>
-              <w:t>10</w:t>
+              <w:t>8</w:t>
             </w:r>
             <w:r>
               <w:rPr>
@@ -801,7 +801,7 @@
           <w:pPr>
             <w:pStyle w:val="TDC1"/>
             <w:tabs>
-              <w:tab w:val="right" w:leader="dot" w:pos="12996"/>
+              <w:tab w:val="right" w:leader="dot" w:pos="8828"/>
             </w:tabs>
             <w:rPr>
               <w:rFonts w:eastAsiaTheme="minorEastAsia"/>
@@ -809,7 +809,7 @@
               <w:lang w:eastAsia="es-MX"/>
             </w:rPr>
           </w:pPr>
-          <w:hyperlink w:anchor="_Toc241765576" w:history="1">
+          <w:hyperlink w:anchor="_Toc242456223" w:history="1">
             <w:r>
               <w:rPr>
                 <w:rStyle w:val="Hipervnculo"/>
@@ -837,7 +837,7 @@
                 <w:noProof/>
                 <w:webHidden/>
               </w:rPr>
-              <w:instrText xml:space="preserve"> PAGEREF _Toc241765576 \h </w:instrText>
+              <w:instrText xml:space="preserve"> PAGEREF _Toc242456223 \h </w:instrText>
             </w:r>
             <w:r>
               <w:rPr>
@@ -857,7 +857,7 @@
                 <w:noProof/>
                 <w:webHidden/>
               </w:rPr>
-              <w:t>10</w:t>
+              <w:t>9</w:t>
             </w:r>
             <w:r>
               <w:rPr>
@@ -872,7 +872,7 @@
           <w:pPr>
             <w:pStyle w:val="TDC1"/>
             <w:tabs>
-              <w:tab w:val="right" w:leader="dot" w:pos="12996"/>
+              <w:tab w:val="right" w:leader="dot" w:pos="8828"/>
             </w:tabs>
             <w:rPr>
               <w:rFonts w:eastAsiaTheme="minorEastAsia"/>
@@ -880,7 +880,7 @@
               <w:lang w:eastAsia="es-MX"/>
             </w:rPr>
           </w:pPr>
-          <w:hyperlink w:anchor="_Toc241765577" w:history="1">
+          <w:hyperlink w:anchor="_Toc242456224" w:history="1">
             <w:r>
               <w:rPr>
                 <w:rStyle w:val="Hipervnculo"/>
@@ -908,7 +908,7 @@
                 <w:noProof/>
                 <w:webHidden/>
               </w:rPr>
-              <w:instrText xml:space="preserve"> PAGEREF _Toc241765577 \h </w:instrText>
+              <w:instrText xml:space="preserve"> PAGEREF _Toc242456224 \h </w:instrText>
             </w:r>
             <w:r>
               <w:rPr>
@@ -928,7 +928,7 @@
                 <w:noProof/>
                 <w:webHidden/>
               </w:rPr>
-              <w:t>11</w:t>
+              <w:t>9</w:t>
             </w:r>
             <w:r>
               <w:rPr>
@@ -943,7 +943,7 @@
           <w:pPr>
             <w:pStyle w:val="TDC1"/>
             <w:tabs>
-              <w:tab w:val="right" w:leader="dot" w:pos="12996"/>
+              <w:tab w:val="right" w:leader="dot" w:pos="8828"/>
             </w:tabs>
             <w:rPr>
               <w:rFonts w:eastAsiaTheme="minorEastAsia"/>
@@ -951,7 +951,7 @@
               <w:lang w:eastAsia="es-MX"/>
             </w:rPr>
           </w:pPr>
-          <w:hyperlink w:anchor="_Toc241765578" w:history="1">
+          <w:hyperlink w:anchor="_Toc242456225" w:history="1">
             <w:r>
               <w:rPr>
                 <w:rStyle w:val="Hipervnculo"/>
@@ -979,7 +979,7 @@
                 <w:noProof/>
                 <w:webHidden/>
               </w:rPr>
-              <w:instrText xml:space="preserve"> PAGEREF _Toc241765578 \h </w:instrText>
+              <w:instrText xml:space="preserve"> PAGEREF _Toc242456225 \h </w:instrText>
             </w:r>
             <w:r>
               <w:rPr>
@@ -999,7 +999,7 @@
                 <w:noProof/>
                 <w:webHidden/>
               </w:rPr>
-              <w:t>11</w:t>
+              <w:t>9</w:t>
             </w:r>
             <w:r>
               <w:rPr>
@@ -1014,7 +1014,7 @@
           <w:pPr>
             <w:pStyle w:val="TDC1"/>
             <w:tabs>
-              <w:tab w:val="right" w:leader="dot" w:pos="12996"/>
+              <w:tab w:val="right" w:leader="dot" w:pos="8828"/>
             </w:tabs>
             <w:rPr>
               <w:rFonts w:eastAsiaTheme="minorEastAsia"/>
@@ -1022,7 +1022,7 @@
               <w:lang w:eastAsia="es-MX"/>
             </w:rPr>
           </w:pPr>
-          <w:hyperlink w:anchor="_Toc241765579" w:history="1">
+          <w:hyperlink w:anchor="_Toc242456226" w:history="1">
             <w:r>
               <w:rPr>
                 <w:rStyle w:val="Hipervnculo"/>
@@ -1050,7 +1050,7 @@
                 <w:noProof/>
                 <w:webHidden/>
               </w:rPr>
-              <w:instrText xml:space="preserve"> PAGEREF _Toc241765579 \h </w:instrText>
+              <w:instrText xml:space="preserve"> PAGEREF _Toc242456226 \h </w:instrText>
             </w:r>
             <w:r>
               <w:rPr>
@@ -1070,7 +1070,7 @@
                 <w:noProof/>
                 <w:webHidden/>
               </w:rPr>
-              <w:t>12</w:t>
+              <w:t>11</w:t>
             </w:r>
             <w:r>
               <w:rPr>
@@ -1085,7 +1085,7 @@
           <w:pPr>
             <w:pStyle w:val="TDC1"/>
             <w:tabs>
-              <w:tab w:val="right" w:leader="dot" w:pos="12996"/>
+              <w:tab w:val="right" w:leader="dot" w:pos="8828"/>
             </w:tabs>
             <w:rPr>
               <w:rFonts w:eastAsiaTheme="minorEastAsia"/>
@@ -1093,7 +1093,7 @@
               <w:lang w:eastAsia="es-MX"/>
             </w:rPr>
           </w:pPr>
-          <w:hyperlink w:anchor="_Toc241765580" w:history="1">
+          <w:hyperlink w:anchor="_Toc242456227" w:history="1">
             <w:r>
               <w:rPr>
                 <w:rStyle w:val="Hipervnculo"/>
@@ -1121,7 +1121,7 @@
                 <w:noProof/>
                 <w:webHidden/>
               </w:rPr>
-              <w:instrText xml:space="preserve"> PAGEREF _Toc241765580 \h </w:instrText>
+              <w:instrText xml:space="preserve"> PAGEREF _Toc242456227 \h </w:instrText>
             </w:r>
             <w:r>
               <w:rPr>
@@ -1141,7 +1141,7 @@
                 <w:noProof/>
                 <w:webHidden/>
               </w:rPr>
-              <w:t>13</w:t>
+              <w:t>11</w:t>
             </w:r>
             <w:r>
               <w:rPr>
@@ -1156,7 +1156,7 @@
           <w:pPr>
             <w:pStyle w:val="TDC1"/>
             <w:tabs>
-              <w:tab w:val="right" w:leader="dot" w:pos="12996"/>
+              <w:tab w:val="right" w:leader="dot" w:pos="8828"/>
             </w:tabs>
             <w:rPr>
               <w:rFonts w:eastAsiaTheme="minorEastAsia"/>
@@ -1164,7 +1164,7 @@
               <w:lang w:eastAsia="es-MX"/>
             </w:rPr>
           </w:pPr>
-          <w:hyperlink w:anchor="_Toc241765581" w:history="1">
+          <w:hyperlink w:anchor="_Toc242456228" w:history="1">
             <w:r>
               <w:rPr>
                 <w:rStyle w:val="Hipervnculo"/>
@@ -1193,7 +1193,7 @@
                 <w:noProof/>
                 <w:webHidden/>
               </w:rPr>
-              <w:instrText xml:space="preserve"> PAGEREF _Toc241765581 \h </w:instrText>
+              <w:instrText xml:space="preserve"> PAGEREF _Toc242456228 \h </w:instrText>
             </w:r>
             <w:r>
               <w:rPr>
@@ -1213,7 +1213,7 @@
                 <w:noProof/>
                 <w:webHidden/>
               </w:rPr>
-              <w:t>13</w:t>
+              <w:t>11</w:t>
             </w:r>
             <w:r>
               <w:rPr>
@@ -1228,7 +1228,7 @@
           <w:pPr>
             <w:pStyle w:val="TDC1"/>
             <w:tabs>
-              <w:tab w:val="right" w:leader="dot" w:pos="12996"/>
+              <w:tab w:val="right" w:leader="dot" w:pos="8828"/>
             </w:tabs>
             <w:rPr>
               <w:rFonts w:eastAsiaTheme="minorEastAsia"/>
@@ -1236,7 +1236,7 @@
               <w:lang w:eastAsia="es-MX"/>
             </w:rPr>
           </w:pPr>
-          <w:hyperlink w:anchor="_Toc241765582" w:history="1">
+          <w:hyperlink w:anchor="_Toc242456229" w:history="1">
             <w:r>
               <w:rPr>
                 <w:rStyle w:val="Hipervnculo"/>
@@ -1265,7 +1265,7 @@
                 <w:noProof/>
                 <w:webHidden/>
               </w:rPr>
-              <w:instrText xml:space="preserve"> PAGEREF _Toc241765582 \h </w:instrText>
+              <w:instrText xml:space="preserve"> PAGEREF _Toc242456229 \h </w:instrText>
             </w:r>
             <w:r>
               <w:rPr>
@@ -1285,7 +1285,7 @@
                 <w:noProof/>
                 <w:webHidden/>
               </w:rPr>
-              <w:t>14</w:t>
+              <w:t>12</w:t>
             </w:r>
             <w:r>
               <w:rPr>
@@ -1300,7 +1300,7 @@
           <w:pPr>
             <w:pStyle w:val="TDC1"/>
             <w:tabs>
-              <w:tab w:val="right" w:leader="dot" w:pos="12996"/>
+              <w:tab w:val="right" w:leader="dot" w:pos="8828"/>
             </w:tabs>
             <w:rPr>
               <w:rFonts w:eastAsiaTheme="minorEastAsia"/>
@@ -1308,7 +1308,7 @@
               <w:lang w:eastAsia="es-MX"/>
             </w:rPr>
           </w:pPr>
-          <w:hyperlink w:anchor="_Toc241765583" w:history="1">
+          <w:hyperlink w:anchor="_Toc242456230" w:history="1">
             <w:r>
               <w:rPr>
                 <w:rStyle w:val="Hipervnculo"/>
@@ -1337,7 +1337,7 @@
                 <w:noProof/>
                 <w:webHidden/>
               </w:rPr>
-              <w:instrText xml:space="preserve"> PAGEREF _Toc241765583 \h </w:instrText>
+              <w:instrText xml:space="preserve"> PAGEREF _Toc242456230 \h </w:instrText>
             </w:r>
             <w:r>
               <w:rPr>
@@ -1357,7 +1357,7 @@
                 <w:noProof/>
                 <w:webHidden/>
               </w:rPr>
-              <w:t>14</w:t>
+              <w:t>12</w:t>
             </w:r>
             <w:r>
               <w:rPr>
@@ -1372,7 +1372,7 @@
           <w:pPr>
             <w:pStyle w:val="TDC1"/>
             <w:tabs>
-              <w:tab w:val="right" w:leader="dot" w:pos="12996"/>
+              <w:tab w:val="right" w:leader="dot" w:pos="8828"/>
             </w:tabs>
             <w:rPr>
               <w:rFonts w:eastAsiaTheme="minorEastAsia"/>
@@ -1380,7 +1380,7 @@
               <w:lang w:eastAsia="es-MX"/>
             </w:rPr>
           </w:pPr>
-          <w:hyperlink w:anchor="_Toc241765584" w:history="1">
+          <w:hyperlink w:anchor="_Toc242456231" w:history="1">
             <w:r>
               <w:rPr>
                 <w:rStyle w:val="Hipervnculo"/>
@@ -1408,7 +1408,7 @@
                 <w:noProof/>
                 <w:webHidden/>
               </w:rPr>
-              <w:instrText xml:space="preserve"> PAGEREF _Toc241765584 \h </w:instrText>
+              <w:instrText xml:space="preserve"> PAGEREF _Toc242456231 \h </w:instrText>
             </w:r>
             <w:r>
               <w:rPr>
@@ -1428,7 +1428,7 @@
                 <w:noProof/>
                 <w:webHidden/>
               </w:rPr>
-              <w:t>14</w:t>
+              <w:t>12</w:t>
             </w:r>
             <w:r>
               <w:rPr>
@@ -1443,7 +1443,7 @@
           <w:pPr>
             <w:pStyle w:val="TDC1"/>
             <w:tabs>
-              <w:tab w:val="right" w:leader="dot" w:pos="12996"/>
+              <w:tab w:val="right" w:leader="dot" w:pos="8828"/>
             </w:tabs>
             <w:rPr>
               <w:rFonts w:eastAsiaTheme="minorEastAsia"/>
@@ -1451,7 +1451,7 @@
               <w:lang w:eastAsia="es-MX"/>
             </w:rPr>
           </w:pPr>
-          <w:hyperlink w:anchor="_Toc241765585" w:history="1">
+          <w:hyperlink w:anchor="_Toc242456232" w:history="1">
             <w:r>
               <w:rPr>
                 <w:rStyle w:val="Hipervnculo"/>
@@ -1479,7 +1479,7 @@
                 <w:noProof/>
                 <w:webHidden/>
               </w:rPr>
-              <w:instrText xml:space="preserve"> PAGEREF _Toc241765585 \h </w:instrText>
+              <w:instrText xml:space="preserve"> PAGEREF _Toc242456232 \h </w:instrText>
             </w:r>
             <w:r>
               <w:rPr>
@@ -1499,7 +1499,7 @@
                 <w:noProof/>
                 <w:webHidden/>
               </w:rPr>
-              <w:t>17</w:t>
+              <w:t>16</w:t>
             </w:r>
             <w:r>
               <w:rPr>
@@ -1514,7 +1514,7 @@
           <w:pPr>
             <w:pStyle w:val="TDC1"/>
             <w:tabs>
-              <w:tab w:val="right" w:leader="dot" w:pos="12996"/>
+              <w:tab w:val="right" w:leader="dot" w:pos="8828"/>
             </w:tabs>
             <w:rPr>
               <w:rFonts w:eastAsiaTheme="minorEastAsia"/>
@@ -1522,7 +1522,7 @@
               <w:lang w:eastAsia="es-MX"/>
             </w:rPr>
           </w:pPr>
-          <w:hyperlink w:anchor="_Toc241765586" w:history="1">
+          <w:hyperlink w:anchor="_Toc242456233" w:history="1">
             <w:r>
               <w:rPr>
                 <w:rStyle w:val="Hipervnculo"/>
@@ -1550,7 +1550,7 @@
                 <w:noProof/>
                 <w:webHidden/>
               </w:rPr>
-              <w:instrText xml:space="preserve"> PAGEREF _Toc241765586 \h </w:instrText>
+              <w:instrText xml:space="preserve"> PAGEREF _Toc242456233 \h </w:instrText>
             </w:r>
             <w:r>
               <w:rPr>
@@ -1570,7 +1570,7 @@
                 <w:noProof/>
                 <w:webHidden/>
               </w:rPr>
-              <w:t>20</w:t>
+              <w:t>18</w:t>
             </w:r>
             <w:r>
               <w:rPr>
@@ -1585,7 +1585,7 @@
           <w:pPr>
             <w:pStyle w:val="TDC1"/>
             <w:tabs>
-              <w:tab w:val="right" w:leader="dot" w:pos="12996"/>
+              <w:tab w:val="right" w:leader="dot" w:pos="8828"/>
             </w:tabs>
             <w:rPr>
               <w:rFonts w:eastAsiaTheme="minorEastAsia"/>
@@ -1593,14 +1593,14 @@
               <w:lang w:eastAsia="es-MX"/>
             </w:rPr>
           </w:pPr>
-          <w:hyperlink w:anchor="_Toc241765587" w:history="1">
+          <w:hyperlink w:anchor="_Toc242456234" w:history="1">
             <w:r>
               <w:rPr>
                 <w:rStyle w:val="Hipervnculo"/>
                 <w:rFonts w:cstheme="minorHAnsi"/>
                 <w:noProof/>
               </w:rPr>
-              <w:t>Diagramas Caso De Uso</w:t>
+              <w:t>Diagramas Caso De Uso y documentacion</w:t>
             </w:r>
             <w:r>
               <w:rPr>
@@ -1621,7 +1621,7 @@
                 <w:noProof/>
                 <w:webHidden/>
               </w:rPr>
-              <w:instrText xml:space="preserve"> PAGEREF _Toc241765587 \h </w:instrText>
+              <w:instrText xml:space="preserve"> PAGEREF _Toc242456234 \h </w:instrText>
             </w:r>
             <w:r>
               <w:rPr>
@@ -1641,7 +1641,7 @@
                 <w:noProof/>
                 <w:webHidden/>
               </w:rPr>
-              <w:t>21</w:t>
+              <w:t>19</w:t>
             </w:r>
             <w:r>
               <w:rPr>
@@ -1656,7 +1656,7 @@
           <w:pPr>
             <w:pStyle w:val="TDC1"/>
             <w:tabs>
-              <w:tab w:val="right" w:leader="dot" w:pos="12996"/>
+              <w:tab w:val="right" w:leader="dot" w:pos="8828"/>
             </w:tabs>
             <w:rPr>
               <w:rFonts w:eastAsiaTheme="minorEastAsia"/>
@@ -1664,7 +1664,7 @@
               <w:lang w:eastAsia="es-MX"/>
             </w:rPr>
           </w:pPr>
-          <w:hyperlink w:anchor="_Toc241765588" w:history="1">
+          <w:hyperlink w:anchor="_Toc242456235" w:history="1">
             <w:r>
               <w:rPr>
                 <w:rStyle w:val="Hipervnculo"/>
@@ -1692,7 +1692,7 @@
                 <w:noProof/>
                 <w:webHidden/>
               </w:rPr>
-              <w:instrText xml:space="preserve"> PAGEREF _Toc241765588 \h </w:instrText>
+              <w:instrText xml:space="preserve"> PAGEREF _Toc242456235 \h </w:instrText>
             </w:r>
             <w:r>
               <w:rPr>
@@ -1712,7 +1712,7 @@
                 <w:noProof/>
                 <w:webHidden/>
               </w:rPr>
-              <w:t>21</w:t>
+              <w:t>30</w:t>
             </w:r>
             <w:r>
               <w:rPr>
@@ -1727,7 +1727,7 @@
           <w:pPr>
             <w:pStyle w:val="TDC1"/>
             <w:tabs>
-              <w:tab w:val="right" w:leader="dot" w:pos="12996"/>
+              <w:tab w:val="right" w:leader="dot" w:pos="8828"/>
             </w:tabs>
             <w:rPr>
               <w:rFonts w:eastAsiaTheme="minorEastAsia"/>
@@ -1735,7 +1735,7 @@
               <w:lang w:eastAsia="es-MX"/>
             </w:rPr>
           </w:pPr>
-          <w:hyperlink w:anchor="_Toc241765589" w:history="1">
+          <w:hyperlink w:anchor="_Toc242456236" w:history="1">
             <w:r>
               <w:rPr>
                 <w:rStyle w:val="Hipervnculo"/>
@@ -1763,7 +1763,7 @@
                 <w:noProof/>
                 <w:webHidden/>
               </w:rPr>
-              <w:instrText xml:space="preserve"> PAGEREF _Toc241765589 \h </w:instrText>
+              <w:instrText xml:space="preserve"> PAGEREF _Toc242456236 \h </w:instrText>
             </w:r>
             <w:r>
               <w:rPr>
@@ -1783,7 +1783,7 @@
                 <w:noProof/>
                 <w:webHidden/>
               </w:rPr>
-              <w:t>22</w:t>
+              <w:t>36</w:t>
             </w:r>
             <w:r>
               <w:rPr>
@@ -1798,7 +1798,7 @@
           <w:pPr>
             <w:pStyle w:val="TDC1"/>
             <w:tabs>
-              <w:tab w:val="right" w:leader="dot" w:pos="12996"/>
+              <w:tab w:val="right" w:leader="dot" w:pos="8828"/>
             </w:tabs>
             <w:rPr>
               <w:rFonts w:eastAsiaTheme="minorEastAsia"/>
@@ -1806,7 +1806,7 @@
               <w:lang w:eastAsia="es-MX"/>
             </w:rPr>
           </w:pPr>
-          <w:hyperlink w:anchor="_Toc241765590" w:history="1">
+          <w:hyperlink w:anchor="_Toc242456237" w:history="1">
             <w:r>
               <w:rPr>
                 <w:rStyle w:val="Hipervnculo"/>
@@ -1834,7 +1834,7 @@
                 <w:noProof/>
                 <w:webHidden/>
               </w:rPr>
-              <w:instrText xml:space="preserve"> PAGEREF _Toc241765590 \h </w:instrText>
+              <w:instrText xml:space="preserve"> PAGEREF _Toc242456237 \h </w:instrText>
             </w:r>
             <w:r>
               <w:rPr>
@@ -1854,7 +1854,7 @@
                 <w:noProof/>
                 <w:webHidden/>
               </w:rPr>
-              <w:t>22</w:t>
+              <w:t>36</w:t>
             </w:r>
             <w:r>
               <w:rPr>
@@ -1869,7 +1869,7 @@
           <w:pPr>
             <w:pStyle w:val="TDC1"/>
             <w:tabs>
-              <w:tab w:val="right" w:leader="dot" w:pos="12996"/>
+              <w:tab w:val="right" w:leader="dot" w:pos="8828"/>
             </w:tabs>
             <w:rPr>
               <w:rFonts w:eastAsiaTheme="minorEastAsia"/>
@@ -1877,7 +1877,7 @@
               <w:lang w:eastAsia="es-MX"/>
             </w:rPr>
           </w:pPr>
-          <w:hyperlink w:anchor="_Toc241765591" w:history="1">
+          <w:hyperlink w:anchor="_Toc242456238" w:history="1">
             <w:r>
               <w:rPr>
                 <w:rStyle w:val="Hipervnculo"/>
@@ -1905,7 +1905,7 @@
                 <w:noProof/>
                 <w:webHidden/>
               </w:rPr>
-              <w:instrText xml:space="preserve"> PAGEREF _Toc241765591 \h </w:instrText>
+              <w:instrText xml:space="preserve"> PAGEREF _Toc242456238 \h </w:instrText>
             </w:r>
             <w:r>
               <w:rPr>
@@ -1925,7 +1925,7 @@
                 <w:noProof/>
                 <w:webHidden/>
               </w:rPr>
-              <w:t>23</w:t>
+              <w:t>36</w:t>
             </w:r>
             <w:r>
               <w:rPr>
@@ -1940,7 +1940,7 @@
           <w:pPr>
             <w:pStyle w:val="TDC2"/>
             <w:tabs>
-              <w:tab w:val="right" w:leader="dot" w:pos="12996"/>
+              <w:tab w:val="right" w:leader="dot" w:pos="8828"/>
             </w:tabs>
             <w:rPr>
               <w:rFonts w:eastAsiaTheme="minorEastAsia"/>
@@ -1948,7 +1948,7 @@
               <w:lang w:eastAsia="es-MX"/>
             </w:rPr>
           </w:pPr>
-          <w:hyperlink w:anchor="_Toc241765592" w:history="1">
+          <w:hyperlink w:anchor="_Toc242456239" w:history="1">
             <w:r>
               <w:rPr>
                 <w:rStyle w:val="Hipervnculo"/>
@@ -1976,7 +1976,7 @@
                 <w:noProof/>
                 <w:webHidden/>
               </w:rPr>
-              <w:instrText xml:space="preserve"> PAGEREF _Toc241765592 \h </w:instrText>
+              <w:instrText xml:space="preserve"> PAGEREF _Toc242456239 \h </w:instrText>
             </w:r>
             <w:r>
               <w:rPr>
@@ -1996,7 +1996,7 @@
                 <w:noProof/>
                 <w:webHidden/>
               </w:rPr>
-              <w:t>23</w:t>
+              <w:t>36</w:t>
             </w:r>
             <w:r>
               <w:rPr>
@@ -2011,7 +2011,7 @@
           <w:pPr>
             <w:pStyle w:val="TDC2"/>
             <w:tabs>
-              <w:tab w:val="right" w:leader="dot" w:pos="12996"/>
+              <w:tab w:val="right" w:leader="dot" w:pos="8828"/>
             </w:tabs>
             <w:rPr>
               <w:rFonts w:eastAsiaTheme="minorEastAsia"/>
@@ -2019,7 +2019,7 @@
               <w:lang w:eastAsia="es-MX"/>
             </w:rPr>
           </w:pPr>
-          <w:hyperlink w:anchor="_Toc241765593" w:history="1">
+          <w:hyperlink w:anchor="_Toc242456240" w:history="1">
             <w:r>
               <w:rPr>
                 <w:rStyle w:val="Hipervnculo"/>
@@ -2047,7 +2047,7 @@
                 <w:noProof/>
                 <w:webHidden/>
               </w:rPr>
-              <w:instrText xml:space="preserve"> PAGEREF _Toc241765593 \h </w:instrText>
+              <w:instrText xml:space="preserve"> PAGEREF _Toc242456240 \h </w:instrText>
             </w:r>
             <w:r>
               <w:rPr>
@@ -2067,7 +2067,7 @@
                 <w:noProof/>
                 <w:webHidden/>
               </w:rPr>
-              <w:t>23</w:t>
+              <w:t>36</w:t>
             </w:r>
             <w:r>
               <w:rPr>
@@ -2082,7 +2082,7 @@
           <w:pPr>
             <w:pStyle w:val="TDC2"/>
             <w:tabs>
-              <w:tab w:val="right" w:leader="dot" w:pos="12996"/>
+              <w:tab w:val="right" w:leader="dot" w:pos="8828"/>
             </w:tabs>
             <w:rPr>
               <w:rFonts w:eastAsiaTheme="minorEastAsia"/>
@@ -2090,7 +2090,7 @@
               <w:lang w:eastAsia="es-MX"/>
             </w:rPr>
           </w:pPr>
-          <w:hyperlink w:anchor="_Toc241765594" w:history="1">
+          <w:hyperlink w:anchor="_Toc242456241" w:history="1">
             <w:r>
               <w:rPr>
                 <w:rStyle w:val="Hipervnculo"/>
@@ -2118,7 +2118,7 @@
                 <w:noProof/>
                 <w:webHidden/>
               </w:rPr>
-              <w:instrText xml:space="preserve"> PAGEREF _Toc241765594 \h </w:instrText>
+              <w:instrText xml:space="preserve"> PAGEREF _Toc242456241 \h </w:instrText>
             </w:r>
             <w:r>
               <w:rPr>
@@ -2138,7 +2138,7 @@
                 <w:noProof/>
                 <w:webHidden/>
               </w:rPr>
-              <w:t>23</w:t>
+              <w:t>36</w:t>
             </w:r>
             <w:r>
               <w:rPr>
@@ -2153,7 +2153,7 @@
           <w:pPr>
             <w:pStyle w:val="TDC2"/>
             <w:tabs>
-              <w:tab w:val="right" w:leader="dot" w:pos="12996"/>
+              <w:tab w:val="right" w:leader="dot" w:pos="8828"/>
             </w:tabs>
             <w:rPr>
               <w:rFonts w:eastAsiaTheme="minorEastAsia"/>
@@ -2161,7 +2161,7 @@
               <w:lang w:eastAsia="es-MX"/>
             </w:rPr>
           </w:pPr>
-          <w:hyperlink w:anchor="_Toc241765595" w:history="1">
+          <w:hyperlink w:anchor="_Toc242456242" w:history="1">
             <w:r>
               <w:rPr>
                 <w:rStyle w:val="Hipervnculo"/>
@@ -2189,7 +2189,7 @@
                 <w:noProof/>
                 <w:webHidden/>
               </w:rPr>
-              <w:instrText xml:space="preserve"> PAGEREF _Toc241765595 \h </w:instrText>
+              <w:instrText xml:space="preserve"> PAGEREF _Toc242456242 \h </w:instrText>
             </w:r>
             <w:r>
               <w:rPr>
@@ -2209,7 +2209,7 @@
                 <w:noProof/>
                 <w:webHidden/>
               </w:rPr>
-              <w:t>23</w:t>
+              <w:t>37</w:t>
             </w:r>
             <w:r>
               <w:rPr>
@@ -2224,7 +2224,7 @@
           <w:pPr>
             <w:pStyle w:val="TDC2"/>
             <w:tabs>
-              <w:tab w:val="right" w:leader="dot" w:pos="12996"/>
+              <w:tab w:val="right" w:leader="dot" w:pos="8828"/>
             </w:tabs>
             <w:rPr>
               <w:rFonts w:eastAsiaTheme="minorEastAsia"/>
@@ -2232,7 +2232,7 @@
               <w:lang w:eastAsia="es-MX"/>
             </w:rPr>
           </w:pPr>
-          <w:hyperlink w:anchor="_Toc241765596" w:history="1">
+          <w:hyperlink w:anchor="_Toc242456243" w:history="1">
             <w:r>
               <w:rPr>
                 <w:rStyle w:val="Hipervnculo"/>
@@ -2260,7 +2260,7 @@
                 <w:noProof/>
                 <w:webHidden/>
               </w:rPr>
-              <w:instrText xml:space="preserve"> PAGEREF _Toc241765596 \h </w:instrText>
+              <w:instrText xml:space="preserve"> PAGEREF _Toc242456243 \h </w:instrText>
             </w:r>
             <w:r>
               <w:rPr>
@@ -2280,7 +2280,7 @@
                 <w:noProof/>
                 <w:webHidden/>
               </w:rPr>
-              <w:t>23</w:t>
+              <w:t>37</w:t>
             </w:r>
             <w:r>
               <w:rPr>
@@ -2295,7 +2295,7 @@
           <w:pPr>
             <w:pStyle w:val="TDC2"/>
             <w:tabs>
-              <w:tab w:val="right" w:leader="dot" w:pos="12996"/>
+              <w:tab w:val="right" w:leader="dot" w:pos="8828"/>
             </w:tabs>
             <w:rPr>
               <w:rFonts w:eastAsiaTheme="minorEastAsia"/>
@@ -2303,7 +2303,7 @@
               <w:lang w:eastAsia="es-MX"/>
             </w:rPr>
           </w:pPr>
-          <w:hyperlink w:anchor="_Toc241765597" w:history="1">
+          <w:hyperlink w:anchor="_Toc242456244" w:history="1">
             <w:r>
               <w:rPr>
                 <w:rStyle w:val="Hipervnculo"/>
@@ -2331,7 +2331,7 @@
                 <w:noProof/>
                 <w:webHidden/>
               </w:rPr>
-              <w:instrText xml:space="preserve"> PAGEREF _Toc241765597 \h </w:instrText>
+              <w:instrText xml:space="preserve"> PAGEREF _Toc242456244 \h </w:instrText>
             </w:r>
             <w:r>
               <w:rPr>
@@ -2351,7 +2351,7 @@
                 <w:noProof/>
                 <w:webHidden/>
               </w:rPr>
-              <w:t>23</w:t>
+              <w:t>37</w:t>
             </w:r>
             <w:r>
               <w:rPr>
@@ -2366,7 +2366,7 @@
           <w:pPr>
             <w:pStyle w:val="TDC2"/>
             <w:tabs>
-              <w:tab w:val="right" w:leader="dot" w:pos="12996"/>
+              <w:tab w:val="right" w:leader="dot" w:pos="8828"/>
             </w:tabs>
             <w:rPr>
               <w:rFonts w:eastAsiaTheme="minorEastAsia"/>
@@ -2374,7 +2374,7 @@
               <w:lang w:eastAsia="es-MX"/>
             </w:rPr>
           </w:pPr>
-          <w:hyperlink w:anchor="_Toc241765598" w:history="1">
+          <w:hyperlink w:anchor="_Toc242456245" w:history="1">
             <w:r>
               <w:rPr>
                 <w:rStyle w:val="Hipervnculo"/>
@@ -2402,7 +2402,7 @@
                 <w:noProof/>
                 <w:webHidden/>
               </w:rPr>
-              <w:instrText xml:space="preserve"> PAGEREF _Toc241765598 \h </w:instrText>
+              <w:instrText xml:space="preserve"> PAGEREF _Toc242456245 \h </w:instrText>
             </w:r>
             <w:r>
               <w:rPr>
@@ -2422,7 +2422,7 @@
                 <w:noProof/>
                 <w:webHidden/>
               </w:rPr>
-              <w:t>24</w:t>
+              <w:t>37</w:t>
             </w:r>
             <w:r>
               <w:rPr>
@@ -2437,7 +2437,7 @@
           <w:pPr>
             <w:pStyle w:val="TDC2"/>
             <w:tabs>
-              <w:tab w:val="right" w:leader="dot" w:pos="12996"/>
+              <w:tab w:val="right" w:leader="dot" w:pos="8828"/>
             </w:tabs>
             <w:rPr>
               <w:rFonts w:eastAsiaTheme="minorEastAsia"/>
@@ -2445,7 +2445,7 @@
               <w:lang w:eastAsia="es-MX"/>
             </w:rPr>
           </w:pPr>
-          <w:hyperlink w:anchor="_Toc241765599" w:history="1">
+          <w:hyperlink w:anchor="_Toc242456246" w:history="1">
             <w:r>
               <w:rPr>
                 <w:rStyle w:val="Hipervnculo"/>
@@ -2473,7 +2473,7 @@
                 <w:noProof/>
                 <w:webHidden/>
               </w:rPr>
-              <w:instrText xml:space="preserve"> PAGEREF _Toc241765599 \h </w:instrText>
+              <w:instrText xml:space="preserve"> PAGEREF _Toc242456246 \h </w:instrText>
             </w:r>
             <w:r>
               <w:rPr>
@@ -2493,7 +2493,7 @@
                 <w:noProof/>
                 <w:webHidden/>
               </w:rPr>
-              <w:t>24</w:t>
+              <w:t>37</w:t>
             </w:r>
             <w:r>
               <w:rPr>
@@ -2508,7 +2508,7 @@
           <w:pPr>
             <w:pStyle w:val="TDC2"/>
             <w:tabs>
-              <w:tab w:val="right" w:leader="dot" w:pos="12996"/>
+              <w:tab w:val="right" w:leader="dot" w:pos="8828"/>
             </w:tabs>
             <w:rPr>
               <w:rFonts w:eastAsiaTheme="minorEastAsia"/>
@@ -2516,7 +2516,7 @@
               <w:lang w:eastAsia="es-MX"/>
             </w:rPr>
           </w:pPr>
-          <w:hyperlink w:anchor="_Toc241765600" w:history="1">
+          <w:hyperlink w:anchor="_Toc242456247" w:history="1">
             <w:r>
               <w:rPr>
                 <w:rStyle w:val="Hipervnculo"/>
@@ -2544,7 +2544,7 @@
                 <w:noProof/>
                 <w:webHidden/>
               </w:rPr>
-              <w:instrText xml:space="preserve"> PAGEREF _Toc241765600 \h </w:instrText>
+              <w:instrText xml:space="preserve"> PAGEREF _Toc242456247 \h </w:instrText>
             </w:r>
             <w:r>
               <w:rPr>
@@ -2564,7 +2564,7 @@
                 <w:noProof/>
                 <w:webHidden/>
               </w:rPr>
-              <w:t>24</w:t>
+              <w:t>37</w:t>
             </w:r>
             <w:r>
               <w:rPr>
@@ -2579,7 +2579,7 @@
           <w:pPr>
             <w:pStyle w:val="TDC2"/>
             <w:tabs>
-              <w:tab w:val="right" w:leader="dot" w:pos="12996"/>
+              <w:tab w:val="right" w:leader="dot" w:pos="8828"/>
             </w:tabs>
             <w:rPr>
               <w:rFonts w:eastAsiaTheme="minorEastAsia"/>
@@ -2587,7 +2587,7 @@
               <w:lang w:eastAsia="es-MX"/>
             </w:rPr>
           </w:pPr>
-          <w:hyperlink w:anchor="_Toc241765601" w:history="1">
+          <w:hyperlink w:anchor="_Toc242456248" w:history="1">
             <w:r>
               <w:rPr>
                 <w:rStyle w:val="Hipervnculo"/>
@@ -2615,7 +2615,7 @@
                 <w:noProof/>
                 <w:webHidden/>
               </w:rPr>
-              <w:instrText xml:space="preserve"> PAGEREF _Toc241765601 \h </w:instrText>
+              <w:instrText xml:space="preserve"> PAGEREF _Toc242456248 \h </w:instrText>
             </w:r>
             <w:r>
               <w:rPr>
@@ -2635,7 +2635,7 @@
                 <w:noProof/>
                 <w:webHidden/>
               </w:rPr>
-              <w:t>24</w:t>
+              <w:t>37</w:t>
             </w:r>
             <w:r>
               <w:rPr>
@@ -2650,7 +2650,7 @@
           <w:pPr>
             <w:pStyle w:val="TDC2"/>
             <w:tabs>
-              <w:tab w:val="right" w:leader="dot" w:pos="12996"/>
+              <w:tab w:val="right" w:leader="dot" w:pos="8828"/>
             </w:tabs>
             <w:rPr>
               <w:rFonts w:eastAsiaTheme="minorEastAsia"/>
@@ -2658,7 +2658,7 @@
               <w:lang w:eastAsia="es-MX"/>
             </w:rPr>
           </w:pPr>
-          <w:hyperlink w:anchor="_Toc241765602" w:history="1">
+          <w:hyperlink w:anchor="_Toc242456249" w:history="1">
             <w:r>
               <w:rPr>
                 <w:rStyle w:val="Hipervnculo"/>
@@ -2686,7 +2686,7 @@
                 <w:noProof/>
                 <w:webHidden/>
               </w:rPr>
-              <w:instrText xml:space="preserve"> PAGEREF _Toc241765602 \h </w:instrText>
+              <w:instrText xml:space="preserve"> PAGEREF _Toc242456249 \h </w:instrText>
             </w:r>
             <w:r>
               <w:rPr>
@@ -2706,7 +2706,7 @@
                 <w:noProof/>
                 <w:webHidden/>
               </w:rPr>
-              <w:t>24</w:t>
+              <w:t>37</w:t>
             </w:r>
             <w:r>
               <w:rPr>
@@ -2721,7 +2721,7 @@
           <w:pPr>
             <w:pStyle w:val="TDC1"/>
             <w:tabs>
-              <w:tab w:val="right" w:leader="dot" w:pos="12996"/>
+              <w:tab w:val="right" w:leader="dot" w:pos="8828"/>
             </w:tabs>
             <w:rPr>
               <w:rFonts w:eastAsiaTheme="minorEastAsia"/>
@@ -2729,7 +2729,7 @@
               <w:lang w:eastAsia="es-MX"/>
             </w:rPr>
           </w:pPr>
-          <w:hyperlink w:anchor="_Toc241765603" w:history="1">
+          <w:hyperlink w:anchor="_Toc242456250" w:history="1">
             <w:r>
               <w:rPr>
                 <w:rStyle w:val="Hipervnculo"/>
@@ -2756,7 +2756,7 @@
                 <w:noProof/>
                 <w:webHidden/>
               </w:rPr>
-              <w:instrText xml:space="preserve"> PAGEREF _Toc241765603 \h </w:instrText>
+              <w:instrText xml:space="preserve"> PAGEREF _Toc242456250 \h </w:instrText>
             </w:r>
             <w:r>
               <w:rPr>
@@ -2776,7 +2776,7 @@
                 <w:noProof/>
                 <w:webHidden/>
               </w:rPr>
-              <w:t>24</w:t>
+              <w:t>38</w:t>
             </w:r>
             <w:r>
               <w:rPr>
@@ -2791,7 +2791,7 @@
           <w:pPr>
             <w:pStyle w:val="TDC2"/>
             <w:tabs>
-              <w:tab w:val="right" w:leader="dot" w:pos="12996"/>
+              <w:tab w:val="right" w:leader="dot" w:pos="8828"/>
             </w:tabs>
             <w:rPr>
               <w:rFonts w:eastAsiaTheme="minorEastAsia"/>
@@ -2799,7 +2799,7 @@
               <w:lang w:eastAsia="es-MX"/>
             </w:rPr>
           </w:pPr>
-          <w:hyperlink w:anchor="_Toc241765604" w:history="1">
+          <w:hyperlink w:anchor="_Toc242456251" w:history="1">
             <w:r>
               <w:rPr>
                 <w:rStyle w:val="Hipervnculo"/>
@@ -2827,7 +2827,7 @@
                 <w:noProof/>
                 <w:webHidden/>
               </w:rPr>
-              <w:instrText xml:space="preserve"> PAGEREF _Toc241765604 \h </w:instrText>
+              <w:instrText xml:space="preserve"> PAGEREF _Toc242456251 \h </w:instrText>
             </w:r>
             <w:r>
               <w:rPr>
@@ -2847,7 +2847,7 @@
                 <w:noProof/>
                 <w:webHidden/>
               </w:rPr>
-              <w:t>25</w:t>
+              <w:t>38</w:t>
             </w:r>
             <w:r>
               <w:rPr>
@@ -2862,7 +2862,7 @@
           <w:pPr>
             <w:pStyle w:val="TDC2"/>
             <w:tabs>
-              <w:tab w:val="right" w:leader="dot" w:pos="12996"/>
+              <w:tab w:val="right" w:leader="dot" w:pos="8828"/>
             </w:tabs>
             <w:rPr>
               <w:rFonts w:eastAsiaTheme="minorEastAsia"/>
@@ -2870,7 +2870,7 @@
               <w:lang w:eastAsia="es-MX"/>
             </w:rPr>
           </w:pPr>
-          <w:hyperlink w:anchor="_Toc241765605" w:history="1">
+          <w:hyperlink w:anchor="_Toc242456252" w:history="1">
             <w:r>
               <w:rPr>
                 <w:rStyle w:val="Hipervnculo"/>
@@ -2898,7 +2898,7 @@
                 <w:noProof/>
                 <w:webHidden/>
               </w:rPr>
-              <w:instrText xml:space="preserve"> PAGEREF _Toc241765605 \h </w:instrText>
+              <w:instrText xml:space="preserve"> PAGEREF _Toc242456252 \h </w:instrText>
             </w:r>
             <w:r>
               <w:rPr>
@@ -2918,7 +2918,7 @@
                 <w:noProof/>
                 <w:webHidden/>
               </w:rPr>
-              <w:t>25</w:t>
+              <w:t>38</w:t>
             </w:r>
             <w:r>
               <w:rPr>
@@ -2933,7 +2933,7 @@
           <w:pPr>
             <w:pStyle w:val="TDC2"/>
             <w:tabs>
-              <w:tab w:val="right" w:leader="dot" w:pos="12996"/>
+              <w:tab w:val="right" w:leader="dot" w:pos="8828"/>
             </w:tabs>
             <w:rPr>
               <w:rFonts w:eastAsiaTheme="minorEastAsia"/>
@@ -2941,7 +2941,7 @@
               <w:lang w:eastAsia="es-MX"/>
             </w:rPr>
           </w:pPr>
-          <w:hyperlink w:anchor="_Toc241765606" w:history="1">
+          <w:hyperlink w:anchor="_Toc242456253" w:history="1">
             <w:r>
               <w:rPr>
                 <w:rStyle w:val="Hipervnculo"/>
@@ -2969,7 +2969,7 @@
                 <w:noProof/>
                 <w:webHidden/>
               </w:rPr>
-              <w:instrText xml:space="preserve"> PAGEREF _Toc241765606 \h </w:instrText>
+              <w:instrText xml:space="preserve"> PAGEREF _Toc242456253 \h </w:instrText>
             </w:r>
             <w:r>
               <w:rPr>
@@ -2989,7 +2989,7 @@
                 <w:noProof/>
                 <w:webHidden/>
               </w:rPr>
-              <w:t>25</w:t>
+              <w:t>38</w:t>
             </w:r>
             <w:r>
               <w:rPr>
@@ -3004,7 +3004,7 @@
           <w:pPr>
             <w:pStyle w:val="TDC2"/>
             <w:tabs>
-              <w:tab w:val="right" w:leader="dot" w:pos="12996"/>
+              <w:tab w:val="right" w:leader="dot" w:pos="8828"/>
             </w:tabs>
             <w:rPr>
               <w:rFonts w:eastAsiaTheme="minorEastAsia"/>
@@ -3012,7 +3012,7 @@
               <w:lang w:eastAsia="es-MX"/>
             </w:rPr>
           </w:pPr>
-          <w:hyperlink w:anchor="_Toc241765607" w:history="1">
+          <w:hyperlink w:anchor="_Toc242456254" w:history="1">
             <w:r>
               <w:rPr>
                 <w:rStyle w:val="Hipervnculo"/>
@@ -3040,7 +3040,7 @@
                 <w:noProof/>
                 <w:webHidden/>
               </w:rPr>
-              <w:instrText xml:space="preserve"> PAGEREF _Toc241765607 \h </w:instrText>
+              <w:instrText xml:space="preserve"> PAGEREF _Toc242456254 \h </w:instrText>
             </w:r>
             <w:r>
               <w:rPr>
@@ -3060,7 +3060,7 @@
                 <w:noProof/>
                 <w:webHidden/>
               </w:rPr>
-              <w:t>25</w:t>
+              <w:t>38</w:t>
             </w:r>
             <w:r>
               <w:rPr>
@@ -3075,7 +3075,7 @@
           <w:pPr>
             <w:pStyle w:val="TDC1"/>
             <w:tabs>
-              <w:tab w:val="right" w:leader="dot" w:pos="12996"/>
+              <w:tab w:val="right" w:leader="dot" w:pos="8828"/>
             </w:tabs>
             <w:rPr>
               <w:rFonts w:eastAsiaTheme="minorEastAsia"/>
@@ -3083,7 +3083,7 @@
               <w:lang w:eastAsia="es-MX"/>
             </w:rPr>
           </w:pPr>
-          <w:hyperlink w:anchor="_Toc241765608" w:history="1">
+          <w:hyperlink w:anchor="_Toc242456255" w:history="1">
             <w:r>
               <w:rPr>
                 <w:rStyle w:val="Hipervnculo"/>
@@ -3110,7 +3110,7 @@
                 <w:noProof/>
                 <w:webHidden/>
               </w:rPr>
-              <w:instrText xml:space="preserve"> PAGEREF _Toc241765608 \h </w:instrText>
+              <w:instrText xml:space="preserve"> PAGEREF _Toc242456255 \h </w:instrText>
             </w:r>
             <w:r>
               <w:rPr>
@@ -3130,7 +3130,7 @@
                 <w:noProof/>
                 <w:webHidden/>
               </w:rPr>
-              <w:t>26</w:t>
+              <w:t>39</w:t>
             </w:r>
             <w:r>
               <w:rPr>
@@ -3145,7 +3145,7 @@
           <w:pPr>
             <w:pStyle w:val="TDC1"/>
             <w:tabs>
-              <w:tab w:val="right" w:leader="dot" w:pos="12996"/>
+              <w:tab w:val="right" w:leader="dot" w:pos="8828"/>
             </w:tabs>
             <w:rPr>
               <w:rFonts w:eastAsiaTheme="minorEastAsia"/>
@@ -3153,7 +3153,7 @@
               <w:lang w:eastAsia="es-MX"/>
             </w:rPr>
           </w:pPr>
-          <w:hyperlink w:anchor="_Toc241765609" w:history="1">
+          <w:hyperlink w:anchor="_Toc242456256" w:history="1">
             <w:r>
               <w:rPr>
                 <w:rStyle w:val="Hipervnculo"/>
@@ -3180,7 +3180,7 @@
                 <w:noProof/>
                 <w:webHidden/>
               </w:rPr>
-              <w:instrText xml:space="preserve"> PAGEREF _Toc241765609 \h </w:instrText>
+              <w:instrText xml:space="preserve"> PAGEREF _Toc242456256 \h </w:instrText>
             </w:r>
             <w:r>
               <w:rPr>
@@ -3200,7 +3200,7 @@
                 <w:noProof/>
                 <w:webHidden/>
               </w:rPr>
-              <w:t>26</w:t>
+              <w:t>39</w:t>
             </w:r>
             <w:r>
               <w:rPr>
@@ -3215,7 +3215,7 @@
           <w:pPr>
             <w:pStyle w:val="TDC2"/>
             <w:tabs>
-              <w:tab w:val="right" w:leader="dot" w:pos="12996"/>
+              <w:tab w:val="right" w:leader="dot" w:pos="8828"/>
             </w:tabs>
             <w:rPr>
               <w:rFonts w:eastAsiaTheme="minorEastAsia"/>
@@ -3223,7 +3223,7 @@
               <w:lang w:eastAsia="es-MX"/>
             </w:rPr>
           </w:pPr>
-          <w:hyperlink w:anchor="_Toc241765610" w:history="1">
+          <w:hyperlink w:anchor="_Toc242456257" w:history="1">
             <w:r>
               <w:rPr>
                 <w:rStyle w:val="Hipervnculo"/>
@@ -3251,7 +3251,7 @@
                 <w:noProof/>
                 <w:webHidden/>
               </w:rPr>
-              <w:instrText xml:space="preserve"> PAGEREF _Toc241765610 \h </w:instrText>
+              <w:instrText xml:space="preserve"> PAGEREF _Toc242456257 \h </w:instrText>
             </w:r>
             <w:r>
               <w:rPr>
@@ -3271,7 +3271,7 @@
                 <w:noProof/>
                 <w:webHidden/>
               </w:rPr>
-              <w:t>26</w:t>
+              <w:t>39</w:t>
             </w:r>
             <w:r>
               <w:rPr>
@@ -3286,7 +3286,7 @@
           <w:pPr>
             <w:pStyle w:val="TDC2"/>
             <w:tabs>
-              <w:tab w:val="right" w:leader="dot" w:pos="12996"/>
+              <w:tab w:val="right" w:leader="dot" w:pos="8828"/>
             </w:tabs>
             <w:rPr>
               <w:rFonts w:eastAsiaTheme="minorEastAsia"/>
@@ -3294,7 +3294,7 @@
               <w:lang w:eastAsia="es-MX"/>
             </w:rPr>
           </w:pPr>
-          <w:hyperlink w:anchor="_Toc241765611" w:history="1">
+          <w:hyperlink w:anchor="_Toc242456258" w:history="1">
             <w:r>
               <w:rPr>
                 <w:rStyle w:val="Hipervnculo"/>
@@ -3322,7 +3322,7 @@
                 <w:noProof/>
                 <w:webHidden/>
               </w:rPr>
-              <w:instrText xml:space="preserve"> PAGEREF _Toc241765611 \h </w:instrText>
+              <w:instrText xml:space="preserve"> PAGEREF _Toc242456258 \h </w:instrText>
             </w:r>
             <w:r>
               <w:rPr>
@@ -3342,7 +3342,7 @@
                 <w:noProof/>
                 <w:webHidden/>
               </w:rPr>
-              <w:t>26</w:t>
+              <w:t>39</w:t>
             </w:r>
             <w:r>
               <w:rPr>
@@ -3357,7 +3357,7 @@
           <w:pPr>
             <w:pStyle w:val="TDC1"/>
             <w:tabs>
-              <w:tab w:val="right" w:leader="dot" w:pos="12996"/>
+              <w:tab w:val="right" w:leader="dot" w:pos="8828"/>
             </w:tabs>
             <w:rPr>
               <w:rFonts w:eastAsiaTheme="minorEastAsia"/>
@@ -3365,7 +3365,7 @@
               <w:lang w:eastAsia="es-MX"/>
             </w:rPr>
           </w:pPr>
-          <w:hyperlink w:anchor="_Toc241765612" w:history="1">
+          <w:hyperlink w:anchor="_Toc242456259" w:history="1">
             <w:r>
               <w:rPr>
                 <w:rStyle w:val="Hipervnculo"/>
@@ -3392,7 +3392,7 @@
                 <w:noProof/>
                 <w:webHidden/>
               </w:rPr>
-              <w:instrText xml:space="preserve"> PAGEREF _Toc241765612 \h </w:instrText>
+              <w:instrText xml:space="preserve"> PAGEREF _Toc242456259 \h </w:instrText>
             </w:r>
             <w:r>
               <w:rPr>
@@ -3412,7 +3412,7 @@
                 <w:noProof/>
                 <w:webHidden/>
               </w:rPr>
-              <w:t>27</w:t>
+              <w:t>39</w:t>
             </w:r>
             <w:r>
               <w:rPr>
@@ -3427,7 +3427,7 @@
           <w:pPr>
             <w:pStyle w:val="TDC2"/>
             <w:tabs>
-              <w:tab w:val="right" w:leader="dot" w:pos="12996"/>
+              <w:tab w:val="right" w:leader="dot" w:pos="8828"/>
             </w:tabs>
             <w:rPr>
               <w:rFonts w:eastAsiaTheme="minorEastAsia"/>
@@ -3435,7 +3435,7 @@
               <w:lang w:eastAsia="es-MX"/>
             </w:rPr>
           </w:pPr>
-          <w:hyperlink w:anchor="_Toc241765613" w:history="1">
+          <w:hyperlink w:anchor="_Toc242456260" w:history="1">
             <w:r>
               <w:rPr>
                 <w:rStyle w:val="Hipervnculo"/>
@@ -3463,7 +3463,7 @@
                 <w:noProof/>
                 <w:webHidden/>
               </w:rPr>
-              <w:instrText xml:space="preserve"> PAGEREF _Toc241765613 \h </w:instrText>
+              <w:instrText xml:space="preserve"> PAGEREF _Toc242456260 \h </w:instrText>
             </w:r>
             <w:r>
               <w:rPr>
@@ -3483,7 +3483,7 @@
                 <w:noProof/>
                 <w:webHidden/>
               </w:rPr>
-              <w:t>27</w:t>
+              <w:t>39</w:t>
             </w:r>
             <w:r>
               <w:rPr>
@@ -3498,7 +3498,7 @@
           <w:pPr>
             <w:pStyle w:val="TDC2"/>
             <w:tabs>
-              <w:tab w:val="right" w:leader="dot" w:pos="12996"/>
+              <w:tab w:val="right" w:leader="dot" w:pos="8828"/>
             </w:tabs>
             <w:rPr>
               <w:rFonts w:eastAsiaTheme="minorEastAsia"/>
@@ -3506,7 +3506,7 @@
               <w:lang w:eastAsia="es-MX"/>
             </w:rPr>
           </w:pPr>
-          <w:hyperlink w:anchor="_Toc241765614" w:history="1">
+          <w:hyperlink w:anchor="_Toc242456261" w:history="1">
             <w:r>
               <w:rPr>
                 <w:rStyle w:val="Hipervnculo"/>
@@ -3534,7 +3534,7 @@
                 <w:noProof/>
                 <w:webHidden/>
               </w:rPr>
-              <w:instrText xml:space="preserve"> PAGEREF _Toc241765614 \h </w:instrText>
+              <w:instrText xml:space="preserve"> PAGEREF _Toc242456261 \h </w:instrText>
             </w:r>
             <w:r>
               <w:rPr>
@@ -3554,7 +3554,7 @@
                 <w:noProof/>
                 <w:webHidden/>
               </w:rPr>
-              <w:t>27</w:t>
+              <w:t>39</w:t>
             </w:r>
             <w:r>
               <w:rPr>
@@ -3569,7 +3569,7 @@
           <w:pPr>
             <w:pStyle w:val="TDC1"/>
             <w:tabs>
-              <w:tab w:val="right" w:leader="dot" w:pos="12996"/>
+              <w:tab w:val="right" w:leader="dot" w:pos="8828"/>
             </w:tabs>
             <w:rPr>
               <w:rFonts w:eastAsiaTheme="minorEastAsia"/>
@@ -3577,7 +3577,7 @@
               <w:lang w:eastAsia="es-MX"/>
             </w:rPr>
           </w:pPr>
-          <w:hyperlink w:anchor="_Toc241765615" w:history="1">
+          <w:hyperlink w:anchor="_Toc242456262" w:history="1">
             <w:r>
               <w:rPr>
                 <w:rStyle w:val="Hipervnculo"/>
@@ -3604,7 +3604,7 @@
                 <w:noProof/>
                 <w:webHidden/>
               </w:rPr>
-              <w:instrText xml:space="preserve"> PAGEREF _Toc241765615 \h </w:instrText>
+              <w:instrText xml:space="preserve"> PAGEREF _Toc242456262 \h </w:instrText>
             </w:r>
             <w:r>
               <w:rPr>
@@ -3624,7 +3624,7 @@
                 <w:noProof/>
                 <w:webHidden/>
               </w:rPr>
-              <w:t>27</w:t>
+              <w:t>40</w:t>
             </w:r>
             <w:r>
               <w:rPr>
@@ -3639,7 +3639,7 @@
           <w:pPr>
             <w:pStyle w:val="TDC2"/>
             <w:tabs>
-              <w:tab w:val="right" w:leader="dot" w:pos="12996"/>
+              <w:tab w:val="right" w:leader="dot" w:pos="8828"/>
             </w:tabs>
             <w:rPr>
               <w:rFonts w:eastAsiaTheme="minorEastAsia"/>
@@ -3647,7 +3647,7 @@
               <w:lang w:eastAsia="es-MX"/>
             </w:rPr>
           </w:pPr>
-          <w:hyperlink w:anchor="_Toc241765616" w:history="1">
+          <w:hyperlink w:anchor="_Toc242456263" w:history="1">
             <w:r>
               <w:rPr>
                 <w:rStyle w:val="Hipervnculo"/>
@@ -3675,7 +3675,7 @@
                 <w:noProof/>
                 <w:webHidden/>
               </w:rPr>
-              <w:instrText xml:space="preserve"> PAGEREF _Toc241765616 \h </w:instrText>
+              <w:instrText xml:space="preserve"> PAGEREF _Toc242456263 \h </w:instrText>
             </w:r>
             <w:r>
               <w:rPr>
@@ -3695,7 +3695,7 @@
                 <w:noProof/>
                 <w:webHidden/>
               </w:rPr>
-              <w:t>27</w:t>
+              <w:t>40</w:t>
             </w:r>
             <w:r>
               <w:rPr>
@@ -3710,7 +3710,7 @@
           <w:pPr>
             <w:pStyle w:val="TDC1"/>
             <w:tabs>
-              <w:tab w:val="right" w:leader="dot" w:pos="12996"/>
+              <w:tab w:val="right" w:leader="dot" w:pos="8828"/>
             </w:tabs>
             <w:rPr>
               <w:rFonts w:eastAsiaTheme="minorEastAsia"/>
@@ -3718,7 +3718,7 @@
               <w:lang w:eastAsia="es-MX"/>
             </w:rPr>
           </w:pPr>
-          <w:hyperlink w:anchor="_Toc241765617" w:history="1">
+          <w:hyperlink w:anchor="_Toc242456264" w:history="1">
             <w:r>
               <w:rPr>
                 <w:rStyle w:val="Hipervnculo"/>
@@ -3745,7 +3745,7 @@
                 <w:noProof/>
                 <w:webHidden/>
               </w:rPr>
-              <w:instrText xml:space="preserve"> PAGEREF _Toc241765617 \h </w:instrText>
+              <w:instrText xml:space="preserve"> PAGEREF _Toc242456264 \h </w:instrText>
             </w:r>
             <w:r>
               <w:rPr>
@@ -3765,7 +3765,7 @@
                 <w:noProof/>
                 <w:webHidden/>
               </w:rPr>
-              <w:t>27</w:t>
+              <w:t>40</w:t>
             </w:r>
             <w:r>
               <w:rPr>
@@ -3780,7 +3780,7 @@
           <w:pPr>
             <w:pStyle w:val="TDC2"/>
             <w:tabs>
-              <w:tab w:val="right" w:leader="dot" w:pos="12996"/>
+              <w:tab w:val="right" w:leader="dot" w:pos="8828"/>
             </w:tabs>
             <w:rPr>
               <w:rFonts w:eastAsiaTheme="minorEastAsia"/>
@@ -3788,7 +3788,7 @@
               <w:lang w:eastAsia="es-MX"/>
             </w:rPr>
           </w:pPr>
-          <w:hyperlink w:anchor="_Toc241765618" w:history="1">
+          <w:hyperlink w:anchor="_Toc242456265" w:history="1">
             <w:r>
               <w:rPr>
                 <w:rStyle w:val="Hipervnculo"/>
@@ -3816,7 +3816,7 @@
                 <w:noProof/>
                 <w:webHidden/>
               </w:rPr>
-              <w:instrText xml:space="preserve"> PAGEREF _Toc241765618 \h </w:instrText>
+              <w:instrText xml:space="preserve"> PAGEREF _Toc242456265 \h </w:instrText>
             </w:r>
             <w:r>
               <w:rPr>
@@ -3836,7 +3836,7 @@
                 <w:noProof/>
                 <w:webHidden/>
               </w:rPr>
-              <w:t>27</w:t>
+              <w:t>40</w:t>
             </w:r>
             <w:r>
               <w:rPr>
@@ -3851,7 +3851,7 @@
           <w:pPr>
             <w:pStyle w:val="TDC2"/>
             <w:tabs>
-              <w:tab w:val="right" w:leader="dot" w:pos="12996"/>
+              <w:tab w:val="right" w:leader="dot" w:pos="8828"/>
             </w:tabs>
             <w:rPr>
               <w:rFonts w:eastAsiaTheme="minorEastAsia"/>
@@ -3859,7 +3859,7 @@
               <w:lang w:eastAsia="es-MX"/>
             </w:rPr>
           </w:pPr>
-          <w:hyperlink w:anchor="_Toc241765619" w:history="1">
+          <w:hyperlink w:anchor="_Toc242456266" w:history="1">
             <w:r>
               <w:rPr>
                 <w:rStyle w:val="Hipervnculo"/>
@@ -3887,7 +3887,7 @@
                 <w:noProof/>
                 <w:webHidden/>
               </w:rPr>
-              <w:instrText xml:space="preserve"> PAGEREF _Toc241765619 \h </w:instrText>
+              <w:instrText xml:space="preserve"> PAGEREF _Toc242456266 \h </w:instrText>
             </w:r>
             <w:r>
               <w:rPr>
@@ -3907,7 +3907,7 @@
                 <w:noProof/>
                 <w:webHidden/>
               </w:rPr>
-              <w:t>28</w:t>
+              <w:t>40</w:t>
             </w:r>
             <w:r>
               <w:rPr>
@@ -3922,7 +3922,7 @@
           <w:pPr>
             <w:pStyle w:val="TDC1"/>
             <w:tabs>
-              <w:tab w:val="right" w:leader="dot" w:pos="12996"/>
+              <w:tab w:val="right" w:leader="dot" w:pos="8828"/>
             </w:tabs>
             <w:rPr>
               <w:rFonts w:eastAsiaTheme="minorEastAsia"/>
@@ -3930,7 +3930,7 @@
               <w:lang w:eastAsia="es-MX"/>
             </w:rPr>
           </w:pPr>
-          <w:hyperlink w:anchor="_Toc241765620" w:history="1">
+          <w:hyperlink w:anchor="_Toc242456267" w:history="1">
             <w:r>
               <w:rPr>
                 <w:rStyle w:val="Hipervnculo"/>
@@ -3957,7 +3957,7 @@
                 <w:noProof/>
                 <w:webHidden/>
               </w:rPr>
-              <w:instrText xml:space="preserve"> PAGEREF _Toc241765620 \h </w:instrText>
+              <w:instrText xml:space="preserve"> PAGEREF _Toc242456267 \h </w:instrText>
             </w:r>
             <w:r>
               <w:rPr>
@@ -3977,7 +3977,7 @@
                 <w:noProof/>
                 <w:webHidden/>
               </w:rPr>
-              <w:t>28</w:t>
+              <w:t>40</w:t>
             </w:r>
             <w:r>
               <w:rPr>
@@ -3992,7 +3992,7 @@
           <w:pPr>
             <w:pStyle w:val="TDC2"/>
             <w:tabs>
-              <w:tab w:val="right" w:leader="dot" w:pos="12996"/>
+              <w:tab w:val="right" w:leader="dot" w:pos="8828"/>
             </w:tabs>
             <w:rPr>
               <w:rFonts w:eastAsiaTheme="minorEastAsia"/>
@@ -4000,7 +4000,7 @@
               <w:lang w:eastAsia="es-MX"/>
             </w:rPr>
           </w:pPr>
-          <w:hyperlink w:anchor="_Toc241765621" w:history="1">
+          <w:hyperlink w:anchor="_Toc242456268" w:history="1">
             <w:r>
               <w:rPr>
                 <w:rStyle w:val="Hipervnculo"/>
@@ -4028,7 +4028,7 @@
                 <w:noProof/>
                 <w:webHidden/>
               </w:rPr>
-              <w:instrText xml:space="preserve"> PAGEREF _Toc241765621 \h </w:instrText>
+              <w:instrText xml:space="preserve"> PAGEREF _Toc242456268 \h </w:instrText>
             </w:r>
             <w:r>
               <w:rPr>
@@ -4048,7 +4048,7 @@
                 <w:noProof/>
                 <w:webHidden/>
               </w:rPr>
-              <w:t>28</w:t>
+              <w:t>40</w:t>
             </w:r>
             <w:r>
               <w:rPr>
@@ -4063,7 +4063,7 @@
           <w:pPr>
             <w:pStyle w:val="TDC2"/>
             <w:tabs>
-              <w:tab w:val="right" w:leader="dot" w:pos="12996"/>
+              <w:tab w:val="right" w:leader="dot" w:pos="8828"/>
             </w:tabs>
             <w:rPr>
               <w:rFonts w:eastAsiaTheme="minorEastAsia"/>
@@ -4071,7 +4071,7 @@
               <w:lang w:eastAsia="es-MX"/>
             </w:rPr>
           </w:pPr>
-          <w:hyperlink w:anchor="_Toc241765622" w:history="1">
+          <w:hyperlink w:anchor="_Toc242456269" w:history="1">
             <w:r>
               <w:rPr>
                 <w:rStyle w:val="Hipervnculo"/>
@@ -4099,7 +4099,7 @@
                 <w:noProof/>
                 <w:webHidden/>
               </w:rPr>
-              <w:instrText xml:space="preserve"> PAGEREF _Toc241765622 \h </w:instrText>
+              <w:instrText xml:space="preserve"> PAGEREF _Toc242456269 \h </w:instrText>
             </w:r>
             <w:r>
               <w:rPr>
@@ -4119,7 +4119,7 @@
                 <w:noProof/>
                 <w:webHidden/>
               </w:rPr>
-              <w:t>28</w:t>
+              <w:t>41</w:t>
             </w:r>
             <w:r>
               <w:rPr>
@@ -4134,7 +4134,7 @@
           <w:pPr>
             <w:pStyle w:val="TDC1"/>
             <w:tabs>
-              <w:tab w:val="right" w:leader="dot" w:pos="12996"/>
+              <w:tab w:val="right" w:leader="dot" w:pos="8828"/>
             </w:tabs>
             <w:rPr>
               <w:rFonts w:eastAsiaTheme="minorEastAsia"/>
@@ -4142,7 +4142,7 @@
               <w:lang w:eastAsia="es-MX"/>
             </w:rPr>
           </w:pPr>
-          <w:hyperlink w:anchor="_Toc241765623" w:history="1">
+          <w:hyperlink w:anchor="_Toc242456270" w:history="1">
             <w:r>
               <w:rPr>
                 <w:rStyle w:val="Hipervnculo"/>
@@ -4169,7 +4169,7 @@
                 <w:noProof/>
                 <w:webHidden/>
               </w:rPr>
-              <w:instrText xml:space="preserve"> PAGEREF _Toc241765623 \h </w:instrText>
+              <w:instrText xml:space="preserve"> PAGEREF _Toc242456270 \h </w:instrText>
             </w:r>
             <w:r>
               <w:rPr>
@@ -4189,7 +4189,7 @@
                 <w:noProof/>
                 <w:webHidden/>
               </w:rPr>
-              <w:t>29</w:t>
+              <w:t>41</w:t>
             </w:r>
             <w:r>
               <w:rPr>
@@ -4204,7 +4204,7 @@
           <w:pPr>
             <w:pStyle w:val="TDC2"/>
             <w:tabs>
-              <w:tab w:val="right" w:leader="dot" w:pos="12996"/>
+              <w:tab w:val="right" w:leader="dot" w:pos="8828"/>
             </w:tabs>
             <w:rPr>
               <w:rFonts w:eastAsiaTheme="minorEastAsia"/>
@@ -4212,7 +4212,7 @@
               <w:lang w:eastAsia="es-MX"/>
             </w:rPr>
           </w:pPr>
-          <w:hyperlink w:anchor="_Toc241765624" w:history="1">
+          <w:hyperlink w:anchor="_Toc242456271" w:history="1">
             <w:r>
               <w:rPr>
                 <w:rStyle w:val="Hipervnculo"/>
@@ -4240,7 +4240,7 @@
                 <w:noProof/>
                 <w:webHidden/>
               </w:rPr>
-              <w:instrText xml:space="preserve"> PAGEREF _Toc241765624 \h </w:instrText>
+              <w:instrText xml:space="preserve"> PAGEREF _Toc242456271 \h </w:instrText>
             </w:r>
             <w:r>
               <w:rPr>
@@ -4260,7 +4260,7 @@
                 <w:noProof/>
                 <w:webHidden/>
               </w:rPr>
-              <w:t>29</w:t>
+              <w:t>41</w:t>
             </w:r>
             <w:r>
               <w:rPr>
@@ -4275,7 +4275,7 @@
           <w:pPr>
             <w:pStyle w:val="TDC2"/>
             <w:tabs>
-              <w:tab w:val="right" w:leader="dot" w:pos="12996"/>
+              <w:tab w:val="right" w:leader="dot" w:pos="8828"/>
             </w:tabs>
             <w:rPr>
               <w:rFonts w:eastAsiaTheme="minorEastAsia"/>
@@ -4283,7 +4283,7 @@
               <w:lang w:eastAsia="es-MX"/>
             </w:rPr>
           </w:pPr>
-          <w:hyperlink w:anchor="_Toc241765625" w:history="1">
+          <w:hyperlink w:anchor="_Toc242456272" w:history="1">
             <w:r>
               <w:rPr>
                 <w:rStyle w:val="Hipervnculo"/>
@@ -4311,7 +4311,7 @@
                 <w:noProof/>
                 <w:webHidden/>
               </w:rPr>
-              <w:instrText xml:space="preserve"> PAGEREF _Toc241765625 \h </w:instrText>
+              <w:instrText xml:space="preserve"> PAGEREF _Toc242456272 \h </w:instrText>
             </w:r>
             <w:r>
               <w:rPr>
@@ -4331,7 +4331,7 @@
                 <w:noProof/>
                 <w:webHidden/>
               </w:rPr>
-              <w:t>29</w:t>
+              <w:t>41</w:t>
             </w:r>
             <w:r>
               <w:rPr>
@@ -4346,7 +4346,7 @@
           <w:pPr>
             <w:pStyle w:val="TDC1"/>
             <w:tabs>
-              <w:tab w:val="right" w:leader="dot" w:pos="12996"/>
+              <w:tab w:val="right" w:leader="dot" w:pos="8828"/>
             </w:tabs>
             <w:rPr>
               <w:rFonts w:eastAsiaTheme="minorEastAsia"/>
@@ -4354,7 +4354,7 @@
               <w:lang w:eastAsia="es-MX"/>
             </w:rPr>
           </w:pPr>
-          <w:hyperlink w:anchor="_Toc241765626" w:history="1">
+          <w:hyperlink w:anchor="_Toc242456273" w:history="1">
             <w:r>
               <w:rPr>
                 <w:rStyle w:val="Hipervnculo"/>
@@ -4381,7 +4381,7 @@
                 <w:noProof/>
                 <w:webHidden/>
               </w:rPr>
-              <w:instrText xml:space="preserve"> PAGEREF _Toc241765626 \h </w:instrText>
+              <w:instrText xml:space="preserve"> PAGEREF _Toc242456273 \h </w:instrText>
             </w:r>
             <w:r>
               <w:rPr>
@@ -4401,7 +4401,7 @@
                 <w:noProof/>
                 <w:webHidden/>
               </w:rPr>
-              <w:t>29</w:t>
+              <w:t>41</w:t>
             </w:r>
             <w:r>
               <w:rPr>
@@ -4416,7 +4416,7 @@
           <w:pPr>
             <w:pStyle w:val="TDC2"/>
             <w:tabs>
-              <w:tab w:val="right" w:leader="dot" w:pos="12996"/>
+              <w:tab w:val="right" w:leader="dot" w:pos="8828"/>
             </w:tabs>
             <w:rPr>
               <w:rFonts w:eastAsiaTheme="minorEastAsia"/>
@@ -4424,7 +4424,7 @@
               <w:lang w:eastAsia="es-MX"/>
             </w:rPr>
           </w:pPr>
-          <w:hyperlink w:anchor="_Toc241765627" w:history="1">
+          <w:hyperlink w:anchor="_Toc242456274" w:history="1">
             <w:r>
               <w:rPr>
                 <w:rStyle w:val="Hipervnculo"/>
@@ -4452,7 +4452,7 @@
                 <w:noProof/>
                 <w:webHidden/>
               </w:rPr>
-              <w:instrText xml:space="preserve"> PAGEREF _Toc241765627 \h </w:instrText>
+              <w:instrText xml:space="preserve"> PAGEREF _Toc242456274 \h </w:instrText>
             </w:r>
             <w:r>
               <w:rPr>
@@ -4472,7 +4472,7 @@
                 <w:noProof/>
                 <w:webHidden/>
               </w:rPr>
-              <w:t>29</w:t>
+              <w:t>41</w:t>
             </w:r>
             <w:r>
               <w:rPr>
@@ -4487,7 +4487,7 @@
           <w:pPr>
             <w:pStyle w:val="TDC2"/>
             <w:tabs>
-              <w:tab w:val="right" w:leader="dot" w:pos="12996"/>
+              <w:tab w:val="right" w:leader="dot" w:pos="8828"/>
             </w:tabs>
             <w:rPr>
               <w:rFonts w:eastAsiaTheme="minorEastAsia"/>
@@ -4495,7 +4495,7 @@
               <w:lang w:eastAsia="es-MX"/>
             </w:rPr>
           </w:pPr>
-          <w:hyperlink w:anchor="_Toc241765628" w:history="1">
+          <w:hyperlink w:anchor="_Toc242456275" w:history="1">
             <w:r>
               <w:rPr>
                 <w:rStyle w:val="Hipervnculo"/>
@@ -4523,7 +4523,7 @@
                 <w:noProof/>
                 <w:webHidden/>
               </w:rPr>
-              <w:instrText xml:space="preserve"> PAGEREF _Toc241765628 \h </w:instrText>
+              <w:instrText xml:space="preserve"> PAGEREF _Toc242456275 \h </w:instrText>
             </w:r>
             <w:r>
               <w:rPr>
@@ -4543,7 +4543,7 @@
                 <w:noProof/>
                 <w:webHidden/>
               </w:rPr>
-              <w:t>29</w:t>
+              <w:t>42</w:t>
             </w:r>
             <w:r>
               <w:rPr>
@@ -4558,7 +4558,7 @@
           <w:pPr>
             <w:pStyle w:val="TDC1"/>
             <w:tabs>
-              <w:tab w:val="right" w:leader="dot" w:pos="12996"/>
+              <w:tab w:val="right" w:leader="dot" w:pos="8828"/>
             </w:tabs>
             <w:rPr>
               <w:rFonts w:eastAsiaTheme="minorEastAsia"/>
@@ -4566,7 +4566,7 @@
               <w:lang w:eastAsia="es-MX"/>
             </w:rPr>
           </w:pPr>
-          <w:hyperlink w:anchor="_Toc241765629" w:history="1">
+          <w:hyperlink w:anchor="_Toc242456276" w:history="1">
             <w:r>
               <w:rPr>
                 <w:rStyle w:val="Hipervnculo"/>
@@ -4593,7 +4593,7 @@
                 <w:noProof/>
                 <w:webHidden/>
               </w:rPr>
-              <w:instrText xml:space="preserve"> PAGEREF _Toc241765629 \h </w:instrText>
+              <w:instrText xml:space="preserve"> PAGEREF _Toc242456276 \h </w:instrText>
             </w:r>
             <w:r>
               <w:rPr>
@@ -4613,7 +4613,7 @@
                 <w:noProof/>
                 <w:webHidden/>
               </w:rPr>
-              <w:t>30</w:t>
+              <w:t>42</w:t>
             </w:r>
             <w:r>
               <w:rPr>
@@ -4628,7 +4628,7 @@
           <w:pPr>
             <w:pStyle w:val="TDC2"/>
             <w:tabs>
-              <w:tab w:val="right" w:leader="dot" w:pos="12996"/>
+              <w:tab w:val="right" w:leader="dot" w:pos="8828"/>
             </w:tabs>
             <w:rPr>
               <w:rFonts w:eastAsiaTheme="minorEastAsia"/>
@@ -4636,7 +4636,7 @@
               <w:lang w:eastAsia="es-MX"/>
             </w:rPr>
           </w:pPr>
-          <w:hyperlink w:anchor="_Toc241765630" w:history="1">
+          <w:hyperlink w:anchor="_Toc242456277" w:history="1">
             <w:r>
               <w:rPr>
                 <w:rStyle w:val="Hipervnculo"/>
@@ -4664,7 +4664,7 @@
                 <w:noProof/>
                 <w:webHidden/>
               </w:rPr>
-              <w:instrText xml:space="preserve"> PAGEREF _Toc241765630 \h </w:instrText>
+              <w:instrText xml:space="preserve"> PAGEREF _Toc242456277 \h </w:instrText>
             </w:r>
             <w:r>
               <w:rPr>
@@ -4684,7 +4684,7 @@
                 <w:noProof/>
                 <w:webHidden/>
               </w:rPr>
-              <w:t>30</w:t>
+              <w:t>42</w:t>
             </w:r>
             <w:r>
               <w:rPr>
@@ -4699,7 +4699,7 @@
           <w:pPr>
             <w:pStyle w:val="TDC1"/>
             <w:tabs>
-              <w:tab w:val="right" w:leader="dot" w:pos="12996"/>
+              <w:tab w:val="right" w:leader="dot" w:pos="8828"/>
             </w:tabs>
             <w:rPr>
               <w:rFonts w:eastAsiaTheme="minorEastAsia"/>
@@ -4707,7 +4707,7 @@
               <w:lang w:eastAsia="es-MX"/>
             </w:rPr>
           </w:pPr>
-          <w:hyperlink w:anchor="_Toc241765631" w:history="1">
+          <w:hyperlink w:anchor="_Toc242456278" w:history="1">
             <w:r>
               <w:rPr>
                 <w:rStyle w:val="Hipervnculo"/>
@@ -4734,7 +4734,7 @@
                 <w:noProof/>
                 <w:webHidden/>
               </w:rPr>
-              <w:instrText xml:space="preserve"> PAGEREF _Toc241765631 \h </w:instrText>
+              <w:instrText xml:space="preserve"> PAGEREF _Toc242456278 \h </w:instrText>
             </w:r>
             <w:r>
               <w:rPr>
@@ -4754,7 +4754,7 @@
                 <w:noProof/>
                 <w:webHidden/>
               </w:rPr>
-              <w:t>30</w:t>
+              <w:t>42</w:t>
             </w:r>
             <w:r>
               <w:rPr>
@@ -4769,7 +4769,7 @@
           <w:pPr>
             <w:pStyle w:val="TDC2"/>
             <w:tabs>
-              <w:tab w:val="right" w:leader="dot" w:pos="12996"/>
+              <w:tab w:val="right" w:leader="dot" w:pos="8828"/>
             </w:tabs>
             <w:rPr>
               <w:rFonts w:eastAsiaTheme="minorEastAsia"/>
@@ -4777,7 +4777,7 @@
               <w:lang w:eastAsia="es-MX"/>
             </w:rPr>
           </w:pPr>
-          <w:hyperlink w:anchor="_Toc241765632" w:history="1">
+          <w:hyperlink w:anchor="_Toc242456279" w:history="1">
             <w:r>
               <w:rPr>
                 <w:rStyle w:val="Hipervnculo"/>
@@ -4805,7 +4805,7 @@
                 <w:noProof/>
                 <w:webHidden/>
               </w:rPr>
-              <w:instrText xml:space="preserve"> PAGEREF _Toc241765632 \h </w:instrText>
+              <w:instrText xml:space="preserve"> PAGEREF _Toc242456279 \h </w:instrText>
             </w:r>
             <w:r>
               <w:rPr>
@@ -4825,7 +4825,7 @@
                 <w:noProof/>
                 <w:webHidden/>
               </w:rPr>
-              <w:t>30</w:t>
+              <w:t>42</w:t>
             </w:r>
             <w:r>
               <w:rPr>
@@ -4840,7 +4840,7 @@
           <w:pPr>
             <w:pStyle w:val="TDC2"/>
             <w:tabs>
-              <w:tab w:val="right" w:leader="dot" w:pos="12996"/>
+              <w:tab w:val="right" w:leader="dot" w:pos="8828"/>
             </w:tabs>
             <w:rPr>
               <w:rFonts w:eastAsiaTheme="minorEastAsia"/>
@@ -4848,7 +4848,7 @@
               <w:lang w:eastAsia="es-MX"/>
             </w:rPr>
           </w:pPr>
-          <w:hyperlink w:anchor="_Toc241765633" w:history="1">
+          <w:hyperlink w:anchor="_Toc242456280" w:history="1">
             <w:r>
               <w:rPr>
                 <w:rStyle w:val="Hipervnculo"/>
@@ -4876,7 +4876,7 @@
                 <w:noProof/>
                 <w:webHidden/>
               </w:rPr>
-              <w:instrText xml:space="preserve"> PAGEREF _Toc241765633 \h </w:instrText>
+              <w:instrText xml:space="preserve"> PAGEREF _Toc242456280 \h </w:instrText>
             </w:r>
             <w:r>
               <w:rPr>
@@ -4896,7 +4896,7 @@
                 <w:noProof/>
                 <w:webHidden/>
               </w:rPr>
-              <w:t>30</w:t>
+              <w:t>42</w:t>
             </w:r>
             <w:r>
               <w:rPr>
@@ -4911,7 +4911,7 @@
           <w:pPr>
             <w:pStyle w:val="TDC2"/>
             <w:tabs>
-              <w:tab w:val="right" w:leader="dot" w:pos="12996"/>
+              <w:tab w:val="right" w:leader="dot" w:pos="8828"/>
             </w:tabs>
             <w:rPr>
               <w:rFonts w:eastAsiaTheme="minorEastAsia"/>
@@ -4919,7 +4919,7 @@
               <w:lang w:eastAsia="es-MX"/>
             </w:rPr>
           </w:pPr>
-          <w:hyperlink w:anchor="_Toc241765634" w:history="1">
+          <w:hyperlink w:anchor="_Toc242456281" w:history="1">
             <w:r>
               <w:rPr>
                 <w:rStyle w:val="Hipervnculo"/>
@@ -4947,7 +4947,7 @@
                 <w:noProof/>
                 <w:webHidden/>
               </w:rPr>
-              <w:instrText xml:space="preserve"> PAGEREF _Toc241765634 \h </w:instrText>
+              <w:instrText xml:space="preserve"> PAGEREF _Toc242456281 \h </w:instrText>
             </w:r>
             <w:r>
               <w:rPr>
@@ -4967,7 +4967,7 @@
                 <w:noProof/>
                 <w:webHidden/>
               </w:rPr>
-              <w:t>31</w:t>
+              <w:t>42</w:t>
             </w:r>
             <w:r>
               <w:rPr>
@@ -4982,7 +4982,7 @@
           <w:pPr>
             <w:pStyle w:val="TDC2"/>
             <w:tabs>
-              <w:tab w:val="right" w:leader="dot" w:pos="12996"/>
+              <w:tab w:val="right" w:leader="dot" w:pos="8828"/>
             </w:tabs>
             <w:rPr>
               <w:rFonts w:eastAsiaTheme="minorEastAsia"/>
@@ -4990,7 +4990,7 @@
               <w:lang w:eastAsia="es-MX"/>
             </w:rPr>
           </w:pPr>
-          <w:hyperlink w:anchor="_Toc241765635" w:history="1">
+          <w:hyperlink w:anchor="_Toc242456282" w:history="1">
             <w:r>
               <w:rPr>
                 <w:rStyle w:val="Hipervnculo"/>
@@ -5018,7 +5018,7 @@
                 <w:noProof/>
                 <w:webHidden/>
               </w:rPr>
-              <w:instrText xml:space="preserve"> PAGEREF _Toc241765635 \h </w:instrText>
+              <w:instrText xml:space="preserve"> PAGEREF _Toc242456282 \h </w:instrText>
             </w:r>
             <w:r>
               <w:rPr>
@@ -5038,7 +5038,7 @@
                 <w:noProof/>
                 <w:webHidden/>
               </w:rPr>
-              <w:t>31</w:t>
+              <w:t>43</w:t>
             </w:r>
             <w:r>
               <w:rPr>
@@ -5053,7 +5053,7 @@
           <w:pPr>
             <w:pStyle w:val="TDC1"/>
             <w:tabs>
-              <w:tab w:val="right" w:leader="dot" w:pos="12996"/>
+              <w:tab w:val="right" w:leader="dot" w:pos="8828"/>
             </w:tabs>
             <w:rPr>
               <w:rFonts w:eastAsiaTheme="minorEastAsia"/>
@@ -5061,7 +5061,7 @@
               <w:lang w:eastAsia="es-MX"/>
             </w:rPr>
           </w:pPr>
-          <w:hyperlink w:anchor="_Toc241765636" w:history="1">
+          <w:hyperlink w:anchor="_Toc242456283" w:history="1">
             <w:r>
               <w:rPr>
                 <w:rStyle w:val="Hipervnculo"/>
@@ -5088,7 +5088,7 @@
                 <w:noProof/>
                 <w:webHidden/>
               </w:rPr>
-              <w:instrText xml:space="preserve"> PAGEREF _Toc241765636 \h </w:instrText>
+              <w:instrText xml:space="preserve"> PAGEREF _Toc242456283 \h </w:instrText>
             </w:r>
             <w:r>
               <w:rPr>
@@ -5108,7 +5108,7 @@
                 <w:noProof/>
                 <w:webHidden/>
               </w:rPr>
-              <w:t>31</w:t>
+              <w:t>43</w:t>
             </w:r>
             <w:r>
               <w:rPr>
@@ -5123,7 +5123,7 @@
           <w:pPr>
             <w:pStyle w:val="TDC2"/>
             <w:tabs>
-              <w:tab w:val="right" w:leader="dot" w:pos="12996"/>
+              <w:tab w:val="right" w:leader="dot" w:pos="8828"/>
             </w:tabs>
             <w:rPr>
               <w:rFonts w:eastAsiaTheme="minorEastAsia"/>
@@ -5131,7 +5131,7 @@
               <w:lang w:eastAsia="es-MX"/>
             </w:rPr>
           </w:pPr>
-          <w:hyperlink w:anchor="_Toc241765637" w:history="1">
+          <w:hyperlink w:anchor="_Toc242456284" w:history="1">
             <w:r>
               <w:rPr>
                 <w:rStyle w:val="Hipervnculo"/>
@@ -5159,7 +5159,7 @@
                 <w:noProof/>
                 <w:webHidden/>
               </w:rPr>
-              <w:instrText xml:space="preserve"> PAGEREF _Toc241765637 \h </w:instrText>
+              <w:instrText xml:space="preserve"> PAGEREF _Toc242456284 \h </w:instrText>
             </w:r>
             <w:r>
               <w:rPr>
@@ -5179,7 +5179,7 @@
                 <w:noProof/>
                 <w:webHidden/>
               </w:rPr>
-              <w:t>31</w:t>
+              <w:t>43</w:t>
             </w:r>
             <w:r>
               <w:rPr>
@@ -5194,7 +5194,7 @@
           <w:pPr>
             <w:pStyle w:val="TDC1"/>
             <w:tabs>
-              <w:tab w:val="right" w:leader="dot" w:pos="12996"/>
+              <w:tab w:val="right" w:leader="dot" w:pos="8828"/>
             </w:tabs>
             <w:rPr>
               <w:rFonts w:eastAsiaTheme="minorEastAsia"/>
@@ -5202,7 +5202,7 @@
               <w:lang w:eastAsia="es-MX"/>
             </w:rPr>
           </w:pPr>
-          <w:hyperlink w:anchor="_Toc241765638" w:history="1">
+          <w:hyperlink w:anchor="_Toc242456285" w:history="1">
             <w:r>
               <w:rPr>
                 <w:rStyle w:val="Hipervnculo"/>
@@ -5229,7 +5229,7 @@
                 <w:noProof/>
                 <w:webHidden/>
               </w:rPr>
-              <w:instrText xml:space="preserve"> PAGEREF _Toc241765638 \h </w:instrText>
+              <w:instrText xml:space="preserve"> PAGEREF _Toc242456285 \h </w:instrText>
             </w:r>
             <w:r>
               <w:rPr>
@@ -5249,7 +5249,7 @@
                 <w:noProof/>
                 <w:webHidden/>
               </w:rPr>
-              <w:t>32</w:t>
+              <w:t>43</w:t>
             </w:r>
             <w:r>
               <w:rPr>
@@ -5264,7 +5264,7 @@
           <w:pPr>
             <w:pStyle w:val="TDC2"/>
             <w:tabs>
-              <w:tab w:val="right" w:leader="dot" w:pos="12996"/>
+              <w:tab w:val="right" w:leader="dot" w:pos="8828"/>
             </w:tabs>
             <w:rPr>
               <w:rFonts w:eastAsiaTheme="minorEastAsia"/>
@@ -5272,7 +5272,7 @@
               <w:lang w:eastAsia="es-MX"/>
             </w:rPr>
           </w:pPr>
-          <w:hyperlink w:anchor="_Toc241765639" w:history="1">
+          <w:hyperlink w:anchor="_Toc242456286" w:history="1">
             <w:r>
               <w:rPr>
                 <w:rStyle w:val="Hipervnculo"/>
@@ -5300,7 +5300,7 @@
                 <w:noProof/>
                 <w:webHidden/>
               </w:rPr>
-              <w:instrText xml:space="preserve"> PAGEREF _Toc241765639 \h </w:instrText>
+              <w:instrText xml:space="preserve"> PAGEREF _Toc242456286 \h </w:instrText>
             </w:r>
             <w:r>
               <w:rPr>
@@ -5320,7 +5320,7 @@
                 <w:noProof/>
                 <w:webHidden/>
               </w:rPr>
-              <w:t>32</w:t>
+              <w:t>43</w:t>
             </w:r>
             <w:r>
               <w:rPr>
@@ -5498,7 +5498,7 @@
           <w:rFonts w:asciiTheme="minorHAnsi" w:hAnsiTheme="minorHAnsi" w:cstheme="minorHAnsi"/>
         </w:rPr>
       </w:pPr>
-      <w:bookmarkStart w:id="0" w:name="_Toc241765566"/>
+      <w:bookmarkStart w:id="0" w:name="_Toc242456213"/>
       <w:r>
         <w:rPr>
           <w:rFonts w:asciiTheme="minorHAnsi" w:hAnsiTheme="minorHAnsi" w:cstheme="minorHAnsi"/>
@@ -5580,7 +5580,7 @@
           <w:rFonts w:asciiTheme="minorHAnsi" w:hAnsiTheme="minorHAnsi" w:cstheme="minorHAnsi"/>
         </w:rPr>
       </w:pPr>
-      <w:bookmarkStart w:id="1" w:name="_Toc241765567"/>
+      <w:bookmarkStart w:id="1" w:name="_Toc242456214"/>
       <w:r>
         <w:rPr>
           <w:rFonts w:asciiTheme="minorHAnsi" w:hAnsiTheme="minorHAnsi" w:cstheme="minorHAnsi"/>
@@ -5808,7 +5808,7 @@
           <w:rFonts w:asciiTheme="minorHAnsi" w:hAnsiTheme="minorHAnsi" w:cstheme="minorHAnsi"/>
         </w:rPr>
       </w:pPr>
-      <w:bookmarkStart w:id="2" w:name="_Toc241765568"/>
+      <w:bookmarkStart w:id="2" w:name="_Toc242456215"/>
       <w:r>
         <w:rPr>
           <w:rFonts w:asciiTheme="minorHAnsi" w:hAnsiTheme="minorHAnsi" w:cstheme="minorHAnsi"/>
@@ -5935,7 +5935,7 @@
           <w:lang w:eastAsia="es-MX"/>
         </w:rPr>
       </w:pPr>
-      <w:bookmarkStart w:id="3" w:name="_Toc241765569"/>
+      <w:bookmarkStart w:id="3" w:name="_Toc242456216"/>
       <w:r>
         <w:rPr>
           <w:rFonts w:asciiTheme="minorHAnsi" w:eastAsia="Times New Roman" w:hAnsiTheme="minorHAnsi" w:cstheme="minorHAnsi"/>
@@ -6259,7 +6259,7 @@
           <w:lang w:eastAsia="es-MX"/>
         </w:rPr>
       </w:pPr>
-      <w:bookmarkStart w:id="4" w:name="_Toc241765570"/>
+      <w:bookmarkStart w:id="4" w:name="_Toc242456217"/>
       <w:r>
         <w:rPr>
           <w:rFonts w:asciiTheme="minorHAnsi" w:eastAsia="Times New Roman" w:hAnsiTheme="minorHAnsi" w:cstheme="minorHAnsi"/>
@@ -6489,7 +6489,7 @@
           <w:lang w:eastAsia="es-MX"/>
         </w:rPr>
       </w:pPr>
-      <w:bookmarkStart w:id="5" w:name="_Toc241765571"/>
+      <w:bookmarkStart w:id="5" w:name="_Toc242456218"/>
       <w:r>
         <w:rPr>
           <w:rFonts w:asciiTheme="minorHAnsi" w:eastAsia="Times New Roman" w:hAnsiTheme="minorHAnsi" w:cstheme="minorHAnsi"/>
@@ -7138,7 +7138,7 @@
           <w:rFonts w:asciiTheme="minorHAnsi" w:hAnsiTheme="minorHAnsi" w:cstheme="minorHAnsi"/>
         </w:rPr>
       </w:pPr>
-      <w:bookmarkStart w:id="6" w:name="_Toc241765572"/>
+      <w:bookmarkStart w:id="6" w:name="_Toc242456219"/>
       <w:r>
         <w:rPr>
           <w:rFonts w:asciiTheme="minorHAnsi" w:hAnsiTheme="minorHAnsi" w:cstheme="minorHAnsi"/>
@@ -7789,7 +7789,7 @@
           <w:rFonts w:asciiTheme="minorHAnsi" w:hAnsiTheme="minorHAnsi" w:cstheme="minorHAnsi"/>
         </w:rPr>
       </w:pPr>
-      <w:bookmarkStart w:id="7" w:name="_Toc241765573"/>
+      <w:bookmarkStart w:id="7" w:name="_Toc242456220"/>
       <w:r>
         <w:rPr>
           <w:rFonts w:asciiTheme="minorHAnsi" w:hAnsiTheme="minorHAnsi" w:cstheme="minorHAnsi"/>
@@ -7870,7 +7870,7 @@
           <w:rFonts w:asciiTheme="minorHAnsi" w:hAnsiTheme="minorHAnsi" w:cstheme="minorHAnsi"/>
         </w:rPr>
       </w:pPr>
-      <w:bookmarkStart w:id="8" w:name="_Toc241765574"/>
+      <w:bookmarkStart w:id="8" w:name="_Toc242456221"/>
       <w:r>
         <w:rPr>
           <w:rFonts w:asciiTheme="minorHAnsi" w:hAnsiTheme="minorHAnsi" w:cstheme="minorHAnsi"/>
@@ -8018,7 +8018,7 @@
           <w:rFonts w:asciiTheme="minorHAnsi" w:hAnsiTheme="minorHAnsi" w:cstheme="minorHAnsi"/>
         </w:rPr>
       </w:pPr>
-      <w:bookmarkStart w:id="9" w:name="_Toc241765575"/>
+      <w:bookmarkStart w:id="9" w:name="_Toc242456222"/>
       <w:r>
         <w:rPr>
           <w:rFonts w:asciiTheme="minorHAnsi" w:hAnsiTheme="minorHAnsi" w:cstheme="minorHAnsi"/>
@@ -8417,7 +8417,7 @@
           <w:rFonts w:asciiTheme="minorHAnsi" w:hAnsiTheme="minorHAnsi" w:cstheme="minorHAnsi"/>
         </w:rPr>
       </w:pPr>
-      <w:bookmarkStart w:id="10" w:name="_Toc241765576"/>
+      <w:bookmarkStart w:id="10" w:name="_Toc242456223"/>
       <w:r>
         <w:rPr>
           <w:rFonts w:asciiTheme="minorHAnsi" w:hAnsiTheme="minorHAnsi" w:cstheme="minorHAnsi"/>
@@ -8662,7 +8662,7 @@
           <w:rFonts w:asciiTheme="minorHAnsi" w:hAnsiTheme="minorHAnsi" w:cstheme="minorHAnsi"/>
         </w:rPr>
       </w:pPr>
-      <w:bookmarkStart w:id="11" w:name="_Toc241765577"/>
+      <w:bookmarkStart w:id="11" w:name="_Toc242456224"/>
       <w:r>
         <w:rPr>
           <w:rFonts w:asciiTheme="minorHAnsi" w:hAnsiTheme="minorHAnsi" w:cstheme="minorHAnsi"/>
@@ -8832,7 +8832,7 @@
           <w:rFonts w:asciiTheme="minorHAnsi" w:hAnsiTheme="minorHAnsi" w:cstheme="minorHAnsi"/>
         </w:rPr>
       </w:pPr>
-      <w:bookmarkStart w:id="12" w:name="_Toc241765578"/>
+      <w:bookmarkStart w:id="12" w:name="_Toc242456225"/>
       <w:r>
         <w:rPr>
           <w:rFonts w:asciiTheme="minorHAnsi" w:hAnsiTheme="minorHAnsi" w:cstheme="minorHAnsi"/>
@@ -9582,7 +9582,7 @@
           <w:rFonts w:asciiTheme="minorHAnsi" w:hAnsiTheme="minorHAnsi" w:cstheme="minorHAnsi"/>
         </w:rPr>
       </w:pPr>
-      <w:bookmarkStart w:id="13" w:name="_Toc241765579"/>
+      <w:bookmarkStart w:id="13" w:name="_Toc242456226"/>
       <w:r>
         <w:rPr>
           <w:rFonts w:asciiTheme="minorHAnsi" w:hAnsiTheme="minorHAnsi" w:cstheme="minorHAnsi"/>
@@ -9916,7 +9916,7 @@
           <w:rFonts w:asciiTheme="minorHAnsi" w:hAnsiTheme="minorHAnsi" w:cstheme="minorHAnsi"/>
         </w:rPr>
       </w:pPr>
-      <w:bookmarkStart w:id="14" w:name="_Toc241765580"/>
+      <w:bookmarkStart w:id="14" w:name="_Toc242456227"/>
       <w:r>
         <w:rPr>
           <w:rFonts w:asciiTheme="minorHAnsi" w:hAnsiTheme="minorHAnsi" w:cstheme="minorHAnsi"/>
@@ -10124,7 +10124,7 @@
           <w:lang w:eastAsia="es-MX"/>
         </w:rPr>
       </w:pPr>
-      <w:bookmarkStart w:id="15" w:name="_Toc241765581"/>
+      <w:bookmarkStart w:id="15" w:name="_Toc242456228"/>
       <w:r>
         <w:rPr>
           <w:rFonts w:asciiTheme="minorHAnsi" w:eastAsia="Times New Roman" w:hAnsiTheme="minorHAnsi" w:cstheme="minorHAnsi"/>
@@ -10357,7 +10357,7 @@
           <w:lang w:eastAsia="es-MX"/>
         </w:rPr>
       </w:pPr>
-      <w:bookmarkStart w:id="16" w:name="_Toc241765582"/>
+      <w:bookmarkStart w:id="16" w:name="_Toc242456229"/>
       <w:r>
         <w:rPr>
           <w:rFonts w:asciiTheme="minorHAnsi" w:eastAsia="Times New Roman" w:hAnsiTheme="minorHAnsi" w:cstheme="minorHAnsi"/>
@@ -10605,7 +10605,7 @@
           <w:lang w:eastAsia="es-MX"/>
         </w:rPr>
       </w:pPr>
-      <w:bookmarkStart w:id="17" w:name="_Toc241765583"/>
+      <w:bookmarkStart w:id="17" w:name="_Toc242456230"/>
       <w:r>
         <w:rPr>
           <w:rFonts w:asciiTheme="minorHAnsi" w:eastAsia="Times New Roman" w:hAnsiTheme="minorHAnsi" w:cstheme="minorHAnsi"/>
@@ -10725,7 +10725,7 @@
           <w:rFonts w:asciiTheme="minorHAnsi" w:hAnsiTheme="minorHAnsi" w:cstheme="minorHAnsi"/>
         </w:rPr>
       </w:pPr>
-      <w:bookmarkStart w:id="18" w:name="_Toc241765584"/>
+      <w:bookmarkStart w:id="18" w:name="_Toc242456231"/>
       <w:r>
         <w:rPr>
           <w:rFonts w:asciiTheme="minorHAnsi" w:hAnsiTheme="minorHAnsi" w:cstheme="minorHAnsi"/>
@@ -13972,7 +13972,7 @@
           <w:rFonts w:asciiTheme="minorHAnsi" w:hAnsiTheme="minorHAnsi" w:cstheme="minorHAnsi"/>
         </w:rPr>
       </w:pPr>
-      <w:bookmarkStart w:id="38" w:name="_Toc241765585"/>
+      <w:bookmarkStart w:id="38" w:name="_Toc242456232"/>
       <w:r>
         <w:rPr>
           <w:rFonts w:asciiTheme="minorHAnsi" w:hAnsiTheme="minorHAnsi" w:cstheme="minorHAnsi"/>
@@ -16776,7 +16776,7 @@
           <w:rFonts w:asciiTheme="minorHAnsi" w:hAnsiTheme="minorHAnsi" w:cstheme="minorHAnsi"/>
         </w:rPr>
       </w:pPr>
-      <w:bookmarkStart w:id="39" w:name="_Toc241765586"/>
+      <w:bookmarkStart w:id="39" w:name="_Toc242456233"/>
       <w:r>
         <w:rPr>
           <w:rFonts w:asciiTheme="minorHAnsi" w:hAnsiTheme="minorHAnsi" w:cstheme="minorHAnsi"/>
@@ -21877,7 +21877,7 @@
           <w:rFonts w:asciiTheme="minorHAnsi" w:hAnsiTheme="minorHAnsi" w:cstheme="minorHAnsi"/>
         </w:rPr>
       </w:pPr>
-      <w:bookmarkStart w:id="40" w:name="_Toc241765587"/>
+      <w:bookmarkStart w:id="40" w:name="_Toc242456234"/>
       <w:r>
         <w:rPr>
           <w:rFonts w:asciiTheme="minorHAnsi" w:hAnsiTheme="minorHAnsi" w:cstheme="minorHAnsi"/>
@@ -21885,20 +21885,20 @@
         <w:lastRenderedPageBreak/>
         <w:t>Diagramas Caso De Uso</w:t>
       </w:r>
+      <w:r>
+        <w:rPr>
+          <w:rFonts w:asciiTheme="minorHAnsi" w:hAnsiTheme="minorHAnsi" w:cstheme="minorHAnsi"/>
+        </w:rPr>
+        <w:t xml:space="preserve"> y </w:t>
+      </w:r>
+      <w:proofErr w:type="spellStart"/>
+      <w:r>
+        <w:rPr>
+          <w:rFonts w:asciiTheme="minorHAnsi" w:hAnsiTheme="minorHAnsi" w:cstheme="minorHAnsi"/>
+        </w:rPr>
+        <w:t>documentacion</w:t>
+      </w:r>
       <w:bookmarkEnd w:id="40"/>
-      <w:r>
-        <w:rPr>
-          <w:rFonts w:asciiTheme="minorHAnsi" w:hAnsiTheme="minorHAnsi" w:cstheme="minorHAnsi"/>
-        </w:rPr>
-        <w:t xml:space="preserve"> y </w:t>
-      </w:r>
-      <w:proofErr w:type="spellStart"/>
-      <w:r>
-        <w:rPr>
-          <w:rFonts w:asciiTheme="minorHAnsi" w:hAnsiTheme="minorHAnsi" w:cstheme="minorHAnsi"/>
-        </w:rPr>
-        <w:t>documentacion</w:t>
-      </w:r>
       <w:proofErr w:type="spellEnd"/>
     </w:p>
     <w:p>
@@ -33703,7 +33703,7 @@
           <w:rFonts w:asciiTheme="minorHAnsi" w:hAnsiTheme="minorHAnsi" w:cstheme="minorHAnsi"/>
         </w:rPr>
       </w:pPr>
-      <w:bookmarkStart w:id="41" w:name="_Toc241765588"/>
+      <w:bookmarkStart w:id="41" w:name="_Toc242456235"/>
       <w:r>
         <w:rPr>
           <w:rFonts w:asciiTheme="minorHAnsi" w:hAnsiTheme="minorHAnsi" w:cstheme="minorHAnsi"/>
@@ -34214,7 +34214,7 @@
           <w:rFonts w:asciiTheme="minorHAnsi" w:hAnsiTheme="minorHAnsi" w:cstheme="minorHAnsi"/>
         </w:rPr>
       </w:pPr>
-      <w:bookmarkStart w:id="42" w:name="_Toc241765589"/>
+      <w:bookmarkStart w:id="42" w:name="_Toc242456236"/>
       <w:r>
         <w:rPr>
           <w:rFonts w:asciiTheme="minorHAnsi" w:hAnsiTheme="minorHAnsi" w:cstheme="minorHAnsi"/>
@@ -34311,7 +34311,7 @@
           <w:rFonts w:asciiTheme="minorHAnsi" w:hAnsiTheme="minorHAnsi" w:cstheme="minorHAnsi"/>
         </w:rPr>
       </w:pPr>
-      <w:bookmarkStart w:id="43" w:name="_Toc241765590"/>
+      <w:bookmarkStart w:id="43" w:name="_Toc242456237"/>
       <w:r>
         <w:rPr>
           <w:rFonts w:asciiTheme="minorHAnsi" w:hAnsiTheme="minorHAnsi" w:cstheme="minorHAnsi"/>
@@ -34344,7 +34344,7 @@
           <w:rFonts w:asciiTheme="minorHAnsi" w:hAnsiTheme="minorHAnsi" w:cstheme="minorHAnsi"/>
         </w:rPr>
       </w:pPr>
-      <w:bookmarkStart w:id="44" w:name="_Toc241765591"/>
+      <w:bookmarkStart w:id="44" w:name="_Toc242456238"/>
       <w:r>
         <w:rPr>
           <w:rFonts w:asciiTheme="minorHAnsi" w:hAnsiTheme="minorHAnsi" w:cstheme="minorHAnsi"/>
@@ -34366,7 +34366,7 @@
           <w:u w:val="single"/>
         </w:rPr>
       </w:pPr>
-      <w:bookmarkStart w:id="45" w:name="_Toc241765592"/>
+      <w:bookmarkStart w:id="45" w:name="_Toc242456239"/>
       <w:r>
         <w:rPr>
           <w:rFonts w:asciiTheme="minorHAnsi" w:hAnsiTheme="minorHAnsi" w:cstheme="minorHAnsi"/>
@@ -34447,7 +34447,7 @@
           <w:u w:val="single"/>
         </w:rPr>
       </w:pPr>
-      <w:bookmarkStart w:id="46" w:name="_Toc241765593"/>
+      <w:bookmarkStart w:id="46" w:name="_Toc242456240"/>
       <w:r>
         <w:rPr>
           <w:rFonts w:asciiTheme="minorHAnsi" w:hAnsiTheme="minorHAnsi" w:cstheme="minorHAnsi"/>
@@ -34655,7 +34655,7 @@
           <w:u w:val="single"/>
         </w:rPr>
       </w:pPr>
-      <w:bookmarkStart w:id="47" w:name="_Toc241765594"/>
+      <w:bookmarkStart w:id="47" w:name="_Toc242456241"/>
       <w:r>
         <w:rPr>
           <w:rFonts w:asciiTheme="minorHAnsi" w:hAnsiTheme="minorHAnsi" w:cstheme="minorHAnsi"/>
@@ -34701,7 +34701,7 @@
           <w:u w:val="single"/>
         </w:rPr>
       </w:pPr>
-      <w:bookmarkStart w:id="48" w:name="_Toc241765595"/>
+      <w:bookmarkStart w:id="48" w:name="_Toc242456242"/>
       <w:r>
         <w:rPr>
           <w:rFonts w:asciiTheme="minorHAnsi" w:hAnsiTheme="minorHAnsi" w:cstheme="minorHAnsi"/>
@@ -34829,7 +34829,7 @@
           <w:u w:val="single"/>
         </w:rPr>
       </w:pPr>
-      <w:bookmarkStart w:id="49" w:name="_Toc241765596"/>
+      <w:bookmarkStart w:id="49" w:name="_Toc242456243"/>
       <w:r>
         <w:rPr>
           <w:rFonts w:asciiTheme="minorHAnsi" w:hAnsiTheme="minorHAnsi" w:cstheme="minorHAnsi"/>
@@ -34874,7 +34874,7 @@
           <w:u w:val="single"/>
         </w:rPr>
       </w:pPr>
-      <w:bookmarkStart w:id="50" w:name="_Toc241765597"/>
+      <w:bookmarkStart w:id="50" w:name="_Toc242456244"/>
       <w:r>
         <w:rPr>
           <w:rFonts w:asciiTheme="minorHAnsi" w:hAnsiTheme="minorHAnsi" w:cstheme="minorHAnsi"/>
@@ -35069,7 +35069,7 @@
           <w:u w:val="single"/>
         </w:rPr>
       </w:pPr>
-      <w:bookmarkStart w:id="51" w:name="_Toc241765598"/>
+      <w:bookmarkStart w:id="51" w:name="_Toc242456245"/>
       <w:r>
         <w:rPr>
           <w:rFonts w:asciiTheme="minorHAnsi" w:hAnsiTheme="minorHAnsi" w:cstheme="minorHAnsi"/>
@@ -35114,7 +35114,7 @@
           <w:u w:val="single"/>
         </w:rPr>
       </w:pPr>
-      <w:bookmarkStart w:id="52" w:name="_Toc241765599"/>
+      <w:bookmarkStart w:id="52" w:name="_Toc242456246"/>
       <w:r>
         <w:rPr>
           <w:rFonts w:asciiTheme="minorHAnsi" w:hAnsiTheme="minorHAnsi" w:cstheme="minorHAnsi"/>
@@ -35227,7 +35227,7 @@
           <w:u w:val="single"/>
         </w:rPr>
       </w:pPr>
-      <w:bookmarkStart w:id="53" w:name="_Toc241765600"/>
+      <w:bookmarkStart w:id="53" w:name="_Toc242456247"/>
       <w:r>
         <w:rPr>
           <w:rFonts w:asciiTheme="minorHAnsi" w:hAnsiTheme="minorHAnsi" w:cstheme="minorHAnsi"/>
@@ -35272,7 +35272,7 @@
           <w:u w:val="single"/>
         </w:rPr>
       </w:pPr>
-      <w:bookmarkStart w:id="54" w:name="_Toc241765601"/>
+      <w:bookmarkStart w:id="54" w:name="_Toc242456248"/>
       <w:r>
         <w:rPr>
           <w:rFonts w:asciiTheme="minorHAnsi" w:hAnsiTheme="minorHAnsi" w:cstheme="minorHAnsi"/>
@@ -35417,7 +35417,7 @@
           <w:u w:val="single"/>
         </w:rPr>
       </w:pPr>
-      <w:bookmarkStart w:id="55" w:name="_Toc241765602"/>
+      <w:bookmarkStart w:id="55" w:name="_Toc242456249"/>
       <w:r>
         <w:rPr>
           <w:rFonts w:asciiTheme="minorHAnsi" w:hAnsiTheme="minorHAnsi" w:cstheme="minorHAnsi"/>
@@ -35565,7 +35565,7 @@
       <w:pPr>
         <w:pStyle w:val="Ttulo1"/>
       </w:pPr>
-      <w:bookmarkStart w:id="56" w:name="_Toc241765603"/>
+      <w:bookmarkStart w:id="56" w:name="_Toc242456250"/>
       <w:r>
         <w:t>2. Estructura del Código</w:t>
       </w:r>
@@ -35585,7 +35585,7 @@
           <w:u w:val="single"/>
         </w:rPr>
       </w:pPr>
-      <w:bookmarkStart w:id="57" w:name="_Toc241765604"/>
+      <w:bookmarkStart w:id="57" w:name="_Toc242456251"/>
       <w:r>
         <w:rPr>
           <w:rFonts w:asciiTheme="minorHAnsi" w:hAnsiTheme="minorHAnsi" w:cstheme="minorHAnsi"/>
@@ -35661,7 +35661,7 @@
           <w:u w:val="single"/>
         </w:rPr>
       </w:pPr>
-      <w:bookmarkStart w:id="58" w:name="_Toc241765605"/>
+      <w:bookmarkStart w:id="58" w:name="_Toc242456252"/>
       <w:r>
         <w:rPr>
           <w:rFonts w:asciiTheme="minorHAnsi" w:hAnsiTheme="minorHAnsi" w:cstheme="minorHAnsi"/>
@@ -35873,7 +35873,7 @@
           <w:u w:val="single"/>
         </w:rPr>
       </w:pPr>
-      <w:bookmarkStart w:id="59" w:name="_Toc241765606"/>
+      <w:bookmarkStart w:id="59" w:name="_Toc242456253"/>
       <w:r>
         <w:rPr>
           <w:rFonts w:asciiTheme="minorHAnsi" w:hAnsiTheme="minorHAnsi" w:cstheme="minorHAnsi"/>
@@ -35937,7 +35937,7 @@
           <w:u w:val="single"/>
         </w:rPr>
       </w:pPr>
-      <w:bookmarkStart w:id="60" w:name="_Toc241765607"/>
+      <w:bookmarkStart w:id="60" w:name="_Toc242456254"/>
       <w:r>
         <w:rPr>
           <w:rFonts w:asciiTheme="minorHAnsi" w:hAnsiTheme="minorHAnsi" w:cstheme="minorHAnsi"/>
@@ -36144,7 +36144,7 @@
       <w:pPr>
         <w:pStyle w:val="Ttulo1"/>
       </w:pPr>
-      <w:bookmarkStart w:id="61" w:name="_Toc241765608"/>
+      <w:bookmarkStart w:id="61" w:name="_Toc242456255"/>
       <w:r>
         <w:lastRenderedPageBreak/>
         <w:t>3. Control de Versiones</w:t>
@@ -36237,7 +36237,7 @@
       <w:pPr>
         <w:pStyle w:val="Ttulo1"/>
       </w:pPr>
-      <w:bookmarkStart w:id="62" w:name="_Toc241765609"/>
+      <w:bookmarkStart w:id="62" w:name="_Toc242456256"/>
       <w:r>
         <w:t>4. Seguridad en el Desarrollo</w:t>
       </w:r>
@@ -36256,7 +36256,7 @@
           <w:u w:val="single"/>
         </w:rPr>
       </w:pPr>
-      <w:bookmarkStart w:id="63" w:name="_Toc241765610"/>
+      <w:bookmarkStart w:id="63" w:name="_Toc242456257"/>
       <w:r>
         <w:rPr>
           <w:rFonts w:asciiTheme="minorHAnsi" w:hAnsiTheme="minorHAnsi" w:cstheme="minorHAnsi"/>
@@ -36365,7 +36365,7 @@
           <w:u w:val="single"/>
         </w:rPr>
       </w:pPr>
-      <w:bookmarkStart w:id="64" w:name="_Toc241765611"/>
+      <w:bookmarkStart w:id="64" w:name="_Toc242456258"/>
       <w:r>
         <w:rPr>
           <w:rFonts w:asciiTheme="minorHAnsi" w:hAnsiTheme="minorHAnsi" w:cstheme="minorHAnsi"/>
@@ -36578,7 +36578,7 @@
       <w:pPr>
         <w:pStyle w:val="Ttulo1"/>
       </w:pPr>
-      <w:bookmarkStart w:id="65" w:name="_Toc241765612"/>
+      <w:bookmarkStart w:id="65" w:name="_Toc242456259"/>
       <w:r>
         <w:t>5. Pruebas y Validación</w:t>
       </w:r>
@@ -36597,7 +36597,7 @@
           <w:u w:val="single"/>
         </w:rPr>
       </w:pPr>
-      <w:bookmarkStart w:id="66" w:name="_Toc241765613"/>
+      <w:bookmarkStart w:id="66" w:name="_Toc242456260"/>
       <w:r>
         <w:rPr>
           <w:rFonts w:asciiTheme="minorHAnsi" w:hAnsiTheme="minorHAnsi" w:cstheme="minorHAnsi"/>
@@ -36697,7 +36697,7 @@
           <w:u w:val="single"/>
         </w:rPr>
       </w:pPr>
-      <w:bookmarkStart w:id="67" w:name="_Toc241765614"/>
+      <w:bookmarkStart w:id="67" w:name="_Toc242456261"/>
       <w:r>
         <w:rPr>
           <w:rFonts w:asciiTheme="minorHAnsi" w:hAnsiTheme="minorHAnsi" w:cstheme="minorHAnsi"/>
@@ -36844,7 +36844,7 @@
       <w:pPr>
         <w:pStyle w:val="Ttulo1"/>
       </w:pPr>
-      <w:bookmarkStart w:id="68" w:name="_Toc241765615"/>
+      <w:bookmarkStart w:id="68" w:name="_Toc242456262"/>
       <w:r>
         <w:t>6. Estructura de archivos y Directorios</w:t>
       </w:r>
@@ -36863,7 +36863,7 @@
           <w:u w:val="single"/>
         </w:rPr>
       </w:pPr>
-      <w:bookmarkStart w:id="69" w:name="_Toc241765616"/>
+      <w:bookmarkStart w:id="69" w:name="_Toc242456263"/>
       <w:r>
         <w:rPr>
           <w:rFonts w:asciiTheme="minorHAnsi" w:hAnsiTheme="minorHAnsi" w:cstheme="minorHAnsi"/>
@@ -36965,7 +36965,7 @@
       <w:pPr>
         <w:pStyle w:val="Ttulo1"/>
       </w:pPr>
-      <w:bookmarkStart w:id="70" w:name="_Toc241765617"/>
+      <w:bookmarkStart w:id="70" w:name="_Toc242456264"/>
       <w:r>
         <w:t xml:space="preserve">7. Uso de </w:t>
       </w:r>
@@ -36992,7 +36992,7 @@
           <w:u w:val="single"/>
         </w:rPr>
       </w:pPr>
-      <w:bookmarkStart w:id="71" w:name="_Toc241765618"/>
+      <w:bookmarkStart w:id="71" w:name="_Toc242456265"/>
       <w:r>
         <w:rPr>
           <w:rFonts w:asciiTheme="minorHAnsi" w:hAnsiTheme="minorHAnsi" w:cstheme="minorHAnsi"/>
@@ -37104,7 +37104,7 @@
           <w:u w:val="single"/>
         </w:rPr>
       </w:pPr>
-      <w:bookmarkStart w:id="72" w:name="_Toc241765619"/>
+      <w:bookmarkStart w:id="72" w:name="_Toc242456266"/>
       <w:r>
         <w:rPr>
           <w:rFonts w:asciiTheme="minorHAnsi" w:hAnsiTheme="minorHAnsi" w:cstheme="minorHAnsi"/>
@@ -37291,7 +37291,7 @@
       <w:pPr>
         <w:pStyle w:val="Ttulo1"/>
       </w:pPr>
-      <w:bookmarkStart w:id="73" w:name="_Toc241765620"/>
+      <w:bookmarkStart w:id="73" w:name="_Toc242456267"/>
       <w:r>
         <w:t xml:space="preserve">8. Estándares de Codificación en </w:t>
       </w:r>
@@ -37315,7 +37315,7 @@
           <w:u w:val="single"/>
         </w:rPr>
       </w:pPr>
-      <w:bookmarkStart w:id="74" w:name="_Toc241765621"/>
+      <w:bookmarkStart w:id="74" w:name="_Toc242456268"/>
       <w:r>
         <w:rPr>
           <w:rFonts w:asciiTheme="minorHAnsi" w:hAnsiTheme="minorHAnsi" w:cstheme="minorHAnsi"/>
@@ -37514,7 +37514,7 @@
           <w:u w:val="single"/>
         </w:rPr>
       </w:pPr>
-      <w:bookmarkStart w:id="75" w:name="_Toc241765622"/>
+      <w:bookmarkStart w:id="75" w:name="_Toc242456269"/>
       <w:r>
         <w:rPr>
           <w:rFonts w:asciiTheme="minorHAnsi" w:hAnsiTheme="minorHAnsi" w:cstheme="minorHAnsi"/>
@@ -37682,7 +37682,7 @@
       <w:pPr>
         <w:pStyle w:val="Ttulo1"/>
       </w:pPr>
-      <w:bookmarkStart w:id="76" w:name="_Toc241765623"/>
+      <w:bookmarkStart w:id="76" w:name="_Toc242456270"/>
       <w:r>
         <w:t xml:space="preserve">9. Estándares de Codificación en </w:t>
       </w:r>
@@ -37706,7 +37706,7 @@
           <w:u w:val="single"/>
         </w:rPr>
       </w:pPr>
-      <w:bookmarkStart w:id="77" w:name="_Toc241765624"/>
+      <w:bookmarkStart w:id="77" w:name="_Toc242456271"/>
       <w:r>
         <w:rPr>
           <w:rFonts w:asciiTheme="minorHAnsi" w:hAnsiTheme="minorHAnsi" w:cstheme="minorHAnsi"/>
@@ -37805,7 +37805,7 @@
           <w:u w:val="single"/>
         </w:rPr>
       </w:pPr>
-      <w:bookmarkStart w:id="78" w:name="_Toc241765625"/>
+      <w:bookmarkStart w:id="78" w:name="_Toc242456272"/>
       <w:r>
         <w:rPr>
           <w:rFonts w:asciiTheme="minorHAnsi" w:hAnsiTheme="minorHAnsi" w:cstheme="minorHAnsi"/>
@@ -37946,7 +37946,7 @@
       <w:pPr>
         <w:pStyle w:val="Ttulo1"/>
       </w:pPr>
-      <w:bookmarkStart w:id="79" w:name="_Toc241765626"/>
+      <w:bookmarkStart w:id="79" w:name="_Toc242456273"/>
       <w:r>
         <w:t>10. Uso de logs y Registros de Errores</w:t>
       </w:r>
@@ -37965,7 +37965,7 @@
           <w:u w:val="single"/>
         </w:rPr>
       </w:pPr>
-      <w:bookmarkStart w:id="80" w:name="_Toc241765627"/>
+      <w:bookmarkStart w:id="80" w:name="_Toc242456274"/>
       <w:r>
         <w:rPr>
           <w:rFonts w:asciiTheme="minorHAnsi" w:hAnsiTheme="minorHAnsi" w:cstheme="minorHAnsi"/>
@@ -38150,7 +38150,7 @@
           <w:szCs w:val="24"/>
         </w:rPr>
       </w:pPr>
-      <w:bookmarkStart w:id="81" w:name="_Toc241765628"/>
+      <w:bookmarkStart w:id="81" w:name="_Toc242456275"/>
       <w:r>
         <w:rPr>
           <w:rFonts w:asciiTheme="minorHAnsi" w:hAnsiTheme="minorHAnsi" w:cstheme="minorHAnsi"/>
@@ -38385,7 +38385,7 @@
       <w:pPr>
         <w:pStyle w:val="Ttulo1"/>
       </w:pPr>
-      <w:bookmarkStart w:id="82" w:name="_Toc241765629"/>
+      <w:bookmarkStart w:id="82" w:name="_Toc242456276"/>
       <w:r>
         <w:t>11. Configuración y Gestión de Errores</w:t>
       </w:r>
@@ -38404,7 +38404,7 @@
           <w:u w:val="single"/>
         </w:rPr>
       </w:pPr>
-      <w:bookmarkStart w:id="83" w:name="_Toc241765630"/>
+      <w:bookmarkStart w:id="83" w:name="_Toc242456277"/>
       <w:r>
         <w:rPr>
           <w:rFonts w:asciiTheme="minorHAnsi" w:hAnsiTheme="minorHAnsi" w:cstheme="minorHAnsi"/>
@@ -38484,7 +38484,7 @@
       <w:pPr>
         <w:pStyle w:val="Ttulo1"/>
       </w:pPr>
-      <w:bookmarkStart w:id="84" w:name="_Toc241765631"/>
+      <w:bookmarkStart w:id="84" w:name="_Toc242456278"/>
       <w:r>
         <w:t xml:space="preserve">12. Estándares para </w:t>
       </w:r>
@@ -38511,7 +38511,7 @@
           <w:u w:val="single"/>
         </w:rPr>
       </w:pPr>
-      <w:bookmarkStart w:id="85" w:name="_Toc241765632"/>
+      <w:bookmarkStart w:id="85" w:name="_Toc242456279"/>
       <w:r>
         <w:rPr>
           <w:rFonts w:asciiTheme="minorHAnsi" w:hAnsiTheme="minorHAnsi" w:cstheme="minorHAnsi"/>
@@ -38759,7 +38759,7 @@
           <w:u w:val="single"/>
         </w:rPr>
       </w:pPr>
-      <w:bookmarkStart w:id="86" w:name="_Toc241765633"/>
+      <w:bookmarkStart w:id="86" w:name="_Toc242456280"/>
       <w:r>
         <w:rPr>
           <w:rFonts w:asciiTheme="minorHAnsi" w:hAnsiTheme="minorHAnsi" w:cstheme="minorHAnsi"/>
@@ -38874,7 +38874,7 @@
           <w:u w:val="single"/>
         </w:rPr>
       </w:pPr>
-      <w:bookmarkStart w:id="87" w:name="_Toc241765634"/>
+      <w:bookmarkStart w:id="87" w:name="_Toc242456281"/>
       <w:r>
         <w:rPr>
           <w:rFonts w:asciiTheme="minorHAnsi" w:hAnsiTheme="minorHAnsi" w:cstheme="minorHAnsi"/>
@@ -39034,7 +39034,7 @@
           <w:u w:val="single"/>
         </w:rPr>
       </w:pPr>
-      <w:bookmarkStart w:id="88" w:name="_Toc241765635"/>
+      <w:bookmarkStart w:id="88" w:name="_Toc242456282"/>
       <w:r>
         <w:rPr>
           <w:rFonts w:asciiTheme="minorHAnsi" w:hAnsiTheme="minorHAnsi" w:cstheme="minorHAnsi"/>
@@ -39276,7 +39276,7 @@
       <w:pPr>
         <w:pStyle w:val="Ttulo1"/>
       </w:pPr>
-      <w:bookmarkStart w:id="89" w:name="_Toc241765636"/>
+      <w:bookmarkStart w:id="89" w:name="_Toc242456283"/>
       <w:r>
         <w:t>13. Gestión de Errores y Excepciones</w:t>
       </w:r>
@@ -39295,7 +39295,7 @@
           <w:u w:val="single"/>
         </w:rPr>
       </w:pPr>
-      <w:bookmarkStart w:id="90" w:name="_Toc241765637"/>
+      <w:bookmarkStart w:id="90" w:name="_Toc242456284"/>
       <w:r>
         <w:rPr>
           <w:rFonts w:asciiTheme="minorHAnsi" w:hAnsiTheme="minorHAnsi" w:cstheme="minorHAnsi"/>
@@ -39516,7 +39516,7 @@
       <w:pPr>
         <w:pStyle w:val="Ttulo1"/>
       </w:pPr>
-      <w:bookmarkStart w:id="91" w:name="_Toc241765638"/>
+      <w:bookmarkStart w:id="91" w:name="_Toc242456285"/>
       <w:r>
         <w:t>14. Gestión de Dependencias y Versionados</w:t>
       </w:r>
@@ -39535,7 +39535,7 @@
           <w:u w:val="single"/>
         </w:rPr>
       </w:pPr>
-      <w:bookmarkStart w:id="92" w:name="_Toc241765639"/>
+      <w:bookmarkStart w:id="92" w:name="_Toc242456286"/>
       <w:r>
         <w:rPr>
           <w:rFonts w:asciiTheme="minorHAnsi" w:hAnsiTheme="minorHAnsi" w:cstheme="minorHAnsi"/>

--- a/Documentacion Panel CS/Documentacion Panel CS.docx
+++ b/Documentacion Panel CS/Documentacion Panel CS.docx
@@ -6649,8 +6649,8 @@
         <w:tblLook w:val="04A0" w:firstRow="1" w:lastRow="0" w:firstColumn="1" w:lastColumn="0" w:noHBand="0" w:noVBand="1"/>
       </w:tblPr>
       <w:tblGrid>
-        <w:gridCol w:w="2007"/>
-        <w:gridCol w:w="7019"/>
+        <w:gridCol w:w="1974"/>
+        <w:gridCol w:w="7052"/>
       </w:tblGrid>
       <w:tr>
         <w:tc>
@@ -6719,7 +6719,6 @@
                 <w:lang w:eastAsia="es-MX"/>
               </w:rPr>
             </w:pPr>
-            <w:proofErr w:type="spellStart"/>
             <w:r>
               <w:rPr>
                 <w:rFonts w:eastAsia="Times New Roman" w:cstheme="minorHAnsi"/>
@@ -6728,9 +6727,18 @@
                 <w:szCs w:val="24"/>
                 <w:lang w:eastAsia="es-MX"/>
               </w:rPr>
-              <w:t>Brandom</w:t>
-            </w:r>
-            <w:proofErr w:type="spellEnd"/>
+              <w:t>Brando</w:t>
+            </w:r>
+            <w:r>
+              <w:rPr>
+                <w:rFonts w:eastAsia="Times New Roman" w:cstheme="minorHAnsi"/>
+                <w:color w:val="000000"/>
+                <w:sz w:val="24"/>
+                <w:szCs w:val="24"/>
+                <w:lang w:eastAsia="es-MX"/>
+              </w:rPr>
+              <w:t xml:space="preserve"> Alejandro Von Borstel Márquez</w:t>
+            </w:r>
           </w:p>
         </w:tc>
       </w:tr>
@@ -7024,17 +7032,7 @@
                 <w:lang w:eastAsia="es-MX"/>
               </w:rPr>
               <w:lastRenderedPageBreak/>
-              <w:t>implementación de los servicios y API necesarios para el funcionamiento de</w:t>
-            </w:r>
-            <w:r>
-              <w:rPr>
-                <w:rFonts w:eastAsia="Times New Roman" w:cstheme="minorHAnsi"/>
-                <w:color w:val="000000"/>
-                <w:sz w:val="24"/>
-                <w:szCs w:val="24"/>
-                <w:lang w:eastAsia="es-MX"/>
-              </w:rPr>
-              <w:t>l sistema</w:t>
+              <w:t>implementación de los servicios y API necesarios para el funcionamiento del sistema</w:t>
             </w:r>
           </w:p>
         </w:tc>
@@ -7106,6 +7104,15 @@
                 <w:lang w:eastAsia="es-MX"/>
               </w:rPr>
             </w:pPr>
+            <w:r>
+              <w:rPr>
+                <w:rFonts w:eastAsia="Times New Roman" w:cstheme="minorHAnsi"/>
+                <w:sz w:val="24"/>
+                <w:szCs w:val="24"/>
+                <w:lang w:eastAsia="es-MX"/>
+              </w:rPr>
+              <w:t>Brandonvon19@gmail.com</w:t>
+            </w:r>
           </w:p>
         </w:tc>
       </w:tr>
@@ -7832,24 +7839,6 @@
           <w:szCs w:val="24"/>
         </w:rPr>
         <w:t>A diferencia de los sistemas empresariales monolíticos (como un ERP completo), este producto está altamente especializado en la orquestación, personalización y despacho de mensajería, dependiendo de interfaces externas para su funcionamiento principal.</w:t>
-      </w:r>
-    </w:p>
-    <w:p>
-      <w:pPr>
-        <w:jc w:val="both"/>
-        <w:rPr>
-          <w:rFonts w:cstheme="minorHAnsi"/>
-          <w:sz w:val="24"/>
-          <w:szCs w:val="24"/>
-        </w:rPr>
-      </w:pPr>
-      <w:r>
-        <w:rPr>
-          <w:rFonts w:cstheme="minorHAnsi"/>
-          <w:sz w:val="24"/>
-          <w:szCs w:val="24"/>
-        </w:rPr>
-        <w:t>A continuación, se detallan las interfaces y el entorno operativo del producto:</w:t>
       </w:r>
     </w:p>
     <w:p>
